--- a/Документация/ПЗ Седых Владислав БД-22-1.docx
+++ b/Документация/ПЗ Седых Владислав БД-22-1.docx
@@ -14612,7 +14612,7 @@
           <w:sz w:val="28"/>
         </w:rPr>
         <w:tab/>
-        <w:t xml:space="preserve">обрабатывает их (используя данные из моделей) и возвращает </w:t>
+        <w:t xml:space="preserve">обрабатывает (используя данные из моделей) и возвращает </w:t>
       </w:r>
       <w:r>
         <w:rPr>
@@ -14677,7 +14677,19 @@
         <w:rPr>
           <w:sz w:val="28"/>
         </w:rPr>
-        <w:t xml:space="preserve"> Уровень представления(интерфейс)</w:t>
+        <w:t xml:space="preserve"> Уровень представления</w:t>
+      </w:r>
+      <w:r>
+        <w:rPr>
+          <w:sz w:val="28"/>
+        </w:rPr>
+        <w:t xml:space="preserve"> </w:t>
+      </w:r>
+      <w:r>
+        <w:rPr>
+          <w:sz w:val="28"/>
+        </w:rPr>
+        <w:t>(интерфейс)</w:t>
       </w:r>
       <w:r>
         <w:rPr>
@@ -14771,15 +14783,7 @@
         <w:rPr>
           <w:sz w:val="28"/>
         </w:rPr>
-        <w:t xml:space="preserve">Диаграмма прецедентов </w:t>
-      </w:r>
-      <w:bookmarkStart w:id="17" w:name="_GoBack"/>
-      <w:bookmarkEnd w:id="17"/>
-      <w:r>
-        <w:rPr>
-          <w:sz w:val="28"/>
-        </w:rPr>
-        <w:t xml:space="preserve">в методологии </w:t>
+        <w:t xml:space="preserve">Диаграмма прецедентов в методологии </w:t>
       </w:r>
       <w:proofErr w:type="spellStart"/>
       <w:r>
@@ -14793,15 +14797,706 @@
         <w:rPr>
           <w:sz w:val="28"/>
         </w:rPr>
-        <w:t xml:space="preserve"> CASE – это инструмент для визуализации и описания функциональности программного продукта с точки зрения его пользователей и внешних систем. Она позволяет определить, какие действия может выполнять система и какие результаты она может предоставить. Диаграмма представлена на рисунке 3.</w:t>
-      </w:r>
-    </w:p>
-    <w:p>
-      <w:pPr>
-        <w:pStyle w:val="af1"/>
-        <w:spacing w:after="360"/>
-        <w:ind w:left="851" w:firstLine="0"/>
-      </w:pPr>
+        <w:t xml:space="preserve"> CASE – это инструмент для визуализации и описания функциональности программного продукта с точки зрения пользователей и внешних систем. </w:t>
+      </w:r>
+      <w:r>
+        <w:rPr>
+          <w:sz w:val="28"/>
+        </w:rPr>
+        <w:t>Диаграмма</w:t>
+      </w:r>
+      <w:r>
+        <w:rPr>
+          <w:sz w:val="28"/>
+        </w:rPr>
+        <w:t xml:space="preserve"> позволяет определить, какие действия может выполнять </w:t>
+      </w:r>
+      <w:r>
+        <w:rPr>
+          <w:sz w:val="28"/>
+        </w:rPr>
+        <w:t>веб-приложение</w:t>
+      </w:r>
+      <w:r>
+        <w:rPr>
+          <w:sz w:val="28"/>
+        </w:rPr>
+        <w:t xml:space="preserve"> и какие результаты может предоставить. Диаграмма</w:t>
+      </w:r>
+      <w:r>
+        <w:rPr>
+          <w:sz w:val="28"/>
+        </w:rPr>
+        <w:t xml:space="preserve"> прецедентов</w:t>
+      </w:r>
+      <w:r>
+        <w:rPr>
+          <w:sz w:val="28"/>
+        </w:rPr>
+        <w:t xml:space="preserve"> представлена на рисунке 3</w:t>
+      </w:r>
+    </w:p>
+    <w:p>
+      <w:pPr>
+        <w:keepNext/>
+        <w:spacing w:before="240" w:after="240" w:line="360" w:lineRule="auto"/>
+        <w:jc w:val="center"/>
+      </w:pPr>
+      <w:r>
+        <w:rPr>
+          <w:sz w:val="28"/>
+        </w:rPr>
+        <w:lastRenderedPageBreak/>
+        <w:drawing>
+          <wp:inline distT="0" distB="0" distL="0" distR="0" wp14:anchorId="2A79CC59" wp14:editId="67DB1C6F">
+            <wp:extent cx="4914900" cy="3657565"/>
+            <wp:effectExtent l="19050" t="19050" r="19050" b="19685"/>
+            <wp:docPr id="2" name="Рисунок 2"/>
+            <wp:cNvGraphicFramePr>
+              <a:graphicFrameLocks xmlns:a="http://schemas.openxmlformats.org/drawingml/2006/main" noChangeAspect="1"/>
+            </wp:cNvGraphicFramePr>
+            <a:graphic xmlns:a="http://schemas.openxmlformats.org/drawingml/2006/main">
+              <a:graphicData uri="http://schemas.openxmlformats.org/drawingml/2006/picture">
+                <pic:pic xmlns:pic="http://schemas.openxmlformats.org/drawingml/2006/picture">
+                  <pic:nvPicPr>
+                    <pic:cNvPr id="1" name=""/>
+                    <pic:cNvPicPr/>
+                  </pic:nvPicPr>
+                  <pic:blipFill>
+                    <a:blip r:embed="rId16"/>
+                    <a:stretch>
+                      <a:fillRect/>
+                    </a:stretch>
+                  </pic:blipFill>
+                  <pic:spPr>
+                    <a:xfrm>
+                      <a:off x="0" y="0"/>
+                      <a:ext cx="4917294" cy="3659346"/>
+                    </a:xfrm>
+                    <a:prstGeom prst="rect">
+                      <a:avLst/>
+                    </a:prstGeom>
+                    <a:noFill/>
+                    <a:ln>
+                      <a:solidFill>
+                        <a:schemeClr val="tx1"/>
+                      </a:solidFill>
+                    </a:ln>
+                  </pic:spPr>
+                </pic:pic>
+              </a:graphicData>
+            </a:graphic>
+          </wp:inline>
+        </w:drawing>
+      </w:r>
+    </w:p>
+    <w:p>
+      <w:pPr>
+        <w:spacing w:before="240" w:after="240" w:line="360" w:lineRule="auto"/>
+        <w:jc w:val="center"/>
+        <w:rPr>
+          <w:sz w:val="28"/>
+        </w:rPr>
+      </w:pPr>
+      <w:r>
+        <w:rPr>
+          <w:sz w:val="28"/>
+        </w:rPr>
+        <w:t xml:space="preserve">Рисунок </w:t>
+      </w:r>
+      <w:r>
+        <w:rPr>
+          <w:sz w:val="28"/>
+        </w:rPr>
+        <w:fldChar w:fldCharType="begin"/>
+      </w:r>
+      <w:r>
+        <w:rPr>
+          <w:sz w:val="28"/>
+        </w:rPr>
+        <w:instrText xml:space="preserve"> SEQ Рисунок \* ARABIC </w:instrText>
+      </w:r>
+      <w:r>
+        <w:rPr>
+          <w:sz w:val="28"/>
+        </w:rPr>
+        <w:fldChar w:fldCharType="separate"/>
+      </w:r>
+      <w:r>
+        <w:rPr>
+          <w:noProof/>
+          <w:sz w:val="28"/>
+        </w:rPr>
+        <w:t>3</w:t>
+      </w:r>
+      <w:r>
+        <w:rPr>
+          <w:sz w:val="28"/>
+        </w:rPr>
+        <w:fldChar w:fldCharType="end"/>
+      </w:r>
+      <w:r>
+        <w:rPr>
+          <w:sz w:val="28"/>
+        </w:rPr>
+        <w:t xml:space="preserve"> – Диаграмма прецедентов</w:t>
+      </w:r>
+    </w:p>
+    <w:p>
+      <w:pPr>
+        <w:spacing w:line="360" w:lineRule="auto"/>
+        <w:ind w:firstLine="851"/>
+        <w:jc w:val="both"/>
+        <w:rPr>
+          <w:rFonts w:eastAsiaTheme="minorHAnsi"/>
+          <w:sz w:val="28"/>
+          <w:szCs w:val="28"/>
+          <w:lang w:eastAsia="en-US"/>
+        </w:rPr>
+      </w:pPr>
+      <w:r>
+        <w:rPr>
+          <w:sz w:val="28"/>
+        </w:rPr>
+        <w:t>На диаграмме представлены три основных прецедента:</w:t>
+      </w:r>
+    </w:p>
+    <w:p>
+      <w:pPr>
+        <w:pStyle w:val="a4"/>
+        <w:numPr>
+          <w:ilvl w:val="0"/>
+          <w:numId w:val="7"/>
+        </w:numPr>
+        <w:spacing w:line="360" w:lineRule="auto"/>
+        <w:ind w:left="0" w:firstLine="851"/>
+        <w:jc w:val="both"/>
+        <w:rPr>
+          <w:rFonts w:eastAsiaTheme="minorHAnsi"/>
+          <w:sz w:val="28"/>
+          <w:szCs w:val="28"/>
+          <w:lang w:eastAsia="en-US"/>
+        </w:rPr>
+      </w:pPr>
+      <w:r>
+        <w:rPr>
+          <w:rFonts w:eastAsiaTheme="minorHAnsi"/>
+          <w:sz w:val="28"/>
+          <w:szCs w:val="28"/>
+          <w:lang w:eastAsia="en-US"/>
+        </w:rPr>
+        <w:t>п</w:t>
+      </w:r>
+      <w:r>
+        <w:rPr>
+          <w:rFonts w:eastAsiaTheme="minorHAnsi"/>
+          <w:sz w:val="28"/>
+          <w:szCs w:val="28"/>
+          <w:lang w:eastAsia="en-US"/>
+        </w:rPr>
+        <w:t>ользователь:</w:t>
+      </w:r>
+      <w:r>
+        <w:rPr>
+          <w:rFonts w:eastAsiaTheme="minorHAnsi"/>
+          <w:sz w:val="28"/>
+          <w:szCs w:val="28"/>
+          <w:lang w:eastAsia="en-US"/>
+        </w:rPr>
+        <w:t xml:space="preserve"> </w:t>
+      </w:r>
+      <w:r>
+        <w:rPr>
+          <w:rFonts w:eastAsiaTheme="minorHAnsi"/>
+          <w:sz w:val="28"/>
+          <w:szCs w:val="28"/>
+          <w:lang w:eastAsia="en-US"/>
+        </w:rPr>
+        <w:t xml:space="preserve">может зарегистрироваться или авторизоваться, </w:t>
+      </w:r>
+      <w:r>
+        <w:rPr>
+          <w:rFonts w:eastAsiaTheme="minorHAnsi"/>
+          <w:sz w:val="28"/>
+          <w:szCs w:val="28"/>
+          <w:lang w:eastAsia="en-US"/>
+        </w:rPr>
+        <w:t>м</w:t>
+      </w:r>
+      <w:r>
+        <w:rPr>
+          <w:rFonts w:eastAsiaTheme="minorHAnsi"/>
+          <w:sz w:val="28"/>
+          <w:szCs w:val="28"/>
+          <w:lang w:eastAsia="en-US"/>
+        </w:rPr>
+        <w:t>ожет просматривать афишу</w:t>
+      </w:r>
+      <w:r>
+        <w:rPr>
+          <w:rFonts w:eastAsiaTheme="minorHAnsi"/>
+          <w:sz w:val="28"/>
+          <w:szCs w:val="28"/>
+          <w:lang w:eastAsia="en-US"/>
+        </w:rPr>
+        <w:t xml:space="preserve">, </w:t>
+      </w:r>
+      <w:r>
+        <w:rPr>
+          <w:rFonts w:eastAsiaTheme="minorHAnsi"/>
+          <w:sz w:val="28"/>
+          <w:szCs w:val="28"/>
+          <w:lang w:eastAsia="en-US"/>
+        </w:rPr>
+        <w:t>может выполнять ключевые бизнес-процессы: выбирать места, покупать билеты и просматривать свою историю заказов</w:t>
+      </w:r>
+      <w:r>
+        <w:rPr>
+          <w:rFonts w:eastAsiaTheme="minorHAnsi"/>
+          <w:sz w:val="28"/>
+          <w:szCs w:val="28"/>
+          <w:lang w:eastAsia="en-US"/>
+        </w:rPr>
+        <w:t>;</w:t>
+      </w:r>
+    </w:p>
+    <w:p>
+      <w:pPr>
+        <w:pStyle w:val="a4"/>
+        <w:numPr>
+          <w:ilvl w:val="0"/>
+          <w:numId w:val="7"/>
+        </w:numPr>
+        <w:spacing w:line="360" w:lineRule="auto"/>
+        <w:ind w:left="0" w:firstLine="851"/>
+        <w:jc w:val="both"/>
+        <w:rPr>
+          <w:rFonts w:eastAsiaTheme="minorHAnsi"/>
+          <w:sz w:val="28"/>
+          <w:szCs w:val="28"/>
+          <w:lang w:eastAsia="en-US"/>
+        </w:rPr>
+      </w:pPr>
+      <w:r>
+        <w:rPr>
+          <w:rFonts w:eastAsiaTheme="minorHAnsi"/>
+          <w:sz w:val="28"/>
+          <w:szCs w:val="28"/>
+          <w:lang w:eastAsia="en-US"/>
+        </w:rPr>
+        <w:t>менеджер</w:t>
+      </w:r>
+      <w:r>
+        <w:rPr>
+          <w:rFonts w:eastAsiaTheme="minorHAnsi"/>
+          <w:sz w:val="28"/>
+          <w:szCs w:val="28"/>
+          <w:lang w:eastAsia="en-US"/>
+        </w:rPr>
+        <w:t>: имеет доступ к управлению сеансами и просмотру отчётов;</w:t>
+      </w:r>
+    </w:p>
+    <w:p>
+      <w:pPr>
+        <w:pStyle w:val="a4"/>
+        <w:numPr>
+          <w:ilvl w:val="0"/>
+          <w:numId w:val="7"/>
+        </w:numPr>
+        <w:spacing w:line="360" w:lineRule="auto"/>
+        <w:ind w:left="0" w:firstLine="851"/>
+        <w:jc w:val="both"/>
+        <w:rPr>
+          <w:rFonts w:eastAsiaTheme="minorHAnsi"/>
+          <w:sz w:val="28"/>
+          <w:szCs w:val="28"/>
+          <w:lang w:eastAsia="en-US"/>
+        </w:rPr>
+      </w:pPr>
+      <w:r>
+        <w:rPr>
+          <w:rFonts w:eastAsiaTheme="minorHAnsi"/>
+          <w:sz w:val="28"/>
+          <w:szCs w:val="28"/>
+          <w:lang w:eastAsia="en-US"/>
+        </w:rPr>
+        <w:t>а</w:t>
+      </w:r>
+      <w:r>
+        <w:rPr>
+          <w:rFonts w:eastAsiaTheme="minorHAnsi"/>
+          <w:sz w:val="28"/>
+          <w:szCs w:val="28"/>
+          <w:lang w:eastAsia="en-US"/>
+        </w:rPr>
+        <w:t>дминистратор:</w:t>
+      </w:r>
+      <w:r>
+        <w:rPr>
+          <w:rFonts w:eastAsiaTheme="minorHAnsi"/>
+          <w:sz w:val="28"/>
+          <w:szCs w:val="28"/>
+          <w:lang w:eastAsia="en-US"/>
+        </w:rPr>
+        <w:t xml:space="preserve"> и</w:t>
+      </w:r>
+      <w:r>
+        <w:rPr>
+          <w:rFonts w:eastAsiaTheme="minorHAnsi"/>
+          <w:sz w:val="28"/>
+          <w:szCs w:val="28"/>
+          <w:lang w:eastAsia="en-US"/>
+        </w:rPr>
+        <w:t>меет полный доступ, включая управление контентом</w:t>
+      </w:r>
+      <w:r>
+        <w:rPr>
+          <w:rFonts w:eastAsiaTheme="minorHAnsi"/>
+          <w:sz w:val="28"/>
+          <w:szCs w:val="28"/>
+          <w:lang w:eastAsia="en-US"/>
+        </w:rPr>
+        <w:t xml:space="preserve"> </w:t>
+      </w:r>
+      <w:r>
+        <w:rPr>
+          <w:rFonts w:eastAsiaTheme="minorHAnsi"/>
+          <w:sz w:val="28"/>
+          <w:szCs w:val="28"/>
+          <w:lang w:eastAsia="en-US"/>
+        </w:rPr>
+        <w:t>и просмотр статистики.</w:t>
+      </w:r>
+    </w:p>
+    <w:p>
+      <w:pPr>
+        <w:spacing w:line="360" w:lineRule="auto"/>
+        <w:ind w:firstLine="851"/>
+        <w:jc w:val="both"/>
+        <w:rPr>
+          <w:rFonts w:eastAsiaTheme="minorHAnsi"/>
+          <w:sz w:val="28"/>
+          <w:szCs w:val="28"/>
+          <w:lang w:eastAsia="en-US"/>
+        </w:rPr>
+      </w:pPr>
+      <w:r>
+        <w:rPr>
+          <w:rFonts w:eastAsiaTheme="minorHAnsi"/>
+          <w:sz w:val="28"/>
+          <w:szCs w:val="28"/>
+          <w:lang w:eastAsia="en-US"/>
+        </w:rPr>
+        <w:t xml:space="preserve">Диаграмма показывает, что </w:t>
+      </w:r>
+      <w:r>
+        <w:rPr>
+          <w:rFonts w:eastAsiaTheme="minorHAnsi"/>
+          <w:sz w:val="28"/>
+          <w:szCs w:val="28"/>
+          <w:lang w:eastAsia="en-US"/>
+        </w:rPr>
+        <w:t>веб-приложение</w:t>
+      </w:r>
+      <w:r>
+        <w:rPr>
+          <w:rFonts w:eastAsiaTheme="minorHAnsi"/>
+          <w:sz w:val="28"/>
+          <w:szCs w:val="28"/>
+          <w:lang w:eastAsia="en-US"/>
+        </w:rPr>
+        <w:t xml:space="preserve"> разделен</w:t>
+      </w:r>
+      <w:r>
+        <w:rPr>
+          <w:rFonts w:eastAsiaTheme="minorHAnsi"/>
+          <w:sz w:val="28"/>
+          <w:szCs w:val="28"/>
+          <w:lang w:eastAsia="en-US"/>
+        </w:rPr>
+        <w:t>о</w:t>
+      </w:r>
+      <w:r>
+        <w:rPr>
+          <w:rFonts w:eastAsiaTheme="minorHAnsi"/>
+          <w:sz w:val="28"/>
+          <w:szCs w:val="28"/>
+          <w:lang w:eastAsia="en-US"/>
+        </w:rPr>
+        <w:t xml:space="preserve"> на клиентскую часть и административную часть.</w:t>
+      </w:r>
+    </w:p>
+    <w:p>
+      <w:pPr>
+        <w:spacing w:line="360" w:lineRule="auto"/>
+        <w:ind w:firstLine="851"/>
+        <w:jc w:val="both"/>
+        <w:rPr>
+          <w:rFonts w:eastAsiaTheme="minorHAnsi"/>
+          <w:sz w:val="28"/>
+          <w:szCs w:val="28"/>
+          <w:lang w:eastAsia="en-US"/>
+        </w:rPr>
+      </w:pPr>
+      <w:r>
+        <w:rPr>
+          <w:rFonts w:eastAsiaTheme="minorHAnsi"/>
+          <w:sz w:val="28"/>
+          <w:szCs w:val="28"/>
+          <w:lang w:eastAsia="en-US"/>
+        </w:rPr>
+        <w:t xml:space="preserve">Диаграмма потоков данных показывает движение данных в информационной системе: откуда </w:t>
+      </w:r>
+      <w:r>
+        <w:rPr>
+          <w:rFonts w:eastAsiaTheme="minorHAnsi"/>
+          <w:sz w:val="28"/>
+          <w:szCs w:val="28"/>
+          <w:lang w:eastAsia="en-US"/>
+        </w:rPr>
+        <w:t>данные</w:t>
+      </w:r>
+      <w:r>
+        <w:rPr>
+          <w:rFonts w:eastAsiaTheme="minorHAnsi"/>
+          <w:sz w:val="28"/>
+          <w:szCs w:val="28"/>
+          <w:lang w:eastAsia="en-US"/>
+        </w:rPr>
+        <w:t xml:space="preserve"> поступают, как обрабатываются, где хранятся и кому передаются.</w:t>
+      </w:r>
+      <w:r>
+        <w:rPr>
+          <w:rFonts w:eastAsiaTheme="minorHAnsi"/>
+          <w:sz w:val="28"/>
+          <w:szCs w:val="28"/>
+          <w:lang w:eastAsia="en-US"/>
+        </w:rPr>
+        <w:t xml:space="preserve"> Диаграмма изображена на рисунке </w:t>
+      </w:r>
+      <w:r>
+        <w:rPr>
+          <w:rFonts w:eastAsiaTheme="minorHAnsi"/>
+          <w:sz w:val="28"/>
+          <w:szCs w:val="28"/>
+          <w:lang w:eastAsia="en-US"/>
+        </w:rPr>
+        <w:t>4</w:t>
+      </w:r>
+      <w:r>
+        <w:rPr>
+          <w:rFonts w:eastAsiaTheme="minorHAnsi"/>
+          <w:sz w:val="28"/>
+          <w:szCs w:val="28"/>
+          <w:lang w:eastAsia="en-US"/>
+        </w:rPr>
+        <w:t>.</w:t>
+      </w:r>
+    </w:p>
+    <w:p>
+      <w:pPr>
+        <w:spacing w:before="240" w:after="240" w:line="360" w:lineRule="auto"/>
+        <w:jc w:val="center"/>
+        <w:rPr>
+          <w:sz w:val="28"/>
+        </w:rPr>
+      </w:pPr>
+      <w:r>
+        <w:rPr>
+          <w:sz w:val="28"/>
+        </w:rPr>
+        <w:lastRenderedPageBreak/>
+        <w:drawing>
+          <wp:inline distT="0" distB="0" distL="0" distR="0" wp14:anchorId="11F90BEA" wp14:editId="6EBC0054">
+            <wp:extent cx="5905500" cy="4544158"/>
+            <wp:effectExtent l="19050" t="19050" r="19050" b="27940"/>
+            <wp:docPr id="4" name="Рисунок 4"/>
+            <wp:cNvGraphicFramePr>
+              <a:graphicFrameLocks xmlns:a="http://schemas.openxmlformats.org/drawingml/2006/main" noChangeAspect="1"/>
+            </wp:cNvGraphicFramePr>
+            <a:graphic xmlns:a="http://schemas.openxmlformats.org/drawingml/2006/main">
+              <a:graphicData uri="http://schemas.openxmlformats.org/drawingml/2006/picture">
+                <pic:pic xmlns:pic="http://schemas.openxmlformats.org/drawingml/2006/picture">
+                  <pic:nvPicPr>
+                    <pic:cNvPr id="1" name=""/>
+                    <pic:cNvPicPr/>
+                  </pic:nvPicPr>
+                  <pic:blipFill>
+                    <a:blip r:embed="rId17"/>
+                    <a:stretch>
+                      <a:fillRect/>
+                    </a:stretch>
+                  </pic:blipFill>
+                  <pic:spPr>
+                    <a:xfrm>
+                      <a:off x="0" y="0"/>
+                      <a:ext cx="5908987" cy="4546841"/>
+                    </a:xfrm>
+                    <a:prstGeom prst="rect">
+                      <a:avLst/>
+                    </a:prstGeom>
+                    <a:noFill/>
+                    <a:ln>
+                      <a:solidFill>
+                        <a:schemeClr val="tx1"/>
+                      </a:solidFill>
+                    </a:ln>
+                  </pic:spPr>
+                </pic:pic>
+              </a:graphicData>
+            </a:graphic>
+          </wp:inline>
+        </w:drawing>
+      </w:r>
+    </w:p>
+    <w:p>
+      <w:pPr>
+        <w:spacing w:before="240" w:after="240" w:line="360" w:lineRule="auto"/>
+        <w:jc w:val="center"/>
+        <w:rPr>
+          <w:sz w:val="28"/>
+        </w:rPr>
+      </w:pPr>
+      <w:r>
+        <w:rPr>
+          <w:sz w:val="28"/>
+        </w:rPr>
+        <w:t xml:space="preserve">Рисунок </w:t>
+      </w:r>
+      <w:r>
+        <w:rPr>
+          <w:sz w:val="28"/>
+        </w:rPr>
+        <w:fldChar w:fldCharType="begin"/>
+      </w:r>
+      <w:r>
+        <w:rPr>
+          <w:sz w:val="28"/>
+        </w:rPr>
+        <w:instrText xml:space="preserve"> SEQ Рисунок \* ARABIC </w:instrText>
+      </w:r>
+      <w:r>
+        <w:rPr>
+          <w:sz w:val="28"/>
+        </w:rPr>
+        <w:fldChar w:fldCharType="separate"/>
+      </w:r>
+      <w:r>
+        <w:rPr>
+          <w:sz w:val="28"/>
+        </w:rPr>
+        <w:t>4</w:t>
+      </w:r>
+      <w:r>
+        <w:rPr>
+          <w:sz w:val="28"/>
+        </w:rPr>
+        <w:fldChar w:fldCharType="end"/>
+      </w:r>
+      <w:r>
+        <w:rPr>
+          <w:sz w:val="28"/>
+        </w:rPr>
+        <w:t xml:space="preserve"> –Диаграмма потоков данных</w:t>
+      </w:r>
+    </w:p>
+    <w:p>
+      <w:pPr>
+        <w:spacing w:line="360" w:lineRule="auto"/>
+        <w:ind w:firstLine="851"/>
+        <w:jc w:val="both"/>
+        <w:rPr>
+          <w:rFonts w:eastAsiaTheme="minorHAnsi"/>
+          <w:sz w:val="28"/>
+          <w:szCs w:val="28"/>
+          <w:lang w:eastAsia="en-US"/>
+        </w:rPr>
+      </w:pPr>
+      <w:r>
+        <w:rPr>
+          <w:rFonts w:eastAsiaTheme="minorHAnsi"/>
+          <w:sz w:val="28"/>
+          <w:szCs w:val="28"/>
+          <w:lang w:eastAsia="en-US"/>
+        </w:rPr>
+        <w:t>Диаграмма иллюстрирует как информация поступает от клиента</w:t>
+      </w:r>
+      <w:r>
+        <w:rPr>
+          <w:rFonts w:eastAsiaTheme="minorHAnsi"/>
+          <w:sz w:val="28"/>
+          <w:szCs w:val="28"/>
+          <w:lang w:eastAsia="en-US"/>
+        </w:rPr>
+        <w:t>, менеджера и администратора</w:t>
+      </w:r>
+      <w:r>
+        <w:rPr>
+          <w:rFonts w:eastAsiaTheme="minorHAnsi"/>
+          <w:sz w:val="28"/>
+          <w:szCs w:val="28"/>
+          <w:lang w:eastAsia="en-US"/>
+        </w:rPr>
+        <w:t>, обрабатывается</w:t>
+      </w:r>
+      <w:r>
+        <w:rPr>
+          <w:rFonts w:eastAsiaTheme="minorHAnsi"/>
+          <w:sz w:val="28"/>
+          <w:szCs w:val="28"/>
+          <w:lang w:eastAsia="en-US"/>
+        </w:rPr>
+        <w:t xml:space="preserve"> и</w:t>
+      </w:r>
+      <w:r>
+        <w:rPr>
+          <w:rFonts w:eastAsiaTheme="minorHAnsi"/>
+          <w:sz w:val="28"/>
+          <w:szCs w:val="28"/>
+          <w:lang w:eastAsia="en-US"/>
+        </w:rPr>
+        <w:t xml:space="preserve"> сохраняется в базе данных и возвращается в виде билетов и подтверждений.</w:t>
+      </w:r>
+    </w:p>
+    <w:p>
+      <w:pPr>
+        <w:spacing w:line="360" w:lineRule="auto"/>
+        <w:ind w:firstLine="851"/>
+        <w:jc w:val="both"/>
+        <w:rPr>
+          <w:rFonts w:eastAsiaTheme="minorHAnsi"/>
+          <w:sz w:val="28"/>
+          <w:szCs w:val="28"/>
+          <w:lang w:eastAsia="en-US"/>
+        </w:rPr>
+      </w:pPr>
+      <w:r>
+        <w:rPr>
+          <w:rFonts w:eastAsiaTheme="minorHAnsi"/>
+          <w:sz w:val="28"/>
+          <w:szCs w:val="28"/>
+          <w:lang w:eastAsia="en-US"/>
+        </w:rPr>
+        <w:t xml:space="preserve">Созданные диаграммы для веб-приложения «Кинотеатр» помогают визуализировать архитектуру и основные процессы. </w:t>
+      </w:r>
+      <w:r>
+        <w:rPr>
+          <w:rFonts w:eastAsiaTheme="minorHAnsi"/>
+          <w:sz w:val="28"/>
+          <w:szCs w:val="28"/>
+          <w:lang w:eastAsia="en-US"/>
+        </w:rPr>
+        <w:t>Д</w:t>
+      </w:r>
+      <w:r>
+        <w:rPr>
+          <w:rFonts w:eastAsiaTheme="minorHAnsi"/>
+          <w:sz w:val="28"/>
+          <w:szCs w:val="28"/>
+          <w:lang w:eastAsia="en-US"/>
+        </w:rPr>
+        <w:t>иаграммы в совокупности обеспечивают полное представление о функционале, структуре и взаимодействиях в приложении, помогая разработчикам и заинтересованным сторонам эффективно управлять разработкой и поддержкой системы.</w:t>
+      </w:r>
     </w:p>
     <w:p>
       <w:pPr>
@@ -14813,8 +15508,9 @@
         <w:spacing w:after="360"/>
         <w:ind w:left="0" w:firstLine="851"/>
       </w:pPr>
-      <w:bookmarkStart w:id="18" w:name="_Toc223079851"/>
-      <w:r>
+      <w:bookmarkStart w:id="17" w:name="_Toc223079851"/>
+      <w:r>
+        <w:lastRenderedPageBreak/>
         <w:t>Проектирование</w:t>
       </w:r>
       <w:r>
@@ -14829,7 +15525,29 @@
       <w:r>
         <w:t>данных</w:t>
       </w:r>
-      <w:bookmarkEnd w:id="18"/>
+      <w:bookmarkEnd w:id="17"/>
+    </w:p>
+    <w:p>
+      <w:pPr>
+        <w:spacing w:line="360" w:lineRule="auto"/>
+        <w:ind w:firstLine="851"/>
+        <w:jc w:val="both"/>
+        <w:rPr>
+          <w:rFonts w:eastAsiaTheme="minorHAnsi"/>
+          <w:sz w:val="28"/>
+          <w:szCs w:val="28"/>
+          <w:lang w:eastAsia="en-US"/>
+        </w:rPr>
+      </w:pPr>
+      <w:r>
+        <w:rPr>
+          <w:rFonts w:eastAsiaTheme="minorHAnsi"/>
+          <w:sz w:val="28"/>
+          <w:szCs w:val="28"/>
+          <w:lang w:eastAsia="en-US"/>
+        </w:rPr>
+        <w:t>Перед началом разработки программного обеспечения важно спроектировать базу данных, определив, с какими данными будут работать пользователи системы и как эти данные взаимосвязаны. Инфологическая модель базы данных изображена на рисунке 10.</w:t>
+      </w:r>
     </w:p>
     <w:p>
       <w:pPr>
@@ -14841,7 +15559,7 @@
         <w:spacing w:after="360"/>
         <w:ind w:left="0" w:firstLine="851"/>
       </w:pPr>
-      <w:bookmarkStart w:id="19" w:name="_Toc223079852"/>
+      <w:bookmarkStart w:id="18" w:name="_Toc223079852"/>
       <w:r>
         <w:t>Проектирование</w:t>
       </w:r>
@@ -14857,21 +15575,2159 @@
       <w:r>
         <w:t>интерфейса</w:t>
       </w:r>
+      <w:bookmarkEnd w:id="18"/>
+    </w:p>
+    <w:p>
+      <w:pPr>
+        <w:spacing w:line="360" w:lineRule="auto"/>
+        <w:ind w:firstLine="851"/>
+        <w:jc w:val="both"/>
+        <w:rPr>
+          <w:rFonts w:eastAsiaTheme="minorHAnsi"/>
+          <w:sz w:val="28"/>
+          <w:szCs w:val="28"/>
+          <w:lang w:eastAsia="en-US"/>
+        </w:rPr>
+      </w:pPr>
+      <w:r>
+        <w:rPr>
+          <w:rFonts w:eastAsiaTheme="minorHAnsi"/>
+          <w:sz w:val="28"/>
+          <w:szCs w:val="28"/>
+          <w:lang w:eastAsia="en-US"/>
+        </w:rPr>
+        <w:t>Для проектирования пользовательского интерфейса веб-приложения «Кинотеатр</w:t>
+      </w:r>
+      <w:r>
+        <w:rPr>
+          <w:rFonts w:eastAsiaTheme="minorHAnsi"/>
+          <w:sz w:val="28"/>
+          <w:szCs w:val="28"/>
+          <w:lang w:eastAsia="en-US"/>
+        </w:rPr>
+        <w:t>»</w:t>
+      </w:r>
+      <w:r>
+        <w:rPr>
+          <w:rFonts w:eastAsiaTheme="minorHAnsi"/>
+          <w:sz w:val="28"/>
+          <w:szCs w:val="28"/>
+          <w:lang w:eastAsia="en-US"/>
+        </w:rPr>
+        <w:t xml:space="preserve"> использовался онлайн-инструмент </w:t>
+      </w:r>
+      <w:hyperlink r:id="rId18" w:tgtFrame="_blank" w:history="1">
+        <w:r>
+          <w:rPr>
+            <w:rFonts w:eastAsiaTheme="minorHAnsi"/>
+            <w:sz w:val="28"/>
+            <w:szCs w:val="28"/>
+            <w:lang w:eastAsia="en-US"/>
+          </w:rPr>
+          <w:t>Draw.io</w:t>
+        </w:r>
+      </w:hyperlink>
+      <w:r>
+        <w:rPr>
+          <w:rFonts w:eastAsiaTheme="minorHAnsi"/>
+          <w:sz w:val="28"/>
+          <w:szCs w:val="28"/>
+          <w:lang w:eastAsia="en-US"/>
+        </w:rPr>
+        <w:t>. Данный инструмент был выбран за</w:t>
+      </w:r>
+      <w:r>
+        <w:rPr>
+          <w:rFonts w:eastAsiaTheme="minorHAnsi"/>
+          <w:sz w:val="28"/>
+          <w:szCs w:val="28"/>
+          <w:lang w:eastAsia="en-US"/>
+        </w:rPr>
+        <w:t xml:space="preserve"> </w:t>
+      </w:r>
+      <w:r>
+        <w:rPr>
+          <w:rFonts w:eastAsiaTheme="minorHAnsi"/>
+          <w:sz w:val="28"/>
+          <w:szCs w:val="28"/>
+          <w:lang w:eastAsia="en-US"/>
+        </w:rPr>
+        <w:t>кроссплатформенность, простоту использования, широкий набор элементов для построения схем и удобство совместной работы, что позволило быстро и наглядно создать прототипы всех основных экранов.</w:t>
+      </w:r>
+    </w:p>
+    <w:p>
+      <w:pPr>
+        <w:spacing w:line="360" w:lineRule="auto"/>
+        <w:ind w:firstLine="851"/>
+        <w:jc w:val="both"/>
+        <w:rPr>
+          <w:rFonts w:eastAsiaTheme="minorHAnsi"/>
+          <w:sz w:val="28"/>
+          <w:szCs w:val="28"/>
+          <w:lang w:eastAsia="en-US"/>
+        </w:rPr>
+      </w:pPr>
+      <w:r>
+        <w:rPr>
+          <w:rFonts w:eastAsiaTheme="minorHAnsi"/>
+          <w:sz w:val="28"/>
+          <w:szCs w:val="28"/>
+          <w:lang w:eastAsia="en-US"/>
+        </w:rPr>
+        <w:t xml:space="preserve">Были разработаны прототипы всех ключевых окон </w:t>
+      </w:r>
+      <w:r>
+        <w:rPr>
+          <w:rFonts w:eastAsiaTheme="minorHAnsi"/>
+          <w:sz w:val="28"/>
+          <w:szCs w:val="28"/>
+          <w:lang w:eastAsia="en-US"/>
+        </w:rPr>
+        <w:t>веб-приложения</w:t>
+      </w:r>
+      <w:r>
+        <w:rPr>
+          <w:rFonts w:eastAsiaTheme="minorHAnsi"/>
+          <w:sz w:val="28"/>
+          <w:szCs w:val="28"/>
+          <w:lang w:eastAsia="en-US"/>
+        </w:rPr>
+        <w:t>, соответствующих функциональным требованиям, предъявляемым к клиентской и административной частям приложения.</w:t>
+      </w:r>
+      <w:r>
+        <w:rPr>
+          <w:rFonts w:eastAsiaTheme="minorHAnsi"/>
+          <w:sz w:val="28"/>
+          <w:szCs w:val="28"/>
+          <w:lang w:eastAsia="en-US"/>
+        </w:rPr>
+        <w:t xml:space="preserve"> Страница </w:t>
+      </w:r>
+      <w:proofErr w:type="spellStart"/>
+      <w:r>
+        <w:rPr>
+          <w:rFonts w:eastAsiaTheme="minorHAnsi"/>
+          <w:sz w:val="28"/>
+          <w:szCs w:val="28"/>
+          <w:lang w:eastAsia="en-US"/>
+        </w:rPr>
+        <w:t>Login</w:t>
+      </w:r>
+      <w:proofErr w:type="spellEnd"/>
+      <w:r>
+        <w:rPr>
+          <w:rFonts w:eastAsiaTheme="minorHAnsi"/>
+          <w:sz w:val="28"/>
+          <w:szCs w:val="28"/>
+          <w:lang w:eastAsia="en-US"/>
+        </w:rPr>
+        <w:t xml:space="preserve"> изображена на рисунке 13</w:t>
+      </w:r>
+      <w:r>
+        <w:rPr>
+          <w:rFonts w:eastAsiaTheme="minorHAnsi"/>
+          <w:sz w:val="28"/>
+          <w:szCs w:val="28"/>
+          <w:lang w:eastAsia="en-US"/>
+        </w:rPr>
+        <w:t>.</w:t>
+      </w:r>
+    </w:p>
+    <w:p>
+      <w:pPr>
+        <w:keepNext/>
+        <w:spacing w:before="240" w:after="240"/>
+        <w:jc w:val="center"/>
+      </w:pPr>
+      <w:r>
+        <w:rPr>
+          <w:noProof/>
+        </w:rPr>
+        <w:lastRenderedPageBreak/>
+        <w:drawing>
+          <wp:inline distT="0" distB="0" distL="0" distR="0" wp14:anchorId="1BC7B39C" wp14:editId="57421FDE">
+            <wp:extent cx="2853832" cy="3867150"/>
+            <wp:effectExtent l="19050" t="19050" r="22860" b="19050"/>
+            <wp:docPr id="9" name="Рисунок 9"/>
+            <wp:cNvGraphicFramePr>
+              <a:graphicFrameLocks xmlns:a="http://schemas.openxmlformats.org/drawingml/2006/main" noChangeAspect="1"/>
+            </wp:cNvGraphicFramePr>
+            <a:graphic xmlns:a="http://schemas.openxmlformats.org/drawingml/2006/main">
+              <a:graphicData uri="http://schemas.openxmlformats.org/drawingml/2006/picture">
+                <pic:pic xmlns:pic="http://schemas.openxmlformats.org/drawingml/2006/picture">
+                  <pic:nvPicPr>
+                    <pic:cNvPr id="1" name=""/>
+                    <pic:cNvPicPr/>
+                  </pic:nvPicPr>
+                  <pic:blipFill>
+                    <a:blip r:embed="rId19"/>
+                    <a:stretch>
+                      <a:fillRect/>
+                    </a:stretch>
+                  </pic:blipFill>
+                  <pic:spPr>
+                    <a:xfrm>
+                      <a:off x="0" y="0"/>
+                      <a:ext cx="2918519" cy="3954806"/>
+                    </a:xfrm>
+                    <a:prstGeom prst="rect">
+                      <a:avLst/>
+                    </a:prstGeom>
+                    <a:ln>
+                      <a:solidFill>
+                        <a:schemeClr val="tx1"/>
+                      </a:solidFill>
+                    </a:ln>
+                  </pic:spPr>
+                </pic:pic>
+              </a:graphicData>
+            </a:graphic>
+          </wp:inline>
+        </w:drawing>
+      </w:r>
+    </w:p>
+    <w:p>
+      <w:pPr>
+        <w:pStyle w:val="aa"/>
+        <w:spacing w:before="240" w:after="240" w:line="360" w:lineRule="auto"/>
+        <w:jc w:val="center"/>
+        <w:rPr>
+          <w:i w:val="0"/>
+          <w:iCs w:val="0"/>
+          <w:color w:val="auto"/>
+          <w:sz w:val="28"/>
+          <w:szCs w:val="28"/>
+        </w:rPr>
+      </w:pPr>
+      <w:r>
+        <w:rPr>
+          <w:i w:val="0"/>
+          <w:iCs w:val="0"/>
+          <w:color w:val="auto"/>
+          <w:sz w:val="28"/>
+          <w:szCs w:val="28"/>
+        </w:rPr>
+        <w:t xml:space="preserve">Рисунок </w:t>
+      </w:r>
+      <w:r>
+        <w:rPr>
+          <w:i w:val="0"/>
+          <w:iCs w:val="0"/>
+          <w:color w:val="auto"/>
+          <w:sz w:val="28"/>
+          <w:szCs w:val="28"/>
+        </w:rPr>
+        <w:fldChar w:fldCharType="begin"/>
+      </w:r>
+      <w:r>
+        <w:rPr>
+          <w:i w:val="0"/>
+          <w:iCs w:val="0"/>
+          <w:color w:val="auto"/>
+          <w:sz w:val="28"/>
+          <w:szCs w:val="28"/>
+        </w:rPr>
+        <w:instrText xml:space="preserve"> SEQ Рисунок \* ARABIC </w:instrText>
+      </w:r>
+      <w:r>
+        <w:rPr>
+          <w:i w:val="0"/>
+          <w:iCs w:val="0"/>
+          <w:color w:val="auto"/>
+          <w:sz w:val="28"/>
+          <w:szCs w:val="28"/>
+        </w:rPr>
+        <w:fldChar w:fldCharType="separate"/>
+      </w:r>
+      <w:r>
+        <w:rPr>
+          <w:i w:val="0"/>
+          <w:iCs w:val="0"/>
+          <w:noProof/>
+          <w:color w:val="auto"/>
+          <w:sz w:val="28"/>
+          <w:szCs w:val="28"/>
+        </w:rPr>
+        <w:t>13</w:t>
+      </w:r>
+      <w:r>
+        <w:rPr>
+          <w:i w:val="0"/>
+          <w:iCs w:val="0"/>
+          <w:color w:val="auto"/>
+          <w:sz w:val="28"/>
+          <w:szCs w:val="28"/>
+        </w:rPr>
+        <w:fldChar w:fldCharType="end"/>
+      </w:r>
+      <w:r>
+        <w:rPr>
+          <w:i w:val="0"/>
+          <w:iCs w:val="0"/>
+          <w:color w:val="auto"/>
+          <w:sz w:val="28"/>
+          <w:szCs w:val="28"/>
+        </w:rPr>
+        <w:t xml:space="preserve"> – Страница </w:t>
+      </w:r>
+      <w:proofErr w:type="spellStart"/>
+      <w:r>
+        <w:rPr>
+          <w:i w:val="0"/>
+          <w:iCs w:val="0"/>
+          <w:color w:val="auto"/>
+          <w:sz w:val="28"/>
+          <w:szCs w:val="28"/>
+        </w:rPr>
+        <w:t>Login</w:t>
+      </w:r>
+      <w:proofErr w:type="spellEnd"/>
+    </w:p>
+    <w:p>
+      <w:pPr>
+        <w:spacing w:line="360" w:lineRule="auto"/>
+        <w:ind w:firstLine="851"/>
+        <w:jc w:val="both"/>
+        <w:rPr>
+          <w:rFonts w:eastAsiaTheme="minorHAnsi"/>
+          <w:sz w:val="28"/>
+          <w:szCs w:val="28"/>
+          <w:lang w:eastAsia="en-US"/>
+        </w:rPr>
+      </w:pPr>
+      <w:r>
+        <w:rPr>
+          <w:rFonts w:eastAsiaTheme="minorHAnsi"/>
+          <w:sz w:val="28"/>
+          <w:szCs w:val="28"/>
+          <w:lang w:eastAsia="en-US"/>
+        </w:rPr>
+        <w:t>Страница авторизации</w:t>
+      </w:r>
+      <w:r>
+        <w:rPr>
+          <w:rFonts w:eastAsiaTheme="minorHAnsi"/>
+          <w:sz w:val="28"/>
+          <w:szCs w:val="28"/>
+          <w:lang w:eastAsia="en-US"/>
+        </w:rPr>
+        <w:t xml:space="preserve"> с</w:t>
+      </w:r>
+      <w:r>
+        <w:rPr>
+          <w:rFonts w:eastAsiaTheme="minorHAnsi"/>
+          <w:sz w:val="28"/>
+          <w:szCs w:val="28"/>
+          <w:lang w:eastAsia="en-US"/>
+        </w:rPr>
+        <w:t>одержит стандартную форму для ввода учетных данных, кнопку для входа</w:t>
+      </w:r>
+      <w:r>
+        <w:rPr>
+          <w:rFonts w:eastAsiaTheme="minorHAnsi"/>
+          <w:sz w:val="28"/>
+          <w:szCs w:val="28"/>
+          <w:lang w:eastAsia="en-US"/>
+        </w:rPr>
+        <w:t xml:space="preserve"> и кнопку для входа без авторизации</w:t>
+      </w:r>
+      <w:r>
+        <w:rPr>
+          <w:rFonts w:eastAsiaTheme="minorHAnsi"/>
+          <w:sz w:val="28"/>
+          <w:szCs w:val="28"/>
+          <w:lang w:eastAsia="en-US"/>
+        </w:rPr>
+        <w:t>, а также ссылки для восстановления пароля и регистрации нового пользователя. Дизайн выполнен в минималистичном стиле, фокусирующем внимание на процессе аутентификации.</w:t>
+      </w:r>
+      <w:r>
+        <w:rPr>
+          <w:rFonts w:eastAsiaTheme="minorHAnsi"/>
+          <w:sz w:val="28"/>
+          <w:szCs w:val="28"/>
+          <w:lang w:eastAsia="en-US"/>
+        </w:rPr>
+        <w:t xml:space="preserve"> Страница </w:t>
+      </w:r>
+      <w:r>
+        <w:rPr>
+          <w:rFonts w:eastAsiaTheme="minorHAnsi"/>
+          <w:sz w:val="28"/>
+          <w:szCs w:val="28"/>
+          <w:lang w:eastAsia="en-US"/>
+        </w:rPr>
+        <w:t>Register</w:t>
+      </w:r>
+      <w:r>
+        <w:rPr>
+          <w:rFonts w:eastAsiaTheme="minorHAnsi"/>
+          <w:sz w:val="28"/>
+          <w:szCs w:val="28"/>
+          <w:lang w:eastAsia="en-US"/>
+        </w:rPr>
+        <w:t xml:space="preserve"> изображена на рисунке 14.</w:t>
+      </w:r>
+    </w:p>
+    <w:p>
+      <w:pPr>
+        <w:keepNext/>
+        <w:spacing w:before="240" w:after="240"/>
+        <w:jc w:val="center"/>
+      </w:pPr>
+      <w:r>
+        <w:rPr>
+          <w:noProof/>
+        </w:rPr>
+        <w:lastRenderedPageBreak/>
+        <w:drawing>
+          <wp:inline distT="0" distB="0" distL="0" distR="0" wp14:anchorId="1ECD6A55" wp14:editId="4974FAD2">
+            <wp:extent cx="2836846" cy="4789170"/>
+            <wp:effectExtent l="19050" t="19050" r="20955" b="11430"/>
+            <wp:docPr id="13" name="Рисунок 13"/>
+            <wp:cNvGraphicFramePr>
+              <a:graphicFrameLocks xmlns:a="http://schemas.openxmlformats.org/drawingml/2006/main" noChangeAspect="1"/>
+            </wp:cNvGraphicFramePr>
+            <a:graphic xmlns:a="http://schemas.openxmlformats.org/drawingml/2006/main">
+              <a:graphicData uri="http://schemas.openxmlformats.org/drawingml/2006/picture">
+                <pic:pic xmlns:pic="http://schemas.openxmlformats.org/drawingml/2006/picture">
+                  <pic:nvPicPr>
+                    <pic:cNvPr id="1" name=""/>
+                    <pic:cNvPicPr/>
+                  </pic:nvPicPr>
+                  <pic:blipFill>
+                    <a:blip r:embed="rId20"/>
+                    <a:stretch>
+                      <a:fillRect/>
+                    </a:stretch>
+                  </pic:blipFill>
+                  <pic:spPr>
+                    <a:xfrm>
+                      <a:off x="0" y="0"/>
+                      <a:ext cx="2865911" cy="4838238"/>
+                    </a:xfrm>
+                    <a:prstGeom prst="rect">
+                      <a:avLst/>
+                    </a:prstGeom>
+                    <a:ln w="9525" cap="flat" cmpd="sng" algn="ctr">
+                      <a:solidFill>
+                        <a:sysClr val="windowText" lastClr="000000"/>
+                      </a:solidFill>
+                      <a:prstDash val="solid"/>
+                      <a:round/>
+                      <a:headEnd type="none" w="med" len="med"/>
+                      <a:tailEnd type="none" w="med" len="med"/>
+                      <a:extLst>
+                        <a:ext uri="{C807C97D-BFC1-408E-A445-0C87EB9F89A2}">
+                          <ask:lineSketchStyleProps xmlns:ask="http://schemas.microsoft.com/office/drawing/2018/sketchyshapes" xmlns:w16sdtdh="http://schemas.microsoft.com/office/word/2020/wordml/sdtdatahash" xmlns:w="http://schemas.openxmlformats.org/wordprocessingml/2006/main" xmlns:w10="urn:schemas-microsoft-com:office:word" xmlns:v="urn:schemas-microsoft-com:vml" xmlns:o="urn:schemas-microsoft-com:office:office" xmlns="" sd="0">
+                            <a:custGeom>
+                              <a:avLst/>
+                              <a:gdLst/>
+                              <a:ahLst/>
+                              <a:cxnLst/>
+                              <a:rect l="0" t="0" r="0" b="0"/>
+                              <a:pathLst/>
+                            </a:custGeom>
+                            <ask:type/>
+                          </ask:lineSketchStyleProps>
+                        </a:ext>
+                      </a:extLst>
+                    </a:ln>
+                  </pic:spPr>
+                </pic:pic>
+              </a:graphicData>
+            </a:graphic>
+          </wp:inline>
+        </w:drawing>
+      </w:r>
+    </w:p>
+    <w:p>
+      <w:pPr>
+        <w:pStyle w:val="aa"/>
+        <w:spacing w:before="240" w:after="240" w:line="360" w:lineRule="auto"/>
+        <w:jc w:val="center"/>
+        <w:rPr>
+          <w:i w:val="0"/>
+          <w:iCs w:val="0"/>
+          <w:color w:val="auto"/>
+          <w:sz w:val="28"/>
+          <w:szCs w:val="28"/>
+        </w:rPr>
+      </w:pPr>
+      <w:r>
+        <w:rPr>
+          <w:i w:val="0"/>
+          <w:iCs w:val="0"/>
+          <w:color w:val="auto"/>
+          <w:sz w:val="28"/>
+          <w:szCs w:val="28"/>
+        </w:rPr>
+        <w:t xml:space="preserve">Рисунок </w:t>
+      </w:r>
+      <w:r>
+        <w:rPr>
+          <w:i w:val="0"/>
+          <w:iCs w:val="0"/>
+          <w:color w:val="auto"/>
+          <w:sz w:val="28"/>
+          <w:szCs w:val="28"/>
+        </w:rPr>
+        <w:fldChar w:fldCharType="begin"/>
+      </w:r>
+      <w:r>
+        <w:rPr>
+          <w:i w:val="0"/>
+          <w:iCs w:val="0"/>
+          <w:color w:val="auto"/>
+          <w:sz w:val="28"/>
+          <w:szCs w:val="28"/>
+        </w:rPr>
+        <w:instrText xml:space="preserve"> SEQ Рисунок \* ARABIC </w:instrText>
+      </w:r>
+      <w:r>
+        <w:rPr>
+          <w:i w:val="0"/>
+          <w:iCs w:val="0"/>
+          <w:color w:val="auto"/>
+          <w:sz w:val="28"/>
+          <w:szCs w:val="28"/>
+        </w:rPr>
+        <w:fldChar w:fldCharType="separate"/>
+      </w:r>
+      <w:r>
+        <w:rPr>
+          <w:i w:val="0"/>
+          <w:iCs w:val="0"/>
+          <w:color w:val="auto"/>
+          <w:sz w:val="28"/>
+          <w:szCs w:val="28"/>
+        </w:rPr>
+        <w:t>14</w:t>
+      </w:r>
+      <w:r>
+        <w:rPr>
+          <w:i w:val="0"/>
+          <w:iCs w:val="0"/>
+          <w:color w:val="auto"/>
+          <w:sz w:val="28"/>
+          <w:szCs w:val="28"/>
+        </w:rPr>
+        <w:fldChar w:fldCharType="end"/>
+      </w:r>
+      <w:r>
+        <w:rPr>
+          <w:i w:val="0"/>
+          <w:iCs w:val="0"/>
+          <w:color w:val="auto"/>
+          <w:sz w:val="28"/>
+          <w:szCs w:val="28"/>
+        </w:rPr>
+        <w:t xml:space="preserve"> – Стран</w:t>
+      </w:r>
+      <w:r>
+        <w:rPr>
+          <w:i w:val="0"/>
+          <w:iCs w:val="0"/>
+          <w:color w:val="auto"/>
+          <w:sz w:val="28"/>
+          <w:szCs w:val="28"/>
+        </w:rPr>
+        <w:t>и</w:t>
+      </w:r>
+      <w:r>
+        <w:rPr>
+          <w:i w:val="0"/>
+          <w:iCs w:val="0"/>
+          <w:color w:val="auto"/>
+          <w:sz w:val="28"/>
+          <w:szCs w:val="28"/>
+        </w:rPr>
+        <w:t xml:space="preserve">ца </w:t>
+      </w:r>
+      <w:proofErr w:type="spellStart"/>
+      <w:r>
+        <w:rPr>
+          <w:i w:val="0"/>
+          <w:iCs w:val="0"/>
+          <w:color w:val="auto"/>
+          <w:sz w:val="28"/>
+          <w:szCs w:val="28"/>
+        </w:rPr>
+        <w:t>Register</w:t>
+      </w:r>
+      <w:proofErr w:type="spellEnd"/>
+    </w:p>
+    <w:p>
+      <w:pPr>
+        <w:spacing w:line="360" w:lineRule="auto"/>
+        <w:ind w:firstLine="851"/>
+        <w:jc w:val="both"/>
+        <w:rPr>
+          <w:rFonts w:eastAsiaTheme="minorHAnsi"/>
+          <w:sz w:val="28"/>
+          <w:szCs w:val="28"/>
+          <w:lang w:eastAsia="en-US"/>
+        </w:rPr>
+      </w:pPr>
+      <w:r>
+        <w:rPr>
+          <w:rFonts w:eastAsiaTheme="minorHAnsi"/>
+          <w:sz w:val="28"/>
+          <w:szCs w:val="28"/>
+          <w:lang w:eastAsia="en-US"/>
+        </w:rPr>
+        <w:t>Пользователю предлагается ввести основные данные для регистрации: имя, фамилию, адрес электронной почты, номер телефона</w:t>
+      </w:r>
+      <w:r>
+        <w:rPr>
+          <w:rFonts w:eastAsiaTheme="minorHAnsi"/>
+          <w:sz w:val="28"/>
+          <w:szCs w:val="28"/>
+          <w:lang w:eastAsia="en-US"/>
+        </w:rPr>
+        <w:t>,</w:t>
+      </w:r>
+      <w:r>
+        <w:rPr>
+          <w:rFonts w:eastAsiaTheme="minorHAnsi"/>
+          <w:sz w:val="28"/>
+          <w:szCs w:val="28"/>
+          <w:lang w:eastAsia="en-US"/>
+        </w:rPr>
+        <w:t xml:space="preserve"> пароль</w:t>
+      </w:r>
+      <w:r>
+        <w:rPr>
+          <w:rFonts w:eastAsiaTheme="minorHAnsi"/>
+          <w:sz w:val="28"/>
+          <w:szCs w:val="28"/>
+          <w:lang w:eastAsia="en-US"/>
+        </w:rPr>
+        <w:t xml:space="preserve"> и подтвердить пароль</w:t>
+      </w:r>
+      <w:r>
+        <w:rPr>
+          <w:rFonts w:eastAsiaTheme="minorHAnsi"/>
+          <w:sz w:val="28"/>
+          <w:szCs w:val="28"/>
+          <w:lang w:eastAsia="en-US"/>
+        </w:rPr>
+        <w:t xml:space="preserve">. После успешного заполнения формы пользователь создает </w:t>
+      </w:r>
+      <w:r>
+        <w:rPr>
+          <w:rFonts w:eastAsiaTheme="minorHAnsi"/>
+          <w:sz w:val="28"/>
+          <w:szCs w:val="28"/>
+          <w:lang w:eastAsia="en-US"/>
+        </w:rPr>
+        <w:t>нажимает кнопку регистрации, далее пользователя отправляет на страницу подтверждения почты и после успешного подтверждения создаётся учётная запись</w:t>
+      </w:r>
+      <w:r>
+        <w:rPr>
+          <w:rFonts w:eastAsiaTheme="minorHAnsi"/>
+          <w:sz w:val="28"/>
+          <w:szCs w:val="28"/>
+          <w:lang w:eastAsia="en-US"/>
+        </w:rPr>
+        <w:t>.</w:t>
+      </w:r>
+      <w:r>
+        <w:rPr>
+          <w:rFonts w:eastAsiaTheme="minorHAnsi"/>
+          <w:sz w:val="28"/>
+          <w:szCs w:val="28"/>
+          <w:lang w:eastAsia="en-US"/>
+        </w:rPr>
+        <w:t xml:space="preserve"> Страница </w:t>
+      </w:r>
+      <w:r>
+        <w:rPr>
+          <w:rFonts w:eastAsiaTheme="minorHAnsi"/>
+          <w:sz w:val="28"/>
+          <w:szCs w:val="28"/>
+          <w:lang w:eastAsia="en-US"/>
+        </w:rPr>
+        <w:t>email</w:t>
+      </w:r>
+      <w:r>
+        <w:rPr>
+          <w:rFonts w:eastAsiaTheme="minorHAnsi"/>
+          <w:sz w:val="28"/>
+          <w:szCs w:val="28"/>
+          <w:lang w:eastAsia="en-US"/>
+        </w:rPr>
+        <w:t>_</w:t>
+      </w:r>
+      <w:r>
+        <w:rPr>
+          <w:rFonts w:eastAsiaTheme="minorHAnsi"/>
+          <w:sz w:val="28"/>
+          <w:szCs w:val="28"/>
+          <w:lang w:eastAsia="en-US"/>
+        </w:rPr>
+        <w:t>verification</w:t>
+      </w:r>
+      <w:r>
+        <w:rPr>
+          <w:rFonts w:eastAsiaTheme="minorHAnsi"/>
+          <w:sz w:val="28"/>
+          <w:szCs w:val="28"/>
+          <w:lang w:eastAsia="en-US"/>
+        </w:rPr>
+        <w:t xml:space="preserve"> изображена на рисунке 15.</w:t>
+      </w:r>
+    </w:p>
+    <w:p>
+      <w:pPr>
+        <w:keepNext/>
+        <w:spacing w:before="240" w:after="240"/>
+        <w:jc w:val="center"/>
+      </w:pPr>
+      <w:r>
+        <w:rPr>
+          <w:noProof/>
+        </w:rPr>
+        <w:lastRenderedPageBreak/>
+        <w:drawing>
+          <wp:inline distT="0" distB="0" distL="0" distR="0" wp14:anchorId="27C7301E" wp14:editId="1F8DC2F8">
+            <wp:extent cx="1952585" cy="2327910"/>
+            <wp:effectExtent l="19050" t="19050" r="10160" b="15240"/>
+            <wp:docPr id="7" name="Рисунок 7"/>
+            <wp:cNvGraphicFramePr>
+              <a:graphicFrameLocks xmlns:a="http://schemas.openxmlformats.org/drawingml/2006/main" noChangeAspect="1"/>
+            </wp:cNvGraphicFramePr>
+            <a:graphic xmlns:a="http://schemas.openxmlformats.org/drawingml/2006/main">
+              <a:graphicData uri="http://schemas.openxmlformats.org/drawingml/2006/picture">
+                <pic:pic xmlns:pic="http://schemas.openxmlformats.org/drawingml/2006/picture">
+                  <pic:nvPicPr>
+                    <pic:cNvPr id="1" name=""/>
+                    <pic:cNvPicPr/>
+                  </pic:nvPicPr>
+                  <pic:blipFill>
+                    <a:blip r:embed="rId21"/>
+                    <a:stretch>
+                      <a:fillRect/>
+                    </a:stretch>
+                  </pic:blipFill>
+                  <pic:spPr>
+                    <a:xfrm>
+                      <a:off x="0" y="0"/>
+                      <a:ext cx="1971531" cy="2350498"/>
+                    </a:xfrm>
+                    <a:prstGeom prst="rect">
+                      <a:avLst/>
+                    </a:prstGeom>
+                    <a:ln w="9525" cap="flat" cmpd="sng" algn="ctr">
+                      <a:solidFill>
+                        <a:sysClr val="windowText" lastClr="000000"/>
+                      </a:solidFill>
+                      <a:prstDash val="solid"/>
+                      <a:round/>
+                      <a:headEnd type="none" w="med" len="med"/>
+                      <a:tailEnd type="none" w="med" len="med"/>
+                      <a:extLst>
+                        <a:ext uri="{C807C97D-BFC1-408E-A445-0C87EB9F89A2}">
+                          <ask:lineSketchStyleProps xmlns:ask="http://schemas.microsoft.com/office/drawing/2018/sketchyshapes" xmlns:w16sdtdh="http://schemas.microsoft.com/office/word/2020/wordml/sdtdatahash" xmlns:w="http://schemas.openxmlformats.org/wordprocessingml/2006/main" xmlns:w10="urn:schemas-microsoft-com:office:word" xmlns:v="urn:schemas-microsoft-com:vml" xmlns:o="urn:schemas-microsoft-com:office:office" xmlns="" sd="0">
+                            <a:custGeom>
+                              <a:avLst/>
+                              <a:gdLst/>
+                              <a:ahLst/>
+                              <a:cxnLst/>
+                              <a:rect l="0" t="0" r="0" b="0"/>
+                              <a:pathLst/>
+                            </a:custGeom>
+                            <ask:type/>
+                          </ask:lineSketchStyleProps>
+                        </a:ext>
+                      </a:extLst>
+                    </a:ln>
+                  </pic:spPr>
+                </pic:pic>
+              </a:graphicData>
+            </a:graphic>
+          </wp:inline>
+        </w:drawing>
+      </w:r>
+    </w:p>
+    <w:p>
+      <w:pPr>
+        <w:pStyle w:val="aa"/>
+        <w:spacing w:before="240" w:after="240" w:line="360" w:lineRule="auto"/>
+        <w:jc w:val="center"/>
+        <w:rPr>
+          <w:i w:val="0"/>
+          <w:iCs w:val="0"/>
+          <w:color w:val="auto"/>
+          <w:sz w:val="28"/>
+          <w:szCs w:val="28"/>
+        </w:rPr>
+      </w:pPr>
+      <w:r>
+        <w:rPr>
+          <w:i w:val="0"/>
+          <w:iCs w:val="0"/>
+          <w:color w:val="auto"/>
+          <w:sz w:val="28"/>
+          <w:szCs w:val="28"/>
+        </w:rPr>
+        <w:t xml:space="preserve">Рисунок </w:t>
+      </w:r>
+      <w:r>
+        <w:rPr>
+          <w:i w:val="0"/>
+          <w:iCs w:val="0"/>
+          <w:color w:val="auto"/>
+          <w:sz w:val="28"/>
+          <w:szCs w:val="28"/>
+        </w:rPr>
+        <w:fldChar w:fldCharType="begin"/>
+      </w:r>
+      <w:r>
+        <w:rPr>
+          <w:i w:val="0"/>
+          <w:iCs w:val="0"/>
+          <w:color w:val="auto"/>
+          <w:sz w:val="28"/>
+          <w:szCs w:val="28"/>
+        </w:rPr>
+        <w:instrText xml:space="preserve"> SEQ Рисунок \* ARABIC </w:instrText>
+      </w:r>
+      <w:r>
+        <w:rPr>
+          <w:i w:val="0"/>
+          <w:iCs w:val="0"/>
+          <w:color w:val="auto"/>
+          <w:sz w:val="28"/>
+          <w:szCs w:val="28"/>
+        </w:rPr>
+        <w:fldChar w:fldCharType="separate"/>
+      </w:r>
+      <w:r>
+        <w:rPr>
+          <w:i w:val="0"/>
+          <w:iCs w:val="0"/>
+          <w:color w:val="auto"/>
+          <w:sz w:val="28"/>
+          <w:szCs w:val="28"/>
+        </w:rPr>
+        <w:t>15</w:t>
+      </w:r>
+      <w:r>
+        <w:rPr>
+          <w:i w:val="0"/>
+          <w:iCs w:val="0"/>
+          <w:color w:val="auto"/>
+          <w:sz w:val="28"/>
+          <w:szCs w:val="28"/>
+        </w:rPr>
+        <w:fldChar w:fldCharType="end"/>
+      </w:r>
+      <w:r>
+        <w:rPr>
+          <w:i w:val="0"/>
+          <w:iCs w:val="0"/>
+          <w:color w:val="auto"/>
+          <w:sz w:val="28"/>
+          <w:szCs w:val="28"/>
+        </w:rPr>
+        <w:t xml:space="preserve"> – Страница </w:t>
+      </w:r>
+      <w:proofErr w:type="spellStart"/>
+      <w:r>
+        <w:rPr>
+          <w:i w:val="0"/>
+          <w:iCs w:val="0"/>
+          <w:color w:val="auto"/>
+          <w:sz w:val="28"/>
+          <w:szCs w:val="28"/>
+        </w:rPr>
+        <w:t>email</w:t>
+      </w:r>
+      <w:r>
+        <w:rPr>
+          <w:i w:val="0"/>
+          <w:iCs w:val="0"/>
+          <w:color w:val="auto"/>
+          <w:sz w:val="28"/>
+          <w:szCs w:val="28"/>
+        </w:rPr>
+        <w:t>_</w:t>
+      </w:r>
+      <w:r>
+        <w:rPr>
+          <w:i w:val="0"/>
+          <w:iCs w:val="0"/>
+          <w:color w:val="auto"/>
+          <w:sz w:val="28"/>
+          <w:szCs w:val="28"/>
+        </w:rPr>
+        <w:t>verification</w:t>
+      </w:r>
+      <w:proofErr w:type="spellEnd"/>
+    </w:p>
+    <w:p>
+      <w:pPr>
+        <w:spacing w:line="360" w:lineRule="auto"/>
+        <w:ind w:firstLine="851"/>
+        <w:jc w:val="both"/>
+        <w:rPr>
+          <w:rFonts w:eastAsiaTheme="minorHAnsi"/>
+          <w:sz w:val="28"/>
+          <w:szCs w:val="28"/>
+          <w:lang w:eastAsia="en-US"/>
+        </w:rPr>
+      </w:pPr>
+      <w:r>
+        <w:rPr>
+          <w:rFonts w:eastAsiaTheme="minorHAnsi"/>
+          <w:sz w:val="28"/>
+          <w:szCs w:val="28"/>
+          <w:lang w:eastAsia="en-US"/>
+        </w:rPr>
+        <w:t xml:space="preserve">После заполнения формы регистрации и нажатия на кнопку регистрации, пользователь переходит на страницу подтверждения почты. На почту приходит шестизначный код, который нужно ввести в поле для ввода и тем самым подтверждая, что является владельцем почты. Страница </w:t>
+      </w:r>
+      <w:r>
+        <w:rPr>
+          <w:rFonts w:eastAsiaTheme="minorHAnsi"/>
+          <w:sz w:val="28"/>
+          <w:szCs w:val="28"/>
+          <w:lang w:eastAsia="en-US"/>
+        </w:rPr>
+        <w:t>Home</w:t>
+      </w:r>
+      <w:r>
+        <w:rPr>
+          <w:rFonts w:eastAsiaTheme="minorHAnsi"/>
+          <w:sz w:val="28"/>
+          <w:szCs w:val="28"/>
+          <w:lang w:eastAsia="en-US"/>
+        </w:rPr>
+        <w:t xml:space="preserve"> изображена на рисунке 16.</w:t>
+      </w:r>
+    </w:p>
+    <w:p>
+      <w:pPr>
+        <w:rPr>
+          <w:rFonts w:eastAsiaTheme="minorHAnsi"/>
+        </w:rPr>
+      </w:pPr>
+    </w:p>
+    <w:p>
+      <w:pPr>
+        <w:keepNext/>
+        <w:spacing w:before="240" w:after="240"/>
+        <w:jc w:val="center"/>
+      </w:pPr>
+      <w:r>
+        <w:rPr>
+          <w:noProof/>
+        </w:rPr>
+        <w:drawing>
+          <wp:inline distT="0" distB="0" distL="0" distR="0" wp14:anchorId="1C7D764B" wp14:editId="142FD8B1">
+            <wp:extent cx="4004310" cy="3600222"/>
+            <wp:effectExtent l="19050" t="19050" r="15240" b="19685"/>
+            <wp:docPr id="40" name="Рисунок 40"/>
+            <wp:cNvGraphicFramePr>
+              <a:graphicFrameLocks xmlns:a="http://schemas.openxmlformats.org/drawingml/2006/main" noChangeAspect="1"/>
+            </wp:cNvGraphicFramePr>
+            <a:graphic xmlns:a="http://schemas.openxmlformats.org/drawingml/2006/main">
+              <a:graphicData uri="http://schemas.openxmlformats.org/drawingml/2006/picture">
+                <pic:pic xmlns:pic="http://schemas.openxmlformats.org/drawingml/2006/picture">
+                  <pic:nvPicPr>
+                    <pic:cNvPr id="1" name=""/>
+                    <pic:cNvPicPr/>
+                  </pic:nvPicPr>
+                  <pic:blipFill>
+                    <a:blip r:embed="rId22"/>
+                    <a:stretch>
+                      <a:fillRect/>
+                    </a:stretch>
+                  </pic:blipFill>
+                  <pic:spPr>
+                    <a:xfrm>
+                      <a:off x="0" y="0"/>
+                      <a:ext cx="4043960" cy="3635871"/>
+                    </a:xfrm>
+                    <a:prstGeom prst="rect">
+                      <a:avLst/>
+                    </a:prstGeom>
+                    <a:ln>
+                      <a:solidFill>
+                        <a:schemeClr val="tx1"/>
+                      </a:solidFill>
+                    </a:ln>
+                  </pic:spPr>
+                </pic:pic>
+              </a:graphicData>
+            </a:graphic>
+          </wp:inline>
+        </w:drawing>
+      </w:r>
+    </w:p>
+    <w:p>
+      <w:pPr>
+        <w:pStyle w:val="aa"/>
+        <w:spacing w:before="240" w:after="240" w:line="360" w:lineRule="auto"/>
+        <w:jc w:val="center"/>
+        <w:rPr>
+          <w:i w:val="0"/>
+          <w:iCs w:val="0"/>
+          <w:color w:val="auto"/>
+          <w:sz w:val="28"/>
+          <w:szCs w:val="28"/>
+        </w:rPr>
+      </w:pPr>
+      <w:r>
+        <w:rPr>
+          <w:i w:val="0"/>
+          <w:iCs w:val="0"/>
+          <w:color w:val="auto"/>
+          <w:sz w:val="28"/>
+          <w:szCs w:val="28"/>
+        </w:rPr>
+        <w:t xml:space="preserve">Рисунок </w:t>
+      </w:r>
+      <w:r>
+        <w:rPr>
+          <w:i w:val="0"/>
+          <w:iCs w:val="0"/>
+          <w:color w:val="auto"/>
+          <w:sz w:val="28"/>
+          <w:szCs w:val="28"/>
+        </w:rPr>
+        <w:fldChar w:fldCharType="begin"/>
+      </w:r>
+      <w:r>
+        <w:rPr>
+          <w:i w:val="0"/>
+          <w:iCs w:val="0"/>
+          <w:color w:val="auto"/>
+          <w:sz w:val="28"/>
+          <w:szCs w:val="28"/>
+        </w:rPr>
+        <w:instrText xml:space="preserve"> SEQ Рисунок \* ARABIC </w:instrText>
+      </w:r>
+      <w:r>
+        <w:rPr>
+          <w:i w:val="0"/>
+          <w:iCs w:val="0"/>
+          <w:color w:val="auto"/>
+          <w:sz w:val="28"/>
+          <w:szCs w:val="28"/>
+        </w:rPr>
+        <w:fldChar w:fldCharType="separate"/>
+      </w:r>
+      <w:r>
+        <w:rPr>
+          <w:i w:val="0"/>
+          <w:iCs w:val="0"/>
+          <w:color w:val="auto"/>
+          <w:sz w:val="28"/>
+          <w:szCs w:val="28"/>
+        </w:rPr>
+        <w:t>16</w:t>
+      </w:r>
+      <w:r>
+        <w:rPr>
+          <w:i w:val="0"/>
+          <w:iCs w:val="0"/>
+          <w:color w:val="auto"/>
+          <w:sz w:val="28"/>
+          <w:szCs w:val="28"/>
+        </w:rPr>
+        <w:fldChar w:fldCharType="end"/>
+      </w:r>
+      <w:r>
+        <w:rPr>
+          <w:i w:val="0"/>
+          <w:iCs w:val="0"/>
+          <w:color w:val="auto"/>
+          <w:sz w:val="28"/>
+          <w:szCs w:val="28"/>
+        </w:rPr>
+        <w:t xml:space="preserve"> – Страница </w:t>
+      </w:r>
+      <w:proofErr w:type="spellStart"/>
+      <w:r>
+        <w:rPr>
+          <w:i w:val="0"/>
+          <w:iCs w:val="0"/>
+          <w:color w:val="auto"/>
+          <w:sz w:val="28"/>
+          <w:szCs w:val="28"/>
+        </w:rPr>
+        <w:t>Home</w:t>
+      </w:r>
+      <w:proofErr w:type="spellEnd"/>
+    </w:p>
+    <w:p>
+      <w:pPr>
+        <w:spacing w:line="360" w:lineRule="auto"/>
+        <w:ind w:firstLine="851"/>
+        <w:jc w:val="both"/>
+        <w:rPr>
+          <w:rFonts w:eastAsiaTheme="minorHAnsi"/>
+          <w:sz w:val="28"/>
+          <w:szCs w:val="28"/>
+          <w:lang w:eastAsia="en-US"/>
+        </w:rPr>
+      </w:pPr>
+      <w:r>
+        <w:rPr>
+          <w:rFonts w:eastAsiaTheme="minorHAnsi"/>
+          <w:sz w:val="28"/>
+          <w:szCs w:val="28"/>
+          <w:lang w:eastAsia="en-US"/>
+        </w:rPr>
+        <w:lastRenderedPageBreak/>
+        <w:t>Главная страница</w:t>
+      </w:r>
+      <w:r>
+        <w:rPr>
+          <w:rFonts w:eastAsiaTheme="minorHAnsi"/>
+          <w:sz w:val="28"/>
+          <w:szCs w:val="28"/>
+          <w:lang w:eastAsia="en-US"/>
+        </w:rPr>
+        <w:t xml:space="preserve"> я</w:t>
+      </w:r>
+      <w:r>
+        <w:rPr>
+          <w:rFonts w:eastAsiaTheme="minorHAnsi"/>
+          <w:sz w:val="28"/>
+          <w:szCs w:val="28"/>
+          <w:lang w:eastAsia="en-US"/>
+        </w:rPr>
+        <w:t>вляется центральным узло</w:t>
+      </w:r>
+      <w:r>
+        <w:rPr>
+          <w:rFonts w:eastAsiaTheme="minorHAnsi"/>
+          <w:sz w:val="28"/>
+          <w:szCs w:val="28"/>
+          <w:lang w:eastAsia="en-US"/>
+        </w:rPr>
+        <w:t>м</w:t>
+      </w:r>
+      <w:r>
+        <w:rPr>
+          <w:rFonts w:eastAsiaTheme="minorHAnsi"/>
+          <w:sz w:val="28"/>
+          <w:szCs w:val="28"/>
+          <w:lang w:eastAsia="en-US"/>
+        </w:rPr>
+        <w:t xml:space="preserve">. На </w:t>
+      </w:r>
+      <w:r>
+        <w:rPr>
+          <w:rFonts w:eastAsiaTheme="minorHAnsi"/>
+          <w:sz w:val="28"/>
+          <w:szCs w:val="28"/>
+          <w:lang w:eastAsia="en-US"/>
+        </w:rPr>
+        <w:t>главной странице</w:t>
+      </w:r>
+      <w:r>
+        <w:rPr>
+          <w:rFonts w:eastAsiaTheme="minorHAnsi"/>
+          <w:sz w:val="28"/>
+          <w:szCs w:val="28"/>
+          <w:lang w:eastAsia="en-US"/>
+        </w:rPr>
+        <w:t xml:space="preserve"> представлена афиша </w:t>
+      </w:r>
+      <w:r>
+        <w:rPr>
+          <w:rFonts w:eastAsiaTheme="minorHAnsi"/>
+          <w:sz w:val="28"/>
+          <w:szCs w:val="28"/>
+          <w:lang w:eastAsia="en-US"/>
+        </w:rPr>
+        <w:t>–</w:t>
+      </w:r>
+      <w:r>
+        <w:rPr>
+          <w:rFonts w:eastAsiaTheme="minorHAnsi"/>
+          <w:sz w:val="28"/>
+          <w:szCs w:val="28"/>
+          <w:lang w:eastAsia="en-US"/>
+        </w:rPr>
+        <w:t xml:space="preserve"> сетка фильмов, идущих в прокате. Для каждого фильма отображается постер, название, жан</w:t>
+      </w:r>
+      <w:r>
+        <w:rPr>
+          <w:rFonts w:eastAsiaTheme="minorHAnsi"/>
+          <w:sz w:val="28"/>
+          <w:szCs w:val="28"/>
+          <w:lang w:eastAsia="en-US"/>
+        </w:rPr>
+        <w:t xml:space="preserve">р, </w:t>
+      </w:r>
+      <w:r>
+        <w:rPr>
+          <w:rFonts w:eastAsiaTheme="minorHAnsi"/>
+          <w:sz w:val="28"/>
+          <w:szCs w:val="28"/>
+          <w:lang w:eastAsia="en-US"/>
+        </w:rPr>
+        <w:t>длительность</w:t>
+      </w:r>
+      <w:r>
+        <w:rPr>
+          <w:rFonts w:eastAsiaTheme="minorHAnsi"/>
+          <w:sz w:val="28"/>
+          <w:szCs w:val="28"/>
+          <w:lang w:eastAsia="en-US"/>
+        </w:rPr>
+        <w:t xml:space="preserve"> и описание</w:t>
+      </w:r>
+      <w:r>
+        <w:rPr>
+          <w:rFonts w:eastAsiaTheme="minorHAnsi"/>
+          <w:sz w:val="28"/>
+          <w:szCs w:val="28"/>
+          <w:lang w:eastAsia="en-US"/>
+        </w:rPr>
+        <w:t>. Страница предоставляет навигацию ко всем основным функциям для клиента.</w:t>
+      </w:r>
+      <w:r>
+        <w:rPr>
+          <w:rFonts w:eastAsiaTheme="minorHAnsi"/>
+          <w:sz w:val="28"/>
+          <w:szCs w:val="28"/>
+          <w:lang w:eastAsia="en-US"/>
+        </w:rPr>
+        <w:t xml:space="preserve"> Страница </w:t>
+      </w:r>
+      <w:r>
+        <w:rPr>
+          <w:rFonts w:eastAsiaTheme="minorHAnsi"/>
+          <w:sz w:val="28"/>
+          <w:szCs w:val="28"/>
+          <w:lang w:eastAsia="en-US"/>
+        </w:rPr>
+        <w:t>Profile</w:t>
+      </w:r>
+      <w:r>
+        <w:rPr>
+          <w:rFonts w:eastAsiaTheme="minorHAnsi"/>
+          <w:sz w:val="28"/>
+          <w:szCs w:val="28"/>
+          <w:lang w:eastAsia="en-US"/>
+        </w:rPr>
+        <w:t xml:space="preserve"> изображена на рисунке 17.</w:t>
+      </w:r>
+    </w:p>
+    <w:p>
+      <w:pPr>
+        <w:keepNext/>
+        <w:spacing w:before="240" w:after="240"/>
+        <w:jc w:val="center"/>
+      </w:pPr>
+      <w:r>
+        <w:rPr>
+          <w:noProof/>
+        </w:rPr>
+        <w:drawing>
+          <wp:inline distT="0" distB="0" distL="0" distR="0" wp14:anchorId="0A98AFAF" wp14:editId="1E987497">
+            <wp:extent cx="5096586" cy="5306165"/>
+            <wp:effectExtent l="19050" t="19050" r="27940" b="27940"/>
+            <wp:docPr id="41" name="Рисунок 41"/>
+            <wp:cNvGraphicFramePr>
+              <a:graphicFrameLocks xmlns:a="http://schemas.openxmlformats.org/drawingml/2006/main" noChangeAspect="1"/>
+            </wp:cNvGraphicFramePr>
+            <a:graphic xmlns:a="http://schemas.openxmlformats.org/drawingml/2006/main">
+              <a:graphicData uri="http://schemas.openxmlformats.org/drawingml/2006/picture">
+                <pic:pic xmlns:pic="http://schemas.openxmlformats.org/drawingml/2006/picture">
+                  <pic:nvPicPr>
+                    <pic:cNvPr id="1" name=""/>
+                    <pic:cNvPicPr/>
+                  </pic:nvPicPr>
+                  <pic:blipFill>
+                    <a:blip r:embed="rId23"/>
+                    <a:stretch>
+                      <a:fillRect/>
+                    </a:stretch>
+                  </pic:blipFill>
+                  <pic:spPr>
+                    <a:xfrm>
+                      <a:off x="0" y="0"/>
+                      <a:ext cx="5096586" cy="5306165"/>
+                    </a:xfrm>
+                    <a:prstGeom prst="rect">
+                      <a:avLst/>
+                    </a:prstGeom>
+                    <a:ln>
+                      <a:solidFill>
+                        <a:schemeClr val="tx1"/>
+                      </a:solidFill>
+                    </a:ln>
+                  </pic:spPr>
+                </pic:pic>
+              </a:graphicData>
+            </a:graphic>
+          </wp:inline>
+        </w:drawing>
+      </w:r>
+    </w:p>
+    <w:p>
+      <w:pPr>
+        <w:pStyle w:val="aa"/>
+        <w:spacing w:before="240" w:after="240" w:line="360" w:lineRule="auto"/>
+        <w:jc w:val="center"/>
+        <w:rPr>
+          <w:i w:val="0"/>
+          <w:iCs w:val="0"/>
+          <w:color w:val="auto"/>
+          <w:sz w:val="28"/>
+          <w:szCs w:val="28"/>
+        </w:rPr>
+      </w:pPr>
+      <w:r>
+        <w:rPr>
+          <w:i w:val="0"/>
+          <w:iCs w:val="0"/>
+          <w:color w:val="auto"/>
+          <w:sz w:val="28"/>
+          <w:szCs w:val="28"/>
+        </w:rPr>
+        <w:t xml:space="preserve">Рисунок </w:t>
+      </w:r>
+      <w:r>
+        <w:rPr>
+          <w:i w:val="0"/>
+          <w:iCs w:val="0"/>
+          <w:color w:val="auto"/>
+          <w:sz w:val="28"/>
+          <w:szCs w:val="28"/>
+        </w:rPr>
+        <w:fldChar w:fldCharType="begin"/>
+      </w:r>
+      <w:r>
+        <w:rPr>
+          <w:i w:val="0"/>
+          <w:iCs w:val="0"/>
+          <w:color w:val="auto"/>
+          <w:sz w:val="28"/>
+          <w:szCs w:val="28"/>
+        </w:rPr>
+        <w:instrText xml:space="preserve"> SEQ Рисунок \* ARABIC </w:instrText>
+      </w:r>
+      <w:r>
+        <w:rPr>
+          <w:i w:val="0"/>
+          <w:iCs w:val="0"/>
+          <w:color w:val="auto"/>
+          <w:sz w:val="28"/>
+          <w:szCs w:val="28"/>
+        </w:rPr>
+        <w:fldChar w:fldCharType="separate"/>
+      </w:r>
+      <w:r>
+        <w:rPr>
+          <w:i w:val="0"/>
+          <w:iCs w:val="0"/>
+          <w:color w:val="auto"/>
+          <w:sz w:val="28"/>
+          <w:szCs w:val="28"/>
+        </w:rPr>
+        <w:t>17</w:t>
+      </w:r>
+      <w:r>
+        <w:rPr>
+          <w:i w:val="0"/>
+          <w:iCs w:val="0"/>
+          <w:color w:val="auto"/>
+          <w:sz w:val="28"/>
+          <w:szCs w:val="28"/>
+        </w:rPr>
+        <w:fldChar w:fldCharType="end"/>
+      </w:r>
+      <w:r>
+        <w:rPr>
+          <w:i w:val="0"/>
+          <w:iCs w:val="0"/>
+          <w:color w:val="auto"/>
+          <w:sz w:val="28"/>
+          <w:szCs w:val="28"/>
+        </w:rPr>
+        <w:t xml:space="preserve"> – Страница </w:t>
+      </w:r>
+      <w:proofErr w:type="spellStart"/>
+      <w:r>
+        <w:rPr>
+          <w:i w:val="0"/>
+          <w:iCs w:val="0"/>
+          <w:color w:val="auto"/>
+          <w:sz w:val="28"/>
+          <w:szCs w:val="28"/>
+        </w:rPr>
+        <w:t>Profile</w:t>
+      </w:r>
+      <w:proofErr w:type="spellEnd"/>
+    </w:p>
+    <w:p>
+      <w:pPr>
+        <w:spacing w:line="360" w:lineRule="auto"/>
+        <w:ind w:firstLine="851"/>
+        <w:jc w:val="both"/>
+        <w:rPr>
+          <w:rFonts w:eastAsiaTheme="minorHAnsi"/>
+          <w:sz w:val="28"/>
+          <w:szCs w:val="28"/>
+          <w:lang w:eastAsia="en-US"/>
+        </w:rPr>
+      </w:pPr>
+      <w:r>
+        <w:rPr>
+          <w:rFonts w:eastAsiaTheme="minorHAnsi"/>
+          <w:sz w:val="28"/>
+          <w:szCs w:val="28"/>
+          <w:lang w:eastAsia="en-US"/>
+        </w:rPr>
+        <w:t>Личный кабинет</w:t>
+      </w:r>
+      <w:r>
+        <w:rPr>
+          <w:rFonts w:eastAsiaTheme="minorHAnsi"/>
+          <w:sz w:val="28"/>
+          <w:szCs w:val="28"/>
+          <w:lang w:eastAsia="en-US"/>
+        </w:rPr>
+        <w:t xml:space="preserve"> пользователя отображает персональн</w:t>
+      </w:r>
+      <w:r>
+        <w:rPr>
+          <w:rFonts w:eastAsiaTheme="minorHAnsi"/>
+          <w:sz w:val="28"/>
+          <w:szCs w:val="28"/>
+          <w:lang w:eastAsia="en-US"/>
+        </w:rPr>
+        <w:t>ую</w:t>
+      </w:r>
+      <w:r>
+        <w:rPr>
+          <w:rFonts w:eastAsiaTheme="minorHAnsi"/>
+          <w:sz w:val="28"/>
+          <w:szCs w:val="28"/>
+          <w:lang w:eastAsia="en-US"/>
+        </w:rPr>
+        <w:t xml:space="preserve"> информац</w:t>
+      </w:r>
+      <w:r>
+        <w:rPr>
+          <w:rFonts w:eastAsiaTheme="minorHAnsi"/>
+          <w:sz w:val="28"/>
+          <w:szCs w:val="28"/>
+          <w:lang w:eastAsia="en-US"/>
+        </w:rPr>
+        <w:t>ию</w:t>
+      </w:r>
+      <w:r>
+        <w:rPr>
+          <w:rFonts w:eastAsiaTheme="minorHAnsi"/>
+          <w:sz w:val="28"/>
+          <w:szCs w:val="28"/>
+          <w:lang w:eastAsia="en-US"/>
+        </w:rPr>
+        <w:t xml:space="preserve"> </w:t>
+      </w:r>
+      <w:r>
+        <w:rPr>
+          <w:rFonts w:eastAsiaTheme="minorHAnsi"/>
+          <w:sz w:val="28"/>
+          <w:szCs w:val="28"/>
+          <w:lang w:eastAsia="en-US"/>
+        </w:rPr>
+        <w:t xml:space="preserve">пользователя, </w:t>
+      </w:r>
+      <w:r>
+        <w:rPr>
+          <w:rFonts w:eastAsiaTheme="minorHAnsi"/>
+          <w:sz w:val="28"/>
+          <w:szCs w:val="28"/>
+          <w:lang w:eastAsia="en-US"/>
+        </w:rPr>
+        <w:t>а также история покупок и забронированные билеты. Пользователь может просматривать детали своих прошлых заказов</w:t>
+      </w:r>
+      <w:r>
+        <w:rPr>
+          <w:rFonts w:eastAsiaTheme="minorHAnsi"/>
+          <w:sz w:val="28"/>
+          <w:szCs w:val="28"/>
+          <w:lang w:eastAsia="en-US"/>
+        </w:rPr>
+        <w:t xml:space="preserve">, может привязать телеграмм аккаунт для упрощения взаимодействия с сайтом, а также поменять персональные </w:t>
+      </w:r>
+      <w:r>
+        <w:rPr>
+          <w:rFonts w:eastAsiaTheme="minorHAnsi"/>
+          <w:sz w:val="28"/>
+          <w:szCs w:val="28"/>
+          <w:lang w:eastAsia="en-US"/>
+        </w:rPr>
+        <w:lastRenderedPageBreak/>
+        <w:t xml:space="preserve">данные и даже привязать аккаунт к другой электронной почте. Страница </w:t>
+      </w:r>
+      <w:r>
+        <w:rPr>
+          <w:rFonts w:eastAsiaTheme="minorHAnsi"/>
+          <w:sz w:val="28"/>
+          <w:szCs w:val="28"/>
+          <w:lang w:eastAsia="en-US"/>
+        </w:rPr>
+        <w:t>Screening</w:t>
+      </w:r>
+      <w:r>
+        <w:rPr>
+          <w:rFonts w:eastAsiaTheme="minorHAnsi"/>
+          <w:sz w:val="28"/>
+          <w:szCs w:val="28"/>
+          <w:lang w:eastAsia="en-US"/>
+        </w:rPr>
+        <w:t>-</w:t>
+      </w:r>
+      <w:r>
+        <w:rPr>
+          <w:rFonts w:eastAsiaTheme="minorHAnsi"/>
+          <w:sz w:val="28"/>
+          <w:szCs w:val="28"/>
+          <w:lang w:eastAsia="en-US"/>
+        </w:rPr>
+        <w:t>detail</w:t>
+      </w:r>
+      <w:r>
+        <w:rPr>
+          <w:rFonts w:eastAsiaTheme="minorHAnsi"/>
+          <w:sz w:val="28"/>
+          <w:szCs w:val="28"/>
+          <w:lang w:eastAsia="en-US"/>
+        </w:rPr>
+        <w:t xml:space="preserve"> </w:t>
+      </w:r>
+      <w:r>
+        <w:rPr>
+          <w:rFonts w:eastAsiaTheme="minorHAnsi"/>
+          <w:sz w:val="28"/>
+          <w:szCs w:val="28"/>
+          <w:lang w:eastAsia="en-US"/>
+        </w:rPr>
+        <w:t>изображена на рисунке 18.</w:t>
+      </w:r>
+    </w:p>
+    <w:p>
+      <w:pPr>
+        <w:keepNext/>
+        <w:spacing w:before="240" w:after="240"/>
+        <w:jc w:val="center"/>
+      </w:pPr>
+      <w:r>
+        <w:rPr>
+          <w:noProof/>
+        </w:rPr>
+        <w:drawing>
+          <wp:inline distT="0" distB="0" distL="0" distR="0" wp14:anchorId="59BD782E" wp14:editId="54B866CF">
+            <wp:extent cx="5753903" cy="5887272"/>
+            <wp:effectExtent l="19050" t="19050" r="18415" b="18415"/>
+            <wp:docPr id="36" name="Рисунок 36"/>
+            <wp:cNvGraphicFramePr>
+              <a:graphicFrameLocks xmlns:a="http://schemas.openxmlformats.org/drawingml/2006/main" noChangeAspect="1"/>
+            </wp:cNvGraphicFramePr>
+            <a:graphic xmlns:a="http://schemas.openxmlformats.org/drawingml/2006/main">
+              <a:graphicData uri="http://schemas.openxmlformats.org/drawingml/2006/picture">
+                <pic:pic xmlns:pic="http://schemas.openxmlformats.org/drawingml/2006/picture">
+                  <pic:nvPicPr>
+                    <pic:cNvPr id="1" name=""/>
+                    <pic:cNvPicPr/>
+                  </pic:nvPicPr>
+                  <pic:blipFill>
+                    <a:blip r:embed="rId24"/>
+                    <a:stretch>
+                      <a:fillRect/>
+                    </a:stretch>
+                  </pic:blipFill>
+                  <pic:spPr>
+                    <a:xfrm>
+                      <a:off x="0" y="0"/>
+                      <a:ext cx="5753903" cy="5887272"/>
+                    </a:xfrm>
+                    <a:prstGeom prst="rect">
+                      <a:avLst/>
+                    </a:prstGeom>
+                    <a:ln>
+                      <a:solidFill>
+                        <a:schemeClr val="tx1"/>
+                      </a:solidFill>
+                    </a:ln>
+                  </pic:spPr>
+                </pic:pic>
+              </a:graphicData>
+            </a:graphic>
+          </wp:inline>
+        </w:drawing>
+      </w:r>
+    </w:p>
+    <w:p>
+      <w:pPr>
+        <w:pStyle w:val="aa"/>
+        <w:spacing w:before="240" w:after="240" w:line="360" w:lineRule="auto"/>
+        <w:jc w:val="center"/>
+        <w:rPr>
+          <w:i w:val="0"/>
+          <w:iCs w:val="0"/>
+          <w:color w:val="auto"/>
+          <w:sz w:val="28"/>
+          <w:szCs w:val="28"/>
+        </w:rPr>
+      </w:pPr>
+      <w:r>
+        <w:rPr>
+          <w:i w:val="0"/>
+          <w:iCs w:val="0"/>
+          <w:color w:val="auto"/>
+          <w:sz w:val="28"/>
+          <w:szCs w:val="28"/>
+        </w:rPr>
+        <w:t xml:space="preserve">Рисунок </w:t>
+      </w:r>
+      <w:r>
+        <w:rPr>
+          <w:i w:val="0"/>
+          <w:iCs w:val="0"/>
+          <w:color w:val="auto"/>
+          <w:sz w:val="28"/>
+          <w:szCs w:val="28"/>
+        </w:rPr>
+        <w:fldChar w:fldCharType="begin"/>
+      </w:r>
+      <w:r>
+        <w:rPr>
+          <w:i w:val="0"/>
+          <w:iCs w:val="0"/>
+          <w:color w:val="auto"/>
+          <w:sz w:val="28"/>
+          <w:szCs w:val="28"/>
+        </w:rPr>
+        <w:instrText xml:space="preserve"> SEQ Рисунок \* ARABIC </w:instrText>
+      </w:r>
+      <w:r>
+        <w:rPr>
+          <w:i w:val="0"/>
+          <w:iCs w:val="0"/>
+          <w:color w:val="auto"/>
+          <w:sz w:val="28"/>
+          <w:szCs w:val="28"/>
+        </w:rPr>
+        <w:fldChar w:fldCharType="separate"/>
+      </w:r>
+      <w:r>
+        <w:rPr>
+          <w:i w:val="0"/>
+          <w:iCs w:val="0"/>
+          <w:color w:val="auto"/>
+          <w:sz w:val="28"/>
+          <w:szCs w:val="28"/>
+        </w:rPr>
+        <w:t>18</w:t>
+      </w:r>
+      <w:r>
+        <w:rPr>
+          <w:i w:val="0"/>
+          <w:iCs w:val="0"/>
+          <w:color w:val="auto"/>
+          <w:sz w:val="28"/>
+          <w:szCs w:val="28"/>
+        </w:rPr>
+        <w:fldChar w:fldCharType="end"/>
+      </w:r>
+      <w:r>
+        <w:rPr>
+          <w:i w:val="0"/>
+          <w:iCs w:val="0"/>
+          <w:color w:val="auto"/>
+          <w:sz w:val="28"/>
+          <w:szCs w:val="28"/>
+        </w:rPr>
+        <w:t xml:space="preserve"> – Страница </w:t>
+      </w:r>
+      <w:proofErr w:type="spellStart"/>
+      <w:r>
+        <w:rPr>
+          <w:i w:val="0"/>
+          <w:iCs w:val="0"/>
+          <w:color w:val="auto"/>
+          <w:sz w:val="28"/>
+          <w:szCs w:val="28"/>
+        </w:rPr>
+        <w:t>Screening</w:t>
+      </w:r>
+      <w:r>
+        <w:rPr>
+          <w:i w:val="0"/>
+          <w:iCs w:val="0"/>
+          <w:color w:val="auto"/>
+          <w:sz w:val="28"/>
+          <w:szCs w:val="28"/>
+        </w:rPr>
+        <w:t>-</w:t>
+      </w:r>
+      <w:r>
+        <w:rPr>
+          <w:i w:val="0"/>
+          <w:iCs w:val="0"/>
+          <w:color w:val="auto"/>
+          <w:sz w:val="28"/>
+          <w:szCs w:val="28"/>
+        </w:rPr>
+        <w:t>details</w:t>
+      </w:r>
+      <w:proofErr w:type="spellEnd"/>
+    </w:p>
+    <w:p>
+      <w:pPr>
+        <w:spacing w:line="360" w:lineRule="auto"/>
+        <w:ind w:firstLine="851"/>
+        <w:jc w:val="both"/>
+        <w:rPr>
+          <w:rFonts w:eastAsiaTheme="minorHAnsi"/>
+          <w:sz w:val="28"/>
+          <w:szCs w:val="28"/>
+          <w:lang w:eastAsia="en-US"/>
+        </w:rPr>
+      </w:pPr>
+      <w:r>
+        <w:rPr>
+          <w:rFonts w:eastAsiaTheme="minorHAnsi"/>
+          <w:sz w:val="28"/>
+          <w:szCs w:val="28"/>
+          <w:lang w:eastAsia="en-US"/>
+        </w:rPr>
+        <w:t>Страница информации о</w:t>
+      </w:r>
+      <w:r>
+        <w:rPr>
+          <w:rFonts w:eastAsiaTheme="minorHAnsi"/>
+          <w:sz w:val="28"/>
+          <w:szCs w:val="28"/>
+          <w:lang w:eastAsia="en-US"/>
+        </w:rPr>
+        <w:t xml:space="preserve"> </w:t>
+      </w:r>
+      <w:r>
+        <w:rPr>
+          <w:rFonts w:eastAsiaTheme="minorHAnsi"/>
+          <w:sz w:val="28"/>
+          <w:szCs w:val="28"/>
+          <w:lang w:eastAsia="en-US"/>
+        </w:rPr>
+        <w:t>фильме и сеансах этого фильма о</w:t>
+      </w:r>
+      <w:r>
+        <w:rPr>
+          <w:rFonts w:eastAsiaTheme="minorHAnsi"/>
+          <w:sz w:val="28"/>
+          <w:szCs w:val="28"/>
+          <w:lang w:eastAsia="en-US"/>
+        </w:rPr>
+        <w:t xml:space="preserve">ткрывается после выбора на главной странице. Данный экран детализирует информацию о </w:t>
+      </w:r>
+      <w:r>
+        <w:rPr>
+          <w:rFonts w:eastAsiaTheme="minorHAnsi"/>
+          <w:sz w:val="28"/>
+          <w:szCs w:val="28"/>
+          <w:lang w:eastAsia="en-US"/>
+        </w:rPr>
+        <w:t xml:space="preserve">ближайшем </w:t>
+      </w:r>
+      <w:r>
+        <w:rPr>
+          <w:rFonts w:eastAsiaTheme="minorHAnsi"/>
+          <w:sz w:val="28"/>
+          <w:szCs w:val="28"/>
+          <w:lang w:eastAsia="en-US"/>
+        </w:rPr>
+        <w:t>сеансе</w:t>
+      </w:r>
+      <w:r>
+        <w:rPr>
+          <w:rFonts w:eastAsiaTheme="minorHAnsi"/>
+          <w:sz w:val="28"/>
+          <w:szCs w:val="28"/>
+          <w:lang w:eastAsia="en-US"/>
+        </w:rPr>
+        <w:t xml:space="preserve"> на выбранный фильм</w:t>
+      </w:r>
+      <w:r>
+        <w:rPr>
+          <w:rFonts w:eastAsiaTheme="minorHAnsi"/>
+          <w:sz w:val="28"/>
+          <w:szCs w:val="28"/>
+          <w:lang w:eastAsia="en-US"/>
+        </w:rPr>
+        <w:t>:</w:t>
+      </w:r>
+      <w:r>
+        <w:rPr>
+          <w:rFonts w:eastAsiaTheme="minorHAnsi"/>
+          <w:sz w:val="28"/>
+          <w:szCs w:val="28"/>
+          <w:lang w:eastAsia="en-US"/>
+        </w:rPr>
+        <w:t xml:space="preserve"> информация о фильме,</w:t>
+      </w:r>
+      <w:r>
+        <w:rPr>
+          <w:rFonts w:eastAsiaTheme="minorHAnsi"/>
+          <w:sz w:val="28"/>
+          <w:szCs w:val="28"/>
+          <w:lang w:eastAsia="en-US"/>
+        </w:rPr>
+        <w:t xml:space="preserve"> дата и время, кинозал, стоимость билетов. Отсюда пользователь переходит к интерактивной </w:t>
+      </w:r>
+      <w:r>
+        <w:rPr>
+          <w:rFonts w:eastAsiaTheme="minorHAnsi"/>
+          <w:sz w:val="28"/>
+          <w:szCs w:val="28"/>
+          <w:lang w:eastAsia="en-US"/>
+        </w:rPr>
+        <w:lastRenderedPageBreak/>
+        <w:t>схеме зала для выбора мест, что является следующим шагом в процессе бронирования.</w:t>
+      </w:r>
+      <w:r>
+        <w:rPr>
+          <w:rFonts w:eastAsiaTheme="minorHAnsi"/>
+          <w:sz w:val="28"/>
+          <w:szCs w:val="28"/>
+          <w:lang w:eastAsia="en-US"/>
+        </w:rPr>
+        <w:t xml:space="preserve"> Страница </w:t>
+      </w:r>
+      <w:r>
+        <w:rPr>
+          <w:rFonts w:eastAsiaTheme="minorHAnsi"/>
+          <w:sz w:val="28"/>
+          <w:szCs w:val="28"/>
+          <w:lang w:eastAsia="en-US"/>
+        </w:rPr>
+        <w:t>screening</w:t>
+      </w:r>
+      <w:r>
+        <w:rPr>
+          <w:rFonts w:eastAsiaTheme="minorHAnsi"/>
+          <w:sz w:val="28"/>
+          <w:szCs w:val="28"/>
+          <w:lang w:eastAsia="en-US"/>
+        </w:rPr>
+        <w:t>-</w:t>
+      </w:r>
+      <w:r>
+        <w:rPr>
+          <w:rFonts w:eastAsiaTheme="minorHAnsi"/>
+          <w:sz w:val="28"/>
+          <w:szCs w:val="28"/>
+          <w:lang w:eastAsia="en-US"/>
+        </w:rPr>
+        <w:t xml:space="preserve">partial </w:t>
+      </w:r>
+      <w:r>
+        <w:rPr>
+          <w:rFonts w:eastAsiaTheme="minorHAnsi"/>
+          <w:sz w:val="28"/>
+          <w:szCs w:val="28"/>
+          <w:lang w:eastAsia="en-US"/>
+        </w:rPr>
+        <w:t>изображена на рисунке 19.</w:t>
+      </w:r>
+    </w:p>
+    <w:p>
+      <w:pPr>
+        <w:keepNext/>
+        <w:spacing w:before="240" w:after="240"/>
+        <w:jc w:val="center"/>
+      </w:pPr>
+      <w:r>
+        <w:rPr>
+          <w:rFonts w:eastAsiaTheme="minorHAnsi"/>
+          <w:noProof/>
+          <w:sz w:val="28"/>
+          <w:szCs w:val="28"/>
+          <w:lang w:eastAsia="en-US"/>
+        </w:rPr>
+        <w:drawing>
+          <wp:inline distT="0" distB="0" distL="0" distR="0" wp14:anchorId="414CF4D5" wp14:editId="40595CDB">
+            <wp:extent cx="4370070" cy="3808449"/>
+            <wp:effectExtent l="19050" t="19050" r="11430" b="20955"/>
+            <wp:docPr id="37" name="Рисунок 37"/>
+            <wp:cNvGraphicFramePr>
+              <a:graphicFrameLocks xmlns:a="http://schemas.openxmlformats.org/drawingml/2006/main" noChangeAspect="1"/>
+            </wp:cNvGraphicFramePr>
+            <a:graphic xmlns:a="http://schemas.openxmlformats.org/drawingml/2006/main">
+              <a:graphicData uri="http://schemas.openxmlformats.org/drawingml/2006/picture">
+                <pic:pic xmlns:pic="http://schemas.openxmlformats.org/drawingml/2006/picture">
+                  <pic:nvPicPr>
+                    <pic:cNvPr id="1" name=""/>
+                    <pic:cNvPicPr/>
+                  </pic:nvPicPr>
+                  <pic:blipFill>
+                    <a:blip r:embed="rId25"/>
+                    <a:stretch>
+                      <a:fillRect/>
+                    </a:stretch>
+                  </pic:blipFill>
+                  <pic:spPr>
+                    <a:xfrm>
+                      <a:off x="0" y="0"/>
+                      <a:ext cx="4380174" cy="3817255"/>
+                    </a:xfrm>
+                    <a:prstGeom prst="rect">
+                      <a:avLst/>
+                    </a:prstGeom>
+                    <a:ln>
+                      <a:solidFill>
+                        <a:schemeClr val="tx1"/>
+                      </a:solidFill>
+                    </a:ln>
+                  </pic:spPr>
+                </pic:pic>
+              </a:graphicData>
+            </a:graphic>
+          </wp:inline>
+        </w:drawing>
+      </w:r>
+    </w:p>
+    <w:p>
+      <w:pPr>
+        <w:pStyle w:val="aa"/>
+        <w:spacing w:before="240" w:after="240" w:line="360" w:lineRule="auto"/>
+        <w:jc w:val="center"/>
+        <w:rPr>
+          <w:i w:val="0"/>
+          <w:iCs w:val="0"/>
+          <w:color w:val="auto"/>
+          <w:sz w:val="28"/>
+          <w:szCs w:val="28"/>
+        </w:rPr>
+      </w:pPr>
+      <w:r>
+        <w:rPr>
+          <w:i w:val="0"/>
+          <w:iCs w:val="0"/>
+          <w:color w:val="auto"/>
+          <w:sz w:val="28"/>
+          <w:szCs w:val="28"/>
+        </w:rPr>
+        <w:t xml:space="preserve">Рисунок </w:t>
+      </w:r>
+      <w:r>
+        <w:rPr>
+          <w:i w:val="0"/>
+          <w:iCs w:val="0"/>
+          <w:color w:val="auto"/>
+          <w:sz w:val="28"/>
+          <w:szCs w:val="28"/>
+        </w:rPr>
+        <w:fldChar w:fldCharType="begin"/>
+      </w:r>
+      <w:r>
+        <w:rPr>
+          <w:i w:val="0"/>
+          <w:iCs w:val="0"/>
+          <w:color w:val="auto"/>
+          <w:sz w:val="28"/>
+          <w:szCs w:val="28"/>
+        </w:rPr>
+        <w:instrText xml:space="preserve"> SEQ Рисунок \* ARABIC </w:instrText>
+      </w:r>
+      <w:r>
+        <w:rPr>
+          <w:i w:val="0"/>
+          <w:iCs w:val="0"/>
+          <w:color w:val="auto"/>
+          <w:sz w:val="28"/>
+          <w:szCs w:val="28"/>
+        </w:rPr>
+        <w:fldChar w:fldCharType="separate"/>
+      </w:r>
+      <w:r>
+        <w:rPr>
+          <w:i w:val="0"/>
+          <w:iCs w:val="0"/>
+          <w:color w:val="auto"/>
+          <w:sz w:val="28"/>
+          <w:szCs w:val="28"/>
+        </w:rPr>
+        <w:t>19</w:t>
+      </w:r>
+      <w:r>
+        <w:rPr>
+          <w:i w:val="0"/>
+          <w:iCs w:val="0"/>
+          <w:color w:val="auto"/>
+          <w:sz w:val="28"/>
+          <w:szCs w:val="28"/>
+        </w:rPr>
+        <w:fldChar w:fldCharType="end"/>
+      </w:r>
+      <w:r>
+        <w:rPr>
+          <w:i w:val="0"/>
+          <w:iCs w:val="0"/>
+          <w:color w:val="auto"/>
+          <w:sz w:val="28"/>
+          <w:szCs w:val="28"/>
+        </w:rPr>
+        <w:t xml:space="preserve"> </w:t>
+      </w:r>
+      <w:r>
+        <w:rPr>
+          <w:i w:val="0"/>
+          <w:iCs w:val="0"/>
+          <w:color w:val="auto"/>
+          <w:sz w:val="28"/>
+          <w:szCs w:val="28"/>
+        </w:rPr>
+        <w:t>–</w:t>
+      </w:r>
+      <w:r>
+        <w:rPr>
+          <w:i w:val="0"/>
+          <w:iCs w:val="0"/>
+          <w:color w:val="auto"/>
+          <w:sz w:val="28"/>
+          <w:szCs w:val="28"/>
+        </w:rPr>
+        <w:t xml:space="preserve"> Страница</w:t>
+      </w:r>
+      <w:r>
+        <w:rPr>
+          <w:i w:val="0"/>
+          <w:iCs w:val="0"/>
+          <w:color w:val="auto"/>
+          <w:sz w:val="28"/>
+          <w:szCs w:val="28"/>
+        </w:rPr>
+        <w:t xml:space="preserve"> </w:t>
+      </w:r>
+      <w:proofErr w:type="spellStart"/>
+      <w:r>
+        <w:rPr>
+          <w:i w:val="0"/>
+          <w:iCs w:val="0"/>
+          <w:color w:val="auto"/>
+          <w:sz w:val="28"/>
+          <w:szCs w:val="28"/>
+        </w:rPr>
+        <w:t>screening</w:t>
+      </w:r>
+      <w:r>
+        <w:rPr>
+          <w:i w:val="0"/>
+          <w:iCs w:val="0"/>
+          <w:color w:val="auto"/>
+          <w:sz w:val="28"/>
+          <w:szCs w:val="28"/>
+        </w:rPr>
+        <w:t>-</w:t>
+      </w:r>
+      <w:r>
+        <w:rPr>
+          <w:i w:val="0"/>
+          <w:iCs w:val="0"/>
+          <w:color w:val="auto"/>
+          <w:sz w:val="28"/>
+          <w:szCs w:val="28"/>
+        </w:rPr>
+        <w:t>partial</w:t>
+      </w:r>
+      <w:proofErr w:type="spellEnd"/>
+    </w:p>
+    <w:p>
+      <w:pPr>
+        <w:spacing w:line="360" w:lineRule="auto"/>
+        <w:ind w:firstLine="851"/>
+        <w:jc w:val="both"/>
+        <w:rPr>
+          <w:rFonts w:eastAsiaTheme="minorHAnsi"/>
+          <w:sz w:val="28"/>
+          <w:szCs w:val="28"/>
+          <w:lang w:eastAsia="en-US"/>
+        </w:rPr>
+      </w:pPr>
+      <w:r>
+        <w:rPr>
+          <w:rFonts w:eastAsiaTheme="minorHAnsi"/>
+          <w:sz w:val="28"/>
+          <w:szCs w:val="28"/>
+          <w:lang w:eastAsia="en-US"/>
+        </w:rPr>
+        <w:t>Страница информации о конкретном сеансе открывается, когда пользователь на главной странице у фильма выбрал конкретный сеанс или на странице фильма выбрал сеанс. В отличии от прошлой страницы, это упрощённая версия, в которой отсутствует описание фильма, а имеется информация только о выбранном сеансе.</w:t>
+      </w:r>
+    </w:p>
+    <w:p>
+      <w:pPr>
+        <w:spacing w:line="360" w:lineRule="auto"/>
+        <w:ind w:firstLine="851"/>
+        <w:jc w:val="both"/>
+        <w:rPr>
+          <w:rFonts w:eastAsiaTheme="minorHAnsi"/>
+          <w:sz w:val="28"/>
+          <w:szCs w:val="28"/>
+          <w:lang w:eastAsia="en-US"/>
+        </w:rPr>
+      </w:pPr>
+      <w:r>
+        <w:rPr>
+          <w:rFonts w:eastAsiaTheme="minorHAnsi"/>
+          <w:sz w:val="28"/>
+          <w:szCs w:val="28"/>
+          <w:lang w:eastAsia="en-US"/>
+        </w:rPr>
+        <w:t>Интерфейс спроектирован интуитивно понятным и удобным для конечного пользователя, с четкой последовательностью шагов от выбора фильма до получения билета.</w:t>
+      </w:r>
+    </w:p>
+    <w:p>
+      <w:pPr>
+        <w:spacing w:line="360" w:lineRule="auto"/>
+        <w:ind w:firstLine="851"/>
+        <w:jc w:val="both"/>
+        <w:rPr>
+          <w:rFonts w:eastAsiaTheme="minorHAnsi"/>
+          <w:sz w:val="28"/>
+          <w:szCs w:val="28"/>
+          <w:lang w:eastAsia="en-US"/>
+        </w:rPr>
+      </w:pPr>
+      <w:r>
+        <w:rPr>
+          <w:rFonts w:eastAsiaTheme="minorHAnsi"/>
+          <w:sz w:val="28"/>
+          <w:szCs w:val="28"/>
+          <w:lang w:eastAsia="en-US"/>
+        </w:rPr>
+        <w:t>Использование прототипа на раннем этапе позволило утвердить логику взаимодействия, визуальную структуру и навигацию до начала этапа разработки</w:t>
+      </w:r>
+      <w:r>
+        <w:rPr>
+          <w:rFonts w:eastAsiaTheme="minorHAnsi"/>
+          <w:sz w:val="28"/>
+          <w:szCs w:val="28"/>
+          <w:lang w:eastAsia="en-US"/>
+        </w:rPr>
+        <w:t xml:space="preserve"> клиентской части</w:t>
+      </w:r>
+      <w:r>
+        <w:rPr>
+          <w:rFonts w:eastAsiaTheme="minorHAnsi"/>
+          <w:sz w:val="28"/>
+          <w:szCs w:val="28"/>
+          <w:lang w:eastAsia="en-US"/>
+        </w:rPr>
+        <w:t>, что способствовало снижению количества доработок на поздних стадиях проекта.</w:t>
+      </w:r>
+      <w:bookmarkStart w:id="19" w:name="_GoBack"/>
       <w:bookmarkEnd w:id="19"/>
-    </w:p>
-    <w:p>
-      <w:pPr>
-        <w:spacing w:after="160" w:line="259" w:lineRule="auto"/>
-        <w:rPr>
-          <w:rFonts w:eastAsiaTheme="minorHAnsi"/>
-          <w:b/>
-          <w:bCs/>
-          <w:kern w:val="32"/>
-          <w:sz w:val="28"/>
-          <w:szCs w:val="28"/>
-          <w:lang w:eastAsia="en-US"/>
-        </w:rPr>
-      </w:pPr>
       <w:r>
         <w:br w:type="page"/>
       </w:r>
@@ -16950,7 +19806,7 @@
         </w:rPr>
         <w:t xml:space="preserve"> – Документация – URL: </w:t>
       </w:r>
-      <w:hyperlink r:id="rId16" w:tgtFrame="_blank" w:history="1">
+      <w:hyperlink r:id="rId26" w:tgtFrame="_blank" w:history="1">
         <w:r>
           <w:rPr>
             <w:sz w:val="28"/>
@@ -17035,7 +19891,7 @@
         </w:rPr>
         <w:t xml:space="preserve"> – Документация – URL: </w:t>
       </w:r>
-      <w:hyperlink r:id="rId17" w:tgtFrame="_blank" w:history="1">
+      <w:hyperlink r:id="rId27" w:tgtFrame="_blank" w:history="1">
         <w:r>
           <w:rPr>
             <w:sz w:val="28"/>
@@ -17110,7 +19966,7 @@
         </w:rPr>
         <w:t xml:space="preserve">W3Schools – Руководства – URL: </w:t>
       </w:r>
-      <w:hyperlink r:id="rId18" w:tgtFrame="_blank" w:history="1">
+      <w:hyperlink r:id="rId28" w:tgtFrame="_blank" w:history="1">
         <w:r>
           <w:rPr>
             <w:sz w:val="28"/>
@@ -17221,7 +20077,7 @@
         </w:rPr>
         <w:t xml:space="preserve"> – Документация – URL: </w:t>
       </w:r>
-      <w:hyperlink r:id="rId19" w:tgtFrame="_blank" w:history="1">
+      <w:hyperlink r:id="rId29" w:tgtFrame="_blank" w:history="1">
         <w:r>
           <w:rPr>
             <w:sz w:val="28"/>
@@ -17324,7 +20180,7 @@
         </w:rPr>
         <w:t xml:space="preserve"> – Сообщество – URL: </w:t>
       </w:r>
-      <w:hyperlink r:id="rId20" w:tgtFrame="_blank" w:history="1">
+      <w:hyperlink r:id="rId30" w:tgtFrame="_blank" w:history="1">
         <w:r>
           <w:rPr>
             <w:sz w:val="28"/>
@@ -17391,7 +20247,7 @@
           <w:shd w:val="clear" w:color="auto" w:fill="FFFFFF"/>
         </w:rPr>
       </w:pPr>
-      <w:hyperlink r:id="rId21" w:tgtFrame="_blank" w:history="1">
+      <w:hyperlink r:id="rId31" w:tgtFrame="_blank" w:history="1">
         <w:r>
           <w:rPr>
             <w:sz w:val="28"/>
@@ -17409,7 +20265,7 @@
         </w:rPr>
         <w:t xml:space="preserve"> – Инструмент – URL: </w:t>
       </w:r>
-      <w:hyperlink r:id="rId22" w:tgtFrame="_blank" w:history="1">
+      <w:hyperlink r:id="rId32" w:tgtFrame="_blank" w:history="1">
         <w:r>
           <w:rPr>
             <w:sz w:val="28"/>
@@ -17484,7 +20340,7 @@
         </w:rPr>
         <w:t xml:space="preserve">ГОСТ 34.602-2020 – Стандарт – URL: </w:t>
       </w:r>
-      <w:hyperlink r:id="rId23" w:tgtFrame="_blank" w:history="1">
+      <w:hyperlink r:id="rId33" w:tgtFrame="_blank" w:history="1">
         <w:r>
           <w:rPr>
             <w:sz w:val="28"/>
@@ -17587,7 +20443,7 @@
         </w:rPr>
         <w:t xml:space="preserve"> – Учебник – URL: </w:t>
       </w:r>
-      <w:hyperlink r:id="rId24" w:tgtFrame="_blank" w:history="1">
+      <w:hyperlink r:id="rId34" w:tgtFrame="_blank" w:history="1">
         <w:r>
           <w:rPr>
             <w:sz w:val="28"/>
@@ -17672,7 +20528,7 @@
         </w:rPr>
         <w:t xml:space="preserve"> – Документация – URL: </w:t>
       </w:r>
-      <w:hyperlink r:id="rId25" w:tgtFrame="_blank" w:history="1">
+      <w:hyperlink r:id="rId35" w:tgtFrame="_blank" w:history="1">
         <w:r>
           <w:rPr>
             <w:sz w:val="28"/>
@@ -17758,7 +20614,7 @@
         </w:rPr>
         <w:t xml:space="preserve"> – Документация – URL: </w:t>
       </w:r>
-      <w:hyperlink r:id="rId26" w:tgtFrame="_blank" w:history="1">
+      <w:hyperlink r:id="rId36" w:tgtFrame="_blank" w:history="1">
         <w:r>
           <w:rPr>
             <w:sz w:val="28"/>
@@ -17861,7 +20717,7 @@
         </w:rPr>
         <w:t xml:space="preserve"> – Документация – URL: </w:t>
       </w:r>
-      <w:hyperlink r:id="rId27" w:tgtFrame="_blank" w:history="1">
+      <w:hyperlink r:id="rId37" w:tgtFrame="_blank" w:history="1">
         <w:r>
           <w:rPr>
             <w:sz w:val="28"/>
@@ -17946,7 +20802,7 @@
         </w:rPr>
         <w:t xml:space="preserve"> – Документация – URL: </w:t>
       </w:r>
-      <w:hyperlink r:id="rId28" w:tgtFrame="_blank" w:history="1">
+      <w:hyperlink r:id="rId38" w:tgtFrame="_blank" w:history="1">
         <w:r>
           <w:rPr>
             <w:sz w:val="28"/>
@@ -18015,7 +20871,7 @@
         </w:rPr>
         <w:t xml:space="preserve"> – Документация – URL: </w:t>
       </w:r>
-      <w:hyperlink r:id="rId29" w:tgtFrame="_blank" w:history="1">
+      <w:hyperlink r:id="rId39" w:tgtFrame="_blank" w:history="1">
         <w:r>
           <w:rPr>
             <w:sz w:val="28"/>
@@ -18118,7 +20974,7 @@
         </w:rPr>
         <w:t xml:space="preserve"> API – Документация – URL: </w:t>
       </w:r>
-      <w:hyperlink r:id="rId30" w:tgtFrame="_blank" w:history="1">
+      <w:hyperlink r:id="rId40" w:tgtFrame="_blank" w:history="1">
         <w:r>
           <w:rPr>
             <w:sz w:val="28"/>
@@ -18161,7 +21017,7 @@
         </w:rPr>
         <w:t xml:space="preserve">UML – Руководство – URL: </w:t>
       </w:r>
-      <w:hyperlink r:id="rId31" w:tgtFrame="_blank" w:history="1">
+      <w:hyperlink r:id="rId41" w:tgtFrame="_blank" w:history="1">
         <w:r>
           <w:rPr>
             <w:sz w:val="28"/>
@@ -18236,7 +21092,7 @@
         </w:rPr>
         <w:t xml:space="preserve">Реляционные базы данных – Статья – URL: </w:t>
       </w:r>
-      <w:hyperlink r:id="rId32" w:tgtFrame="_blank" w:history="1">
+      <w:hyperlink r:id="rId42" w:tgtFrame="_blank" w:history="1">
         <w:r>
           <w:rPr>
             <w:sz w:val="28"/>
@@ -18321,7 +21177,7 @@
         </w:rPr>
         <w:t xml:space="preserve"> – Книга – URL: </w:t>
       </w:r>
-      <w:hyperlink r:id="rId33" w:tgtFrame="_blank" w:history="1">
+      <w:hyperlink r:id="rId43" w:tgtFrame="_blank" w:history="1">
         <w:r>
           <w:rPr>
             <w:sz w:val="28"/>
@@ -18396,7 +21252,7 @@
         </w:rPr>
         <w:t xml:space="preserve">PEP 8 – Руководство – URL: </w:t>
       </w:r>
-      <w:hyperlink r:id="rId34" w:tgtFrame="_blank" w:history="1">
+      <w:hyperlink r:id="rId44" w:tgtFrame="_blank" w:history="1">
         <w:r>
           <w:rPr>
             <w:sz w:val="28"/>
@@ -18535,7 +21391,7 @@
         </w:rPr>
         <w:t xml:space="preserve"> – Книга – URL: </w:t>
       </w:r>
-      <w:hyperlink r:id="rId35" w:tgtFrame="_blank" w:history="1">
+      <w:hyperlink r:id="rId45" w:tgtFrame="_blank" w:history="1">
         <w:r>
           <w:rPr>
             <w:sz w:val="28"/>
@@ -18656,7 +21512,7 @@
         </w:rPr>
         <w:t xml:space="preserve"> – Книга – URL: </w:t>
       </w:r>
-      <w:hyperlink r:id="rId36" w:tgtFrame="_blank" w:history="1">
+      <w:hyperlink r:id="rId46" w:tgtFrame="_blank" w:history="1">
         <w:r>
           <w:rPr>
             <w:sz w:val="28"/>
@@ -18759,7 +21615,7 @@
         </w:rPr>
         <w:t xml:space="preserve"> – Курс – URL: </w:t>
       </w:r>
-      <w:hyperlink r:id="rId37" w:tgtFrame="_blank" w:history="1">
+      <w:hyperlink r:id="rId47" w:tgtFrame="_blank" w:history="1">
         <w:r>
           <w:rPr>
             <w:sz w:val="28"/>
@@ -20206,7 +23062,7 @@
           <w:sz w:val="28"/>
           <w:szCs w:val="28"/>
         </w:rPr>
-        <w:t>повышения качества обслуживания посетителей кинотеатра и эффективности управления его ресурсами</w:t>
+        <w:t>повышения качества обслуживания посетителей кинотеатра и эффективности управления ресурсами</w:t>
       </w:r>
       <w:r>
         <w:rPr>
@@ -25430,7 +28286,7 @@
       </w:pPr>
     </w:p>
     <w:sectPr>
-      <w:headerReference w:type="first" r:id="rId38"/>
+      <w:headerReference w:type="first" r:id="rId48"/>
       <w:pgSz w:w="11906" w:h="16838"/>
       <w:pgMar w:top="1134" w:right="567" w:bottom="1701" w:left="1418" w:header="720" w:footer="493" w:gutter="0"/>
       <w:cols w:space="708"/>
@@ -26771,7 +29627,7 @@
             </wp:anchor>
           </w:drawing>
         </mc:Choice>
-        <mc:Fallback xmlns:w16sdtdh="http://schemas.microsoft.com/office/word/2020/wordml/sdtdatahash" xmlns:w16="http://schemas.microsoft.com/office/word/2018/wordml" xmlns:w16cex="http://schemas.microsoft.com/office/word/2018/wordml/cex">
+        <mc:Fallback xmlns:w16cex="http://schemas.microsoft.com/office/word/2018/wordml/cex" xmlns:w16="http://schemas.microsoft.com/office/word/2018/wordml" xmlns:w16sdtdh="http://schemas.microsoft.com/office/word/2020/wordml/sdtdatahash">
           <w:pict>
             <v:rect w14:anchorId="48BC8D5F" id="Прямоуг. 396" o:spid="_x0000_s1026" style="position:absolute;margin-left:0;margin-top:0;width:524.4pt;height:812.25pt;z-index:251663360;visibility:visible;mso-wrap-style:square;mso-width-percent:0;mso-height-percent:0;mso-wrap-distance-left:9pt;mso-wrap-distance-top:0;mso-wrap-distance-right:9pt;mso-wrap-distance-bottom:0;mso-position-horizontal:center;mso-position-horizontal-relative:margin;mso-position-vertical:center;mso-position-vertical-relative:page;mso-width-percent:0;mso-height-percent:0;mso-width-relative:page;mso-height-relative:page;v-text-anchor:top" o:gfxdata="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" filled="f" strokeweight="2pt">
               <w10:wrap anchorx="margin" anchory="page"/>
@@ -35586,7 +38442,7 @@
 </file>
 
 <file path=customXml/itemProps1.xml><?xml version="1.0" encoding="utf-8"?>
-<ds:datastoreItem xmlns:ds="http://schemas.openxmlformats.org/officeDocument/2006/customXml" ds:itemID="{9BAEF483-3207-479C-9AF2-2EBD5AC98E7E}">
+<ds:datastoreItem xmlns:ds="http://schemas.openxmlformats.org/officeDocument/2006/customXml" ds:itemID="{6B7D7860-E0AA-42C7-B77C-7D454226136D}">
   <ds:schemaRefs>
     <ds:schemaRef ds:uri="http://schemas.openxmlformats.org/officeDocument/2006/bibliography"/>
   </ds:schemaRefs>

--- a/Документация/ПЗ Седых Владислав БД-22-1.docx
+++ b/Документация/ПЗ Седых Владислав БД-22-1.docx
@@ -15539,15 +15539,8614 @@
           <w:lang w:eastAsia="en-US"/>
         </w:rPr>
       </w:pPr>
-      <w:r>
-        <w:rPr>
-          <w:rFonts w:eastAsiaTheme="minorHAnsi"/>
-          <w:sz w:val="28"/>
-          <w:szCs w:val="28"/>
-          <w:lang w:eastAsia="en-US"/>
-        </w:rPr>
-        <w:t>Перед началом разработки программного обеспечения важно спроектировать базу данных, определив, с какими данными будут работать пользователи системы и как эти данные взаимосвязаны. Инфологическая модель базы данных изображена на рисунке 10.</w:t>
-      </w:r>
+      <w:bookmarkStart w:id="18" w:name="_Toc223079852"/>
+      <w:r>
+        <w:rPr>
+          <w:rFonts w:eastAsiaTheme="minorHAnsi"/>
+          <w:sz w:val="28"/>
+          <w:szCs w:val="28"/>
+          <w:lang w:eastAsia="en-US"/>
+        </w:rPr>
+        <w:t>Перед началом разработки программного обеспечения важно спроектировать базу данных, определив, с какими данными будут работать пользователи системы и как эти данные взаимосвязаны.</w:t>
+      </w:r>
+      <w:r>
+        <w:rPr>
+          <w:rFonts w:eastAsiaTheme="minorHAnsi"/>
+          <w:sz w:val="28"/>
+          <w:szCs w:val="28"/>
+          <w:lang w:eastAsia="en-US"/>
+        </w:rPr>
+        <w:t xml:space="preserve"> Инфологическая модель базы данных изображена на рисунке </w:t>
+      </w:r>
+      <w:r>
+        <w:rPr>
+          <w:rFonts w:eastAsiaTheme="minorHAnsi"/>
+          <w:sz w:val="28"/>
+          <w:szCs w:val="28"/>
+          <w:lang w:val="en-US" w:eastAsia="en-US"/>
+        </w:rPr>
+        <w:t>5</w:t>
+      </w:r>
+      <w:r>
+        <w:rPr>
+          <w:rFonts w:eastAsiaTheme="minorHAnsi"/>
+          <w:sz w:val="28"/>
+          <w:szCs w:val="28"/>
+          <w:lang w:eastAsia="en-US"/>
+        </w:rPr>
+        <w:t>.</w:t>
+      </w:r>
+    </w:p>
+    <w:p>
+      <w:pPr>
+        <w:keepNext/>
+        <w:spacing w:before="240" w:after="240"/>
+        <w:jc w:val="center"/>
+      </w:pPr>
+      <w:r>
+        <w:rPr>
+          <w:noProof/>
+        </w:rPr>
+        <w:drawing>
+          <wp:inline distT="0" distB="0" distL="0" distR="0" wp14:anchorId="71DA251D" wp14:editId="58CEB6B4">
+            <wp:extent cx="6153150" cy="4218700"/>
+            <wp:effectExtent l="19050" t="19050" r="19050" b="10795"/>
+            <wp:docPr id="34" name="Рисунок 34"/>
+            <wp:cNvGraphicFramePr>
+              <a:graphicFrameLocks xmlns:a="http://schemas.openxmlformats.org/drawingml/2006/main" noChangeAspect="1"/>
+            </wp:cNvGraphicFramePr>
+            <a:graphic xmlns:a="http://schemas.openxmlformats.org/drawingml/2006/main">
+              <a:graphicData uri="http://schemas.openxmlformats.org/drawingml/2006/picture">
+                <pic:pic xmlns:pic="http://schemas.openxmlformats.org/drawingml/2006/picture">
+                  <pic:nvPicPr>
+                    <pic:cNvPr id="1" name=""/>
+                    <pic:cNvPicPr/>
+                  </pic:nvPicPr>
+                  <pic:blipFill>
+                    <a:blip r:embed="rId18"/>
+                    <a:stretch>
+                      <a:fillRect/>
+                    </a:stretch>
+                  </pic:blipFill>
+                  <pic:spPr>
+                    <a:xfrm>
+                      <a:off x="0" y="0"/>
+                      <a:ext cx="6172441" cy="4231926"/>
+                    </a:xfrm>
+                    <a:prstGeom prst="rect">
+                      <a:avLst/>
+                    </a:prstGeom>
+                    <a:ln>
+                      <a:solidFill>
+                        <a:schemeClr val="tx1"/>
+                      </a:solidFill>
+                    </a:ln>
+                  </pic:spPr>
+                </pic:pic>
+              </a:graphicData>
+            </a:graphic>
+          </wp:inline>
+        </w:drawing>
+      </w:r>
+    </w:p>
+    <w:p>
+      <w:pPr>
+        <w:pStyle w:val="aa"/>
+        <w:spacing w:before="240" w:after="240" w:line="360" w:lineRule="auto"/>
+        <w:jc w:val="center"/>
+        <w:rPr>
+          <w:i w:val="0"/>
+          <w:color w:val="auto"/>
+          <w:sz w:val="28"/>
+        </w:rPr>
+      </w:pPr>
+      <w:r>
+        <w:rPr>
+          <w:i w:val="0"/>
+          <w:color w:val="auto"/>
+          <w:sz w:val="28"/>
+        </w:rPr>
+        <w:t xml:space="preserve">Рисунок </w:t>
+      </w:r>
+      <w:r>
+        <w:rPr>
+          <w:i w:val="0"/>
+          <w:color w:val="auto"/>
+          <w:sz w:val="28"/>
+        </w:rPr>
+        <w:fldChar w:fldCharType="begin"/>
+      </w:r>
+      <w:r>
+        <w:rPr>
+          <w:i w:val="0"/>
+          <w:color w:val="auto"/>
+          <w:sz w:val="28"/>
+        </w:rPr>
+        <w:instrText xml:space="preserve"> SEQ Рисунок \* ARABIC </w:instrText>
+      </w:r>
+      <w:r>
+        <w:rPr>
+          <w:i w:val="0"/>
+          <w:color w:val="auto"/>
+          <w:sz w:val="28"/>
+        </w:rPr>
+        <w:fldChar w:fldCharType="separate"/>
+      </w:r>
+      <w:r>
+        <w:rPr>
+          <w:i w:val="0"/>
+          <w:noProof/>
+          <w:color w:val="auto"/>
+          <w:sz w:val="28"/>
+        </w:rPr>
+        <w:t>5</w:t>
+      </w:r>
+      <w:r>
+        <w:rPr>
+          <w:i w:val="0"/>
+          <w:color w:val="auto"/>
+          <w:sz w:val="28"/>
+        </w:rPr>
+        <w:fldChar w:fldCharType="end"/>
+      </w:r>
+      <w:r>
+        <w:rPr>
+          <w:i w:val="0"/>
+          <w:color w:val="auto"/>
+          <w:sz w:val="28"/>
+        </w:rPr>
+        <w:t xml:space="preserve"> – Инфологическая модель базы данных</w:t>
+      </w:r>
+    </w:p>
+    <w:p>
+      <w:pPr>
+        <w:spacing w:line="360" w:lineRule="auto"/>
+        <w:ind w:firstLine="851"/>
+        <w:jc w:val="both"/>
+        <w:rPr>
+          <w:rFonts w:eastAsiaTheme="minorHAnsi"/>
+          <w:sz w:val="28"/>
+          <w:szCs w:val="28"/>
+          <w:lang w:eastAsia="en-US"/>
+        </w:rPr>
+      </w:pPr>
+      <w:r>
+        <w:rPr>
+          <w:rFonts w:eastAsiaTheme="minorHAnsi"/>
+          <w:sz w:val="28"/>
+          <w:szCs w:val="28"/>
+          <w:lang w:eastAsia="en-US"/>
+        </w:rPr>
+        <w:t>Инфологическая модель представляет собой семантическое описание предметной области в терминах сущностей и отношений:</w:t>
+      </w:r>
+    </w:p>
+    <w:p>
+      <w:pPr>
+        <w:pStyle w:val="a4"/>
+        <w:numPr>
+          <w:ilvl w:val="0"/>
+          <w:numId w:val="7"/>
+        </w:numPr>
+        <w:spacing w:line="360" w:lineRule="auto"/>
+        <w:ind w:left="0" w:firstLine="851"/>
+        <w:jc w:val="both"/>
+        <w:rPr>
+          <w:rFonts w:eastAsiaTheme="minorHAnsi"/>
+          <w:sz w:val="28"/>
+          <w:szCs w:val="28"/>
+          <w:lang w:eastAsia="en-US"/>
+        </w:rPr>
+      </w:pPr>
+      <w:r>
+        <w:rPr>
+          <w:rFonts w:eastAsiaTheme="minorHAnsi"/>
+          <w:sz w:val="28"/>
+          <w:szCs w:val="28"/>
+          <w:lang w:eastAsia="en-US"/>
+        </w:rPr>
+        <w:t xml:space="preserve">USER </w:t>
+      </w:r>
+      <w:r>
+        <w:rPr>
+          <w:rFonts w:eastAsiaTheme="minorHAnsi"/>
+          <w:sz w:val="28"/>
+          <w:szCs w:val="28"/>
+          <w:lang w:eastAsia="en-US"/>
+        </w:rPr>
+        <w:t>–</w:t>
+      </w:r>
+      <w:r>
+        <w:rPr>
+          <w:rFonts w:eastAsiaTheme="minorHAnsi"/>
+          <w:sz w:val="28"/>
+          <w:szCs w:val="28"/>
+          <w:lang w:eastAsia="en-US"/>
+        </w:rPr>
+        <w:t xml:space="preserve"> сущность </w:t>
+      </w:r>
+      <w:r>
+        <w:rPr>
+          <w:rFonts w:eastAsiaTheme="minorHAnsi"/>
+          <w:sz w:val="28"/>
+          <w:szCs w:val="28"/>
+          <w:lang w:eastAsia="en-US"/>
+        </w:rPr>
+        <w:t>«</w:t>
+      </w:r>
+      <w:r>
+        <w:rPr>
+          <w:rFonts w:eastAsiaTheme="minorHAnsi"/>
+          <w:sz w:val="28"/>
+          <w:szCs w:val="28"/>
+          <w:lang w:eastAsia="en-US"/>
+        </w:rPr>
+        <w:t>Пользователь</w:t>
+      </w:r>
+      <w:r>
+        <w:rPr>
+          <w:rFonts w:eastAsiaTheme="minorHAnsi"/>
+          <w:sz w:val="28"/>
+          <w:szCs w:val="28"/>
+          <w:lang w:eastAsia="en-US"/>
+        </w:rPr>
+        <w:t>»</w:t>
+      </w:r>
+      <w:r>
+        <w:rPr>
+          <w:rFonts w:eastAsiaTheme="minorHAnsi"/>
+          <w:sz w:val="28"/>
+          <w:szCs w:val="28"/>
+          <w:lang w:eastAsia="en-US"/>
+        </w:rPr>
+        <w:t xml:space="preserve"> с персональными данными</w:t>
+      </w:r>
+      <w:r>
+        <w:rPr>
+          <w:rFonts w:eastAsiaTheme="minorHAnsi"/>
+          <w:sz w:val="28"/>
+          <w:szCs w:val="28"/>
+          <w:lang w:eastAsia="en-US"/>
+        </w:rPr>
+        <w:t>;</w:t>
+      </w:r>
+    </w:p>
+    <w:p>
+      <w:pPr>
+        <w:pStyle w:val="a4"/>
+        <w:numPr>
+          <w:ilvl w:val="0"/>
+          <w:numId w:val="7"/>
+        </w:numPr>
+        <w:spacing w:line="360" w:lineRule="auto"/>
+        <w:ind w:left="0" w:firstLine="851"/>
+        <w:jc w:val="both"/>
+        <w:rPr>
+          <w:rFonts w:eastAsiaTheme="minorHAnsi"/>
+          <w:sz w:val="28"/>
+          <w:szCs w:val="28"/>
+          <w:lang w:eastAsia="en-US"/>
+        </w:rPr>
+      </w:pPr>
+      <w:r>
+        <w:rPr>
+          <w:rFonts w:eastAsiaTheme="minorHAnsi"/>
+          <w:sz w:val="28"/>
+          <w:szCs w:val="28"/>
+          <w:lang w:eastAsia="en-US"/>
+        </w:rPr>
+        <w:t>GENRE</w:t>
+      </w:r>
+      <w:r>
+        <w:rPr>
+          <w:rFonts w:eastAsiaTheme="minorHAnsi"/>
+          <w:sz w:val="28"/>
+          <w:szCs w:val="28"/>
+          <w:lang w:eastAsia="en-US"/>
+        </w:rPr>
+        <w:t xml:space="preserve"> – сущность «Жанр» с уникальными названиями;</w:t>
+      </w:r>
+    </w:p>
+    <w:p>
+      <w:pPr>
+        <w:pStyle w:val="a4"/>
+        <w:numPr>
+          <w:ilvl w:val="0"/>
+          <w:numId w:val="7"/>
+        </w:numPr>
+        <w:spacing w:line="360" w:lineRule="auto"/>
+        <w:ind w:left="0" w:firstLine="851"/>
+        <w:jc w:val="both"/>
+        <w:rPr>
+          <w:rFonts w:eastAsiaTheme="minorHAnsi"/>
+          <w:sz w:val="28"/>
+          <w:szCs w:val="28"/>
+          <w:lang w:eastAsia="en-US"/>
+        </w:rPr>
+      </w:pPr>
+      <w:r>
+        <w:rPr>
+          <w:rFonts w:eastAsiaTheme="minorHAnsi"/>
+          <w:sz w:val="28"/>
+          <w:szCs w:val="28"/>
+          <w:lang w:eastAsia="en-US"/>
+        </w:rPr>
+        <w:t>AGE</w:t>
+      </w:r>
+      <w:r>
+        <w:rPr>
+          <w:rFonts w:eastAsiaTheme="minorHAnsi"/>
+          <w:sz w:val="28"/>
+          <w:szCs w:val="28"/>
+          <w:lang w:eastAsia="en-US"/>
+        </w:rPr>
+        <w:t>_</w:t>
+      </w:r>
+      <w:r>
+        <w:rPr>
+          <w:rFonts w:eastAsiaTheme="minorHAnsi"/>
+          <w:sz w:val="28"/>
+          <w:szCs w:val="28"/>
+          <w:lang w:eastAsia="en-US"/>
+        </w:rPr>
+        <w:t>RATING</w:t>
+      </w:r>
+      <w:r>
+        <w:rPr>
+          <w:rFonts w:eastAsiaTheme="minorHAnsi"/>
+          <w:sz w:val="28"/>
+          <w:szCs w:val="28"/>
+          <w:lang w:eastAsia="en-US"/>
+        </w:rPr>
+        <w:t xml:space="preserve"> </w:t>
+      </w:r>
+      <w:r>
+        <w:rPr>
+          <w:rFonts w:eastAsiaTheme="minorHAnsi"/>
+          <w:sz w:val="28"/>
+          <w:szCs w:val="28"/>
+          <w:lang w:eastAsia="en-US"/>
+        </w:rPr>
+        <w:t>– сущность «Возрастной рейтинг» с возрастными ограничениями;</w:t>
+      </w:r>
+    </w:p>
+    <w:p>
+      <w:pPr>
+        <w:pStyle w:val="a4"/>
+        <w:numPr>
+          <w:ilvl w:val="0"/>
+          <w:numId w:val="7"/>
+        </w:numPr>
+        <w:spacing w:line="360" w:lineRule="auto"/>
+        <w:ind w:left="0" w:firstLine="851"/>
+        <w:jc w:val="both"/>
+        <w:rPr>
+          <w:rFonts w:eastAsiaTheme="minorHAnsi"/>
+          <w:sz w:val="28"/>
+          <w:szCs w:val="28"/>
+          <w:lang w:eastAsia="en-US"/>
+        </w:rPr>
+      </w:pPr>
+      <w:r>
+        <w:rPr>
+          <w:rFonts w:eastAsiaTheme="minorHAnsi"/>
+          <w:sz w:val="28"/>
+          <w:szCs w:val="28"/>
+          <w:lang w:eastAsia="en-US"/>
+        </w:rPr>
+        <w:t xml:space="preserve">MOVIE </w:t>
+      </w:r>
+      <w:r>
+        <w:rPr>
+          <w:rFonts w:eastAsiaTheme="minorHAnsi"/>
+          <w:sz w:val="28"/>
+          <w:szCs w:val="28"/>
+          <w:lang w:eastAsia="en-US"/>
+        </w:rPr>
+        <w:t>–</w:t>
+      </w:r>
+      <w:r>
+        <w:rPr>
+          <w:rFonts w:eastAsiaTheme="minorHAnsi"/>
+          <w:sz w:val="28"/>
+          <w:szCs w:val="28"/>
+          <w:lang w:eastAsia="en-US"/>
+        </w:rPr>
+        <w:t xml:space="preserve"> сущность </w:t>
+      </w:r>
+      <w:r>
+        <w:rPr>
+          <w:rFonts w:eastAsiaTheme="minorHAnsi"/>
+          <w:sz w:val="28"/>
+          <w:szCs w:val="28"/>
+          <w:lang w:eastAsia="en-US"/>
+        </w:rPr>
+        <w:t>«</w:t>
+      </w:r>
+      <w:r>
+        <w:rPr>
+          <w:rFonts w:eastAsiaTheme="minorHAnsi"/>
+          <w:sz w:val="28"/>
+          <w:szCs w:val="28"/>
+          <w:lang w:eastAsia="en-US"/>
+        </w:rPr>
+        <w:t>Фильм</w:t>
+      </w:r>
+      <w:r>
+        <w:rPr>
+          <w:rFonts w:eastAsiaTheme="minorHAnsi"/>
+          <w:sz w:val="28"/>
+          <w:szCs w:val="28"/>
+          <w:lang w:eastAsia="en-US"/>
+        </w:rPr>
+        <w:t>»</w:t>
+      </w:r>
+      <w:r>
+        <w:rPr>
+          <w:rFonts w:eastAsiaTheme="minorHAnsi"/>
+          <w:sz w:val="28"/>
+          <w:szCs w:val="28"/>
+          <w:lang w:eastAsia="en-US"/>
+        </w:rPr>
+        <w:t xml:space="preserve"> с характеристиками кинопродукции</w:t>
+      </w:r>
+      <w:r>
+        <w:rPr>
+          <w:rFonts w:eastAsiaTheme="minorHAnsi"/>
+          <w:sz w:val="28"/>
+          <w:szCs w:val="28"/>
+          <w:lang w:eastAsia="en-US"/>
+        </w:rPr>
+        <w:t>;</w:t>
+      </w:r>
+    </w:p>
+    <w:p>
+      <w:pPr>
+        <w:pStyle w:val="a4"/>
+        <w:numPr>
+          <w:ilvl w:val="0"/>
+          <w:numId w:val="7"/>
+        </w:numPr>
+        <w:spacing w:line="360" w:lineRule="auto"/>
+        <w:ind w:left="0" w:firstLine="851"/>
+        <w:jc w:val="both"/>
+        <w:rPr>
+          <w:rFonts w:eastAsiaTheme="minorHAnsi"/>
+          <w:sz w:val="28"/>
+          <w:szCs w:val="28"/>
+          <w:lang w:eastAsia="en-US"/>
+        </w:rPr>
+      </w:pPr>
+      <w:r>
+        <w:rPr>
+          <w:rFonts w:eastAsiaTheme="minorHAnsi"/>
+          <w:sz w:val="28"/>
+          <w:szCs w:val="28"/>
+          <w:lang w:eastAsia="en-US"/>
+        </w:rPr>
+        <w:lastRenderedPageBreak/>
+        <w:t xml:space="preserve">HALL </w:t>
+      </w:r>
+      <w:r>
+        <w:rPr>
+          <w:rFonts w:eastAsiaTheme="minorHAnsi"/>
+          <w:sz w:val="28"/>
+          <w:szCs w:val="28"/>
+          <w:lang w:eastAsia="en-US"/>
+        </w:rPr>
+        <w:t>–</w:t>
+      </w:r>
+      <w:r>
+        <w:rPr>
+          <w:rFonts w:eastAsiaTheme="minorHAnsi"/>
+          <w:sz w:val="28"/>
+          <w:szCs w:val="28"/>
+          <w:lang w:eastAsia="en-US"/>
+        </w:rPr>
+        <w:t xml:space="preserve"> сущность </w:t>
+      </w:r>
+      <w:r>
+        <w:rPr>
+          <w:rFonts w:eastAsiaTheme="minorHAnsi"/>
+          <w:sz w:val="28"/>
+          <w:szCs w:val="28"/>
+          <w:lang w:eastAsia="en-US"/>
+        </w:rPr>
+        <w:t>«</w:t>
+      </w:r>
+      <w:r>
+        <w:rPr>
+          <w:rFonts w:eastAsiaTheme="minorHAnsi"/>
+          <w:sz w:val="28"/>
+          <w:szCs w:val="28"/>
+          <w:lang w:eastAsia="en-US"/>
+        </w:rPr>
+        <w:t>Зал</w:t>
+      </w:r>
+      <w:r>
+        <w:rPr>
+          <w:rFonts w:eastAsiaTheme="minorHAnsi"/>
+          <w:sz w:val="28"/>
+          <w:szCs w:val="28"/>
+          <w:lang w:eastAsia="en-US"/>
+        </w:rPr>
+        <w:t>»</w:t>
+      </w:r>
+      <w:r>
+        <w:rPr>
+          <w:rFonts w:eastAsiaTheme="minorHAnsi"/>
+          <w:sz w:val="28"/>
+          <w:szCs w:val="28"/>
+          <w:lang w:eastAsia="en-US"/>
+        </w:rPr>
+        <w:t xml:space="preserve"> с параметрами размещения зрителей</w:t>
+      </w:r>
+      <w:r>
+        <w:rPr>
+          <w:rFonts w:eastAsiaTheme="minorHAnsi"/>
+          <w:sz w:val="28"/>
+          <w:szCs w:val="28"/>
+          <w:lang w:eastAsia="en-US"/>
+        </w:rPr>
+        <w:t>;</w:t>
+      </w:r>
+    </w:p>
+    <w:p>
+      <w:pPr>
+        <w:pStyle w:val="a4"/>
+        <w:numPr>
+          <w:ilvl w:val="0"/>
+          <w:numId w:val="7"/>
+        </w:numPr>
+        <w:spacing w:line="360" w:lineRule="auto"/>
+        <w:ind w:left="0" w:firstLine="851"/>
+        <w:jc w:val="both"/>
+        <w:rPr>
+          <w:rFonts w:eastAsiaTheme="minorHAnsi"/>
+          <w:sz w:val="28"/>
+          <w:szCs w:val="28"/>
+          <w:lang w:eastAsia="en-US"/>
+        </w:rPr>
+      </w:pPr>
+      <w:r>
+        <w:rPr>
+          <w:rFonts w:eastAsiaTheme="minorHAnsi"/>
+          <w:sz w:val="28"/>
+          <w:szCs w:val="28"/>
+          <w:lang w:eastAsia="en-US"/>
+        </w:rPr>
+        <w:t xml:space="preserve">SCREENING </w:t>
+      </w:r>
+      <w:r>
+        <w:rPr>
+          <w:rFonts w:eastAsiaTheme="minorHAnsi"/>
+          <w:sz w:val="28"/>
+          <w:szCs w:val="28"/>
+          <w:lang w:eastAsia="en-US"/>
+        </w:rPr>
+        <w:t>–</w:t>
+      </w:r>
+      <w:r>
+        <w:rPr>
+          <w:rFonts w:eastAsiaTheme="minorHAnsi"/>
+          <w:sz w:val="28"/>
+          <w:szCs w:val="28"/>
+          <w:lang w:eastAsia="en-US"/>
+        </w:rPr>
+        <w:t xml:space="preserve"> сущность </w:t>
+      </w:r>
+      <w:r>
+        <w:rPr>
+          <w:rFonts w:eastAsiaTheme="minorHAnsi"/>
+          <w:sz w:val="28"/>
+          <w:szCs w:val="28"/>
+          <w:lang w:eastAsia="en-US"/>
+        </w:rPr>
+        <w:t>«</w:t>
+      </w:r>
+      <w:r>
+        <w:rPr>
+          <w:rFonts w:eastAsiaTheme="minorHAnsi"/>
+          <w:sz w:val="28"/>
+          <w:szCs w:val="28"/>
+          <w:lang w:eastAsia="en-US"/>
+        </w:rPr>
+        <w:t>Сеанс</w:t>
+      </w:r>
+      <w:r>
+        <w:rPr>
+          <w:rFonts w:eastAsiaTheme="minorHAnsi"/>
+          <w:sz w:val="28"/>
+          <w:szCs w:val="28"/>
+          <w:lang w:eastAsia="en-US"/>
+        </w:rPr>
+        <w:t>»</w:t>
+      </w:r>
+      <w:r>
+        <w:rPr>
+          <w:rFonts w:eastAsiaTheme="minorHAnsi"/>
+          <w:sz w:val="28"/>
+          <w:szCs w:val="28"/>
+          <w:lang w:eastAsia="en-US"/>
+        </w:rPr>
+        <w:t xml:space="preserve"> как событие показа фильма в зале</w:t>
+      </w:r>
+      <w:r>
+        <w:rPr>
+          <w:rFonts w:eastAsiaTheme="minorHAnsi"/>
+          <w:sz w:val="28"/>
+          <w:szCs w:val="28"/>
+          <w:lang w:eastAsia="en-US"/>
+        </w:rPr>
+        <w:t>;</w:t>
+      </w:r>
+    </w:p>
+    <w:p>
+      <w:pPr>
+        <w:pStyle w:val="a4"/>
+        <w:numPr>
+          <w:ilvl w:val="0"/>
+          <w:numId w:val="7"/>
+        </w:numPr>
+        <w:spacing w:line="360" w:lineRule="auto"/>
+        <w:ind w:left="0" w:firstLine="851"/>
+        <w:jc w:val="both"/>
+        <w:rPr>
+          <w:rFonts w:eastAsiaTheme="minorHAnsi"/>
+          <w:sz w:val="28"/>
+          <w:szCs w:val="28"/>
+          <w:lang w:eastAsia="en-US"/>
+        </w:rPr>
+      </w:pPr>
+      <w:r>
+        <w:rPr>
+          <w:rFonts w:eastAsiaTheme="minorHAnsi"/>
+          <w:sz w:val="28"/>
+          <w:szCs w:val="28"/>
+          <w:lang w:eastAsia="en-US"/>
+        </w:rPr>
+        <w:t xml:space="preserve">SEAT </w:t>
+      </w:r>
+      <w:r>
+        <w:rPr>
+          <w:rFonts w:eastAsiaTheme="minorHAnsi"/>
+          <w:sz w:val="28"/>
+          <w:szCs w:val="28"/>
+          <w:lang w:eastAsia="en-US"/>
+        </w:rPr>
+        <w:t>–</w:t>
+      </w:r>
+      <w:r>
+        <w:rPr>
+          <w:rFonts w:eastAsiaTheme="minorHAnsi"/>
+          <w:sz w:val="28"/>
+          <w:szCs w:val="28"/>
+          <w:lang w:eastAsia="en-US"/>
+        </w:rPr>
+        <w:t xml:space="preserve"> сущность </w:t>
+      </w:r>
+      <w:r>
+        <w:rPr>
+          <w:rFonts w:eastAsiaTheme="minorHAnsi"/>
+          <w:sz w:val="28"/>
+          <w:szCs w:val="28"/>
+          <w:lang w:eastAsia="en-US"/>
+        </w:rPr>
+        <w:t>«</w:t>
+      </w:r>
+      <w:r>
+        <w:rPr>
+          <w:rFonts w:eastAsiaTheme="minorHAnsi"/>
+          <w:sz w:val="28"/>
+          <w:szCs w:val="28"/>
+          <w:lang w:eastAsia="en-US"/>
+        </w:rPr>
+        <w:t>Место</w:t>
+      </w:r>
+      <w:r>
+        <w:rPr>
+          <w:rFonts w:eastAsiaTheme="minorHAnsi"/>
+          <w:sz w:val="28"/>
+          <w:szCs w:val="28"/>
+          <w:lang w:eastAsia="en-US"/>
+        </w:rPr>
+        <w:t>»</w:t>
+      </w:r>
+      <w:r>
+        <w:rPr>
+          <w:rFonts w:eastAsiaTheme="minorHAnsi"/>
+          <w:sz w:val="28"/>
+          <w:szCs w:val="28"/>
+          <w:lang w:eastAsia="en-US"/>
+        </w:rPr>
+        <w:t xml:space="preserve"> с координатами расположения в зале</w:t>
+      </w:r>
+      <w:r>
+        <w:rPr>
+          <w:rFonts w:eastAsiaTheme="minorHAnsi"/>
+          <w:sz w:val="28"/>
+          <w:szCs w:val="28"/>
+          <w:lang w:eastAsia="en-US"/>
+        </w:rPr>
+        <w:t>;</w:t>
+      </w:r>
+    </w:p>
+    <w:p>
+      <w:pPr>
+        <w:pStyle w:val="a4"/>
+        <w:numPr>
+          <w:ilvl w:val="0"/>
+          <w:numId w:val="7"/>
+        </w:numPr>
+        <w:spacing w:line="360" w:lineRule="auto"/>
+        <w:ind w:left="0" w:firstLine="851"/>
+        <w:jc w:val="both"/>
+        <w:rPr>
+          <w:rFonts w:eastAsiaTheme="minorHAnsi"/>
+          <w:sz w:val="28"/>
+          <w:szCs w:val="28"/>
+          <w:lang w:eastAsia="en-US"/>
+        </w:rPr>
+      </w:pPr>
+      <w:r>
+        <w:rPr>
+          <w:rFonts w:eastAsiaTheme="minorHAnsi"/>
+          <w:sz w:val="28"/>
+          <w:szCs w:val="28"/>
+          <w:lang w:eastAsia="en-US"/>
+        </w:rPr>
+        <w:t>TICKET</w:t>
+      </w:r>
+      <w:r>
+        <w:rPr>
+          <w:rFonts w:eastAsiaTheme="minorHAnsi"/>
+          <w:sz w:val="28"/>
+          <w:szCs w:val="28"/>
+          <w:lang w:eastAsia="en-US"/>
+        </w:rPr>
+        <w:t>_</w:t>
+      </w:r>
+      <w:r>
+        <w:rPr>
+          <w:rFonts w:eastAsiaTheme="minorHAnsi"/>
+          <w:sz w:val="28"/>
+          <w:szCs w:val="28"/>
+          <w:lang w:eastAsia="en-US"/>
+        </w:rPr>
+        <w:t>STATUS</w:t>
+      </w:r>
+      <w:r>
+        <w:rPr>
+          <w:rFonts w:eastAsiaTheme="minorHAnsi"/>
+          <w:sz w:val="28"/>
+          <w:szCs w:val="28"/>
+          <w:lang w:eastAsia="en-US"/>
+        </w:rPr>
+        <w:t xml:space="preserve"> – сущность «Статус билета» с информацией о возврате;</w:t>
+      </w:r>
+    </w:p>
+    <w:p>
+      <w:pPr>
+        <w:pStyle w:val="a4"/>
+        <w:numPr>
+          <w:ilvl w:val="0"/>
+          <w:numId w:val="7"/>
+        </w:numPr>
+        <w:spacing w:line="360" w:lineRule="auto"/>
+        <w:ind w:left="0" w:firstLine="851"/>
+        <w:jc w:val="both"/>
+        <w:rPr>
+          <w:rFonts w:eastAsiaTheme="minorHAnsi"/>
+          <w:sz w:val="28"/>
+          <w:szCs w:val="28"/>
+          <w:lang w:eastAsia="en-US"/>
+        </w:rPr>
+      </w:pPr>
+      <w:r>
+        <w:rPr>
+          <w:rFonts w:eastAsiaTheme="minorHAnsi"/>
+          <w:sz w:val="28"/>
+          <w:szCs w:val="28"/>
+          <w:lang w:eastAsia="en-US"/>
+        </w:rPr>
+        <w:t xml:space="preserve">TICKET </w:t>
+      </w:r>
+      <w:r>
+        <w:rPr>
+          <w:rFonts w:eastAsiaTheme="minorHAnsi"/>
+          <w:sz w:val="28"/>
+          <w:szCs w:val="28"/>
+          <w:lang w:eastAsia="en-US"/>
+        </w:rPr>
+        <w:t>–</w:t>
+      </w:r>
+      <w:r>
+        <w:rPr>
+          <w:rFonts w:eastAsiaTheme="minorHAnsi"/>
+          <w:sz w:val="28"/>
+          <w:szCs w:val="28"/>
+          <w:lang w:eastAsia="en-US"/>
+        </w:rPr>
+        <w:t xml:space="preserve"> сущность </w:t>
+      </w:r>
+      <w:r>
+        <w:rPr>
+          <w:rFonts w:eastAsiaTheme="minorHAnsi"/>
+          <w:sz w:val="28"/>
+          <w:szCs w:val="28"/>
+          <w:lang w:eastAsia="en-US"/>
+        </w:rPr>
+        <w:t>«</w:t>
+      </w:r>
+      <w:r>
+        <w:rPr>
+          <w:rFonts w:eastAsiaTheme="minorHAnsi"/>
+          <w:sz w:val="28"/>
+          <w:szCs w:val="28"/>
+          <w:lang w:eastAsia="en-US"/>
+        </w:rPr>
+        <w:t>Билет</w:t>
+      </w:r>
+      <w:r>
+        <w:rPr>
+          <w:rFonts w:eastAsiaTheme="minorHAnsi"/>
+          <w:sz w:val="28"/>
+          <w:szCs w:val="28"/>
+          <w:lang w:eastAsia="en-US"/>
+        </w:rPr>
+        <w:t>»</w:t>
+      </w:r>
+      <w:r>
+        <w:rPr>
+          <w:rFonts w:eastAsiaTheme="minorHAnsi"/>
+          <w:sz w:val="28"/>
+          <w:szCs w:val="28"/>
+          <w:lang w:eastAsia="en-US"/>
+        </w:rPr>
+        <w:t xml:space="preserve"> как документ, подтверждающий право посещения</w:t>
+      </w:r>
+      <w:r>
+        <w:rPr>
+          <w:rFonts w:eastAsiaTheme="minorHAnsi"/>
+          <w:sz w:val="28"/>
+          <w:szCs w:val="28"/>
+          <w:lang w:eastAsia="en-US"/>
+        </w:rPr>
+        <w:t>;</w:t>
+      </w:r>
+    </w:p>
+    <w:p>
+      <w:pPr>
+        <w:pStyle w:val="a4"/>
+        <w:numPr>
+          <w:ilvl w:val="0"/>
+          <w:numId w:val="7"/>
+        </w:numPr>
+        <w:spacing w:line="360" w:lineRule="auto"/>
+        <w:ind w:left="0" w:firstLine="851"/>
+        <w:jc w:val="both"/>
+        <w:rPr>
+          <w:rFonts w:eastAsiaTheme="minorHAnsi"/>
+          <w:sz w:val="28"/>
+          <w:szCs w:val="28"/>
+          <w:lang w:eastAsia="en-US"/>
+        </w:rPr>
+      </w:pPr>
+      <w:r>
+        <w:rPr>
+          <w:rFonts w:eastAsiaTheme="minorHAnsi"/>
+          <w:sz w:val="28"/>
+          <w:szCs w:val="28"/>
+          <w:lang w:eastAsia="en-US"/>
+        </w:rPr>
+        <w:t>OPERATION</w:t>
+      </w:r>
+      <w:r>
+        <w:rPr>
+          <w:rFonts w:eastAsiaTheme="minorHAnsi"/>
+          <w:sz w:val="28"/>
+          <w:szCs w:val="28"/>
+          <w:lang w:eastAsia="en-US"/>
+        </w:rPr>
+        <w:t>_</w:t>
+      </w:r>
+      <w:r>
+        <w:rPr>
+          <w:rFonts w:eastAsiaTheme="minorHAnsi"/>
+          <w:sz w:val="28"/>
+          <w:szCs w:val="28"/>
+          <w:lang w:eastAsia="en-US"/>
+        </w:rPr>
+        <w:t>LOG</w:t>
+      </w:r>
+      <w:r>
+        <w:rPr>
+          <w:rFonts w:eastAsiaTheme="minorHAnsi"/>
+          <w:sz w:val="28"/>
+          <w:szCs w:val="28"/>
+          <w:lang w:eastAsia="en-US"/>
+        </w:rPr>
+        <w:t xml:space="preserve"> – </w:t>
+      </w:r>
+      <w:r>
+        <w:rPr>
+          <w:rFonts w:eastAsiaTheme="minorHAnsi"/>
+          <w:sz w:val="28"/>
+          <w:szCs w:val="28"/>
+          <w:lang w:eastAsia="en-US"/>
+        </w:rPr>
+        <w:t>система логирования операций;</w:t>
+      </w:r>
+    </w:p>
+    <w:p>
+      <w:pPr>
+        <w:pStyle w:val="a4"/>
+        <w:numPr>
+          <w:ilvl w:val="0"/>
+          <w:numId w:val="7"/>
+        </w:numPr>
+        <w:spacing w:line="360" w:lineRule="auto"/>
+        <w:ind w:left="0" w:firstLine="851"/>
+        <w:jc w:val="both"/>
+        <w:rPr>
+          <w:rFonts w:eastAsiaTheme="minorHAnsi"/>
+          <w:sz w:val="28"/>
+          <w:szCs w:val="28"/>
+          <w:lang w:eastAsia="en-US"/>
+        </w:rPr>
+      </w:pPr>
+      <w:r>
+        <w:rPr>
+          <w:rFonts w:eastAsiaTheme="minorHAnsi"/>
+          <w:sz w:val="28"/>
+          <w:szCs w:val="28"/>
+          <w:lang w:eastAsia="en-US"/>
+        </w:rPr>
+        <w:t>BACKUP</w:t>
+      </w:r>
+      <w:r>
+        <w:rPr>
+          <w:rFonts w:eastAsiaTheme="minorHAnsi"/>
+          <w:sz w:val="28"/>
+          <w:szCs w:val="28"/>
+          <w:lang w:eastAsia="en-US"/>
+        </w:rPr>
+        <w:t>_</w:t>
+      </w:r>
+      <w:r>
+        <w:rPr>
+          <w:rFonts w:eastAsiaTheme="minorHAnsi"/>
+          <w:sz w:val="28"/>
+          <w:szCs w:val="28"/>
+          <w:lang w:eastAsia="en-US"/>
+        </w:rPr>
+        <w:t>MANAGER</w:t>
+      </w:r>
+      <w:r>
+        <w:rPr>
+          <w:rFonts w:eastAsiaTheme="minorHAnsi"/>
+          <w:sz w:val="28"/>
+          <w:szCs w:val="28"/>
+          <w:lang w:eastAsia="en-US"/>
+        </w:rPr>
+        <w:t xml:space="preserve"> – система резервного копирования.</w:t>
+      </w:r>
+    </w:p>
+    <w:p>
+      <w:pPr>
+        <w:spacing w:line="360" w:lineRule="auto"/>
+        <w:ind w:firstLine="851"/>
+        <w:jc w:val="both"/>
+        <w:rPr>
+          <w:rFonts w:eastAsiaTheme="minorHAnsi"/>
+          <w:sz w:val="28"/>
+          <w:szCs w:val="28"/>
+          <w:lang w:eastAsia="en-US"/>
+        </w:rPr>
+      </w:pPr>
+      <w:r>
+        <w:rPr>
+          <w:rFonts w:eastAsiaTheme="minorHAnsi"/>
+          <w:sz w:val="28"/>
+          <w:szCs w:val="28"/>
+          <w:lang w:eastAsia="en-US"/>
+        </w:rPr>
+        <w:t>Связи между сущностями:</w:t>
+      </w:r>
+    </w:p>
+    <w:p>
+      <w:pPr>
+        <w:pStyle w:val="a4"/>
+        <w:numPr>
+          <w:ilvl w:val="0"/>
+          <w:numId w:val="7"/>
+        </w:numPr>
+        <w:spacing w:line="360" w:lineRule="auto"/>
+        <w:ind w:left="0" w:firstLine="851"/>
+        <w:jc w:val="both"/>
+        <w:rPr>
+          <w:rFonts w:eastAsiaTheme="minorHAnsi"/>
+          <w:sz w:val="28"/>
+          <w:szCs w:val="28"/>
+          <w:lang w:eastAsia="en-US"/>
+        </w:rPr>
+      </w:pPr>
+      <w:r>
+        <w:rPr>
+          <w:rFonts w:eastAsiaTheme="minorHAnsi"/>
+          <w:sz w:val="28"/>
+          <w:szCs w:val="28"/>
+          <w:lang w:eastAsia="en-US"/>
+        </w:rPr>
+        <w:t>Пользователь покупает несколько билетов (1:M)</w:t>
+      </w:r>
+      <w:r>
+        <w:rPr>
+          <w:rFonts w:eastAsiaTheme="minorHAnsi"/>
+          <w:sz w:val="28"/>
+          <w:szCs w:val="28"/>
+          <w:lang w:eastAsia="en-US"/>
+        </w:rPr>
+        <w:t>;</w:t>
+      </w:r>
+    </w:p>
+    <w:p>
+      <w:pPr>
+        <w:pStyle w:val="a4"/>
+        <w:numPr>
+          <w:ilvl w:val="0"/>
+          <w:numId w:val="7"/>
+        </w:numPr>
+        <w:spacing w:line="360" w:lineRule="auto"/>
+        <w:ind w:left="0" w:firstLine="851"/>
+        <w:jc w:val="both"/>
+        <w:rPr>
+          <w:rFonts w:eastAsiaTheme="minorHAnsi"/>
+          <w:sz w:val="28"/>
+          <w:szCs w:val="28"/>
+          <w:lang w:eastAsia="en-US"/>
+        </w:rPr>
+      </w:pPr>
+      <w:r>
+        <w:rPr>
+          <w:rFonts w:eastAsiaTheme="minorHAnsi"/>
+          <w:sz w:val="28"/>
+          <w:szCs w:val="28"/>
+          <w:lang w:eastAsia="en-US"/>
+        </w:rPr>
+        <w:t>Жанр связан с несколькими фильмами (</w:t>
+      </w:r>
+      <w:r>
+        <w:rPr>
+          <w:rFonts w:eastAsiaTheme="minorHAnsi"/>
+          <w:sz w:val="28"/>
+          <w:szCs w:val="28"/>
+          <w:lang w:eastAsia="en-US"/>
+        </w:rPr>
+        <w:t>1:M</w:t>
+      </w:r>
+      <w:r>
+        <w:rPr>
+          <w:rFonts w:eastAsiaTheme="minorHAnsi"/>
+          <w:sz w:val="28"/>
+          <w:szCs w:val="28"/>
+          <w:lang w:eastAsia="en-US"/>
+        </w:rPr>
+        <w:t>);</w:t>
+      </w:r>
+    </w:p>
+    <w:p>
+      <w:pPr>
+        <w:pStyle w:val="a4"/>
+        <w:numPr>
+          <w:ilvl w:val="0"/>
+          <w:numId w:val="7"/>
+        </w:numPr>
+        <w:spacing w:line="360" w:lineRule="auto"/>
+        <w:ind w:left="0" w:firstLine="851"/>
+        <w:jc w:val="both"/>
+        <w:rPr>
+          <w:rFonts w:eastAsiaTheme="minorHAnsi"/>
+          <w:sz w:val="28"/>
+          <w:szCs w:val="28"/>
+          <w:lang w:eastAsia="en-US"/>
+        </w:rPr>
+      </w:pPr>
+      <w:r>
+        <w:rPr>
+          <w:rFonts w:eastAsiaTheme="minorHAnsi"/>
+          <w:sz w:val="28"/>
+          <w:szCs w:val="28"/>
+          <w:lang w:eastAsia="en-US"/>
+        </w:rPr>
+        <w:t>Возрастной рейтинг связан с фильмами (</w:t>
+      </w:r>
+      <w:proofErr w:type="gramStart"/>
+      <w:r>
+        <w:rPr>
+          <w:rFonts w:eastAsiaTheme="minorHAnsi"/>
+          <w:sz w:val="28"/>
+          <w:szCs w:val="28"/>
+          <w:lang w:eastAsia="en-US"/>
+        </w:rPr>
+        <w:t>1:М</w:t>
+      </w:r>
+      <w:proofErr w:type="gramEnd"/>
+      <w:r>
+        <w:rPr>
+          <w:rFonts w:eastAsiaTheme="minorHAnsi"/>
+          <w:sz w:val="28"/>
+          <w:szCs w:val="28"/>
+          <w:lang w:eastAsia="en-US"/>
+        </w:rPr>
+        <w:t>);</w:t>
+      </w:r>
+    </w:p>
+    <w:p>
+      <w:pPr>
+        <w:pStyle w:val="a4"/>
+        <w:numPr>
+          <w:ilvl w:val="0"/>
+          <w:numId w:val="7"/>
+        </w:numPr>
+        <w:spacing w:line="360" w:lineRule="auto"/>
+        <w:ind w:left="0" w:firstLine="851"/>
+        <w:jc w:val="both"/>
+        <w:rPr>
+          <w:rFonts w:eastAsiaTheme="minorHAnsi"/>
+          <w:sz w:val="28"/>
+          <w:szCs w:val="28"/>
+          <w:lang w:eastAsia="en-US"/>
+        </w:rPr>
+      </w:pPr>
+      <w:r>
+        <w:rPr>
+          <w:rFonts w:eastAsiaTheme="minorHAnsi"/>
+          <w:sz w:val="28"/>
+          <w:szCs w:val="28"/>
+          <w:lang w:eastAsia="en-US"/>
+        </w:rPr>
+        <w:t>Фильм демонстрируется на нескольких сеансах (1:M)</w:t>
+      </w:r>
+      <w:r>
+        <w:rPr>
+          <w:rFonts w:eastAsiaTheme="minorHAnsi"/>
+          <w:sz w:val="28"/>
+          <w:szCs w:val="28"/>
+          <w:lang w:eastAsia="en-US"/>
+        </w:rPr>
+        <w:t>;</w:t>
+      </w:r>
+    </w:p>
+    <w:p>
+      <w:pPr>
+        <w:pStyle w:val="a4"/>
+        <w:numPr>
+          <w:ilvl w:val="0"/>
+          <w:numId w:val="7"/>
+        </w:numPr>
+        <w:spacing w:line="360" w:lineRule="auto"/>
+        <w:ind w:left="0" w:firstLine="851"/>
+        <w:jc w:val="both"/>
+        <w:rPr>
+          <w:rFonts w:eastAsiaTheme="minorHAnsi"/>
+          <w:sz w:val="28"/>
+          <w:szCs w:val="28"/>
+          <w:lang w:eastAsia="en-US"/>
+        </w:rPr>
+      </w:pPr>
+      <w:r>
+        <w:rPr>
+          <w:rFonts w:eastAsiaTheme="minorHAnsi"/>
+          <w:sz w:val="28"/>
+          <w:szCs w:val="28"/>
+          <w:lang w:eastAsia="en-US"/>
+        </w:rPr>
+        <w:t>Зал используется для нескольких сеансов (1:M)</w:t>
+      </w:r>
+      <w:r>
+        <w:rPr>
+          <w:rFonts w:eastAsiaTheme="minorHAnsi"/>
+          <w:sz w:val="28"/>
+          <w:szCs w:val="28"/>
+          <w:lang w:eastAsia="en-US"/>
+        </w:rPr>
+        <w:t>;</w:t>
+      </w:r>
+    </w:p>
+    <w:p>
+      <w:pPr>
+        <w:pStyle w:val="a4"/>
+        <w:numPr>
+          <w:ilvl w:val="0"/>
+          <w:numId w:val="7"/>
+        </w:numPr>
+        <w:spacing w:line="360" w:lineRule="auto"/>
+        <w:ind w:left="0" w:firstLine="851"/>
+        <w:jc w:val="both"/>
+        <w:rPr>
+          <w:rFonts w:eastAsiaTheme="minorHAnsi"/>
+          <w:sz w:val="28"/>
+          <w:szCs w:val="28"/>
+          <w:lang w:eastAsia="en-US"/>
+        </w:rPr>
+      </w:pPr>
+      <w:r>
+        <w:rPr>
+          <w:rFonts w:eastAsiaTheme="minorHAnsi"/>
+          <w:sz w:val="28"/>
+          <w:szCs w:val="28"/>
+          <w:lang w:eastAsia="en-US"/>
+        </w:rPr>
+        <w:t>Зал содержит несколько мест (1:M)</w:t>
+      </w:r>
+      <w:r>
+        <w:rPr>
+          <w:rFonts w:eastAsiaTheme="minorHAnsi"/>
+          <w:sz w:val="28"/>
+          <w:szCs w:val="28"/>
+          <w:lang w:eastAsia="en-US"/>
+        </w:rPr>
+        <w:t>;</w:t>
+      </w:r>
+    </w:p>
+    <w:p>
+      <w:pPr>
+        <w:pStyle w:val="a4"/>
+        <w:numPr>
+          <w:ilvl w:val="0"/>
+          <w:numId w:val="7"/>
+        </w:numPr>
+        <w:spacing w:line="360" w:lineRule="auto"/>
+        <w:ind w:left="0" w:firstLine="851"/>
+        <w:jc w:val="both"/>
+        <w:rPr>
+          <w:rFonts w:eastAsiaTheme="minorHAnsi"/>
+          <w:sz w:val="28"/>
+          <w:szCs w:val="28"/>
+          <w:lang w:eastAsia="en-US"/>
+        </w:rPr>
+      </w:pPr>
+      <w:r>
+        <w:rPr>
+          <w:rFonts w:eastAsiaTheme="minorHAnsi"/>
+          <w:sz w:val="28"/>
+          <w:szCs w:val="28"/>
+          <w:lang w:eastAsia="en-US"/>
+        </w:rPr>
+        <w:t>Сеанс продается через несколько билетов (1:M)</w:t>
+      </w:r>
+      <w:r>
+        <w:rPr>
+          <w:rFonts w:eastAsiaTheme="minorHAnsi"/>
+          <w:sz w:val="28"/>
+          <w:szCs w:val="28"/>
+          <w:lang w:eastAsia="en-US"/>
+        </w:rPr>
+        <w:t>;</w:t>
+      </w:r>
+    </w:p>
+    <w:p>
+      <w:pPr>
+        <w:pStyle w:val="a4"/>
+        <w:numPr>
+          <w:ilvl w:val="0"/>
+          <w:numId w:val="7"/>
+        </w:numPr>
+        <w:spacing w:line="360" w:lineRule="auto"/>
+        <w:ind w:left="0" w:firstLine="851"/>
+        <w:jc w:val="both"/>
+        <w:rPr>
+          <w:rFonts w:eastAsiaTheme="minorHAnsi"/>
+          <w:sz w:val="28"/>
+          <w:szCs w:val="28"/>
+          <w:lang w:eastAsia="en-US"/>
+        </w:rPr>
+      </w:pPr>
+      <w:r>
+        <w:rPr>
+          <w:rFonts w:eastAsiaTheme="minorHAnsi"/>
+          <w:sz w:val="28"/>
+          <w:szCs w:val="28"/>
+          <w:lang w:eastAsia="en-US"/>
+        </w:rPr>
+        <w:t>Место бронируется через билет (1:M)</w:t>
+      </w:r>
+      <w:r>
+        <w:rPr>
+          <w:rFonts w:eastAsiaTheme="minorHAnsi"/>
+          <w:sz w:val="28"/>
+          <w:szCs w:val="28"/>
+          <w:lang w:eastAsia="en-US"/>
+        </w:rPr>
+        <w:t>;</w:t>
+      </w:r>
+    </w:p>
+    <w:p>
+      <w:pPr>
+        <w:pStyle w:val="a4"/>
+        <w:numPr>
+          <w:ilvl w:val="0"/>
+          <w:numId w:val="7"/>
+        </w:numPr>
+        <w:spacing w:line="360" w:lineRule="auto"/>
+        <w:ind w:left="0" w:firstLine="851"/>
+        <w:jc w:val="both"/>
+        <w:rPr>
+          <w:rFonts w:eastAsiaTheme="minorHAnsi"/>
+          <w:sz w:val="28"/>
+          <w:szCs w:val="28"/>
+          <w:lang w:eastAsia="en-US"/>
+        </w:rPr>
+      </w:pPr>
+      <w:r>
+        <w:rPr>
+          <w:rFonts w:eastAsiaTheme="minorHAnsi"/>
+          <w:sz w:val="28"/>
+          <w:szCs w:val="28"/>
+          <w:lang w:eastAsia="en-US"/>
+        </w:rPr>
+        <w:t>Статус билета отображает статус возврата у билета (</w:t>
+      </w:r>
+      <w:proofErr w:type="gramStart"/>
+      <w:r>
+        <w:rPr>
+          <w:rFonts w:eastAsiaTheme="minorHAnsi"/>
+          <w:sz w:val="28"/>
+          <w:szCs w:val="28"/>
+          <w:lang w:eastAsia="en-US"/>
+        </w:rPr>
+        <w:t>1:М</w:t>
+      </w:r>
+      <w:proofErr w:type="gramEnd"/>
+      <w:r>
+        <w:rPr>
+          <w:rFonts w:eastAsiaTheme="minorHAnsi"/>
+          <w:sz w:val="28"/>
+          <w:szCs w:val="28"/>
+          <w:lang w:eastAsia="en-US"/>
+        </w:rPr>
+        <w:t>);</w:t>
+      </w:r>
+    </w:p>
+    <w:p>
+      <w:pPr>
+        <w:pStyle w:val="a4"/>
+        <w:numPr>
+          <w:ilvl w:val="0"/>
+          <w:numId w:val="7"/>
+        </w:numPr>
+        <w:spacing w:line="360" w:lineRule="auto"/>
+        <w:ind w:left="0" w:firstLine="851"/>
+        <w:jc w:val="both"/>
+        <w:rPr>
+          <w:rFonts w:eastAsiaTheme="minorHAnsi"/>
+          <w:sz w:val="28"/>
+          <w:szCs w:val="28"/>
+          <w:lang w:eastAsia="en-US"/>
+        </w:rPr>
+      </w:pPr>
+      <w:r>
+        <w:rPr>
+          <w:rFonts w:eastAsiaTheme="minorHAnsi"/>
+          <w:sz w:val="28"/>
+          <w:szCs w:val="28"/>
+          <w:lang w:eastAsia="en-US"/>
+        </w:rPr>
+        <w:t>Система записывает действия пользователя (</w:t>
+      </w:r>
+      <w:r>
+        <w:rPr>
+          <w:rFonts w:eastAsiaTheme="minorHAnsi"/>
+          <w:sz w:val="28"/>
+          <w:szCs w:val="28"/>
+          <w:lang w:eastAsia="en-US"/>
+        </w:rPr>
+        <w:t>1:M</w:t>
+      </w:r>
+      <w:r>
+        <w:rPr>
+          <w:rFonts w:eastAsiaTheme="minorHAnsi"/>
+          <w:sz w:val="28"/>
+          <w:szCs w:val="28"/>
+          <w:lang w:eastAsia="en-US"/>
+        </w:rPr>
+        <w:t>).</w:t>
+      </w:r>
+    </w:p>
+    <w:p>
+      <w:pPr>
+        <w:pStyle w:val="a4"/>
+        <w:spacing w:line="360" w:lineRule="auto"/>
+        <w:ind w:left="851"/>
+        <w:jc w:val="both"/>
+        <w:rPr>
+          <w:rFonts w:eastAsiaTheme="minorHAnsi"/>
+          <w:sz w:val="28"/>
+          <w:szCs w:val="28"/>
+          <w:lang w:eastAsia="en-US"/>
+        </w:rPr>
+      </w:pPr>
+      <w:r>
+        <w:rPr>
+          <w:rFonts w:eastAsiaTheme="minorHAnsi"/>
+          <w:sz w:val="28"/>
+          <w:szCs w:val="28"/>
+          <w:lang w:eastAsia="en-US"/>
+        </w:rPr>
+        <w:t xml:space="preserve">На рисунке </w:t>
+      </w:r>
+      <w:r>
+        <w:rPr>
+          <w:rFonts w:eastAsiaTheme="minorHAnsi"/>
+          <w:sz w:val="28"/>
+          <w:szCs w:val="28"/>
+          <w:lang w:val="en-US" w:eastAsia="en-US"/>
+        </w:rPr>
+        <w:t>6</w:t>
+      </w:r>
+      <w:bookmarkStart w:id="19" w:name="_GoBack"/>
+      <w:bookmarkEnd w:id="19"/>
+      <w:r>
+        <w:rPr>
+          <w:rFonts w:eastAsiaTheme="minorHAnsi"/>
+          <w:sz w:val="28"/>
+          <w:szCs w:val="28"/>
+          <w:lang w:eastAsia="en-US"/>
+        </w:rPr>
+        <w:t xml:space="preserve"> изображена </w:t>
+      </w:r>
+      <w:r>
+        <w:rPr>
+          <w:rFonts w:eastAsiaTheme="minorHAnsi"/>
+          <w:sz w:val="28"/>
+          <w:szCs w:val="28"/>
+          <w:lang w:val="en-US" w:eastAsia="en-US"/>
+        </w:rPr>
+        <w:t>ER</w:t>
+      </w:r>
+      <w:r>
+        <w:rPr>
+          <w:rFonts w:eastAsiaTheme="minorHAnsi"/>
+          <w:sz w:val="28"/>
+          <w:szCs w:val="28"/>
+          <w:lang w:eastAsia="en-US"/>
+        </w:rPr>
+        <w:t>-модель базы данных.</w:t>
+      </w:r>
+    </w:p>
+    <w:p>
+      <w:pPr>
+        <w:keepNext/>
+        <w:spacing w:before="240" w:after="240"/>
+        <w:jc w:val="center"/>
+      </w:pPr>
+      <w:r>
+        <w:rPr>
+          <w:noProof/>
+        </w:rPr>
+        <w:lastRenderedPageBreak/>
+        <w:drawing>
+          <wp:inline distT="0" distB="0" distL="0" distR="0" wp14:anchorId="6849C048" wp14:editId="70627A52">
+            <wp:extent cx="5710761" cy="5238750"/>
+            <wp:effectExtent l="19050" t="19050" r="23495" b="19050"/>
+            <wp:docPr id="39" name="Рисунок 39"/>
+            <wp:cNvGraphicFramePr>
+              <a:graphicFrameLocks xmlns:a="http://schemas.openxmlformats.org/drawingml/2006/main" noChangeAspect="1"/>
+            </wp:cNvGraphicFramePr>
+            <a:graphic xmlns:a="http://schemas.openxmlformats.org/drawingml/2006/main">
+              <a:graphicData uri="http://schemas.openxmlformats.org/drawingml/2006/picture">
+                <pic:pic xmlns:pic="http://schemas.openxmlformats.org/drawingml/2006/picture">
+                  <pic:nvPicPr>
+                    <pic:cNvPr id="1" name=""/>
+                    <pic:cNvPicPr/>
+                  </pic:nvPicPr>
+                  <pic:blipFill>
+                    <a:blip r:embed="rId19"/>
+                    <a:stretch>
+                      <a:fillRect/>
+                    </a:stretch>
+                  </pic:blipFill>
+                  <pic:spPr>
+                    <a:xfrm>
+                      <a:off x="0" y="0"/>
+                      <a:ext cx="5748280" cy="5273168"/>
+                    </a:xfrm>
+                    <a:prstGeom prst="rect">
+                      <a:avLst/>
+                    </a:prstGeom>
+                    <a:ln>
+                      <a:solidFill>
+                        <a:schemeClr val="tx1"/>
+                      </a:solidFill>
+                    </a:ln>
+                  </pic:spPr>
+                </pic:pic>
+              </a:graphicData>
+            </a:graphic>
+          </wp:inline>
+        </w:drawing>
+      </w:r>
+    </w:p>
+    <w:p>
+      <w:pPr>
+        <w:pStyle w:val="aa"/>
+        <w:spacing w:before="240" w:after="240" w:line="360" w:lineRule="auto"/>
+        <w:jc w:val="center"/>
+        <w:rPr>
+          <w:i w:val="0"/>
+          <w:color w:val="auto"/>
+          <w:sz w:val="28"/>
+        </w:rPr>
+      </w:pPr>
+      <w:r>
+        <w:rPr>
+          <w:i w:val="0"/>
+          <w:color w:val="auto"/>
+          <w:sz w:val="28"/>
+        </w:rPr>
+        <w:t xml:space="preserve">Рисунок </w:t>
+      </w:r>
+      <w:r>
+        <w:rPr>
+          <w:i w:val="0"/>
+          <w:color w:val="auto"/>
+          <w:sz w:val="28"/>
+        </w:rPr>
+        <w:fldChar w:fldCharType="begin"/>
+      </w:r>
+      <w:r>
+        <w:rPr>
+          <w:i w:val="0"/>
+          <w:color w:val="auto"/>
+          <w:sz w:val="28"/>
+        </w:rPr>
+        <w:instrText xml:space="preserve"> SEQ Рисунок \* ARABIC </w:instrText>
+      </w:r>
+      <w:r>
+        <w:rPr>
+          <w:i w:val="0"/>
+          <w:color w:val="auto"/>
+          <w:sz w:val="28"/>
+        </w:rPr>
+        <w:fldChar w:fldCharType="separate"/>
+      </w:r>
+      <w:r>
+        <w:rPr>
+          <w:i w:val="0"/>
+          <w:noProof/>
+          <w:color w:val="auto"/>
+          <w:sz w:val="28"/>
+        </w:rPr>
+        <w:t>6</w:t>
+      </w:r>
+      <w:r>
+        <w:rPr>
+          <w:i w:val="0"/>
+          <w:color w:val="auto"/>
+          <w:sz w:val="28"/>
+        </w:rPr>
+        <w:fldChar w:fldCharType="end"/>
+      </w:r>
+      <w:r>
+        <w:rPr>
+          <w:i w:val="0"/>
+          <w:color w:val="auto"/>
+          <w:sz w:val="28"/>
+        </w:rPr>
+        <w:t xml:space="preserve"> – ER-модель базы данных</w:t>
+      </w:r>
+    </w:p>
+    <w:p>
+      <w:pPr>
+        <w:spacing w:line="360" w:lineRule="auto"/>
+        <w:ind w:firstLine="851"/>
+        <w:jc w:val="both"/>
+        <w:rPr>
+          <w:rFonts w:eastAsiaTheme="minorHAnsi"/>
+          <w:sz w:val="28"/>
+          <w:szCs w:val="28"/>
+          <w:lang w:eastAsia="en-US"/>
+        </w:rPr>
+      </w:pPr>
+      <w:r>
+        <w:rPr>
+          <w:rFonts w:eastAsiaTheme="minorHAnsi"/>
+          <w:sz w:val="28"/>
+          <w:szCs w:val="28"/>
+          <w:lang w:eastAsia="en-US"/>
+        </w:rPr>
+        <w:t>Представленная ER-модель соответствует третьей нормальной форме:</w:t>
+      </w:r>
+    </w:p>
+    <w:p>
+      <w:pPr>
+        <w:pStyle w:val="a4"/>
+        <w:numPr>
+          <w:ilvl w:val="0"/>
+          <w:numId w:val="37"/>
+        </w:numPr>
+        <w:spacing w:line="360" w:lineRule="auto"/>
+        <w:ind w:left="0" w:firstLine="851"/>
+        <w:jc w:val="both"/>
+        <w:rPr>
+          <w:rFonts w:eastAsiaTheme="minorHAnsi"/>
+          <w:sz w:val="28"/>
+          <w:szCs w:val="28"/>
+          <w:lang w:eastAsia="en-US"/>
+        </w:rPr>
+      </w:pPr>
+      <w:r>
+        <w:rPr>
+          <w:rFonts w:eastAsiaTheme="minorHAnsi"/>
+          <w:sz w:val="28"/>
+          <w:szCs w:val="28"/>
+          <w:lang w:eastAsia="en-US"/>
+        </w:rPr>
+        <w:t xml:space="preserve">Первая нормальная форма: </w:t>
+      </w:r>
+      <w:r>
+        <w:rPr>
+          <w:rFonts w:eastAsiaTheme="minorHAnsi"/>
+          <w:sz w:val="28"/>
+          <w:szCs w:val="28"/>
+          <w:lang w:eastAsia="en-US"/>
+        </w:rPr>
+        <w:t>в</w:t>
+      </w:r>
+      <w:r>
+        <w:rPr>
+          <w:rFonts w:eastAsiaTheme="minorHAnsi"/>
+          <w:sz w:val="28"/>
+          <w:szCs w:val="28"/>
+          <w:lang w:eastAsia="en-US"/>
+        </w:rPr>
+        <w:t xml:space="preserve">се атрибуты </w:t>
+      </w:r>
+      <w:proofErr w:type="spellStart"/>
+      <w:r>
+        <w:rPr>
+          <w:rFonts w:eastAsiaTheme="minorHAnsi"/>
+          <w:sz w:val="28"/>
+          <w:szCs w:val="28"/>
+          <w:lang w:eastAsia="en-US"/>
+        </w:rPr>
+        <w:t>атомарны</w:t>
+      </w:r>
+      <w:proofErr w:type="spellEnd"/>
+      <w:r>
+        <w:rPr>
+          <w:rFonts w:eastAsiaTheme="minorHAnsi"/>
+          <w:sz w:val="28"/>
+          <w:szCs w:val="28"/>
+          <w:lang w:eastAsia="en-US"/>
+        </w:rPr>
+        <w:t>.</w:t>
+      </w:r>
+    </w:p>
+    <w:p>
+      <w:pPr>
+        <w:pStyle w:val="a4"/>
+        <w:numPr>
+          <w:ilvl w:val="0"/>
+          <w:numId w:val="37"/>
+        </w:numPr>
+        <w:spacing w:line="360" w:lineRule="auto"/>
+        <w:ind w:left="0" w:firstLine="851"/>
+        <w:jc w:val="both"/>
+        <w:rPr>
+          <w:rFonts w:eastAsiaTheme="minorHAnsi"/>
+          <w:sz w:val="28"/>
+          <w:szCs w:val="28"/>
+          <w:lang w:eastAsia="en-US"/>
+        </w:rPr>
+      </w:pPr>
+      <w:r>
+        <w:rPr>
+          <w:rFonts w:eastAsiaTheme="minorHAnsi"/>
+          <w:sz w:val="28"/>
+          <w:szCs w:val="28"/>
+          <w:lang w:eastAsia="en-US"/>
+        </w:rPr>
+        <w:t xml:space="preserve">Вторая нормальная форма: </w:t>
+      </w:r>
+      <w:r>
+        <w:rPr>
+          <w:rFonts w:eastAsiaTheme="minorHAnsi"/>
+          <w:sz w:val="28"/>
+          <w:szCs w:val="28"/>
+          <w:lang w:eastAsia="en-US"/>
+        </w:rPr>
+        <w:t>н</w:t>
+      </w:r>
+      <w:r>
+        <w:rPr>
+          <w:rFonts w:eastAsiaTheme="minorHAnsi"/>
+          <w:sz w:val="28"/>
+          <w:szCs w:val="28"/>
+          <w:lang w:eastAsia="en-US"/>
+        </w:rPr>
+        <w:t>ет частичных зависимостей от составного ключа</w:t>
+      </w:r>
+      <w:r>
+        <w:rPr>
+          <w:rFonts w:eastAsiaTheme="minorHAnsi"/>
+          <w:sz w:val="28"/>
+          <w:szCs w:val="28"/>
+          <w:lang w:eastAsia="en-US"/>
+        </w:rPr>
+        <w:t>.</w:t>
+      </w:r>
+    </w:p>
+    <w:p>
+      <w:pPr>
+        <w:pStyle w:val="a4"/>
+        <w:numPr>
+          <w:ilvl w:val="0"/>
+          <w:numId w:val="37"/>
+        </w:numPr>
+        <w:spacing w:line="360" w:lineRule="auto"/>
+        <w:ind w:left="0" w:firstLine="851"/>
+        <w:jc w:val="both"/>
+        <w:rPr>
+          <w:rFonts w:eastAsiaTheme="minorHAnsi"/>
+          <w:sz w:val="28"/>
+          <w:szCs w:val="28"/>
+          <w:lang w:eastAsia="en-US"/>
+        </w:rPr>
+      </w:pPr>
+      <w:r>
+        <w:rPr>
+          <w:rFonts w:eastAsiaTheme="minorHAnsi"/>
+          <w:sz w:val="28"/>
+          <w:szCs w:val="28"/>
+          <w:lang w:eastAsia="en-US"/>
+        </w:rPr>
+        <w:t xml:space="preserve">Третья нормальная форма: </w:t>
+      </w:r>
+      <w:r>
+        <w:rPr>
+          <w:rFonts w:eastAsiaTheme="minorHAnsi"/>
+          <w:sz w:val="28"/>
+          <w:szCs w:val="28"/>
+          <w:lang w:eastAsia="en-US"/>
+        </w:rPr>
+        <w:t>н</w:t>
+      </w:r>
+      <w:r>
+        <w:rPr>
+          <w:rFonts w:eastAsiaTheme="minorHAnsi"/>
+          <w:sz w:val="28"/>
+          <w:szCs w:val="28"/>
+          <w:lang w:eastAsia="en-US"/>
+        </w:rPr>
+        <w:t xml:space="preserve">ет транзитивных зависимостей </w:t>
+      </w:r>
+      <w:r>
+        <w:rPr>
+          <w:rFonts w:eastAsiaTheme="minorHAnsi"/>
+          <w:sz w:val="28"/>
+          <w:szCs w:val="28"/>
+          <w:lang w:eastAsia="en-US"/>
+        </w:rPr>
+        <w:t>–</w:t>
+      </w:r>
+      <w:r>
+        <w:rPr>
+          <w:rFonts w:eastAsiaTheme="minorHAnsi"/>
+          <w:sz w:val="28"/>
+          <w:szCs w:val="28"/>
+          <w:lang w:eastAsia="en-US"/>
+        </w:rPr>
+        <w:t xml:space="preserve"> все </w:t>
+      </w:r>
+      <w:proofErr w:type="spellStart"/>
+      <w:r>
+        <w:rPr>
+          <w:rFonts w:eastAsiaTheme="minorHAnsi"/>
+          <w:sz w:val="28"/>
+          <w:szCs w:val="28"/>
+          <w:lang w:eastAsia="en-US"/>
+        </w:rPr>
+        <w:t>неключевые</w:t>
+      </w:r>
+      <w:proofErr w:type="spellEnd"/>
+      <w:r>
+        <w:rPr>
+          <w:rFonts w:eastAsiaTheme="minorHAnsi"/>
+          <w:sz w:val="28"/>
+          <w:szCs w:val="28"/>
+          <w:lang w:eastAsia="en-US"/>
+        </w:rPr>
+        <w:t xml:space="preserve"> атрибуты зависят только от первичного ключа</w:t>
+      </w:r>
+      <w:r>
+        <w:rPr>
+          <w:rFonts w:eastAsiaTheme="minorHAnsi"/>
+          <w:sz w:val="28"/>
+          <w:szCs w:val="28"/>
+          <w:lang w:eastAsia="en-US"/>
+        </w:rPr>
+        <w:t>.</w:t>
+      </w:r>
+    </w:p>
+    <w:p>
+      <w:pPr>
+        <w:spacing w:line="360" w:lineRule="auto"/>
+        <w:ind w:firstLine="851"/>
+        <w:jc w:val="both"/>
+        <w:rPr>
+          <w:rFonts w:eastAsiaTheme="minorHAnsi"/>
+          <w:sz w:val="28"/>
+          <w:szCs w:val="28"/>
+          <w:lang w:eastAsia="en-US"/>
+        </w:rPr>
+      </w:pPr>
+      <w:r>
+        <w:rPr>
+          <w:rFonts w:eastAsiaTheme="minorHAnsi"/>
+          <w:sz w:val="28"/>
+          <w:szCs w:val="28"/>
+          <w:lang w:eastAsia="en-US"/>
+        </w:rPr>
+        <w:t>Обоснование выбора 3NF:</w:t>
+      </w:r>
+    </w:p>
+    <w:p>
+      <w:pPr>
+        <w:pStyle w:val="a4"/>
+        <w:numPr>
+          <w:ilvl w:val="0"/>
+          <w:numId w:val="7"/>
+        </w:numPr>
+        <w:spacing w:line="360" w:lineRule="auto"/>
+        <w:ind w:left="0" w:firstLine="851"/>
+        <w:jc w:val="both"/>
+        <w:rPr>
+          <w:rFonts w:eastAsiaTheme="minorHAnsi"/>
+          <w:sz w:val="28"/>
+          <w:szCs w:val="28"/>
+          <w:lang w:eastAsia="en-US"/>
+        </w:rPr>
+      </w:pPr>
+      <w:r>
+        <w:rPr>
+          <w:rFonts w:eastAsiaTheme="minorHAnsi"/>
+          <w:sz w:val="28"/>
+          <w:szCs w:val="28"/>
+          <w:lang w:eastAsia="en-US"/>
+        </w:rPr>
+        <w:t>Устраняет избыточность данных</w:t>
+      </w:r>
+      <w:r>
+        <w:rPr>
+          <w:rFonts w:eastAsiaTheme="minorHAnsi"/>
+          <w:sz w:val="28"/>
+          <w:szCs w:val="28"/>
+          <w:lang w:eastAsia="en-US"/>
+        </w:rPr>
+        <w:t>;</w:t>
+      </w:r>
+    </w:p>
+    <w:p>
+      <w:pPr>
+        <w:pStyle w:val="a4"/>
+        <w:numPr>
+          <w:ilvl w:val="0"/>
+          <w:numId w:val="7"/>
+        </w:numPr>
+        <w:spacing w:line="360" w:lineRule="auto"/>
+        <w:ind w:left="0" w:firstLine="851"/>
+        <w:jc w:val="both"/>
+        <w:rPr>
+          <w:rFonts w:eastAsiaTheme="minorHAnsi"/>
+          <w:sz w:val="28"/>
+          <w:szCs w:val="28"/>
+          <w:lang w:eastAsia="en-US"/>
+        </w:rPr>
+      </w:pPr>
+      <w:r>
+        <w:rPr>
+          <w:rFonts w:eastAsiaTheme="minorHAnsi"/>
+          <w:sz w:val="28"/>
+          <w:szCs w:val="28"/>
+          <w:lang w:eastAsia="en-US"/>
+        </w:rPr>
+        <w:t>Обеспечивает целостность данных</w:t>
+      </w:r>
+      <w:r>
+        <w:rPr>
+          <w:rFonts w:eastAsiaTheme="minorHAnsi"/>
+          <w:sz w:val="28"/>
+          <w:szCs w:val="28"/>
+          <w:lang w:eastAsia="en-US"/>
+        </w:rPr>
+        <w:t>;</w:t>
+      </w:r>
+    </w:p>
+    <w:p>
+      <w:pPr>
+        <w:pStyle w:val="a4"/>
+        <w:numPr>
+          <w:ilvl w:val="0"/>
+          <w:numId w:val="7"/>
+        </w:numPr>
+        <w:spacing w:line="360" w:lineRule="auto"/>
+        <w:ind w:left="0" w:firstLine="851"/>
+        <w:jc w:val="both"/>
+        <w:rPr>
+          <w:rFonts w:eastAsiaTheme="minorHAnsi"/>
+          <w:sz w:val="28"/>
+          <w:szCs w:val="28"/>
+          <w:lang w:eastAsia="en-US"/>
+        </w:rPr>
+      </w:pPr>
+      <w:r>
+        <w:rPr>
+          <w:rFonts w:eastAsiaTheme="minorHAnsi"/>
+          <w:sz w:val="28"/>
+          <w:szCs w:val="28"/>
+          <w:lang w:eastAsia="en-US"/>
+        </w:rPr>
+        <w:t>Упрощает поддержку и модификацию БД</w:t>
+      </w:r>
+      <w:r>
+        <w:rPr>
+          <w:rFonts w:eastAsiaTheme="minorHAnsi"/>
+          <w:sz w:val="28"/>
+          <w:szCs w:val="28"/>
+          <w:lang w:eastAsia="en-US"/>
+        </w:rPr>
+        <w:t>;</w:t>
+      </w:r>
+    </w:p>
+    <w:p>
+      <w:pPr>
+        <w:pStyle w:val="a4"/>
+        <w:numPr>
+          <w:ilvl w:val="0"/>
+          <w:numId w:val="7"/>
+        </w:numPr>
+        <w:spacing w:line="360" w:lineRule="auto"/>
+        <w:ind w:left="0" w:firstLine="851"/>
+        <w:jc w:val="both"/>
+        <w:rPr>
+          <w:rFonts w:eastAsiaTheme="minorHAnsi"/>
+          <w:sz w:val="28"/>
+          <w:szCs w:val="28"/>
+          <w:lang w:eastAsia="en-US"/>
+        </w:rPr>
+      </w:pPr>
+      <w:r>
+        <w:rPr>
+          <w:rFonts w:eastAsiaTheme="minorHAnsi"/>
+          <w:sz w:val="28"/>
+          <w:szCs w:val="28"/>
+          <w:lang w:eastAsia="en-US"/>
+        </w:rPr>
+        <w:lastRenderedPageBreak/>
+        <w:t>Оптимальна для OLTP-систем</w:t>
+      </w:r>
+      <w:r>
+        <w:rPr>
+          <w:rFonts w:eastAsiaTheme="minorHAnsi"/>
+          <w:sz w:val="28"/>
+          <w:szCs w:val="28"/>
+          <w:lang w:eastAsia="en-US"/>
+        </w:rPr>
+        <w:t>.</w:t>
+      </w:r>
+    </w:p>
+    <w:p>
+      <w:pPr>
+        <w:spacing w:line="360" w:lineRule="auto"/>
+        <w:ind w:firstLine="851"/>
+        <w:jc w:val="both"/>
+        <w:rPr>
+          <w:rFonts w:eastAsiaTheme="minorHAnsi"/>
+          <w:sz w:val="28"/>
+          <w:szCs w:val="28"/>
+          <w:lang w:eastAsia="en-US"/>
+        </w:rPr>
+      </w:pPr>
+      <w:r>
+        <w:rPr>
+          <w:rFonts w:eastAsiaTheme="minorHAnsi"/>
+          <w:sz w:val="28"/>
+          <w:szCs w:val="28"/>
+          <w:lang w:eastAsia="en-US"/>
+        </w:rPr>
+        <w:t xml:space="preserve">База данных веб-приложения состоит из </w:t>
+      </w:r>
+      <w:r>
+        <w:rPr>
+          <w:rFonts w:eastAsiaTheme="minorHAnsi"/>
+          <w:sz w:val="28"/>
+          <w:szCs w:val="28"/>
+          <w:lang w:eastAsia="en-US"/>
+        </w:rPr>
+        <w:t>11</w:t>
+      </w:r>
+      <w:r>
+        <w:rPr>
+          <w:rFonts w:eastAsiaTheme="minorHAnsi"/>
+          <w:sz w:val="28"/>
+          <w:szCs w:val="28"/>
+          <w:lang w:eastAsia="en-US"/>
+        </w:rPr>
+        <w:t xml:space="preserve"> таблиц</w:t>
+      </w:r>
+      <w:r>
+        <w:rPr>
+          <w:rFonts w:eastAsiaTheme="minorHAnsi"/>
+          <w:sz w:val="28"/>
+          <w:szCs w:val="28"/>
+          <w:lang w:eastAsia="en-US"/>
+        </w:rPr>
+        <w:t xml:space="preserve"> и описана в таблицах с 5 до 15.</w:t>
+      </w:r>
+    </w:p>
+    <w:p>
+      <w:pPr>
+        <w:pStyle w:val="aa"/>
+        <w:keepNext/>
+        <w:spacing w:before="240" w:after="0" w:line="360" w:lineRule="auto"/>
+        <w:rPr>
+          <w:i w:val="0"/>
+          <w:iCs w:val="0"/>
+          <w:color w:val="000000" w:themeColor="text1"/>
+          <w:sz w:val="28"/>
+          <w:szCs w:val="28"/>
+        </w:rPr>
+      </w:pPr>
+      <w:r>
+        <w:rPr>
+          <w:i w:val="0"/>
+          <w:iCs w:val="0"/>
+          <w:color w:val="000000" w:themeColor="text1"/>
+          <w:sz w:val="28"/>
+          <w:szCs w:val="28"/>
+        </w:rPr>
+        <w:t xml:space="preserve">Таблица </w:t>
+      </w:r>
+      <w:r>
+        <w:rPr>
+          <w:i w:val="0"/>
+          <w:iCs w:val="0"/>
+          <w:color w:val="000000" w:themeColor="text1"/>
+          <w:sz w:val="28"/>
+          <w:szCs w:val="28"/>
+        </w:rPr>
+        <w:fldChar w:fldCharType="begin"/>
+      </w:r>
+      <w:r>
+        <w:rPr>
+          <w:i w:val="0"/>
+          <w:iCs w:val="0"/>
+          <w:color w:val="000000" w:themeColor="text1"/>
+          <w:sz w:val="28"/>
+          <w:szCs w:val="28"/>
+        </w:rPr>
+        <w:instrText xml:space="preserve"> SEQ Таблица \* ARABIC </w:instrText>
+      </w:r>
+      <w:r>
+        <w:rPr>
+          <w:i w:val="0"/>
+          <w:iCs w:val="0"/>
+          <w:color w:val="000000" w:themeColor="text1"/>
+          <w:sz w:val="28"/>
+          <w:szCs w:val="28"/>
+        </w:rPr>
+        <w:fldChar w:fldCharType="separate"/>
+      </w:r>
+      <w:r>
+        <w:rPr>
+          <w:i w:val="0"/>
+          <w:iCs w:val="0"/>
+          <w:noProof/>
+          <w:color w:val="000000" w:themeColor="text1"/>
+          <w:sz w:val="28"/>
+          <w:szCs w:val="28"/>
+        </w:rPr>
+        <w:t>5</w:t>
+      </w:r>
+      <w:r>
+        <w:rPr>
+          <w:i w:val="0"/>
+          <w:iCs w:val="0"/>
+          <w:color w:val="000000" w:themeColor="text1"/>
+          <w:sz w:val="28"/>
+          <w:szCs w:val="28"/>
+        </w:rPr>
+        <w:fldChar w:fldCharType="end"/>
+      </w:r>
+      <w:r>
+        <w:rPr>
+          <w:i w:val="0"/>
+          <w:iCs w:val="0"/>
+          <w:color w:val="000000" w:themeColor="text1"/>
+          <w:sz w:val="28"/>
+          <w:szCs w:val="28"/>
+        </w:rPr>
+        <w:t xml:space="preserve"> </w:t>
+      </w:r>
+      <w:r>
+        <w:rPr>
+          <w:i w:val="0"/>
+          <w:iCs w:val="0"/>
+          <w:color w:val="000000" w:themeColor="text1"/>
+          <w:sz w:val="28"/>
+          <w:szCs w:val="28"/>
+        </w:rPr>
+        <w:t>–</w:t>
+      </w:r>
+      <w:r>
+        <w:rPr>
+          <w:i w:val="0"/>
+          <w:iCs w:val="0"/>
+          <w:color w:val="000000" w:themeColor="text1"/>
+          <w:sz w:val="28"/>
+          <w:szCs w:val="28"/>
+        </w:rPr>
+        <w:t xml:space="preserve"> Таблица </w:t>
+      </w:r>
+      <w:r>
+        <w:rPr>
+          <w:i w:val="0"/>
+          <w:iCs w:val="0"/>
+          <w:color w:val="000000" w:themeColor="text1"/>
+          <w:sz w:val="28"/>
+          <w:szCs w:val="28"/>
+        </w:rPr>
+        <w:t>«</w:t>
+      </w:r>
+      <w:proofErr w:type="spellStart"/>
+      <w:r>
+        <w:rPr>
+          <w:i w:val="0"/>
+          <w:iCs w:val="0"/>
+          <w:color w:val="000000" w:themeColor="text1"/>
+          <w:sz w:val="28"/>
+          <w:szCs w:val="28"/>
+        </w:rPr>
+        <w:t>User</w:t>
+      </w:r>
+      <w:proofErr w:type="spellEnd"/>
+      <w:r>
+        <w:rPr>
+          <w:i w:val="0"/>
+          <w:iCs w:val="0"/>
+          <w:color w:val="000000" w:themeColor="text1"/>
+          <w:sz w:val="28"/>
+          <w:szCs w:val="28"/>
+        </w:rPr>
+        <w:t>»</w:t>
+      </w:r>
+    </w:p>
+    <w:tbl>
+      <w:tblPr>
+        <w:tblStyle w:val="af"/>
+        <w:tblW w:w="9918" w:type="dxa"/>
+        <w:tblLayout w:type="fixed"/>
+        <w:tblLook w:val="04A0" w:firstRow="1" w:lastRow="0" w:firstColumn="1" w:lastColumn="0" w:noHBand="0" w:noVBand="1"/>
+      </w:tblPr>
+      <w:tblGrid>
+        <w:gridCol w:w="3114"/>
+        <w:gridCol w:w="3118"/>
+        <w:gridCol w:w="3686"/>
+      </w:tblGrid>
+      <w:tr>
+        <w:tc>
+          <w:tcPr>
+            <w:tcW w:w="3114" w:type="dxa"/>
+            <w:vAlign w:val="center"/>
+          </w:tcPr>
+          <w:p>
+            <w:pPr>
+              <w:jc w:val="both"/>
+            </w:pPr>
+            <w:r>
+              <w:t>Поле</w:t>
+            </w:r>
+          </w:p>
+        </w:tc>
+        <w:tc>
+          <w:tcPr>
+            <w:tcW w:w="3118" w:type="dxa"/>
+            <w:vAlign w:val="center"/>
+          </w:tcPr>
+          <w:p>
+            <w:pPr>
+              <w:jc w:val="both"/>
+            </w:pPr>
+            <w:r>
+              <w:t>Тип данных</w:t>
+            </w:r>
+          </w:p>
+        </w:tc>
+        <w:tc>
+          <w:tcPr>
+            <w:tcW w:w="3686" w:type="dxa"/>
+            <w:vAlign w:val="center"/>
+          </w:tcPr>
+          <w:p>
+            <w:pPr>
+              <w:jc w:val="both"/>
+            </w:pPr>
+            <w:r>
+              <w:t>Описание</w:t>
+            </w:r>
+          </w:p>
+        </w:tc>
+      </w:tr>
+      <w:tr>
+        <w:tc>
+          <w:tcPr>
+            <w:tcW w:w="3114" w:type="dxa"/>
+            <w:vAlign w:val="center"/>
+          </w:tcPr>
+          <w:p>
+            <w:pPr>
+              <w:jc w:val="both"/>
+            </w:pPr>
+            <w:proofErr w:type="spellStart"/>
+            <w:r>
+              <w:t>id</w:t>
+            </w:r>
+            <w:proofErr w:type="spellEnd"/>
+          </w:p>
+        </w:tc>
+        <w:tc>
+          <w:tcPr>
+            <w:tcW w:w="3118" w:type="dxa"/>
+            <w:vAlign w:val="center"/>
+          </w:tcPr>
+          <w:p>
+            <w:pPr>
+              <w:jc w:val="both"/>
+            </w:pPr>
+            <w:r>
+              <w:t>INT</w:t>
+            </w:r>
+          </w:p>
+        </w:tc>
+        <w:tc>
+          <w:tcPr>
+            <w:tcW w:w="3686" w:type="dxa"/>
+            <w:vAlign w:val="center"/>
+          </w:tcPr>
+          <w:p>
+            <w:pPr>
+              <w:jc w:val="both"/>
+            </w:pPr>
+            <w:r>
+              <w:t>Идентификатор</w:t>
+            </w:r>
+          </w:p>
+        </w:tc>
+      </w:tr>
+      <w:tr>
+        <w:tc>
+          <w:tcPr>
+            <w:tcW w:w="3114" w:type="dxa"/>
+            <w:vAlign w:val="center"/>
+          </w:tcPr>
+          <w:p>
+            <w:pPr>
+              <w:jc w:val="both"/>
+            </w:pPr>
+            <w:proofErr w:type="spellStart"/>
+            <w:r>
+              <w:t>password</w:t>
+            </w:r>
+            <w:proofErr w:type="spellEnd"/>
+          </w:p>
+        </w:tc>
+        <w:tc>
+          <w:tcPr>
+            <w:tcW w:w="3118" w:type="dxa"/>
+            <w:vAlign w:val="center"/>
+          </w:tcPr>
+          <w:p>
+            <w:pPr>
+              <w:jc w:val="both"/>
+            </w:pPr>
+            <w:proofErr w:type="gramStart"/>
+            <w:r>
+              <w:t>VARCHAR(</w:t>
+            </w:r>
+            <w:proofErr w:type="gramEnd"/>
+            <w:r>
+              <w:t>128)</w:t>
+            </w:r>
+          </w:p>
+        </w:tc>
+        <w:tc>
+          <w:tcPr>
+            <w:tcW w:w="3686" w:type="dxa"/>
+            <w:vAlign w:val="center"/>
+          </w:tcPr>
+          <w:p>
+            <w:pPr>
+              <w:jc w:val="both"/>
+            </w:pPr>
+            <w:r>
+              <w:t>Хэш пароля</w:t>
+            </w:r>
+          </w:p>
+        </w:tc>
+      </w:tr>
+      <w:tr>
+        <w:tc>
+          <w:tcPr>
+            <w:tcW w:w="3114" w:type="dxa"/>
+            <w:vAlign w:val="center"/>
+          </w:tcPr>
+          <w:p>
+            <w:pPr>
+              <w:jc w:val="both"/>
+            </w:pPr>
+            <w:proofErr w:type="spellStart"/>
+            <w:r>
+              <w:t>last_login</w:t>
+            </w:r>
+            <w:proofErr w:type="spellEnd"/>
+          </w:p>
+        </w:tc>
+        <w:tc>
+          <w:tcPr>
+            <w:tcW w:w="3118" w:type="dxa"/>
+            <w:vAlign w:val="center"/>
+          </w:tcPr>
+          <w:p>
+            <w:pPr>
+              <w:jc w:val="both"/>
+            </w:pPr>
+            <w:r>
+              <w:t>DATETIME</w:t>
+            </w:r>
+          </w:p>
+        </w:tc>
+        <w:tc>
+          <w:tcPr>
+            <w:tcW w:w="3686" w:type="dxa"/>
+            <w:vAlign w:val="center"/>
+          </w:tcPr>
+          <w:p>
+            <w:pPr>
+              <w:jc w:val="both"/>
+            </w:pPr>
+            <w:r>
+              <w:t>Время последнего входа</w:t>
+            </w:r>
+          </w:p>
+        </w:tc>
+      </w:tr>
+      <w:tr>
+        <w:tc>
+          <w:tcPr>
+            <w:tcW w:w="3114" w:type="dxa"/>
+            <w:vAlign w:val="center"/>
+          </w:tcPr>
+          <w:p>
+            <w:pPr>
+              <w:jc w:val="both"/>
+            </w:pPr>
+            <w:proofErr w:type="spellStart"/>
+            <w:r>
+              <w:t>is_superuser</w:t>
+            </w:r>
+            <w:proofErr w:type="spellEnd"/>
+          </w:p>
+        </w:tc>
+        <w:tc>
+          <w:tcPr>
+            <w:tcW w:w="3118" w:type="dxa"/>
+            <w:vAlign w:val="center"/>
+          </w:tcPr>
+          <w:p>
+            <w:pPr>
+              <w:jc w:val="both"/>
+            </w:pPr>
+            <w:proofErr w:type="gramStart"/>
+            <w:r>
+              <w:t>TINYINT(</w:t>
+            </w:r>
+            <w:proofErr w:type="gramEnd"/>
+            <w:r>
+              <w:t>1)</w:t>
+            </w:r>
+          </w:p>
+        </w:tc>
+        <w:tc>
+          <w:tcPr>
+            <w:tcW w:w="3686" w:type="dxa"/>
+            <w:vAlign w:val="center"/>
+          </w:tcPr>
+          <w:p>
+            <w:pPr>
+              <w:jc w:val="both"/>
+            </w:pPr>
+            <w:r>
+              <w:t xml:space="preserve">Права суперпользователя </w:t>
+            </w:r>
+          </w:p>
+        </w:tc>
+      </w:tr>
+      <w:tr>
+        <w:tc>
+          <w:tcPr>
+            <w:tcW w:w="3114" w:type="dxa"/>
+            <w:vAlign w:val="center"/>
+          </w:tcPr>
+          <w:p>
+            <w:pPr>
+              <w:jc w:val="both"/>
+            </w:pPr>
+            <w:proofErr w:type="spellStart"/>
+            <w:r>
+              <w:t>is_staff</w:t>
+            </w:r>
+            <w:proofErr w:type="spellEnd"/>
+          </w:p>
+        </w:tc>
+        <w:tc>
+          <w:tcPr>
+            <w:tcW w:w="3118" w:type="dxa"/>
+            <w:vAlign w:val="center"/>
+          </w:tcPr>
+          <w:p>
+            <w:pPr>
+              <w:jc w:val="both"/>
+            </w:pPr>
+            <w:proofErr w:type="gramStart"/>
+            <w:r>
+              <w:t>TINYINT(</w:t>
+            </w:r>
+            <w:proofErr w:type="gramEnd"/>
+            <w:r>
+              <w:t>1)</w:t>
+            </w:r>
+          </w:p>
+        </w:tc>
+        <w:tc>
+          <w:tcPr>
+            <w:tcW w:w="3686" w:type="dxa"/>
+            <w:vAlign w:val="center"/>
+          </w:tcPr>
+          <w:p>
+            <w:pPr>
+              <w:jc w:val="both"/>
+            </w:pPr>
+            <w:r>
+              <w:t>Права администратора</w:t>
+            </w:r>
+          </w:p>
+        </w:tc>
+      </w:tr>
+      <w:tr>
+        <w:tc>
+          <w:tcPr>
+            <w:tcW w:w="3114" w:type="dxa"/>
+            <w:vAlign w:val="center"/>
+          </w:tcPr>
+          <w:p>
+            <w:pPr>
+              <w:jc w:val="both"/>
+            </w:pPr>
+            <w:proofErr w:type="spellStart"/>
+            <w:r>
+              <w:t>date_joined</w:t>
+            </w:r>
+            <w:proofErr w:type="spellEnd"/>
+          </w:p>
+        </w:tc>
+        <w:tc>
+          <w:tcPr>
+            <w:tcW w:w="3118" w:type="dxa"/>
+            <w:vAlign w:val="center"/>
+          </w:tcPr>
+          <w:p>
+            <w:pPr>
+              <w:jc w:val="both"/>
+            </w:pPr>
+            <w:r>
+              <w:t>DATETIME</w:t>
+            </w:r>
+          </w:p>
+        </w:tc>
+        <w:tc>
+          <w:tcPr>
+            <w:tcW w:w="3686" w:type="dxa"/>
+            <w:vAlign w:val="center"/>
+          </w:tcPr>
+          <w:p>
+            <w:pPr>
+              <w:jc w:val="both"/>
+            </w:pPr>
+            <w:r>
+              <w:t>Дата и время регистрации</w:t>
+            </w:r>
+          </w:p>
+        </w:tc>
+      </w:tr>
+      <w:tr>
+        <w:tc>
+          <w:tcPr>
+            <w:tcW w:w="3114" w:type="dxa"/>
+            <w:vAlign w:val="center"/>
+          </w:tcPr>
+          <w:p>
+            <w:pPr>
+              <w:jc w:val="both"/>
+            </w:pPr>
+            <w:proofErr w:type="spellStart"/>
+            <w:r>
+              <w:t>email</w:t>
+            </w:r>
+            <w:proofErr w:type="spellEnd"/>
+          </w:p>
+        </w:tc>
+        <w:tc>
+          <w:tcPr>
+            <w:tcW w:w="3118" w:type="dxa"/>
+            <w:vAlign w:val="center"/>
+          </w:tcPr>
+          <w:p>
+            <w:pPr>
+              <w:jc w:val="both"/>
+            </w:pPr>
+            <w:proofErr w:type="gramStart"/>
+            <w:r>
+              <w:t>VARCHAR(</w:t>
+            </w:r>
+            <w:proofErr w:type="gramEnd"/>
+            <w:r>
+              <w:t>100)</w:t>
+            </w:r>
+          </w:p>
+        </w:tc>
+        <w:tc>
+          <w:tcPr>
+            <w:tcW w:w="3686" w:type="dxa"/>
+            <w:vAlign w:val="center"/>
+          </w:tcPr>
+          <w:p>
+            <w:pPr>
+              <w:jc w:val="both"/>
+            </w:pPr>
+            <w:r>
+              <w:t>Электронная почта</w:t>
+            </w:r>
+          </w:p>
+        </w:tc>
+      </w:tr>
+      <w:tr>
+        <w:tc>
+          <w:tcPr>
+            <w:tcW w:w="3114" w:type="dxa"/>
+            <w:vAlign w:val="center"/>
+          </w:tcPr>
+          <w:p>
+            <w:pPr>
+              <w:jc w:val="both"/>
+            </w:pPr>
+            <w:proofErr w:type="spellStart"/>
+            <w:r>
+              <w:t>name</w:t>
+            </w:r>
+            <w:proofErr w:type="spellEnd"/>
+          </w:p>
+        </w:tc>
+        <w:tc>
+          <w:tcPr>
+            <w:tcW w:w="3118" w:type="dxa"/>
+            <w:vAlign w:val="center"/>
+          </w:tcPr>
+          <w:p>
+            <w:pPr>
+              <w:jc w:val="both"/>
+            </w:pPr>
+            <w:proofErr w:type="gramStart"/>
+            <w:r>
+              <w:t>VARCHAR(</w:t>
+            </w:r>
+            <w:proofErr w:type="gramEnd"/>
+            <w:r>
+              <w:t>30)</w:t>
+            </w:r>
+          </w:p>
+        </w:tc>
+        <w:tc>
+          <w:tcPr>
+            <w:tcW w:w="3686" w:type="dxa"/>
+            <w:vAlign w:val="center"/>
+          </w:tcPr>
+          <w:p>
+            <w:pPr>
+              <w:jc w:val="both"/>
+            </w:pPr>
+            <w:r>
+              <w:t>Имя пользователя</w:t>
+            </w:r>
+          </w:p>
+        </w:tc>
+      </w:tr>
+      <w:tr>
+        <w:tc>
+          <w:tcPr>
+            <w:tcW w:w="3114" w:type="dxa"/>
+            <w:vAlign w:val="center"/>
+          </w:tcPr>
+          <w:p>
+            <w:pPr>
+              <w:jc w:val="both"/>
+            </w:pPr>
+            <w:proofErr w:type="spellStart"/>
+            <w:r>
+              <w:t>surname</w:t>
+            </w:r>
+            <w:proofErr w:type="spellEnd"/>
+          </w:p>
+        </w:tc>
+        <w:tc>
+          <w:tcPr>
+            <w:tcW w:w="3118" w:type="dxa"/>
+            <w:vAlign w:val="center"/>
+          </w:tcPr>
+          <w:p>
+            <w:pPr>
+              <w:jc w:val="both"/>
+            </w:pPr>
+            <w:proofErr w:type="gramStart"/>
+            <w:r>
+              <w:t>VARCHAR(</w:t>
+            </w:r>
+            <w:proofErr w:type="gramEnd"/>
+            <w:r>
+              <w:t>30)</w:t>
+            </w:r>
+          </w:p>
+        </w:tc>
+        <w:tc>
+          <w:tcPr>
+            <w:tcW w:w="3686" w:type="dxa"/>
+            <w:vAlign w:val="center"/>
+          </w:tcPr>
+          <w:p>
+            <w:pPr>
+              <w:jc w:val="both"/>
+            </w:pPr>
+            <w:r>
+              <w:t>Фамилия пользователя</w:t>
+            </w:r>
+          </w:p>
+        </w:tc>
+      </w:tr>
+      <w:tr>
+        <w:tc>
+          <w:tcPr>
+            <w:tcW w:w="3114" w:type="dxa"/>
+            <w:vAlign w:val="center"/>
+          </w:tcPr>
+          <w:p>
+            <w:pPr>
+              <w:jc w:val="both"/>
+            </w:pPr>
+            <w:proofErr w:type="spellStart"/>
+            <w:r>
+              <w:t>number</w:t>
+            </w:r>
+            <w:proofErr w:type="spellEnd"/>
+          </w:p>
+        </w:tc>
+        <w:tc>
+          <w:tcPr>
+            <w:tcW w:w="3118" w:type="dxa"/>
+            <w:vAlign w:val="center"/>
+          </w:tcPr>
+          <w:p>
+            <w:pPr>
+              <w:jc w:val="both"/>
+            </w:pPr>
+            <w:proofErr w:type="gramStart"/>
+            <w:r>
+              <w:t>VARCHAR(</w:t>
+            </w:r>
+            <w:proofErr w:type="gramEnd"/>
+            <w:r>
+              <w:t>20)</w:t>
+            </w:r>
+          </w:p>
+        </w:tc>
+        <w:tc>
+          <w:tcPr>
+            <w:tcW w:w="3686" w:type="dxa"/>
+            <w:vAlign w:val="center"/>
+          </w:tcPr>
+          <w:p>
+            <w:pPr>
+              <w:jc w:val="both"/>
+            </w:pPr>
+            <w:r>
+              <w:t>Номер телефона</w:t>
+            </w:r>
+          </w:p>
+        </w:tc>
+      </w:tr>
+      <w:tr>
+        <w:tc>
+          <w:tcPr>
+            <w:tcW w:w="3114" w:type="dxa"/>
+            <w:vAlign w:val="center"/>
+          </w:tcPr>
+          <w:p>
+            <w:pPr>
+              <w:jc w:val="both"/>
+            </w:pPr>
+            <w:proofErr w:type="spellStart"/>
+            <w:r>
+              <w:t>telegram_chat_id</w:t>
+            </w:r>
+            <w:proofErr w:type="spellEnd"/>
+          </w:p>
+        </w:tc>
+        <w:tc>
+          <w:tcPr>
+            <w:tcW w:w="3118" w:type="dxa"/>
+            <w:vAlign w:val="center"/>
+          </w:tcPr>
+          <w:p>
+            <w:pPr>
+              <w:jc w:val="both"/>
+            </w:pPr>
+            <w:proofErr w:type="gramStart"/>
+            <w:r>
+              <w:t>VARCHAR(</w:t>
+            </w:r>
+            <w:proofErr w:type="gramEnd"/>
+            <w:r>
+              <w:t>15)</w:t>
+            </w:r>
+          </w:p>
+        </w:tc>
+        <w:tc>
+          <w:tcPr>
+            <w:tcW w:w="3686" w:type="dxa"/>
+            <w:vAlign w:val="center"/>
+          </w:tcPr>
+          <w:p>
+            <w:pPr>
+              <w:jc w:val="both"/>
+            </w:pPr>
+            <w:r>
+              <w:t xml:space="preserve">ID чата в </w:t>
+            </w:r>
+            <w:proofErr w:type="spellStart"/>
+            <w:r>
+              <w:t>Telegram</w:t>
+            </w:r>
+            <w:proofErr w:type="spellEnd"/>
+          </w:p>
+        </w:tc>
+      </w:tr>
+      <w:tr>
+        <w:tc>
+          <w:tcPr>
+            <w:tcW w:w="3114" w:type="dxa"/>
+            <w:vAlign w:val="center"/>
+          </w:tcPr>
+          <w:p>
+            <w:pPr>
+              <w:jc w:val="both"/>
+            </w:pPr>
+            <w:proofErr w:type="spellStart"/>
+            <w:r>
+              <w:t>telegram_username</w:t>
+            </w:r>
+            <w:proofErr w:type="spellEnd"/>
+          </w:p>
+        </w:tc>
+        <w:tc>
+          <w:tcPr>
+            <w:tcW w:w="3118" w:type="dxa"/>
+            <w:vAlign w:val="center"/>
+          </w:tcPr>
+          <w:p>
+            <w:pPr>
+              <w:jc w:val="both"/>
+            </w:pPr>
+            <w:proofErr w:type="gramStart"/>
+            <w:r>
+              <w:t>VARCHAR(</w:t>
+            </w:r>
+            <w:proofErr w:type="gramEnd"/>
+            <w:r>
+              <w:t>32)</w:t>
+            </w:r>
+          </w:p>
+        </w:tc>
+        <w:tc>
+          <w:tcPr>
+            <w:tcW w:w="3686" w:type="dxa"/>
+            <w:vAlign w:val="center"/>
+          </w:tcPr>
+          <w:p>
+            <w:pPr>
+              <w:jc w:val="both"/>
+            </w:pPr>
+            <w:r>
+              <w:t xml:space="preserve">Имя пользователя в </w:t>
+            </w:r>
+            <w:proofErr w:type="spellStart"/>
+            <w:r>
+              <w:t>Telegram</w:t>
+            </w:r>
+            <w:proofErr w:type="spellEnd"/>
+          </w:p>
+        </w:tc>
+      </w:tr>
+      <w:tr>
+        <w:tc>
+          <w:tcPr>
+            <w:tcW w:w="3114" w:type="dxa"/>
+            <w:vAlign w:val="center"/>
+          </w:tcPr>
+          <w:p>
+            <w:pPr>
+              <w:jc w:val="both"/>
+            </w:pPr>
+            <w:proofErr w:type="spellStart"/>
+            <w:r>
+              <w:t>is_telegram_verified</w:t>
+            </w:r>
+            <w:proofErr w:type="spellEnd"/>
+          </w:p>
+        </w:tc>
+        <w:tc>
+          <w:tcPr>
+            <w:tcW w:w="3118" w:type="dxa"/>
+            <w:vAlign w:val="center"/>
+          </w:tcPr>
+          <w:p>
+            <w:pPr>
+              <w:jc w:val="both"/>
+            </w:pPr>
+            <w:proofErr w:type="gramStart"/>
+            <w:r>
+              <w:t>TINYINT(</w:t>
+            </w:r>
+            <w:proofErr w:type="gramEnd"/>
+            <w:r>
+              <w:t>1)</w:t>
+            </w:r>
+          </w:p>
+        </w:tc>
+        <w:tc>
+          <w:tcPr>
+            <w:tcW w:w="3686" w:type="dxa"/>
+            <w:vAlign w:val="center"/>
+          </w:tcPr>
+          <w:p>
+            <w:pPr>
+              <w:jc w:val="both"/>
+            </w:pPr>
+            <w:r>
+              <w:t xml:space="preserve">Статус привязки </w:t>
+            </w:r>
+            <w:proofErr w:type="spellStart"/>
+            <w:r>
+              <w:t>Telegram</w:t>
+            </w:r>
+            <w:proofErr w:type="spellEnd"/>
+          </w:p>
+        </w:tc>
+      </w:tr>
+      <w:tr>
+        <w:tc>
+          <w:tcPr>
+            <w:tcW w:w="3114" w:type="dxa"/>
+            <w:vAlign w:val="center"/>
+          </w:tcPr>
+          <w:p>
+            <w:pPr>
+              <w:jc w:val="both"/>
+            </w:pPr>
+            <w:proofErr w:type="spellStart"/>
+            <w:r>
+              <w:t>telegram_verification_code</w:t>
+            </w:r>
+            <w:proofErr w:type="spellEnd"/>
+          </w:p>
+        </w:tc>
+        <w:tc>
+          <w:tcPr>
+            <w:tcW w:w="3118" w:type="dxa"/>
+            <w:vAlign w:val="center"/>
+          </w:tcPr>
+          <w:p>
+            <w:pPr>
+              <w:jc w:val="both"/>
+            </w:pPr>
+            <w:proofErr w:type="gramStart"/>
+            <w:r>
+              <w:t>VARCHAR(</w:t>
+            </w:r>
+            <w:proofErr w:type="gramEnd"/>
+            <w:r>
+              <w:t>10)</w:t>
+            </w:r>
+          </w:p>
+        </w:tc>
+        <w:tc>
+          <w:tcPr>
+            <w:tcW w:w="3686" w:type="dxa"/>
+            <w:vAlign w:val="center"/>
+          </w:tcPr>
+          <w:p>
+            <w:pPr>
+              <w:jc w:val="both"/>
+            </w:pPr>
+            <w:r>
+              <w:t xml:space="preserve">Код для привязки </w:t>
+            </w:r>
+            <w:proofErr w:type="spellStart"/>
+            <w:r>
+              <w:t>Telegram</w:t>
+            </w:r>
+            <w:proofErr w:type="spellEnd"/>
+          </w:p>
+        </w:tc>
+      </w:tr>
+      <w:tr>
+        <w:tc>
+          <w:tcPr>
+            <w:tcW w:w="3114" w:type="dxa"/>
+            <w:vAlign w:val="center"/>
+          </w:tcPr>
+          <w:p>
+            <w:pPr>
+              <w:jc w:val="both"/>
+            </w:pPr>
+            <w:proofErr w:type="spellStart"/>
+            <w:r>
+              <w:t>is_email_verified</w:t>
+            </w:r>
+            <w:proofErr w:type="spellEnd"/>
+          </w:p>
+        </w:tc>
+        <w:tc>
+          <w:tcPr>
+            <w:tcW w:w="3118" w:type="dxa"/>
+            <w:vAlign w:val="center"/>
+          </w:tcPr>
+          <w:p>
+            <w:pPr>
+              <w:jc w:val="both"/>
+            </w:pPr>
+            <w:proofErr w:type="gramStart"/>
+            <w:r>
+              <w:t>TINYINT(</w:t>
+            </w:r>
+            <w:proofErr w:type="gramEnd"/>
+            <w:r>
+              <w:t>1)</w:t>
+            </w:r>
+          </w:p>
+        </w:tc>
+        <w:tc>
+          <w:tcPr>
+            <w:tcW w:w="3686" w:type="dxa"/>
+            <w:vAlign w:val="center"/>
+          </w:tcPr>
+          <w:p>
+            <w:pPr>
+              <w:jc w:val="both"/>
+            </w:pPr>
+            <w:r>
+              <w:t xml:space="preserve">Статус верификации </w:t>
+            </w:r>
+            <w:proofErr w:type="spellStart"/>
+            <w:r>
+              <w:t>email</w:t>
+            </w:r>
+            <w:proofErr w:type="spellEnd"/>
+          </w:p>
+        </w:tc>
+      </w:tr>
+      <w:tr>
+        <w:tc>
+          <w:tcPr>
+            <w:tcW w:w="3114" w:type="dxa"/>
+            <w:vAlign w:val="center"/>
+          </w:tcPr>
+          <w:p>
+            <w:pPr>
+              <w:jc w:val="both"/>
+            </w:pPr>
+            <w:proofErr w:type="spellStart"/>
+            <w:r>
+              <w:t>email_verification_code</w:t>
+            </w:r>
+            <w:proofErr w:type="spellEnd"/>
+          </w:p>
+        </w:tc>
+        <w:tc>
+          <w:tcPr>
+            <w:tcW w:w="3118" w:type="dxa"/>
+            <w:vAlign w:val="center"/>
+          </w:tcPr>
+          <w:p>
+            <w:pPr>
+              <w:jc w:val="both"/>
+            </w:pPr>
+            <w:proofErr w:type="gramStart"/>
+            <w:r>
+              <w:t>VARCHAR(</w:t>
+            </w:r>
+            <w:proofErr w:type="gramEnd"/>
+            <w:r>
+              <w:t>6)</w:t>
+            </w:r>
+          </w:p>
+        </w:tc>
+        <w:tc>
+          <w:tcPr>
+            <w:tcW w:w="3686" w:type="dxa"/>
+            <w:vAlign w:val="center"/>
+          </w:tcPr>
+          <w:p>
+            <w:pPr>
+              <w:jc w:val="both"/>
+            </w:pPr>
+            <w:r>
+              <w:t xml:space="preserve">Код подтверждения </w:t>
+            </w:r>
+            <w:proofErr w:type="spellStart"/>
+            <w:r>
+              <w:t>email</w:t>
+            </w:r>
+            <w:proofErr w:type="spellEnd"/>
+          </w:p>
+        </w:tc>
+      </w:tr>
+      <w:tr>
+        <w:tc>
+          <w:tcPr>
+            <w:tcW w:w="3114" w:type="dxa"/>
+            <w:vAlign w:val="center"/>
+          </w:tcPr>
+          <w:p>
+            <w:pPr>
+              <w:jc w:val="both"/>
+              <w:rPr>
+                <w:lang w:val="en-US"/>
+              </w:rPr>
+            </w:pPr>
+            <w:proofErr w:type="spellStart"/>
+            <w:r>
+              <w:rPr>
+                <w:lang w:val="en-US"/>
+              </w:rPr>
+              <w:t>email_verification_code_sent_at</w:t>
+            </w:r>
+            <w:proofErr w:type="spellEnd"/>
+          </w:p>
+        </w:tc>
+        <w:tc>
+          <w:tcPr>
+            <w:tcW w:w="3118" w:type="dxa"/>
+            <w:vAlign w:val="center"/>
+          </w:tcPr>
+          <w:p>
+            <w:pPr>
+              <w:jc w:val="both"/>
+            </w:pPr>
+            <w:r>
+              <w:t>DATETIME</w:t>
+            </w:r>
+          </w:p>
+        </w:tc>
+        <w:tc>
+          <w:tcPr>
+            <w:tcW w:w="3686" w:type="dxa"/>
+            <w:vAlign w:val="center"/>
+          </w:tcPr>
+          <w:p>
+            <w:pPr>
+              <w:jc w:val="both"/>
+            </w:pPr>
+            <w:r>
+              <w:t xml:space="preserve">Дата и время отправки кода подтверждения </w:t>
+            </w:r>
+            <w:proofErr w:type="spellStart"/>
+            <w:r>
+              <w:t>email</w:t>
+            </w:r>
+            <w:proofErr w:type="spellEnd"/>
+          </w:p>
+        </w:tc>
+      </w:tr>
+      <w:tr>
+        <w:tc>
+          <w:tcPr>
+            <w:tcW w:w="3114" w:type="dxa"/>
+            <w:vAlign w:val="center"/>
+          </w:tcPr>
+          <w:p>
+            <w:pPr>
+              <w:jc w:val="both"/>
+            </w:pPr>
+            <w:proofErr w:type="spellStart"/>
+            <w:r>
+              <w:t>is_active</w:t>
+            </w:r>
+            <w:proofErr w:type="spellEnd"/>
+          </w:p>
+        </w:tc>
+        <w:tc>
+          <w:tcPr>
+            <w:tcW w:w="3118" w:type="dxa"/>
+            <w:vAlign w:val="center"/>
+          </w:tcPr>
+          <w:p>
+            <w:pPr>
+              <w:jc w:val="both"/>
+            </w:pPr>
+            <w:proofErr w:type="gramStart"/>
+            <w:r>
+              <w:t>TINYINT(</w:t>
+            </w:r>
+            <w:proofErr w:type="gramEnd"/>
+            <w:r>
+              <w:t>1)</w:t>
+            </w:r>
+          </w:p>
+        </w:tc>
+        <w:tc>
+          <w:tcPr>
+            <w:tcW w:w="3686" w:type="dxa"/>
+            <w:vAlign w:val="center"/>
+          </w:tcPr>
+          <w:p>
+            <w:pPr>
+              <w:jc w:val="both"/>
+            </w:pPr>
+            <w:r>
+              <w:t xml:space="preserve">Активен ли пользователь </w:t>
+            </w:r>
+          </w:p>
+        </w:tc>
+      </w:tr>
+    </w:tbl>
+    <w:p>
+      <w:pPr>
+        <w:pStyle w:val="aa"/>
+        <w:keepNext/>
+        <w:spacing w:before="240" w:after="0" w:line="360" w:lineRule="auto"/>
+        <w:rPr>
+          <w:i w:val="0"/>
+          <w:iCs w:val="0"/>
+          <w:color w:val="000000" w:themeColor="text1"/>
+          <w:sz w:val="28"/>
+          <w:szCs w:val="28"/>
+        </w:rPr>
+      </w:pPr>
+      <w:r>
+        <w:rPr>
+          <w:i w:val="0"/>
+          <w:iCs w:val="0"/>
+          <w:color w:val="000000" w:themeColor="text1"/>
+          <w:sz w:val="28"/>
+          <w:szCs w:val="28"/>
+        </w:rPr>
+        <w:t xml:space="preserve">Таблица </w:t>
+      </w:r>
+      <w:r>
+        <w:rPr>
+          <w:i w:val="0"/>
+          <w:iCs w:val="0"/>
+          <w:color w:val="000000" w:themeColor="text1"/>
+          <w:sz w:val="28"/>
+          <w:szCs w:val="28"/>
+        </w:rPr>
+        <w:fldChar w:fldCharType="begin"/>
+      </w:r>
+      <w:r>
+        <w:rPr>
+          <w:i w:val="0"/>
+          <w:iCs w:val="0"/>
+          <w:color w:val="000000" w:themeColor="text1"/>
+          <w:sz w:val="28"/>
+          <w:szCs w:val="28"/>
+        </w:rPr>
+        <w:instrText xml:space="preserve"> SEQ Таблица \* ARABIC </w:instrText>
+      </w:r>
+      <w:r>
+        <w:rPr>
+          <w:i w:val="0"/>
+          <w:iCs w:val="0"/>
+          <w:color w:val="000000" w:themeColor="text1"/>
+          <w:sz w:val="28"/>
+          <w:szCs w:val="28"/>
+        </w:rPr>
+        <w:fldChar w:fldCharType="separate"/>
+      </w:r>
+      <w:r>
+        <w:rPr>
+          <w:i w:val="0"/>
+          <w:iCs w:val="0"/>
+          <w:color w:val="000000" w:themeColor="text1"/>
+          <w:sz w:val="28"/>
+          <w:szCs w:val="28"/>
+        </w:rPr>
+        <w:t>6</w:t>
+      </w:r>
+      <w:r>
+        <w:rPr>
+          <w:i w:val="0"/>
+          <w:iCs w:val="0"/>
+          <w:color w:val="000000" w:themeColor="text1"/>
+          <w:sz w:val="28"/>
+          <w:szCs w:val="28"/>
+        </w:rPr>
+        <w:fldChar w:fldCharType="end"/>
+      </w:r>
+      <w:r>
+        <w:rPr>
+          <w:i w:val="0"/>
+          <w:iCs w:val="0"/>
+          <w:color w:val="000000" w:themeColor="text1"/>
+          <w:sz w:val="28"/>
+          <w:szCs w:val="28"/>
+        </w:rPr>
+        <w:t xml:space="preserve"> </w:t>
+      </w:r>
+      <w:r>
+        <w:rPr>
+          <w:i w:val="0"/>
+          <w:iCs w:val="0"/>
+          <w:color w:val="000000" w:themeColor="text1"/>
+          <w:sz w:val="28"/>
+          <w:szCs w:val="28"/>
+        </w:rPr>
+        <w:t>–</w:t>
+      </w:r>
+      <w:r>
+        <w:rPr>
+          <w:i w:val="0"/>
+          <w:iCs w:val="0"/>
+          <w:color w:val="000000" w:themeColor="text1"/>
+          <w:sz w:val="28"/>
+          <w:szCs w:val="28"/>
+        </w:rPr>
+        <w:t xml:space="preserve"> Таблица </w:t>
+      </w:r>
+      <w:r>
+        <w:rPr>
+          <w:i w:val="0"/>
+          <w:iCs w:val="0"/>
+          <w:color w:val="000000" w:themeColor="text1"/>
+          <w:sz w:val="28"/>
+          <w:szCs w:val="28"/>
+        </w:rPr>
+        <w:t>«</w:t>
+      </w:r>
+      <w:proofErr w:type="spellStart"/>
+      <w:r>
+        <w:rPr>
+          <w:i w:val="0"/>
+          <w:iCs w:val="0"/>
+          <w:color w:val="000000" w:themeColor="text1"/>
+          <w:sz w:val="28"/>
+          <w:szCs w:val="28"/>
+        </w:rPr>
+        <w:t>Hall</w:t>
+      </w:r>
+      <w:proofErr w:type="spellEnd"/>
+      <w:r>
+        <w:rPr>
+          <w:i w:val="0"/>
+          <w:iCs w:val="0"/>
+          <w:color w:val="000000" w:themeColor="text1"/>
+          <w:sz w:val="28"/>
+          <w:szCs w:val="28"/>
+        </w:rPr>
+        <w:t>»</w:t>
+      </w:r>
+    </w:p>
+    <w:tbl>
+      <w:tblPr>
+        <w:tblStyle w:val="af"/>
+        <w:tblW w:w="9918" w:type="dxa"/>
+        <w:tblLook w:val="04A0" w:firstRow="1" w:lastRow="0" w:firstColumn="1" w:lastColumn="0" w:noHBand="0" w:noVBand="1"/>
+      </w:tblPr>
+      <w:tblGrid>
+        <w:gridCol w:w="3115"/>
+        <w:gridCol w:w="3115"/>
+        <w:gridCol w:w="3688"/>
+      </w:tblGrid>
+      <w:tr>
+        <w:tc>
+          <w:tcPr>
+            <w:tcW w:w="3115" w:type="dxa"/>
+          </w:tcPr>
+          <w:p>
+            <w:pPr>
+              <w:jc w:val="both"/>
+            </w:pPr>
+            <w:r>
+              <w:t>Поле</w:t>
+            </w:r>
+          </w:p>
+        </w:tc>
+        <w:tc>
+          <w:tcPr>
+            <w:tcW w:w="3115" w:type="dxa"/>
+          </w:tcPr>
+          <w:p>
+            <w:pPr>
+              <w:jc w:val="both"/>
+            </w:pPr>
+            <w:r>
+              <w:t>Тип данных</w:t>
+            </w:r>
+          </w:p>
+        </w:tc>
+        <w:tc>
+          <w:tcPr>
+            <w:tcW w:w="3688" w:type="dxa"/>
+          </w:tcPr>
+          <w:p>
+            <w:pPr>
+              <w:jc w:val="both"/>
+            </w:pPr>
+            <w:r>
+              <w:t>Описание</w:t>
+            </w:r>
+          </w:p>
+        </w:tc>
+      </w:tr>
+      <w:tr>
+        <w:tc>
+          <w:tcPr>
+            <w:tcW w:w="3115" w:type="dxa"/>
+          </w:tcPr>
+          <w:p>
+            <w:pPr>
+              <w:jc w:val="both"/>
+            </w:pPr>
+            <w:proofErr w:type="spellStart"/>
+            <w:r>
+              <w:rPr>
+                <w:lang w:val="en-US"/>
+              </w:rPr>
+              <w:t>i</w:t>
+            </w:r>
+            <w:proofErr w:type="spellEnd"/>
+            <w:r>
+              <w:t>d</w:t>
+            </w:r>
+          </w:p>
+        </w:tc>
+        <w:tc>
+          <w:tcPr>
+            <w:tcW w:w="3115" w:type="dxa"/>
+          </w:tcPr>
+          <w:p>
+            <w:pPr>
+              <w:jc w:val="both"/>
+            </w:pPr>
+            <w:r>
+              <w:rPr>
+                <w:lang w:val="en-US"/>
+              </w:rPr>
+              <w:t>INT</w:t>
+            </w:r>
+          </w:p>
+        </w:tc>
+        <w:tc>
+          <w:tcPr>
+            <w:tcW w:w="3688" w:type="dxa"/>
+          </w:tcPr>
+          <w:p>
+            <w:pPr>
+              <w:jc w:val="both"/>
+            </w:pPr>
+            <w:r>
+              <w:t>Идентификатор</w:t>
+            </w:r>
+          </w:p>
+        </w:tc>
+      </w:tr>
+      <w:tr>
+        <w:tc>
+          <w:tcPr>
+            <w:tcW w:w="3115" w:type="dxa"/>
+          </w:tcPr>
+          <w:p>
+            <w:pPr>
+              <w:jc w:val="both"/>
+            </w:pPr>
+            <w:proofErr w:type="spellStart"/>
+            <w:r>
+              <w:t>name</w:t>
+            </w:r>
+            <w:proofErr w:type="spellEnd"/>
+          </w:p>
+        </w:tc>
+        <w:tc>
+          <w:tcPr>
+            <w:tcW w:w="3115" w:type="dxa"/>
+          </w:tcPr>
+          <w:p>
+            <w:pPr>
+              <w:jc w:val="both"/>
+            </w:pPr>
+            <w:proofErr w:type="gramStart"/>
+            <w:r>
+              <w:rPr>
+                <w:lang w:val="en-US"/>
+              </w:rPr>
+              <w:t>VARCHAR</w:t>
+            </w:r>
+            <w:r>
+              <w:t>(</w:t>
+            </w:r>
+            <w:proofErr w:type="gramEnd"/>
+            <w:r>
+              <w:t>30</w:t>
+            </w:r>
+            <w:r>
+              <w:t>)</w:t>
+            </w:r>
+          </w:p>
+        </w:tc>
+        <w:tc>
+          <w:tcPr>
+            <w:tcW w:w="3688" w:type="dxa"/>
+          </w:tcPr>
+          <w:p>
+            <w:pPr>
+              <w:jc w:val="both"/>
+            </w:pPr>
+            <w:r>
+              <w:t>Название</w:t>
+            </w:r>
+          </w:p>
+        </w:tc>
+      </w:tr>
+      <w:tr>
+        <w:tc>
+          <w:tcPr>
+            <w:tcW w:w="3115" w:type="dxa"/>
+          </w:tcPr>
+          <w:p>
+            <w:pPr>
+              <w:jc w:val="both"/>
+            </w:pPr>
+            <w:proofErr w:type="spellStart"/>
+            <w:r>
+              <w:t>rows</w:t>
+            </w:r>
+            <w:proofErr w:type="spellEnd"/>
+          </w:p>
+        </w:tc>
+        <w:tc>
+          <w:tcPr>
+            <w:tcW w:w="3115" w:type="dxa"/>
+          </w:tcPr>
+          <w:p>
+            <w:pPr>
+              <w:jc w:val="both"/>
+            </w:pPr>
+            <w:r>
+              <w:rPr>
+                <w:lang w:val="en-US"/>
+              </w:rPr>
+              <w:t>INT</w:t>
+            </w:r>
+          </w:p>
+        </w:tc>
+        <w:tc>
+          <w:tcPr>
+            <w:tcW w:w="3688" w:type="dxa"/>
+          </w:tcPr>
+          <w:p>
+            <w:pPr>
+              <w:jc w:val="both"/>
+            </w:pPr>
+            <w:r>
+              <w:t>Количество рядов</w:t>
+            </w:r>
+          </w:p>
+        </w:tc>
+      </w:tr>
+      <w:tr>
+        <w:tc>
+          <w:tcPr>
+            <w:tcW w:w="3115" w:type="dxa"/>
+          </w:tcPr>
+          <w:p>
+            <w:pPr>
+              <w:jc w:val="both"/>
+            </w:pPr>
+            <w:proofErr w:type="spellStart"/>
+            <w:r>
+              <w:t>seats_per_row</w:t>
+            </w:r>
+            <w:proofErr w:type="spellEnd"/>
+          </w:p>
+        </w:tc>
+        <w:tc>
+          <w:tcPr>
+            <w:tcW w:w="3115" w:type="dxa"/>
+          </w:tcPr>
+          <w:p>
+            <w:pPr>
+              <w:jc w:val="both"/>
+            </w:pPr>
+            <w:r>
+              <w:rPr>
+                <w:lang w:val="en-US"/>
+              </w:rPr>
+              <w:t>INT</w:t>
+            </w:r>
+          </w:p>
+        </w:tc>
+        <w:tc>
+          <w:tcPr>
+            <w:tcW w:w="3688" w:type="dxa"/>
+          </w:tcPr>
+          <w:p>
+            <w:pPr>
+              <w:jc w:val="both"/>
+            </w:pPr>
+            <w:r>
+              <w:t>Количество мест в ряду</w:t>
+            </w:r>
+          </w:p>
+        </w:tc>
+      </w:tr>
+      <w:tr>
+        <w:tc>
+          <w:tcPr>
+            <w:tcW w:w="3115" w:type="dxa"/>
+          </w:tcPr>
+          <w:p>
+            <w:pPr>
+              <w:jc w:val="both"/>
+              <w:rPr>
+                <w:lang w:val="en-US"/>
+              </w:rPr>
+            </w:pPr>
+            <w:r>
+              <w:rPr>
+                <w:lang w:val="en-US"/>
+              </w:rPr>
+              <w:t>description</w:t>
+            </w:r>
+          </w:p>
+        </w:tc>
+        <w:tc>
+          <w:tcPr>
+            <w:tcW w:w="3115" w:type="dxa"/>
+          </w:tcPr>
+          <w:p>
+            <w:pPr>
+              <w:jc w:val="both"/>
+            </w:pPr>
+            <w:r>
+              <w:rPr>
+                <w:lang w:val="en-US"/>
+              </w:rPr>
+              <w:t>TEXT</w:t>
+            </w:r>
+          </w:p>
+        </w:tc>
+        <w:tc>
+          <w:tcPr>
+            <w:tcW w:w="3688" w:type="dxa"/>
+          </w:tcPr>
+          <w:p>
+            <w:pPr>
+              <w:jc w:val="both"/>
+              <w:rPr>
+                <w:lang w:val="en-US"/>
+              </w:rPr>
+            </w:pPr>
+            <w:r>
+              <w:t>Описание</w:t>
+            </w:r>
+          </w:p>
+        </w:tc>
+      </w:tr>
+    </w:tbl>
+    <w:p>
+      <w:pPr>
+        <w:pStyle w:val="aa"/>
+        <w:keepNext/>
+        <w:spacing w:before="240" w:after="0" w:line="360" w:lineRule="auto"/>
+        <w:rPr>
+          <w:i w:val="0"/>
+          <w:iCs w:val="0"/>
+          <w:color w:val="000000" w:themeColor="text1"/>
+          <w:sz w:val="28"/>
+          <w:szCs w:val="28"/>
+        </w:rPr>
+      </w:pPr>
+      <w:r>
+        <w:rPr>
+          <w:i w:val="0"/>
+          <w:iCs w:val="0"/>
+          <w:color w:val="000000" w:themeColor="text1"/>
+          <w:sz w:val="28"/>
+          <w:szCs w:val="28"/>
+        </w:rPr>
+        <w:t xml:space="preserve">Таблица </w:t>
+      </w:r>
+      <w:r>
+        <w:rPr>
+          <w:i w:val="0"/>
+          <w:iCs w:val="0"/>
+          <w:color w:val="000000" w:themeColor="text1"/>
+          <w:sz w:val="28"/>
+          <w:szCs w:val="28"/>
+        </w:rPr>
+        <w:fldChar w:fldCharType="begin"/>
+      </w:r>
+      <w:r>
+        <w:rPr>
+          <w:i w:val="0"/>
+          <w:iCs w:val="0"/>
+          <w:color w:val="000000" w:themeColor="text1"/>
+          <w:sz w:val="28"/>
+          <w:szCs w:val="28"/>
+        </w:rPr>
+        <w:instrText xml:space="preserve"> SEQ Таблица \* ARABIC </w:instrText>
+      </w:r>
+      <w:r>
+        <w:rPr>
+          <w:i w:val="0"/>
+          <w:iCs w:val="0"/>
+          <w:color w:val="000000" w:themeColor="text1"/>
+          <w:sz w:val="28"/>
+          <w:szCs w:val="28"/>
+        </w:rPr>
+        <w:fldChar w:fldCharType="separate"/>
+      </w:r>
+      <w:r>
+        <w:rPr>
+          <w:i w:val="0"/>
+          <w:iCs w:val="0"/>
+          <w:color w:val="000000" w:themeColor="text1"/>
+          <w:sz w:val="28"/>
+          <w:szCs w:val="28"/>
+        </w:rPr>
+        <w:t>7</w:t>
+      </w:r>
+      <w:r>
+        <w:rPr>
+          <w:i w:val="0"/>
+          <w:iCs w:val="0"/>
+          <w:color w:val="000000" w:themeColor="text1"/>
+          <w:sz w:val="28"/>
+          <w:szCs w:val="28"/>
+        </w:rPr>
+        <w:fldChar w:fldCharType="end"/>
+      </w:r>
+      <w:r>
+        <w:rPr>
+          <w:i w:val="0"/>
+          <w:iCs w:val="0"/>
+          <w:color w:val="000000" w:themeColor="text1"/>
+          <w:sz w:val="28"/>
+          <w:szCs w:val="28"/>
+        </w:rPr>
+        <w:t xml:space="preserve"> </w:t>
+      </w:r>
+      <w:r>
+        <w:rPr>
+          <w:i w:val="0"/>
+          <w:iCs w:val="0"/>
+          <w:color w:val="000000" w:themeColor="text1"/>
+          <w:sz w:val="28"/>
+          <w:szCs w:val="28"/>
+        </w:rPr>
+        <w:t>–</w:t>
+      </w:r>
+      <w:r>
+        <w:rPr>
+          <w:i w:val="0"/>
+          <w:iCs w:val="0"/>
+          <w:color w:val="000000" w:themeColor="text1"/>
+          <w:sz w:val="28"/>
+          <w:szCs w:val="28"/>
+        </w:rPr>
+        <w:t xml:space="preserve"> Таблица </w:t>
+      </w:r>
+      <w:r>
+        <w:rPr>
+          <w:i w:val="0"/>
+          <w:iCs w:val="0"/>
+          <w:color w:val="000000" w:themeColor="text1"/>
+          <w:sz w:val="28"/>
+          <w:szCs w:val="28"/>
+        </w:rPr>
+        <w:t>«</w:t>
+      </w:r>
+      <w:proofErr w:type="spellStart"/>
+      <w:r>
+        <w:rPr>
+          <w:i w:val="0"/>
+          <w:iCs w:val="0"/>
+          <w:color w:val="000000" w:themeColor="text1"/>
+          <w:sz w:val="28"/>
+          <w:szCs w:val="28"/>
+        </w:rPr>
+        <w:t>Genre</w:t>
+      </w:r>
+      <w:proofErr w:type="spellEnd"/>
+      <w:r>
+        <w:rPr>
+          <w:i w:val="0"/>
+          <w:iCs w:val="0"/>
+          <w:color w:val="000000" w:themeColor="text1"/>
+          <w:sz w:val="28"/>
+          <w:szCs w:val="28"/>
+        </w:rPr>
+        <w:t>»</w:t>
+      </w:r>
+    </w:p>
+    <w:tbl>
+      <w:tblPr>
+        <w:tblStyle w:val="af"/>
+        <w:tblW w:w="9918" w:type="dxa"/>
+        <w:tblLook w:val="04A0" w:firstRow="1" w:lastRow="0" w:firstColumn="1" w:lastColumn="0" w:noHBand="0" w:noVBand="1"/>
+      </w:tblPr>
+      <w:tblGrid>
+        <w:gridCol w:w="3115"/>
+        <w:gridCol w:w="3115"/>
+        <w:gridCol w:w="3688"/>
+      </w:tblGrid>
+      <w:tr>
+        <w:tc>
+          <w:tcPr>
+            <w:tcW w:w="3115" w:type="dxa"/>
+          </w:tcPr>
+          <w:p>
+            <w:pPr>
+              <w:jc w:val="both"/>
+            </w:pPr>
+            <w:r>
+              <w:t>Поле</w:t>
+            </w:r>
+          </w:p>
+        </w:tc>
+        <w:tc>
+          <w:tcPr>
+            <w:tcW w:w="3115" w:type="dxa"/>
+          </w:tcPr>
+          <w:p>
+            <w:pPr>
+              <w:jc w:val="both"/>
+            </w:pPr>
+            <w:r>
+              <w:t>Тип данных</w:t>
+            </w:r>
+          </w:p>
+        </w:tc>
+        <w:tc>
+          <w:tcPr>
+            <w:tcW w:w="3688" w:type="dxa"/>
+          </w:tcPr>
+          <w:p>
+            <w:pPr>
+              <w:jc w:val="both"/>
+            </w:pPr>
+            <w:r>
+              <w:t>Описание</w:t>
+            </w:r>
+          </w:p>
+        </w:tc>
+      </w:tr>
+      <w:tr>
+        <w:tc>
+          <w:tcPr>
+            <w:tcW w:w="3115" w:type="dxa"/>
+          </w:tcPr>
+          <w:p>
+            <w:pPr>
+              <w:jc w:val="both"/>
+            </w:pPr>
+            <w:proofErr w:type="spellStart"/>
+            <w:r>
+              <w:t>id</w:t>
+            </w:r>
+            <w:proofErr w:type="spellEnd"/>
+          </w:p>
+        </w:tc>
+        <w:tc>
+          <w:tcPr>
+            <w:tcW w:w="3115" w:type="dxa"/>
+          </w:tcPr>
+          <w:p>
+            <w:pPr>
+              <w:jc w:val="both"/>
+            </w:pPr>
+            <w:r>
+              <w:rPr>
+                <w:lang w:val="en-US"/>
+              </w:rPr>
+              <w:t>INT</w:t>
+            </w:r>
+          </w:p>
+        </w:tc>
+        <w:tc>
+          <w:tcPr>
+            <w:tcW w:w="3688" w:type="dxa"/>
+          </w:tcPr>
+          <w:p>
+            <w:pPr>
+              <w:jc w:val="both"/>
+            </w:pPr>
+            <w:r>
+              <w:t>Идентификатор</w:t>
+            </w:r>
+          </w:p>
+        </w:tc>
+      </w:tr>
+      <w:tr>
+        <w:tc>
+          <w:tcPr>
+            <w:tcW w:w="3115" w:type="dxa"/>
+          </w:tcPr>
+          <w:p>
+            <w:pPr>
+              <w:jc w:val="both"/>
+              <w:rPr>
+                <w:lang w:val="en-US"/>
+              </w:rPr>
+            </w:pPr>
+            <w:r>
+              <w:rPr>
+                <w:lang w:val="en-US"/>
+              </w:rPr>
+              <w:t>name</w:t>
+            </w:r>
+          </w:p>
+        </w:tc>
+        <w:tc>
+          <w:tcPr>
+            <w:tcW w:w="3115" w:type="dxa"/>
+          </w:tcPr>
+          <w:p>
+            <w:pPr>
+              <w:jc w:val="both"/>
+            </w:pPr>
+            <w:proofErr w:type="gramStart"/>
+            <w:r>
+              <w:rPr>
+                <w:lang w:val="en-US"/>
+              </w:rPr>
+              <w:t>VARCHAR</w:t>
+            </w:r>
+            <w:r>
+              <w:t>(</w:t>
+            </w:r>
+            <w:proofErr w:type="gramEnd"/>
+            <w:r>
+              <w:t>30</w:t>
+            </w:r>
+            <w:r>
+              <w:t>)</w:t>
+            </w:r>
+          </w:p>
+        </w:tc>
+        <w:tc>
+          <w:tcPr>
+            <w:tcW w:w="3688" w:type="dxa"/>
+          </w:tcPr>
+          <w:p>
+            <w:pPr>
+              <w:jc w:val="both"/>
+            </w:pPr>
+            <w:r>
+              <w:t>Название</w:t>
+            </w:r>
+          </w:p>
+        </w:tc>
+      </w:tr>
+      <w:tr>
+        <w:tc>
+          <w:tcPr>
+            <w:tcW w:w="3115" w:type="dxa"/>
+          </w:tcPr>
+          <w:p>
+            <w:pPr>
+              <w:jc w:val="both"/>
+              <w:rPr>
+                <w:lang w:val="en-US"/>
+              </w:rPr>
+            </w:pPr>
+            <w:proofErr w:type="spellStart"/>
+            <w:r>
+              <w:rPr>
+                <w:lang w:val="en-US"/>
+              </w:rPr>
+              <w:t>created_at</w:t>
+            </w:r>
+            <w:proofErr w:type="spellEnd"/>
+          </w:p>
+        </w:tc>
+        <w:tc>
+          <w:tcPr>
+            <w:tcW w:w="3115" w:type="dxa"/>
+          </w:tcPr>
+          <w:p>
+            <w:pPr>
+              <w:jc w:val="both"/>
+            </w:pPr>
+            <w:r>
+              <w:rPr>
+                <w:lang w:val="en-US"/>
+              </w:rPr>
+              <w:t>DATETIME</w:t>
+            </w:r>
+          </w:p>
+        </w:tc>
+        <w:tc>
+          <w:tcPr>
+            <w:tcW w:w="3688" w:type="dxa"/>
+          </w:tcPr>
+          <w:p>
+            <w:pPr>
+              <w:jc w:val="both"/>
+              <w:rPr>
+                <w:lang w:val="en-US"/>
+              </w:rPr>
+            </w:pPr>
+            <w:r>
+              <w:t>Дата создания</w:t>
+            </w:r>
+          </w:p>
+        </w:tc>
+      </w:tr>
+    </w:tbl>
+    <w:p>
+      <w:pPr>
+        <w:pStyle w:val="aa"/>
+        <w:keepNext/>
+        <w:spacing w:before="240" w:after="0" w:line="360" w:lineRule="auto"/>
+        <w:rPr>
+          <w:i w:val="0"/>
+          <w:iCs w:val="0"/>
+          <w:color w:val="000000" w:themeColor="text1"/>
+          <w:sz w:val="28"/>
+          <w:szCs w:val="28"/>
+        </w:rPr>
+      </w:pPr>
+      <w:r>
+        <w:rPr>
+          <w:i w:val="0"/>
+          <w:iCs w:val="0"/>
+          <w:color w:val="000000" w:themeColor="text1"/>
+          <w:sz w:val="28"/>
+          <w:szCs w:val="28"/>
+        </w:rPr>
+        <w:t xml:space="preserve">Таблица </w:t>
+      </w:r>
+      <w:r>
+        <w:rPr>
+          <w:i w:val="0"/>
+          <w:iCs w:val="0"/>
+          <w:color w:val="000000" w:themeColor="text1"/>
+          <w:sz w:val="28"/>
+          <w:szCs w:val="28"/>
+        </w:rPr>
+        <w:fldChar w:fldCharType="begin"/>
+      </w:r>
+      <w:r>
+        <w:rPr>
+          <w:i w:val="0"/>
+          <w:iCs w:val="0"/>
+          <w:color w:val="000000" w:themeColor="text1"/>
+          <w:sz w:val="28"/>
+          <w:szCs w:val="28"/>
+        </w:rPr>
+        <w:instrText xml:space="preserve"> SEQ Таблица \* ARABIC </w:instrText>
+      </w:r>
+      <w:r>
+        <w:rPr>
+          <w:i w:val="0"/>
+          <w:iCs w:val="0"/>
+          <w:color w:val="000000" w:themeColor="text1"/>
+          <w:sz w:val="28"/>
+          <w:szCs w:val="28"/>
+        </w:rPr>
+        <w:fldChar w:fldCharType="separate"/>
+      </w:r>
+      <w:r>
+        <w:rPr>
+          <w:i w:val="0"/>
+          <w:iCs w:val="0"/>
+          <w:color w:val="000000" w:themeColor="text1"/>
+          <w:sz w:val="28"/>
+          <w:szCs w:val="28"/>
+        </w:rPr>
+        <w:t>8</w:t>
+      </w:r>
+      <w:r>
+        <w:rPr>
+          <w:i w:val="0"/>
+          <w:iCs w:val="0"/>
+          <w:color w:val="000000" w:themeColor="text1"/>
+          <w:sz w:val="28"/>
+          <w:szCs w:val="28"/>
+        </w:rPr>
+        <w:fldChar w:fldCharType="end"/>
+      </w:r>
+      <w:r>
+        <w:rPr>
+          <w:i w:val="0"/>
+          <w:iCs w:val="0"/>
+          <w:color w:val="000000" w:themeColor="text1"/>
+          <w:sz w:val="28"/>
+          <w:szCs w:val="28"/>
+        </w:rPr>
+        <w:t xml:space="preserve"> – Таблица «</w:t>
+      </w:r>
+      <w:proofErr w:type="spellStart"/>
+      <w:r>
+        <w:rPr>
+          <w:i w:val="0"/>
+          <w:iCs w:val="0"/>
+          <w:color w:val="000000" w:themeColor="text1"/>
+          <w:sz w:val="28"/>
+          <w:szCs w:val="28"/>
+        </w:rPr>
+        <w:t>AgeRating</w:t>
+      </w:r>
+      <w:proofErr w:type="spellEnd"/>
+      <w:r>
+        <w:rPr>
+          <w:i w:val="0"/>
+          <w:iCs w:val="0"/>
+          <w:color w:val="000000" w:themeColor="text1"/>
+          <w:sz w:val="28"/>
+          <w:szCs w:val="28"/>
+        </w:rPr>
+        <w:t>»</w:t>
+      </w:r>
+    </w:p>
+    <w:tbl>
+      <w:tblPr>
+        <w:tblStyle w:val="af"/>
+        <w:tblW w:w="9918" w:type="dxa"/>
+        <w:tblLook w:val="04A0" w:firstRow="1" w:lastRow="0" w:firstColumn="1" w:lastColumn="0" w:noHBand="0" w:noVBand="1"/>
+      </w:tblPr>
+      <w:tblGrid>
+        <w:gridCol w:w="3114"/>
+        <w:gridCol w:w="3118"/>
+        <w:gridCol w:w="3686"/>
+      </w:tblGrid>
+      <w:tr>
+        <w:tc>
+          <w:tcPr>
+            <w:tcW w:w="3114" w:type="dxa"/>
+            <w:vAlign w:val="center"/>
+          </w:tcPr>
+          <w:p>
+            <w:pPr>
+              <w:jc w:val="both"/>
+            </w:pPr>
+            <w:r>
+              <w:t>Поле</w:t>
+            </w:r>
+          </w:p>
+        </w:tc>
+        <w:tc>
+          <w:tcPr>
+            <w:tcW w:w="3118" w:type="dxa"/>
+            <w:vAlign w:val="center"/>
+          </w:tcPr>
+          <w:p>
+            <w:pPr>
+              <w:jc w:val="both"/>
+            </w:pPr>
+            <w:r>
+              <w:t>Тип данных</w:t>
+            </w:r>
+          </w:p>
+        </w:tc>
+        <w:tc>
+          <w:tcPr>
+            <w:tcW w:w="3686" w:type="dxa"/>
+            <w:vAlign w:val="center"/>
+          </w:tcPr>
+          <w:p>
+            <w:pPr>
+              <w:jc w:val="both"/>
+            </w:pPr>
+            <w:r>
+              <w:t>Описание</w:t>
+            </w:r>
+          </w:p>
+        </w:tc>
+      </w:tr>
+      <w:tr>
+        <w:tc>
+          <w:tcPr>
+            <w:tcW w:w="3114" w:type="dxa"/>
+            <w:vAlign w:val="center"/>
+          </w:tcPr>
+          <w:p>
+            <w:pPr>
+              <w:jc w:val="both"/>
+            </w:pPr>
+            <w:proofErr w:type="spellStart"/>
+            <w:r>
+              <w:t>id</w:t>
+            </w:r>
+            <w:proofErr w:type="spellEnd"/>
+          </w:p>
+        </w:tc>
+        <w:tc>
+          <w:tcPr>
+            <w:tcW w:w="3118" w:type="dxa"/>
+            <w:vAlign w:val="center"/>
+          </w:tcPr>
+          <w:p>
+            <w:pPr>
+              <w:jc w:val="both"/>
+            </w:pPr>
+            <w:r>
+              <w:t>INT</w:t>
+            </w:r>
+          </w:p>
+        </w:tc>
+        <w:tc>
+          <w:tcPr>
+            <w:tcW w:w="3686" w:type="dxa"/>
+            <w:vAlign w:val="center"/>
+          </w:tcPr>
+          <w:p>
+            <w:pPr>
+              <w:jc w:val="both"/>
+            </w:pPr>
+            <w:r>
+              <w:t>Идентификатор</w:t>
+            </w:r>
+          </w:p>
+        </w:tc>
+      </w:tr>
+      <w:tr>
+        <w:tc>
+          <w:tcPr>
+            <w:tcW w:w="3114" w:type="dxa"/>
+            <w:vAlign w:val="center"/>
+          </w:tcPr>
+          <w:p>
+            <w:pPr>
+              <w:jc w:val="both"/>
+            </w:pPr>
+            <w:proofErr w:type="spellStart"/>
+            <w:r>
+              <w:t>name</w:t>
+            </w:r>
+            <w:proofErr w:type="spellEnd"/>
+          </w:p>
+        </w:tc>
+        <w:tc>
+          <w:tcPr>
+            <w:tcW w:w="3118" w:type="dxa"/>
+            <w:vAlign w:val="center"/>
+          </w:tcPr>
+          <w:p>
+            <w:pPr>
+              <w:jc w:val="both"/>
+            </w:pPr>
+            <w:proofErr w:type="gramStart"/>
+            <w:r>
+              <w:t>VARCHAR(</w:t>
+            </w:r>
+            <w:proofErr w:type="gramEnd"/>
+            <w:r>
+              <w:t>10)</w:t>
+            </w:r>
+          </w:p>
+        </w:tc>
+        <w:tc>
+          <w:tcPr>
+            <w:tcW w:w="3686" w:type="dxa"/>
+            <w:vAlign w:val="center"/>
+          </w:tcPr>
+          <w:p>
+            <w:pPr>
+              <w:jc w:val="both"/>
+            </w:pPr>
+            <w:r>
+              <w:t>Название рейтинга</w:t>
+            </w:r>
+          </w:p>
+        </w:tc>
+      </w:tr>
+    </w:tbl>
+    <w:p>
+      <w:pPr>
+        <w:pStyle w:val="aa"/>
+        <w:keepNext/>
+        <w:spacing w:before="240" w:after="0" w:line="360" w:lineRule="auto"/>
+        <w:rPr>
+          <w:i w:val="0"/>
+          <w:iCs w:val="0"/>
+          <w:color w:val="000000" w:themeColor="text1"/>
+          <w:sz w:val="28"/>
+          <w:szCs w:val="28"/>
+        </w:rPr>
+      </w:pPr>
+      <w:r>
+        <w:rPr>
+          <w:i w:val="0"/>
+          <w:iCs w:val="0"/>
+          <w:color w:val="000000" w:themeColor="text1"/>
+          <w:sz w:val="28"/>
+          <w:szCs w:val="28"/>
+        </w:rPr>
+        <w:lastRenderedPageBreak/>
+        <w:t>Продолжение таблицы 8</w:t>
+      </w:r>
+    </w:p>
+    <w:tbl>
+      <w:tblPr>
+        <w:tblStyle w:val="af"/>
+        <w:tblW w:w="0" w:type="auto"/>
+        <w:tblLook w:val="04A0" w:firstRow="1" w:lastRow="0" w:firstColumn="1" w:lastColumn="0" w:noHBand="0" w:noVBand="1"/>
+      </w:tblPr>
+      <w:tblGrid>
+        <w:gridCol w:w="3303"/>
+        <w:gridCol w:w="3304"/>
+        <w:gridCol w:w="3304"/>
+      </w:tblGrid>
+      <w:tr>
+        <w:tc>
+          <w:tcPr>
+            <w:tcW w:w="3303" w:type="dxa"/>
+            <w:vAlign w:val="center"/>
+          </w:tcPr>
+          <w:p>
+            <w:proofErr w:type="spellStart"/>
+            <w:r>
+              <w:t>description</w:t>
+            </w:r>
+            <w:proofErr w:type="spellEnd"/>
+          </w:p>
+        </w:tc>
+        <w:tc>
+          <w:tcPr>
+            <w:tcW w:w="3304" w:type="dxa"/>
+            <w:vAlign w:val="center"/>
+          </w:tcPr>
+          <w:p>
+            <w:proofErr w:type="gramStart"/>
+            <w:r>
+              <w:t>VARCHAR(</w:t>
+            </w:r>
+            <w:proofErr w:type="gramEnd"/>
+            <w:r>
+              <w:t>100)</w:t>
+            </w:r>
+          </w:p>
+        </w:tc>
+        <w:tc>
+          <w:tcPr>
+            <w:tcW w:w="3304" w:type="dxa"/>
+            <w:vAlign w:val="center"/>
+          </w:tcPr>
+          <w:p>
+            <w:r>
+              <w:t>Описание</w:t>
+            </w:r>
+          </w:p>
+        </w:tc>
+      </w:tr>
+      <w:tr>
+        <w:tc>
+          <w:tcPr>
+            <w:tcW w:w="3303" w:type="dxa"/>
+            <w:vAlign w:val="center"/>
+          </w:tcPr>
+          <w:p>
+            <w:proofErr w:type="spellStart"/>
+            <w:r>
+              <w:t>created_at</w:t>
+            </w:r>
+            <w:proofErr w:type="spellEnd"/>
+          </w:p>
+        </w:tc>
+        <w:tc>
+          <w:tcPr>
+            <w:tcW w:w="3304" w:type="dxa"/>
+            <w:vAlign w:val="center"/>
+          </w:tcPr>
+          <w:p>
+            <w:r>
+              <w:t>DATETIME</w:t>
+            </w:r>
+          </w:p>
+        </w:tc>
+        <w:tc>
+          <w:tcPr>
+            <w:tcW w:w="3304" w:type="dxa"/>
+            <w:vAlign w:val="center"/>
+          </w:tcPr>
+          <w:p>
+            <w:r>
+              <w:t>Дата и время создания</w:t>
+            </w:r>
+          </w:p>
+        </w:tc>
+      </w:tr>
+      <w:tr>
+        <w:tc>
+          <w:tcPr>
+            <w:tcW w:w="3303" w:type="dxa"/>
+            <w:vAlign w:val="center"/>
+          </w:tcPr>
+          <w:p>
+            <w:proofErr w:type="spellStart"/>
+            <w:r>
+              <w:t>updated_at</w:t>
+            </w:r>
+            <w:proofErr w:type="spellEnd"/>
+          </w:p>
+        </w:tc>
+        <w:tc>
+          <w:tcPr>
+            <w:tcW w:w="3304" w:type="dxa"/>
+            <w:vAlign w:val="center"/>
+          </w:tcPr>
+          <w:p>
+            <w:r>
+              <w:t>DATETIME</w:t>
+            </w:r>
+          </w:p>
+        </w:tc>
+        <w:tc>
+          <w:tcPr>
+            <w:tcW w:w="3304" w:type="dxa"/>
+            <w:vAlign w:val="center"/>
+          </w:tcPr>
+          <w:p>
+            <w:r>
+              <w:t>Дата и время последнего обновления</w:t>
+            </w:r>
+          </w:p>
+        </w:tc>
+      </w:tr>
+    </w:tbl>
+    <w:p>
+      <w:pPr>
+        <w:pStyle w:val="aa"/>
+        <w:keepNext/>
+        <w:spacing w:before="240" w:after="0" w:line="360" w:lineRule="auto"/>
+        <w:rPr>
+          <w:i w:val="0"/>
+          <w:iCs w:val="0"/>
+          <w:color w:val="000000" w:themeColor="text1"/>
+          <w:sz w:val="28"/>
+          <w:szCs w:val="28"/>
+        </w:rPr>
+      </w:pPr>
+      <w:r>
+        <w:rPr>
+          <w:i w:val="0"/>
+          <w:iCs w:val="0"/>
+          <w:color w:val="000000" w:themeColor="text1"/>
+          <w:sz w:val="28"/>
+          <w:szCs w:val="28"/>
+        </w:rPr>
+        <w:t xml:space="preserve">Таблица </w:t>
+      </w:r>
+      <w:r>
+        <w:rPr>
+          <w:i w:val="0"/>
+          <w:iCs w:val="0"/>
+          <w:color w:val="000000" w:themeColor="text1"/>
+          <w:sz w:val="28"/>
+          <w:szCs w:val="28"/>
+        </w:rPr>
+        <w:fldChar w:fldCharType="begin"/>
+      </w:r>
+      <w:r>
+        <w:rPr>
+          <w:i w:val="0"/>
+          <w:iCs w:val="0"/>
+          <w:color w:val="000000" w:themeColor="text1"/>
+          <w:sz w:val="28"/>
+          <w:szCs w:val="28"/>
+        </w:rPr>
+        <w:instrText xml:space="preserve"> SEQ Таблица \* ARABIC </w:instrText>
+      </w:r>
+      <w:r>
+        <w:rPr>
+          <w:i w:val="0"/>
+          <w:iCs w:val="0"/>
+          <w:color w:val="000000" w:themeColor="text1"/>
+          <w:sz w:val="28"/>
+          <w:szCs w:val="28"/>
+        </w:rPr>
+        <w:fldChar w:fldCharType="separate"/>
+      </w:r>
+      <w:r>
+        <w:rPr>
+          <w:i w:val="0"/>
+          <w:iCs w:val="0"/>
+          <w:color w:val="000000" w:themeColor="text1"/>
+          <w:sz w:val="28"/>
+          <w:szCs w:val="28"/>
+        </w:rPr>
+        <w:t>9</w:t>
+      </w:r>
+      <w:r>
+        <w:rPr>
+          <w:i w:val="0"/>
+          <w:iCs w:val="0"/>
+          <w:color w:val="000000" w:themeColor="text1"/>
+          <w:sz w:val="28"/>
+          <w:szCs w:val="28"/>
+        </w:rPr>
+        <w:fldChar w:fldCharType="end"/>
+      </w:r>
+      <w:r>
+        <w:rPr>
+          <w:i w:val="0"/>
+          <w:iCs w:val="0"/>
+          <w:color w:val="000000" w:themeColor="text1"/>
+          <w:sz w:val="28"/>
+          <w:szCs w:val="28"/>
+        </w:rPr>
+        <w:t xml:space="preserve"> </w:t>
+      </w:r>
+      <w:r>
+        <w:rPr>
+          <w:i w:val="0"/>
+          <w:iCs w:val="0"/>
+          <w:color w:val="000000" w:themeColor="text1"/>
+          <w:sz w:val="28"/>
+          <w:szCs w:val="28"/>
+        </w:rPr>
+        <w:t>–</w:t>
+      </w:r>
+      <w:r>
+        <w:rPr>
+          <w:i w:val="0"/>
+          <w:iCs w:val="0"/>
+          <w:color w:val="000000" w:themeColor="text1"/>
+          <w:sz w:val="28"/>
+          <w:szCs w:val="28"/>
+        </w:rPr>
+        <w:t xml:space="preserve"> Таблица </w:t>
+      </w:r>
+      <w:r>
+        <w:rPr>
+          <w:i w:val="0"/>
+          <w:iCs w:val="0"/>
+          <w:color w:val="000000" w:themeColor="text1"/>
+          <w:sz w:val="28"/>
+          <w:szCs w:val="28"/>
+        </w:rPr>
+        <w:t>«</w:t>
+      </w:r>
+      <w:proofErr w:type="spellStart"/>
+      <w:r>
+        <w:rPr>
+          <w:i w:val="0"/>
+          <w:iCs w:val="0"/>
+          <w:color w:val="000000" w:themeColor="text1"/>
+          <w:sz w:val="28"/>
+          <w:szCs w:val="28"/>
+        </w:rPr>
+        <w:t>Movie</w:t>
+      </w:r>
+      <w:proofErr w:type="spellEnd"/>
+      <w:r>
+        <w:rPr>
+          <w:i w:val="0"/>
+          <w:iCs w:val="0"/>
+          <w:color w:val="000000" w:themeColor="text1"/>
+          <w:sz w:val="28"/>
+          <w:szCs w:val="28"/>
+        </w:rPr>
+        <w:t>»</w:t>
+      </w:r>
+    </w:p>
+    <w:tbl>
+      <w:tblPr>
+        <w:tblStyle w:val="af"/>
+        <w:tblW w:w="9918" w:type="dxa"/>
+        <w:tblLook w:val="04A0" w:firstRow="1" w:lastRow="0" w:firstColumn="1" w:lastColumn="0" w:noHBand="0" w:noVBand="1"/>
+      </w:tblPr>
+      <w:tblGrid>
+        <w:gridCol w:w="3115"/>
+        <w:gridCol w:w="3115"/>
+        <w:gridCol w:w="3688"/>
+      </w:tblGrid>
+      <w:tr>
+        <w:tc>
+          <w:tcPr>
+            <w:tcW w:w="3115" w:type="dxa"/>
+            <w:vAlign w:val="center"/>
+          </w:tcPr>
+          <w:p>
+            <w:pPr>
+              <w:jc w:val="both"/>
+            </w:pPr>
+            <w:r>
+              <w:t>Поле</w:t>
+            </w:r>
+          </w:p>
+        </w:tc>
+        <w:tc>
+          <w:tcPr>
+            <w:tcW w:w="3115" w:type="dxa"/>
+            <w:vAlign w:val="center"/>
+          </w:tcPr>
+          <w:p>
+            <w:pPr>
+              <w:jc w:val="both"/>
+            </w:pPr>
+            <w:r>
+              <w:t>Тип данных</w:t>
+            </w:r>
+          </w:p>
+        </w:tc>
+        <w:tc>
+          <w:tcPr>
+            <w:tcW w:w="3688" w:type="dxa"/>
+            <w:vAlign w:val="center"/>
+          </w:tcPr>
+          <w:p>
+            <w:pPr>
+              <w:jc w:val="both"/>
+            </w:pPr>
+            <w:r>
+              <w:t>Описание</w:t>
+            </w:r>
+          </w:p>
+        </w:tc>
+      </w:tr>
+      <w:tr>
+        <w:tc>
+          <w:tcPr>
+            <w:tcW w:w="3115" w:type="dxa"/>
+            <w:vAlign w:val="center"/>
+          </w:tcPr>
+          <w:p>
+            <w:pPr>
+              <w:jc w:val="both"/>
+            </w:pPr>
+            <w:proofErr w:type="spellStart"/>
+            <w:r>
+              <w:t>id</w:t>
+            </w:r>
+            <w:proofErr w:type="spellEnd"/>
+          </w:p>
+        </w:tc>
+        <w:tc>
+          <w:tcPr>
+            <w:tcW w:w="3115" w:type="dxa"/>
+            <w:vAlign w:val="center"/>
+          </w:tcPr>
+          <w:p>
+            <w:pPr>
+              <w:jc w:val="both"/>
+            </w:pPr>
+            <w:r>
+              <w:t>INT</w:t>
+            </w:r>
+          </w:p>
+        </w:tc>
+        <w:tc>
+          <w:tcPr>
+            <w:tcW w:w="3688" w:type="dxa"/>
+            <w:vAlign w:val="center"/>
+          </w:tcPr>
+          <w:p>
+            <w:pPr>
+              <w:jc w:val="both"/>
+            </w:pPr>
+            <w:r>
+              <w:t>Идентификатор</w:t>
+            </w:r>
+          </w:p>
+        </w:tc>
+      </w:tr>
+      <w:tr>
+        <w:tc>
+          <w:tcPr>
+            <w:tcW w:w="3115" w:type="dxa"/>
+            <w:vAlign w:val="center"/>
+          </w:tcPr>
+          <w:p>
+            <w:pPr>
+              <w:jc w:val="both"/>
+            </w:pPr>
+            <w:proofErr w:type="spellStart"/>
+            <w:r>
+              <w:t>title</w:t>
+            </w:r>
+            <w:proofErr w:type="spellEnd"/>
+          </w:p>
+        </w:tc>
+        <w:tc>
+          <w:tcPr>
+            <w:tcW w:w="3115" w:type="dxa"/>
+            <w:vAlign w:val="center"/>
+          </w:tcPr>
+          <w:p>
+            <w:pPr>
+              <w:jc w:val="both"/>
+            </w:pPr>
+            <w:proofErr w:type="gramStart"/>
+            <w:r>
+              <w:t>VARCHAR(</w:t>
+            </w:r>
+            <w:proofErr w:type="gramEnd"/>
+            <w:r>
+              <w:t>100)</w:t>
+            </w:r>
+          </w:p>
+        </w:tc>
+        <w:tc>
+          <w:tcPr>
+            <w:tcW w:w="3688" w:type="dxa"/>
+            <w:vAlign w:val="center"/>
+          </w:tcPr>
+          <w:p>
+            <w:pPr>
+              <w:jc w:val="both"/>
+            </w:pPr>
+            <w:r>
+              <w:t>Название фильма</w:t>
+            </w:r>
+          </w:p>
+        </w:tc>
+      </w:tr>
+      <w:tr>
+        <w:tc>
+          <w:tcPr>
+            <w:tcW w:w="3115" w:type="dxa"/>
+            <w:vAlign w:val="center"/>
+          </w:tcPr>
+          <w:p>
+            <w:pPr>
+              <w:jc w:val="both"/>
+            </w:pPr>
+            <w:proofErr w:type="spellStart"/>
+            <w:r>
+              <w:t>short_description</w:t>
+            </w:r>
+            <w:proofErr w:type="spellEnd"/>
+          </w:p>
+        </w:tc>
+        <w:tc>
+          <w:tcPr>
+            <w:tcW w:w="3115" w:type="dxa"/>
+            <w:vAlign w:val="center"/>
+          </w:tcPr>
+          <w:p>
+            <w:pPr>
+              <w:jc w:val="both"/>
+            </w:pPr>
+            <w:proofErr w:type="gramStart"/>
+            <w:r>
+              <w:t>VARCHAR(</w:t>
+            </w:r>
+            <w:proofErr w:type="gramEnd"/>
+            <w:r>
+              <w:t>200)</w:t>
+            </w:r>
+          </w:p>
+        </w:tc>
+        <w:tc>
+          <w:tcPr>
+            <w:tcW w:w="3688" w:type="dxa"/>
+            <w:vAlign w:val="center"/>
+          </w:tcPr>
+          <w:p>
+            <w:pPr>
+              <w:jc w:val="both"/>
+            </w:pPr>
+            <w:r>
+              <w:t>Короткое описание фильма</w:t>
+            </w:r>
+          </w:p>
+        </w:tc>
+      </w:tr>
+      <w:tr>
+        <w:tc>
+          <w:tcPr>
+            <w:tcW w:w="3115" w:type="dxa"/>
+            <w:vAlign w:val="center"/>
+          </w:tcPr>
+          <w:p>
+            <w:pPr>
+              <w:jc w:val="both"/>
+            </w:pPr>
+            <w:proofErr w:type="spellStart"/>
+            <w:r>
+              <w:t>description</w:t>
+            </w:r>
+            <w:proofErr w:type="spellEnd"/>
+          </w:p>
+        </w:tc>
+        <w:tc>
+          <w:tcPr>
+            <w:tcW w:w="3115" w:type="dxa"/>
+            <w:vAlign w:val="center"/>
+          </w:tcPr>
+          <w:p>
+            <w:pPr>
+              <w:jc w:val="both"/>
+            </w:pPr>
+            <w:r>
+              <w:t>TEXT</w:t>
+            </w:r>
+          </w:p>
+        </w:tc>
+        <w:tc>
+          <w:tcPr>
+            <w:tcW w:w="3688" w:type="dxa"/>
+            <w:vAlign w:val="center"/>
+          </w:tcPr>
+          <w:p>
+            <w:pPr>
+              <w:jc w:val="both"/>
+            </w:pPr>
+            <w:r>
+              <w:t>Полное описание фильма</w:t>
+            </w:r>
+          </w:p>
+        </w:tc>
+      </w:tr>
+      <w:tr>
+        <w:tc>
+          <w:tcPr>
+            <w:tcW w:w="3115" w:type="dxa"/>
+            <w:vAlign w:val="center"/>
+          </w:tcPr>
+          <w:p>
+            <w:pPr>
+              <w:jc w:val="both"/>
+            </w:pPr>
+            <w:proofErr w:type="spellStart"/>
+            <w:r>
+              <w:t>duration</w:t>
+            </w:r>
+            <w:proofErr w:type="spellEnd"/>
+          </w:p>
+        </w:tc>
+        <w:tc>
+          <w:tcPr>
+            <w:tcW w:w="3115" w:type="dxa"/>
+            <w:vAlign w:val="center"/>
+          </w:tcPr>
+          <w:p>
+            <w:pPr>
+              <w:jc w:val="both"/>
+            </w:pPr>
+            <w:r>
+              <w:t>INT</w:t>
+            </w:r>
+          </w:p>
+        </w:tc>
+        <w:tc>
+          <w:tcPr>
+            <w:tcW w:w="3688" w:type="dxa"/>
+            <w:vAlign w:val="center"/>
+          </w:tcPr>
+          <w:p>
+            <w:pPr>
+              <w:jc w:val="both"/>
+            </w:pPr>
+            <w:r>
+              <w:t>Продолжительность в минутах</w:t>
+            </w:r>
+          </w:p>
+        </w:tc>
+      </w:tr>
+      <w:tr>
+        <w:tc>
+          <w:tcPr>
+            <w:tcW w:w="3115" w:type="dxa"/>
+            <w:vAlign w:val="center"/>
+          </w:tcPr>
+          <w:p>
+            <w:pPr>
+              <w:jc w:val="both"/>
+            </w:pPr>
+            <w:proofErr w:type="spellStart"/>
+            <w:r>
+              <w:t>poster</w:t>
+            </w:r>
+            <w:proofErr w:type="spellEnd"/>
+          </w:p>
+        </w:tc>
+        <w:tc>
+          <w:tcPr>
+            <w:tcW w:w="3115" w:type="dxa"/>
+            <w:vAlign w:val="center"/>
+          </w:tcPr>
+          <w:p>
+            <w:pPr>
+              <w:jc w:val="both"/>
+            </w:pPr>
+            <w:proofErr w:type="gramStart"/>
+            <w:r>
+              <w:t>VARCHAR(</w:t>
+            </w:r>
+            <w:proofErr w:type="gramEnd"/>
+            <w:r>
+              <w:t>500)</w:t>
+            </w:r>
+          </w:p>
+        </w:tc>
+        <w:tc>
+          <w:tcPr>
+            <w:tcW w:w="3688" w:type="dxa"/>
+            <w:vAlign w:val="center"/>
+          </w:tcPr>
+          <w:p>
+            <w:pPr>
+              <w:jc w:val="both"/>
+            </w:pPr>
+            <w:r>
+              <w:t>Путь к файлу постера</w:t>
+            </w:r>
+          </w:p>
+        </w:tc>
+      </w:tr>
+      <w:tr>
+        <w:tc>
+          <w:tcPr>
+            <w:tcW w:w="3115" w:type="dxa"/>
+            <w:vAlign w:val="center"/>
+          </w:tcPr>
+          <w:p>
+            <w:pPr>
+              <w:jc w:val="both"/>
+            </w:pPr>
+            <w:proofErr w:type="spellStart"/>
+            <w:r>
+              <w:t>genre_id</w:t>
+            </w:r>
+            <w:proofErr w:type="spellEnd"/>
+          </w:p>
+        </w:tc>
+        <w:tc>
+          <w:tcPr>
+            <w:tcW w:w="3115" w:type="dxa"/>
+            <w:vAlign w:val="center"/>
+          </w:tcPr>
+          <w:p>
+            <w:pPr>
+              <w:jc w:val="both"/>
+            </w:pPr>
+            <w:r>
+              <w:t>INT</w:t>
+            </w:r>
+          </w:p>
+        </w:tc>
+        <w:tc>
+          <w:tcPr>
+            <w:tcW w:w="3688" w:type="dxa"/>
+            <w:vAlign w:val="center"/>
+          </w:tcPr>
+          <w:p>
+            <w:pPr>
+              <w:jc w:val="both"/>
+            </w:pPr>
+            <w:r>
+              <w:t>Идентификатор жанра</w:t>
+            </w:r>
+          </w:p>
+        </w:tc>
+      </w:tr>
+      <w:tr>
+        <w:tc>
+          <w:tcPr>
+            <w:tcW w:w="3115" w:type="dxa"/>
+            <w:vAlign w:val="center"/>
+          </w:tcPr>
+          <w:p>
+            <w:pPr>
+              <w:jc w:val="both"/>
+            </w:pPr>
+            <w:proofErr w:type="spellStart"/>
+            <w:r>
+              <w:t>age_rating_id</w:t>
+            </w:r>
+            <w:proofErr w:type="spellEnd"/>
+          </w:p>
+        </w:tc>
+        <w:tc>
+          <w:tcPr>
+            <w:tcW w:w="3115" w:type="dxa"/>
+            <w:vAlign w:val="center"/>
+          </w:tcPr>
+          <w:p>
+            <w:pPr>
+              <w:jc w:val="both"/>
+            </w:pPr>
+            <w:r>
+              <w:t>INT</w:t>
+            </w:r>
+          </w:p>
+        </w:tc>
+        <w:tc>
+          <w:tcPr>
+            <w:tcW w:w="3688" w:type="dxa"/>
+            <w:vAlign w:val="center"/>
+          </w:tcPr>
+          <w:p>
+            <w:pPr>
+              <w:jc w:val="both"/>
+            </w:pPr>
+            <w:r>
+              <w:t>Идентификатор возрастного рейтинга</w:t>
+            </w:r>
+          </w:p>
+        </w:tc>
+      </w:tr>
+    </w:tbl>
+    <w:p>
+      <w:pPr>
+        <w:pStyle w:val="aa"/>
+        <w:keepNext/>
+        <w:spacing w:before="240" w:after="0" w:line="360" w:lineRule="auto"/>
+        <w:rPr>
+          <w:i w:val="0"/>
+          <w:iCs w:val="0"/>
+          <w:color w:val="000000" w:themeColor="text1"/>
+          <w:sz w:val="28"/>
+          <w:szCs w:val="28"/>
+        </w:rPr>
+      </w:pPr>
+      <w:r>
+        <w:rPr>
+          <w:i w:val="0"/>
+          <w:iCs w:val="0"/>
+          <w:color w:val="000000" w:themeColor="text1"/>
+          <w:sz w:val="28"/>
+          <w:szCs w:val="28"/>
+        </w:rPr>
+        <w:t xml:space="preserve">Таблица </w:t>
+      </w:r>
+      <w:r>
+        <w:rPr>
+          <w:i w:val="0"/>
+          <w:iCs w:val="0"/>
+          <w:color w:val="000000" w:themeColor="text1"/>
+          <w:sz w:val="28"/>
+          <w:szCs w:val="28"/>
+        </w:rPr>
+        <w:fldChar w:fldCharType="begin"/>
+      </w:r>
+      <w:r>
+        <w:rPr>
+          <w:i w:val="0"/>
+          <w:iCs w:val="0"/>
+          <w:color w:val="000000" w:themeColor="text1"/>
+          <w:sz w:val="28"/>
+          <w:szCs w:val="28"/>
+        </w:rPr>
+        <w:instrText xml:space="preserve"> SEQ Таблица \* ARABIC </w:instrText>
+      </w:r>
+      <w:r>
+        <w:rPr>
+          <w:i w:val="0"/>
+          <w:iCs w:val="0"/>
+          <w:color w:val="000000" w:themeColor="text1"/>
+          <w:sz w:val="28"/>
+          <w:szCs w:val="28"/>
+        </w:rPr>
+        <w:fldChar w:fldCharType="separate"/>
+      </w:r>
+      <w:r>
+        <w:rPr>
+          <w:i w:val="0"/>
+          <w:iCs w:val="0"/>
+          <w:color w:val="000000" w:themeColor="text1"/>
+          <w:sz w:val="28"/>
+          <w:szCs w:val="28"/>
+        </w:rPr>
+        <w:t>10</w:t>
+      </w:r>
+      <w:r>
+        <w:rPr>
+          <w:i w:val="0"/>
+          <w:iCs w:val="0"/>
+          <w:color w:val="000000" w:themeColor="text1"/>
+          <w:sz w:val="28"/>
+          <w:szCs w:val="28"/>
+        </w:rPr>
+        <w:fldChar w:fldCharType="end"/>
+      </w:r>
+      <w:r>
+        <w:rPr>
+          <w:i w:val="0"/>
+          <w:iCs w:val="0"/>
+          <w:color w:val="000000" w:themeColor="text1"/>
+          <w:sz w:val="28"/>
+          <w:szCs w:val="28"/>
+        </w:rPr>
+        <w:t xml:space="preserve"> </w:t>
+      </w:r>
+      <w:r>
+        <w:rPr>
+          <w:i w:val="0"/>
+          <w:iCs w:val="0"/>
+          <w:color w:val="000000" w:themeColor="text1"/>
+          <w:sz w:val="28"/>
+          <w:szCs w:val="28"/>
+        </w:rPr>
+        <w:t>–</w:t>
+      </w:r>
+      <w:r>
+        <w:rPr>
+          <w:i w:val="0"/>
+          <w:iCs w:val="0"/>
+          <w:color w:val="000000" w:themeColor="text1"/>
+          <w:sz w:val="28"/>
+          <w:szCs w:val="28"/>
+        </w:rPr>
+        <w:t xml:space="preserve"> Таблица </w:t>
+      </w:r>
+      <w:r>
+        <w:rPr>
+          <w:i w:val="0"/>
+          <w:iCs w:val="0"/>
+          <w:color w:val="000000" w:themeColor="text1"/>
+          <w:sz w:val="28"/>
+          <w:szCs w:val="28"/>
+        </w:rPr>
+        <w:t>«</w:t>
+      </w:r>
+      <w:proofErr w:type="spellStart"/>
+      <w:r>
+        <w:rPr>
+          <w:i w:val="0"/>
+          <w:iCs w:val="0"/>
+          <w:color w:val="000000" w:themeColor="text1"/>
+          <w:sz w:val="28"/>
+          <w:szCs w:val="28"/>
+        </w:rPr>
+        <w:t>Screening</w:t>
+      </w:r>
+      <w:proofErr w:type="spellEnd"/>
+      <w:r>
+        <w:rPr>
+          <w:i w:val="0"/>
+          <w:iCs w:val="0"/>
+          <w:color w:val="000000" w:themeColor="text1"/>
+          <w:sz w:val="28"/>
+          <w:szCs w:val="28"/>
+        </w:rPr>
+        <w:t>»</w:t>
+      </w:r>
+    </w:p>
+    <w:tbl>
+      <w:tblPr>
+        <w:tblStyle w:val="af"/>
+        <w:tblW w:w="9918" w:type="dxa"/>
+        <w:tblLook w:val="04A0" w:firstRow="1" w:lastRow="0" w:firstColumn="1" w:lastColumn="0" w:noHBand="0" w:noVBand="1"/>
+      </w:tblPr>
+      <w:tblGrid>
+        <w:gridCol w:w="3115"/>
+        <w:gridCol w:w="3115"/>
+        <w:gridCol w:w="3688"/>
+      </w:tblGrid>
+      <w:tr>
+        <w:tc>
+          <w:tcPr>
+            <w:tcW w:w="3115" w:type="dxa"/>
+          </w:tcPr>
+          <w:p>
+            <w:pPr>
+              <w:jc w:val="both"/>
+            </w:pPr>
+            <w:r>
+              <w:t>Поле</w:t>
+            </w:r>
+          </w:p>
+        </w:tc>
+        <w:tc>
+          <w:tcPr>
+            <w:tcW w:w="3115" w:type="dxa"/>
+          </w:tcPr>
+          <w:p>
+            <w:pPr>
+              <w:jc w:val="both"/>
+            </w:pPr>
+            <w:r>
+              <w:t>Тип данных</w:t>
+            </w:r>
+          </w:p>
+        </w:tc>
+        <w:tc>
+          <w:tcPr>
+            <w:tcW w:w="3688" w:type="dxa"/>
+          </w:tcPr>
+          <w:p>
+            <w:pPr>
+              <w:jc w:val="both"/>
+            </w:pPr>
+            <w:r>
+              <w:t>Описание</w:t>
+            </w:r>
+          </w:p>
+        </w:tc>
+      </w:tr>
+      <w:tr>
+        <w:tc>
+          <w:tcPr>
+            <w:tcW w:w="3115" w:type="dxa"/>
+          </w:tcPr>
+          <w:p>
+            <w:pPr>
+              <w:jc w:val="both"/>
+            </w:pPr>
+            <w:proofErr w:type="spellStart"/>
+            <w:r>
+              <w:t>id</w:t>
+            </w:r>
+            <w:proofErr w:type="spellEnd"/>
+          </w:p>
+        </w:tc>
+        <w:tc>
+          <w:tcPr>
+            <w:tcW w:w="3115" w:type="dxa"/>
+          </w:tcPr>
+          <w:p>
+            <w:pPr>
+              <w:jc w:val="both"/>
+            </w:pPr>
+            <w:r>
+              <w:rPr>
+                <w:lang w:val="en-US"/>
+              </w:rPr>
+              <w:t>INT</w:t>
+            </w:r>
+          </w:p>
+        </w:tc>
+        <w:tc>
+          <w:tcPr>
+            <w:tcW w:w="3688" w:type="dxa"/>
+          </w:tcPr>
+          <w:p>
+            <w:pPr>
+              <w:jc w:val="both"/>
+            </w:pPr>
+            <w:r>
+              <w:t>Идентификатор</w:t>
+            </w:r>
+          </w:p>
+        </w:tc>
+      </w:tr>
+      <w:tr>
+        <w:tc>
+          <w:tcPr>
+            <w:tcW w:w="3115" w:type="dxa"/>
+          </w:tcPr>
+          <w:p>
+            <w:pPr>
+              <w:jc w:val="both"/>
+            </w:pPr>
+            <w:proofErr w:type="spellStart"/>
+            <w:r>
+              <w:t>start_time</w:t>
+            </w:r>
+            <w:proofErr w:type="spellEnd"/>
+          </w:p>
+        </w:tc>
+        <w:tc>
+          <w:tcPr>
+            <w:tcW w:w="3115" w:type="dxa"/>
+          </w:tcPr>
+          <w:p>
+            <w:pPr>
+              <w:jc w:val="both"/>
+            </w:pPr>
+            <w:r>
+              <w:rPr>
+                <w:lang w:val="en-US"/>
+              </w:rPr>
+              <w:t>DATETIME</w:t>
+            </w:r>
+          </w:p>
+        </w:tc>
+        <w:tc>
+          <w:tcPr>
+            <w:tcW w:w="3688" w:type="dxa"/>
+          </w:tcPr>
+          <w:p>
+            <w:pPr>
+              <w:jc w:val="both"/>
+            </w:pPr>
+            <w:r>
+              <w:t>Дата и время начала</w:t>
+            </w:r>
+          </w:p>
+        </w:tc>
+      </w:tr>
+      <w:tr>
+        <w:tc>
+          <w:tcPr>
+            <w:tcW w:w="3115" w:type="dxa"/>
+          </w:tcPr>
+          <w:p>
+            <w:pPr>
+              <w:jc w:val="both"/>
+            </w:pPr>
+            <w:proofErr w:type="spellStart"/>
+            <w:r>
+              <w:t>end_time</w:t>
+            </w:r>
+            <w:proofErr w:type="spellEnd"/>
+          </w:p>
+        </w:tc>
+        <w:tc>
+          <w:tcPr>
+            <w:tcW w:w="3115" w:type="dxa"/>
+          </w:tcPr>
+          <w:p>
+            <w:pPr>
+              <w:jc w:val="both"/>
+            </w:pPr>
+            <w:r>
+              <w:rPr>
+                <w:lang w:val="en-US"/>
+              </w:rPr>
+              <w:t>DATETIME</w:t>
+            </w:r>
+          </w:p>
+        </w:tc>
+        <w:tc>
+          <w:tcPr>
+            <w:tcW w:w="3688" w:type="dxa"/>
+          </w:tcPr>
+          <w:p>
+            <w:pPr>
+              <w:jc w:val="both"/>
+            </w:pPr>
+            <w:r>
+              <w:t>Дата и время окончания</w:t>
+            </w:r>
+          </w:p>
+        </w:tc>
+      </w:tr>
+      <w:tr>
+        <w:tc>
+          <w:tcPr>
+            <w:tcW w:w="3115" w:type="dxa"/>
+          </w:tcPr>
+          <w:p>
+            <w:pPr>
+              <w:jc w:val="both"/>
+            </w:pPr>
+            <w:r>
+              <w:rPr>
+                <w:lang w:val="en-US"/>
+              </w:rPr>
+              <w:t>ticket_</w:t>
+            </w:r>
+            <w:proofErr w:type="spellStart"/>
+            <w:r>
+              <w:t>price</w:t>
+            </w:r>
+            <w:proofErr w:type="spellEnd"/>
+          </w:p>
+        </w:tc>
+        <w:tc>
+          <w:tcPr>
+            <w:tcW w:w="3115" w:type="dxa"/>
+          </w:tcPr>
+          <w:p>
+            <w:pPr>
+              <w:jc w:val="both"/>
+            </w:pPr>
+            <w:proofErr w:type="gramStart"/>
+            <w:r>
+              <w:rPr>
+                <w:lang w:val="en-US"/>
+              </w:rPr>
+              <w:t>DECIMAL</w:t>
+            </w:r>
+            <w:r>
+              <w:t>(</w:t>
+            </w:r>
+            <w:proofErr w:type="gramEnd"/>
+            <w:r>
+              <w:t>6</w:t>
+            </w:r>
+            <w:r>
+              <w:rPr>
+                <w:lang w:val="en-US"/>
+              </w:rPr>
+              <w:t>,</w:t>
+            </w:r>
+            <w:r>
+              <w:t>2)</w:t>
+            </w:r>
+          </w:p>
+        </w:tc>
+        <w:tc>
+          <w:tcPr>
+            <w:tcW w:w="3688" w:type="dxa"/>
+          </w:tcPr>
+          <w:p>
+            <w:pPr>
+              <w:jc w:val="both"/>
+            </w:pPr>
+            <w:r>
+              <w:t>Стоимость</w:t>
+            </w:r>
+          </w:p>
+        </w:tc>
+      </w:tr>
+      <w:tr>
+        <w:tc>
+          <w:tcPr>
+            <w:tcW w:w="3115" w:type="dxa"/>
+          </w:tcPr>
+          <w:p>
+            <w:pPr>
+              <w:jc w:val="both"/>
+              <w:rPr>
+                <w:lang w:val="en-US"/>
+              </w:rPr>
+            </w:pPr>
+            <w:r>
+              <w:rPr>
+                <w:lang w:val="en-US"/>
+              </w:rPr>
+              <w:t>m</w:t>
+            </w:r>
+            <w:proofErr w:type="spellStart"/>
+            <w:r>
+              <w:t>ovie</w:t>
+            </w:r>
+            <w:proofErr w:type="spellEnd"/>
+            <w:r>
+              <w:t>_</w:t>
+            </w:r>
+            <w:r>
+              <w:rPr>
+                <w:lang w:val="en-US"/>
+              </w:rPr>
+              <w:t>id</w:t>
+            </w:r>
+          </w:p>
+        </w:tc>
+        <w:tc>
+          <w:tcPr>
+            <w:tcW w:w="3115" w:type="dxa"/>
+          </w:tcPr>
+          <w:p>
+            <w:pPr>
+              <w:jc w:val="both"/>
+            </w:pPr>
+            <w:r>
+              <w:rPr>
+                <w:lang w:val="en-US"/>
+              </w:rPr>
+              <w:t>INT</w:t>
+            </w:r>
+          </w:p>
+        </w:tc>
+        <w:tc>
+          <w:tcPr>
+            <w:tcW w:w="3688" w:type="dxa"/>
+          </w:tcPr>
+          <w:p>
+            <w:pPr>
+              <w:jc w:val="both"/>
+            </w:pPr>
+            <w:r>
+              <w:t>Идентификатор фильма</w:t>
+            </w:r>
+          </w:p>
+        </w:tc>
+      </w:tr>
+      <w:tr>
+        <w:tc>
+          <w:tcPr>
+            <w:tcW w:w="3115" w:type="dxa"/>
+          </w:tcPr>
+          <w:p>
+            <w:pPr>
+              <w:jc w:val="both"/>
+              <w:rPr>
+                <w:lang w:val="en-US"/>
+              </w:rPr>
+            </w:pPr>
+            <w:r>
+              <w:rPr>
+                <w:lang w:val="en-US"/>
+              </w:rPr>
+              <w:t>h</w:t>
+            </w:r>
+            <w:proofErr w:type="spellStart"/>
+            <w:r>
+              <w:t>all</w:t>
+            </w:r>
+            <w:proofErr w:type="spellEnd"/>
+            <w:r>
+              <w:rPr>
+                <w:lang w:val="en-US"/>
+              </w:rPr>
+              <w:t>_id</w:t>
+            </w:r>
+          </w:p>
+        </w:tc>
+        <w:tc>
+          <w:tcPr>
+            <w:tcW w:w="3115" w:type="dxa"/>
+          </w:tcPr>
+          <w:p>
+            <w:pPr>
+              <w:jc w:val="both"/>
+            </w:pPr>
+            <w:r>
+              <w:rPr>
+                <w:lang w:val="en-US"/>
+              </w:rPr>
+              <w:t>INT</w:t>
+            </w:r>
+          </w:p>
+        </w:tc>
+        <w:tc>
+          <w:tcPr>
+            <w:tcW w:w="3688" w:type="dxa"/>
+          </w:tcPr>
+          <w:p>
+            <w:pPr>
+              <w:jc w:val="both"/>
+            </w:pPr>
+            <w:r>
+              <w:t>Идентификатор зала</w:t>
+            </w:r>
+          </w:p>
+        </w:tc>
+      </w:tr>
+    </w:tbl>
+    <w:p>
+      <w:pPr>
+        <w:pStyle w:val="aa"/>
+        <w:keepNext/>
+        <w:spacing w:before="240" w:after="0" w:line="360" w:lineRule="auto"/>
+        <w:rPr>
+          <w:i w:val="0"/>
+          <w:iCs w:val="0"/>
+          <w:color w:val="000000" w:themeColor="text1"/>
+          <w:sz w:val="28"/>
+          <w:szCs w:val="28"/>
+        </w:rPr>
+      </w:pPr>
+      <w:r>
+        <w:rPr>
+          <w:i w:val="0"/>
+          <w:iCs w:val="0"/>
+          <w:color w:val="000000" w:themeColor="text1"/>
+          <w:sz w:val="28"/>
+          <w:szCs w:val="28"/>
+        </w:rPr>
+        <w:t xml:space="preserve">Таблица </w:t>
+      </w:r>
+      <w:r>
+        <w:rPr>
+          <w:i w:val="0"/>
+          <w:iCs w:val="0"/>
+          <w:color w:val="000000" w:themeColor="text1"/>
+          <w:sz w:val="28"/>
+          <w:szCs w:val="28"/>
+        </w:rPr>
+        <w:fldChar w:fldCharType="begin"/>
+      </w:r>
+      <w:r>
+        <w:rPr>
+          <w:i w:val="0"/>
+          <w:iCs w:val="0"/>
+          <w:color w:val="000000" w:themeColor="text1"/>
+          <w:sz w:val="28"/>
+          <w:szCs w:val="28"/>
+        </w:rPr>
+        <w:instrText xml:space="preserve"> SEQ Таблица \* ARABIC </w:instrText>
+      </w:r>
+      <w:r>
+        <w:rPr>
+          <w:i w:val="0"/>
+          <w:iCs w:val="0"/>
+          <w:color w:val="000000" w:themeColor="text1"/>
+          <w:sz w:val="28"/>
+          <w:szCs w:val="28"/>
+        </w:rPr>
+        <w:fldChar w:fldCharType="separate"/>
+      </w:r>
+      <w:r>
+        <w:rPr>
+          <w:i w:val="0"/>
+          <w:iCs w:val="0"/>
+          <w:color w:val="000000" w:themeColor="text1"/>
+          <w:sz w:val="28"/>
+          <w:szCs w:val="28"/>
+        </w:rPr>
+        <w:t>11</w:t>
+      </w:r>
+      <w:r>
+        <w:rPr>
+          <w:i w:val="0"/>
+          <w:iCs w:val="0"/>
+          <w:color w:val="000000" w:themeColor="text1"/>
+          <w:sz w:val="28"/>
+          <w:szCs w:val="28"/>
+        </w:rPr>
+        <w:fldChar w:fldCharType="end"/>
+      </w:r>
+      <w:r>
+        <w:rPr>
+          <w:i w:val="0"/>
+          <w:iCs w:val="0"/>
+          <w:color w:val="000000" w:themeColor="text1"/>
+          <w:sz w:val="28"/>
+          <w:szCs w:val="28"/>
+        </w:rPr>
+        <w:t xml:space="preserve"> </w:t>
+      </w:r>
+      <w:r>
+        <w:rPr>
+          <w:i w:val="0"/>
+          <w:iCs w:val="0"/>
+          <w:color w:val="000000" w:themeColor="text1"/>
+          <w:sz w:val="28"/>
+          <w:szCs w:val="28"/>
+        </w:rPr>
+        <w:t>–</w:t>
+      </w:r>
+      <w:r>
+        <w:rPr>
+          <w:i w:val="0"/>
+          <w:iCs w:val="0"/>
+          <w:color w:val="000000" w:themeColor="text1"/>
+          <w:sz w:val="28"/>
+          <w:szCs w:val="28"/>
+        </w:rPr>
+        <w:t xml:space="preserve"> Таблица </w:t>
+      </w:r>
+      <w:r>
+        <w:rPr>
+          <w:i w:val="0"/>
+          <w:iCs w:val="0"/>
+          <w:color w:val="000000" w:themeColor="text1"/>
+          <w:sz w:val="28"/>
+          <w:szCs w:val="28"/>
+        </w:rPr>
+        <w:t>«</w:t>
+      </w:r>
+      <w:proofErr w:type="spellStart"/>
+      <w:r>
+        <w:rPr>
+          <w:i w:val="0"/>
+          <w:iCs w:val="0"/>
+          <w:color w:val="000000" w:themeColor="text1"/>
+          <w:sz w:val="28"/>
+          <w:szCs w:val="28"/>
+        </w:rPr>
+        <w:t>Seat</w:t>
+      </w:r>
+      <w:proofErr w:type="spellEnd"/>
+      <w:r>
+        <w:rPr>
+          <w:i w:val="0"/>
+          <w:iCs w:val="0"/>
+          <w:color w:val="000000" w:themeColor="text1"/>
+          <w:sz w:val="28"/>
+          <w:szCs w:val="28"/>
+        </w:rPr>
+        <w:t>»</w:t>
+      </w:r>
+    </w:p>
+    <w:tbl>
+      <w:tblPr>
+        <w:tblStyle w:val="af"/>
+        <w:tblW w:w="9918" w:type="dxa"/>
+        <w:tblLook w:val="04A0" w:firstRow="1" w:lastRow="0" w:firstColumn="1" w:lastColumn="0" w:noHBand="0" w:noVBand="1"/>
+      </w:tblPr>
+      <w:tblGrid>
+        <w:gridCol w:w="3115"/>
+        <w:gridCol w:w="3115"/>
+        <w:gridCol w:w="3688"/>
+      </w:tblGrid>
+      <w:tr>
+        <w:tc>
+          <w:tcPr>
+            <w:tcW w:w="3115" w:type="dxa"/>
+          </w:tcPr>
+          <w:p>
+            <w:pPr>
+              <w:jc w:val="both"/>
+            </w:pPr>
+            <w:r>
+              <w:t>Поле</w:t>
+            </w:r>
+          </w:p>
+        </w:tc>
+        <w:tc>
+          <w:tcPr>
+            <w:tcW w:w="3115" w:type="dxa"/>
+          </w:tcPr>
+          <w:p>
+            <w:pPr>
+              <w:jc w:val="both"/>
+            </w:pPr>
+            <w:r>
+              <w:t>Тип данных</w:t>
+            </w:r>
+          </w:p>
+        </w:tc>
+        <w:tc>
+          <w:tcPr>
+            <w:tcW w:w="3688" w:type="dxa"/>
+          </w:tcPr>
+          <w:p>
+            <w:pPr>
+              <w:jc w:val="both"/>
+            </w:pPr>
+            <w:r>
+              <w:t>Описание</w:t>
+            </w:r>
+          </w:p>
+        </w:tc>
+      </w:tr>
+      <w:tr>
+        <w:tc>
+          <w:tcPr>
+            <w:tcW w:w="3115" w:type="dxa"/>
+          </w:tcPr>
+          <w:p>
+            <w:pPr>
+              <w:jc w:val="both"/>
+            </w:pPr>
+            <w:proofErr w:type="spellStart"/>
+            <w:r>
+              <w:t>id</w:t>
+            </w:r>
+            <w:proofErr w:type="spellEnd"/>
+          </w:p>
+        </w:tc>
+        <w:tc>
+          <w:tcPr>
+            <w:tcW w:w="3115" w:type="dxa"/>
+          </w:tcPr>
+          <w:p>
+            <w:pPr>
+              <w:jc w:val="both"/>
+            </w:pPr>
+            <w:r>
+              <w:rPr>
+                <w:lang w:val="en-US"/>
+              </w:rPr>
+              <w:t>INT</w:t>
+            </w:r>
+          </w:p>
+        </w:tc>
+        <w:tc>
+          <w:tcPr>
+            <w:tcW w:w="3688" w:type="dxa"/>
+          </w:tcPr>
+          <w:p>
+            <w:pPr>
+              <w:jc w:val="both"/>
+            </w:pPr>
+            <w:r>
+              <w:t>Идентификатор</w:t>
+            </w:r>
+          </w:p>
+        </w:tc>
+      </w:tr>
+      <w:tr>
+        <w:tc>
+          <w:tcPr>
+            <w:tcW w:w="3115" w:type="dxa"/>
+          </w:tcPr>
+          <w:p>
+            <w:pPr>
+              <w:jc w:val="both"/>
+            </w:pPr>
+            <w:proofErr w:type="spellStart"/>
+            <w:r>
+              <w:t>row</w:t>
+            </w:r>
+            <w:proofErr w:type="spellEnd"/>
+          </w:p>
+        </w:tc>
+        <w:tc>
+          <w:tcPr>
+            <w:tcW w:w="3115" w:type="dxa"/>
+          </w:tcPr>
+          <w:p>
+            <w:pPr>
+              <w:jc w:val="both"/>
+            </w:pPr>
+            <w:r>
+              <w:rPr>
+                <w:lang w:val="en-US"/>
+              </w:rPr>
+              <w:t>INT</w:t>
+            </w:r>
+          </w:p>
+        </w:tc>
+        <w:tc>
+          <w:tcPr>
+            <w:tcW w:w="3688" w:type="dxa"/>
+          </w:tcPr>
+          <w:p>
+            <w:pPr>
+              <w:jc w:val="both"/>
+            </w:pPr>
+            <w:r>
+              <w:t>Ряд</w:t>
+            </w:r>
+          </w:p>
+        </w:tc>
+      </w:tr>
+      <w:tr>
+        <w:tc>
+          <w:tcPr>
+            <w:tcW w:w="3115" w:type="dxa"/>
+          </w:tcPr>
+          <w:p>
+            <w:pPr>
+              <w:jc w:val="both"/>
+            </w:pPr>
+            <w:proofErr w:type="spellStart"/>
+            <w:r>
+              <w:t>number</w:t>
+            </w:r>
+            <w:proofErr w:type="spellEnd"/>
+          </w:p>
+        </w:tc>
+        <w:tc>
+          <w:tcPr>
+            <w:tcW w:w="3115" w:type="dxa"/>
+          </w:tcPr>
+          <w:p>
+            <w:pPr>
+              <w:jc w:val="both"/>
+            </w:pPr>
+            <w:r>
+              <w:rPr>
+                <w:lang w:val="en-US"/>
+              </w:rPr>
+              <w:t>INT</w:t>
+            </w:r>
+          </w:p>
+        </w:tc>
+        <w:tc>
+          <w:tcPr>
+            <w:tcW w:w="3688" w:type="dxa"/>
+          </w:tcPr>
+          <w:p>
+            <w:pPr>
+              <w:jc w:val="both"/>
+            </w:pPr>
+            <w:r>
+              <w:t>Место</w:t>
+            </w:r>
+          </w:p>
+        </w:tc>
+      </w:tr>
+      <w:tr>
+        <w:tc>
+          <w:tcPr>
+            <w:tcW w:w="3115" w:type="dxa"/>
+          </w:tcPr>
+          <w:p>
+            <w:pPr>
+              <w:jc w:val="both"/>
+            </w:pPr>
+            <w:r>
+              <w:rPr>
+                <w:lang w:val="en-US"/>
+              </w:rPr>
+              <w:t>h</w:t>
+            </w:r>
+            <w:proofErr w:type="spellStart"/>
+            <w:r>
+              <w:t>all</w:t>
+            </w:r>
+            <w:proofErr w:type="spellEnd"/>
+            <w:r>
+              <w:rPr>
+                <w:lang w:val="en-US"/>
+              </w:rPr>
+              <w:t>_id</w:t>
+            </w:r>
+          </w:p>
+        </w:tc>
+        <w:tc>
+          <w:tcPr>
+            <w:tcW w:w="3115" w:type="dxa"/>
+          </w:tcPr>
+          <w:p>
+            <w:pPr>
+              <w:jc w:val="both"/>
+            </w:pPr>
+            <w:r>
+              <w:rPr>
+                <w:lang w:val="en-US"/>
+              </w:rPr>
+              <w:t>INT</w:t>
+            </w:r>
+          </w:p>
+        </w:tc>
+        <w:tc>
+          <w:tcPr>
+            <w:tcW w:w="3688" w:type="dxa"/>
+          </w:tcPr>
+          <w:p>
+            <w:pPr>
+              <w:jc w:val="both"/>
+            </w:pPr>
+            <w:r>
+              <w:t>Идентификатор зала</w:t>
+            </w:r>
+          </w:p>
+        </w:tc>
+      </w:tr>
+    </w:tbl>
+    <w:p>
+      <w:pPr>
+        <w:pStyle w:val="aa"/>
+        <w:keepNext/>
+        <w:spacing w:before="240" w:after="0" w:line="360" w:lineRule="auto"/>
+        <w:rPr>
+          <w:i w:val="0"/>
+          <w:iCs w:val="0"/>
+          <w:color w:val="000000" w:themeColor="text1"/>
+          <w:sz w:val="28"/>
+          <w:szCs w:val="28"/>
+        </w:rPr>
+      </w:pPr>
+      <w:r>
+        <w:rPr>
+          <w:i w:val="0"/>
+          <w:iCs w:val="0"/>
+          <w:color w:val="000000" w:themeColor="text1"/>
+          <w:sz w:val="28"/>
+          <w:szCs w:val="28"/>
+        </w:rPr>
+        <w:t xml:space="preserve">Таблица </w:t>
+      </w:r>
+      <w:r>
+        <w:rPr>
+          <w:i w:val="0"/>
+          <w:iCs w:val="0"/>
+          <w:color w:val="000000" w:themeColor="text1"/>
+          <w:sz w:val="28"/>
+          <w:szCs w:val="28"/>
+        </w:rPr>
+        <w:fldChar w:fldCharType="begin"/>
+      </w:r>
+      <w:r>
+        <w:rPr>
+          <w:i w:val="0"/>
+          <w:iCs w:val="0"/>
+          <w:color w:val="000000" w:themeColor="text1"/>
+          <w:sz w:val="28"/>
+          <w:szCs w:val="28"/>
+        </w:rPr>
+        <w:instrText xml:space="preserve"> SEQ Таблица \* ARABIC </w:instrText>
+      </w:r>
+      <w:r>
+        <w:rPr>
+          <w:i w:val="0"/>
+          <w:iCs w:val="0"/>
+          <w:color w:val="000000" w:themeColor="text1"/>
+          <w:sz w:val="28"/>
+          <w:szCs w:val="28"/>
+        </w:rPr>
+        <w:fldChar w:fldCharType="separate"/>
+      </w:r>
+      <w:r>
+        <w:rPr>
+          <w:i w:val="0"/>
+          <w:iCs w:val="0"/>
+          <w:color w:val="000000" w:themeColor="text1"/>
+          <w:sz w:val="28"/>
+          <w:szCs w:val="28"/>
+        </w:rPr>
+        <w:t>12</w:t>
+      </w:r>
+      <w:r>
+        <w:rPr>
+          <w:i w:val="0"/>
+          <w:iCs w:val="0"/>
+          <w:color w:val="000000" w:themeColor="text1"/>
+          <w:sz w:val="28"/>
+          <w:szCs w:val="28"/>
+        </w:rPr>
+        <w:fldChar w:fldCharType="end"/>
+      </w:r>
+      <w:r>
+        <w:rPr>
+          <w:i w:val="0"/>
+          <w:iCs w:val="0"/>
+          <w:color w:val="000000" w:themeColor="text1"/>
+          <w:sz w:val="28"/>
+          <w:szCs w:val="28"/>
+        </w:rPr>
+        <w:t xml:space="preserve"> – Таблица «</w:t>
+      </w:r>
+      <w:proofErr w:type="spellStart"/>
+      <w:r>
+        <w:rPr>
+          <w:i w:val="0"/>
+          <w:iCs w:val="0"/>
+          <w:color w:val="000000" w:themeColor="text1"/>
+          <w:sz w:val="28"/>
+          <w:szCs w:val="28"/>
+        </w:rPr>
+        <w:t>TicketStatus</w:t>
+      </w:r>
+      <w:proofErr w:type="spellEnd"/>
+      <w:r>
+        <w:rPr>
+          <w:i w:val="0"/>
+          <w:iCs w:val="0"/>
+          <w:color w:val="000000" w:themeColor="text1"/>
+          <w:sz w:val="28"/>
+          <w:szCs w:val="28"/>
+        </w:rPr>
+        <w:t>»</w:t>
+      </w:r>
+    </w:p>
+    <w:tbl>
+      <w:tblPr>
+        <w:tblStyle w:val="af"/>
+        <w:tblW w:w="9918" w:type="dxa"/>
+        <w:tblLook w:val="04A0" w:firstRow="1" w:lastRow="0" w:firstColumn="1" w:lastColumn="0" w:noHBand="0" w:noVBand="1"/>
+      </w:tblPr>
+      <w:tblGrid>
+        <w:gridCol w:w="3114"/>
+        <w:gridCol w:w="3118"/>
+        <w:gridCol w:w="3686"/>
+      </w:tblGrid>
+      <w:tr>
+        <w:tc>
+          <w:tcPr>
+            <w:tcW w:w="3114" w:type="dxa"/>
+            <w:vAlign w:val="center"/>
+          </w:tcPr>
+          <w:p>
+            <w:pPr>
+              <w:jc w:val="both"/>
+            </w:pPr>
+            <w:r>
+              <w:t>Поле</w:t>
+            </w:r>
+          </w:p>
+        </w:tc>
+        <w:tc>
+          <w:tcPr>
+            <w:tcW w:w="3118" w:type="dxa"/>
+            <w:vAlign w:val="center"/>
+          </w:tcPr>
+          <w:p>
+            <w:pPr>
+              <w:jc w:val="both"/>
+            </w:pPr>
+            <w:r>
+              <w:t>Тип данных</w:t>
+            </w:r>
+          </w:p>
+        </w:tc>
+        <w:tc>
+          <w:tcPr>
+            <w:tcW w:w="3686" w:type="dxa"/>
+            <w:vAlign w:val="center"/>
+          </w:tcPr>
+          <w:p>
+            <w:pPr>
+              <w:jc w:val="both"/>
+            </w:pPr>
+            <w:r>
+              <w:t>Описание</w:t>
+            </w:r>
+          </w:p>
+        </w:tc>
+      </w:tr>
+      <w:tr>
+        <w:tc>
+          <w:tcPr>
+            <w:tcW w:w="3114" w:type="dxa"/>
+            <w:vAlign w:val="center"/>
+          </w:tcPr>
+          <w:p>
+            <w:pPr>
+              <w:jc w:val="both"/>
+            </w:pPr>
+            <w:proofErr w:type="spellStart"/>
+            <w:r>
+              <w:t>id</w:t>
+            </w:r>
+            <w:proofErr w:type="spellEnd"/>
+          </w:p>
+        </w:tc>
+        <w:tc>
+          <w:tcPr>
+            <w:tcW w:w="3118" w:type="dxa"/>
+            <w:vAlign w:val="center"/>
+          </w:tcPr>
+          <w:p>
+            <w:pPr>
+              <w:jc w:val="both"/>
+            </w:pPr>
+            <w:r>
+              <w:t>INT</w:t>
+            </w:r>
+          </w:p>
+        </w:tc>
+        <w:tc>
+          <w:tcPr>
+            <w:tcW w:w="3686" w:type="dxa"/>
+            <w:vAlign w:val="center"/>
+          </w:tcPr>
+          <w:p>
+            <w:pPr>
+              <w:jc w:val="both"/>
+            </w:pPr>
+            <w:r>
+              <w:t>Идентификатор</w:t>
+            </w:r>
+          </w:p>
+        </w:tc>
+      </w:tr>
+      <w:tr>
+        <w:tc>
+          <w:tcPr>
+            <w:tcW w:w="3114" w:type="dxa"/>
+            <w:vAlign w:val="center"/>
+          </w:tcPr>
+          <w:p>
+            <w:pPr>
+              <w:jc w:val="both"/>
+            </w:pPr>
+            <w:proofErr w:type="spellStart"/>
+            <w:r>
+              <w:t>code</w:t>
+            </w:r>
+            <w:proofErr w:type="spellEnd"/>
+          </w:p>
+        </w:tc>
+        <w:tc>
+          <w:tcPr>
+            <w:tcW w:w="3118" w:type="dxa"/>
+            <w:vAlign w:val="center"/>
+          </w:tcPr>
+          <w:p>
+            <w:pPr>
+              <w:jc w:val="both"/>
+            </w:pPr>
+            <w:proofErr w:type="gramStart"/>
+            <w:r>
+              <w:t>VARCHAR(</w:t>
+            </w:r>
+            <w:proofErr w:type="gramEnd"/>
+            <w:r>
+              <w:t>20)</w:t>
+            </w:r>
+          </w:p>
+        </w:tc>
+        <w:tc>
+          <w:tcPr>
+            <w:tcW w:w="3686" w:type="dxa"/>
+            <w:vAlign w:val="center"/>
+          </w:tcPr>
+          <w:p>
+            <w:pPr>
+              <w:jc w:val="both"/>
+            </w:pPr>
+            <w:r>
+              <w:t>Код</w:t>
+            </w:r>
+            <w:r>
+              <w:t xml:space="preserve"> </w:t>
+            </w:r>
+            <w:r>
+              <w:t>статуса</w:t>
+            </w:r>
+          </w:p>
+        </w:tc>
+      </w:tr>
+      <w:tr>
+        <w:tc>
+          <w:tcPr>
+            <w:tcW w:w="3114" w:type="dxa"/>
+            <w:vAlign w:val="center"/>
+          </w:tcPr>
+          <w:p>
+            <w:pPr>
+              <w:jc w:val="both"/>
+            </w:pPr>
+            <w:proofErr w:type="spellStart"/>
+            <w:r>
+              <w:t>name</w:t>
+            </w:r>
+            <w:proofErr w:type="spellEnd"/>
+          </w:p>
+        </w:tc>
+        <w:tc>
+          <w:tcPr>
+            <w:tcW w:w="3118" w:type="dxa"/>
+            <w:vAlign w:val="center"/>
+          </w:tcPr>
+          <w:p>
+            <w:pPr>
+              <w:jc w:val="both"/>
+            </w:pPr>
+            <w:proofErr w:type="gramStart"/>
+            <w:r>
+              <w:t>VARCHAR(</w:t>
+            </w:r>
+            <w:proofErr w:type="gramEnd"/>
+            <w:r>
+              <w:t>30)</w:t>
+            </w:r>
+          </w:p>
+        </w:tc>
+        <w:tc>
+          <w:tcPr>
+            <w:tcW w:w="3686" w:type="dxa"/>
+            <w:vAlign w:val="center"/>
+          </w:tcPr>
+          <w:p>
+            <w:pPr>
+              <w:jc w:val="both"/>
+            </w:pPr>
+            <w:r>
+              <w:t>Название статуса</w:t>
+            </w:r>
+          </w:p>
+        </w:tc>
+      </w:tr>
+      <w:tr>
+        <w:tc>
+          <w:tcPr>
+            <w:tcW w:w="3114" w:type="dxa"/>
+            <w:vAlign w:val="center"/>
+          </w:tcPr>
+          <w:p>
+            <w:pPr>
+              <w:jc w:val="both"/>
+            </w:pPr>
+            <w:proofErr w:type="spellStart"/>
+            <w:r>
+              <w:t>description</w:t>
+            </w:r>
+            <w:proofErr w:type="spellEnd"/>
+          </w:p>
+        </w:tc>
+        <w:tc>
+          <w:tcPr>
+            <w:tcW w:w="3118" w:type="dxa"/>
+            <w:vAlign w:val="center"/>
+          </w:tcPr>
+          <w:p>
+            <w:pPr>
+              <w:jc w:val="both"/>
+            </w:pPr>
+            <w:r>
+              <w:t>TEXT</w:t>
+            </w:r>
+          </w:p>
+        </w:tc>
+        <w:tc>
+          <w:tcPr>
+            <w:tcW w:w="3686" w:type="dxa"/>
+            <w:vAlign w:val="center"/>
+          </w:tcPr>
+          <w:p>
+            <w:pPr>
+              <w:jc w:val="both"/>
+            </w:pPr>
+            <w:r>
+              <w:t>Описание статуса</w:t>
+            </w:r>
+          </w:p>
+        </w:tc>
+      </w:tr>
+      <w:tr>
+        <w:tc>
+          <w:tcPr>
+            <w:tcW w:w="3114" w:type="dxa"/>
+            <w:vAlign w:val="center"/>
+          </w:tcPr>
+          <w:p>
+            <w:pPr>
+              <w:jc w:val="both"/>
+            </w:pPr>
+            <w:proofErr w:type="spellStart"/>
+            <w:r>
+              <w:t>is_active</w:t>
+            </w:r>
+            <w:proofErr w:type="spellEnd"/>
+          </w:p>
+        </w:tc>
+        <w:tc>
+          <w:tcPr>
+            <w:tcW w:w="3118" w:type="dxa"/>
+            <w:vAlign w:val="center"/>
+          </w:tcPr>
+          <w:p>
+            <w:pPr>
+              <w:jc w:val="both"/>
+            </w:pPr>
+            <w:proofErr w:type="gramStart"/>
+            <w:r>
+              <w:t>TINYINT(</w:t>
+            </w:r>
+            <w:proofErr w:type="gramEnd"/>
+            <w:r>
+              <w:t>1)</w:t>
+            </w:r>
+          </w:p>
+        </w:tc>
+        <w:tc>
+          <w:tcPr>
+            <w:tcW w:w="3686" w:type="dxa"/>
+            <w:vAlign w:val="center"/>
+          </w:tcPr>
+          <w:p>
+            <w:pPr>
+              <w:jc w:val="both"/>
+            </w:pPr>
+            <w:r>
+              <w:t>Активен ли статус (1/0)</w:t>
+            </w:r>
+          </w:p>
+        </w:tc>
+      </w:tr>
+      <w:tr>
+        <w:tc>
+          <w:tcPr>
+            <w:tcW w:w="3114" w:type="dxa"/>
+            <w:vAlign w:val="center"/>
+          </w:tcPr>
+          <w:p>
+            <w:pPr>
+              <w:jc w:val="both"/>
+            </w:pPr>
+            <w:proofErr w:type="spellStart"/>
+            <w:r>
+              <w:t>can_be_refunded</w:t>
+            </w:r>
+            <w:proofErr w:type="spellEnd"/>
+          </w:p>
+        </w:tc>
+        <w:tc>
+          <w:tcPr>
+            <w:tcW w:w="3118" w:type="dxa"/>
+            <w:vAlign w:val="center"/>
+          </w:tcPr>
+          <w:p>
+            <w:pPr>
+              <w:jc w:val="both"/>
+            </w:pPr>
+            <w:proofErr w:type="gramStart"/>
+            <w:r>
+              <w:t>TINYINT(</w:t>
+            </w:r>
+            <w:proofErr w:type="gramEnd"/>
+            <w:r>
+              <w:t>1)</w:t>
+            </w:r>
+          </w:p>
+        </w:tc>
+        <w:tc>
+          <w:tcPr>
+            <w:tcW w:w="3686" w:type="dxa"/>
+            <w:vAlign w:val="center"/>
+          </w:tcPr>
+          <w:p>
+            <w:pPr>
+              <w:jc w:val="both"/>
+            </w:pPr>
+            <w:r>
+              <w:t>Можно ли вернуть билет из этого статуса (1/0)</w:t>
+            </w:r>
+          </w:p>
+        </w:tc>
+      </w:tr>
+      <w:tr>
+        <w:tc>
+          <w:tcPr>
+            <w:tcW w:w="3114" w:type="dxa"/>
+            <w:vAlign w:val="center"/>
+          </w:tcPr>
+          <w:p>
+            <w:pPr>
+              <w:jc w:val="both"/>
+            </w:pPr>
+            <w:proofErr w:type="spellStart"/>
+            <w:r>
+              <w:t>created_at</w:t>
+            </w:r>
+            <w:proofErr w:type="spellEnd"/>
+          </w:p>
+        </w:tc>
+        <w:tc>
+          <w:tcPr>
+            <w:tcW w:w="3118" w:type="dxa"/>
+            <w:vAlign w:val="center"/>
+          </w:tcPr>
+          <w:p>
+            <w:pPr>
+              <w:jc w:val="both"/>
+            </w:pPr>
+            <w:r>
+              <w:t>DATETIME</w:t>
+            </w:r>
+          </w:p>
+        </w:tc>
+        <w:tc>
+          <w:tcPr>
+            <w:tcW w:w="3686" w:type="dxa"/>
+            <w:vAlign w:val="center"/>
+          </w:tcPr>
+          <w:p>
+            <w:pPr>
+              <w:jc w:val="both"/>
+            </w:pPr>
+            <w:r>
+              <w:t>Дата и время создания</w:t>
+            </w:r>
+          </w:p>
+        </w:tc>
+      </w:tr>
+      <w:tr>
+        <w:tc>
+          <w:tcPr>
+            <w:tcW w:w="3114" w:type="dxa"/>
+            <w:vAlign w:val="center"/>
+          </w:tcPr>
+          <w:p>
+            <w:pPr>
+              <w:jc w:val="both"/>
+            </w:pPr>
+            <w:proofErr w:type="spellStart"/>
+            <w:r>
+              <w:t>updated_at</w:t>
+            </w:r>
+            <w:proofErr w:type="spellEnd"/>
+          </w:p>
+        </w:tc>
+        <w:tc>
+          <w:tcPr>
+            <w:tcW w:w="3118" w:type="dxa"/>
+            <w:vAlign w:val="center"/>
+          </w:tcPr>
+          <w:p>
+            <w:pPr>
+              <w:jc w:val="both"/>
+            </w:pPr>
+            <w:r>
+              <w:t>DATETIME</w:t>
+            </w:r>
+          </w:p>
+        </w:tc>
+        <w:tc>
+          <w:tcPr>
+            <w:tcW w:w="3686" w:type="dxa"/>
+            <w:vAlign w:val="center"/>
+          </w:tcPr>
+          <w:p>
+            <w:pPr>
+              <w:jc w:val="both"/>
+            </w:pPr>
+            <w:r>
+              <w:t>Дата и время обновления</w:t>
+            </w:r>
+          </w:p>
+        </w:tc>
+      </w:tr>
+    </w:tbl>
+    <w:p/>
+    <w:p>
+      <w:pPr>
+        <w:pStyle w:val="aa"/>
+        <w:keepNext/>
+        <w:spacing w:before="240" w:after="0" w:line="360" w:lineRule="auto"/>
+        <w:rPr>
+          <w:i w:val="0"/>
+          <w:iCs w:val="0"/>
+          <w:color w:val="000000" w:themeColor="text1"/>
+          <w:sz w:val="28"/>
+          <w:szCs w:val="28"/>
+        </w:rPr>
+      </w:pPr>
+      <w:r>
+        <w:rPr>
+          <w:i w:val="0"/>
+          <w:iCs w:val="0"/>
+          <w:color w:val="000000" w:themeColor="text1"/>
+          <w:sz w:val="28"/>
+          <w:szCs w:val="28"/>
+        </w:rPr>
+        <w:lastRenderedPageBreak/>
+        <w:t xml:space="preserve">Таблица </w:t>
+      </w:r>
+      <w:r>
+        <w:rPr>
+          <w:i w:val="0"/>
+          <w:iCs w:val="0"/>
+          <w:color w:val="000000" w:themeColor="text1"/>
+          <w:sz w:val="28"/>
+          <w:szCs w:val="28"/>
+        </w:rPr>
+        <w:fldChar w:fldCharType="begin"/>
+      </w:r>
+      <w:r>
+        <w:rPr>
+          <w:i w:val="0"/>
+          <w:iCs w:val="0"/>
+          <w:color w:val="000000" w:themeColor="text1"/>
+          <w:sz w:val="28"/>
+          <w:szCs w:val="28"/>
+        </w:rPr>
+        <w:instrText xml:space="preserve"> SEQ Таблица \* ARABIC </w:instrText>
+      </w:r>
+      <w:r>
+        <w:rPr>
+          <w:i w:val="0"/>
+          <w:iCs w:val="0"/>
+          <w:color w:val="000000" w:themeColor="text1"/>
+          <w:sz w:val="28"/>
+          <w:szCs w:val="28"/>
+        </w:rPr>
+        <w:fldChar w:fldCharType="separate"/>
+      </w:r>
+      <w:r>
+        <w:rPr>
+          <w:i w:val="0"/>
+          <w:iCs w:val="0"/>
+          <w:color w:val="000000" w:themeColor="text1"/>
+          <w:sz w:val="28"/>
+          <w:szCs w:val="28"/>
+        </w:rPr>
+        <w:t>13</w:t>
+      </w:r>
+      <w:r>
+        <w:rPr>
+          <w:i w:val="0"/>
+          <w:iCs w:val="0"/>
+          <w:color w:val="000000" w:themeColor="text1"/>
+          <w:sz w:val="28"/>
+          <w:szCs w:val="28"/>
+        </w:rPr>
+        <w:fldChar w:fldCharType="end"/>
+      </w:r>
+      <w:r>
+        <w:rPr>
+          <w:i w:val="0"/>
+          <w:iCs w:val="0"/>
+          <w:color w:val="000000" w:themeColor="text1"/>
+          <w:sz w:val="28"/>
+          <w:szCs w:val="28"/>
+        </w:rPr>
+        <w:t xml:space="preserve"> </w:t>
+      </w:r>
+      <w:r>
+        <w:rPr>
+          <w:i w:val="0"/>
+          <w:iCs w:val="0"/>
+          <w:color w:val="000000" w:themeColor="text1"/>
+          <w:sz w:val="28"/>
+          <w:szCs w:val="28"/>
+        </w:rPr>
+        <w:t>–</w:t>
+      </w:r>
+      <w:r>
+        <w:rPr>
+          <w:i w:val="0"/>
+          <w:iCs w:val="0"/>
+          <w:color w:val="000000" w:themeColor="text1"/>
+          <w:sz w:val="28"/>
+          <w:szCs w:val="28"/>
+        </w:rPr>
+        <w:t xml:space="preserve"> Таблица </w:t>
+      </w:r>
+      <w:r>
+        <w:rPr>
+          <w:i w:val="0"/>
+          <w:iCs w:val="0"/>
+          <w:color w:val="000000" w:themeColor="text1"/>
+          <w:sz w:val="28"/>
+          <w:szCs w:val="28"/>
+        </w:rPr>
+        <w:t>«</w:t>
+      </w:r>
+      <w:proofErr w:type="spellStart"/>
+      <w:r>
+        <w:rPr>
+          <w:i w:val="0"/>
+          <w:iCs w:val="0"/>
+          <w:color w:val="000000" w:themeColor="text1"/>
+          <w:sz w:val="28"/>
+          <w:szCs w:val="28"/>
+        </w:rPr>
+        <w:t>Ticket</w:t>
+      </w:r>
+      <w:proofErr w:type="spellEnd"/>
+      <w:r>
+        <w:rPr>
+          <w:i w:val="0"/>
+          <w:iCs w:val="0"/>
+          <w:color w:val="000000" w:themeColor="text1"/>
+          <w:sz w:val="28"/>
+          <w:szCs w:val="28"/>
+        </w:rPr>
+        <w:t>»</w:t>
+      </w:r>
+    </w:p>
+    <w:tbl>
+      <w:tblPr>
+        <w:tblStyle w:val="af"/>
+        <w:tblW w:w="0" w:type="auto"/>
+        <w:tblLook w:val="04A0" w:firstRow="1" w:lastRow="0" w:firstColumn="1" w:lastColumn="0" w:noHBand="0" w:noVBand="1"/>
+      </w:tblPr>
+      <w:tblGrid>
+        <w:gridCol w:w="3115"/>
+        <w:gridCol w:w="3115"/>
+        <w:gridCol w:w="3546"/>
+      </w:tblGrid>
+      <w:tr>
+        <w:tc>
+          <w:tcPr>
+            <w:tcW w:w="3115" w:type="dxa"/>
+            <w:vAlign w:val="center"/>
+          </w:tcPr>
+          <w:p>
+            <w:pPr>
+              <w:jc w:val="both"/>
+            </w:pPr>
+            <w:r>
+              <w:t>Поле</w:t>
+            </w:r>
+          </w:p>
+        </w:tc>
+        <w:tc>
+          <w:tcPr>
+            <w:tcW w:w="3115" w:type="dxa"/>
+            <w:vAlign w:val="center"/>
+          </w:tcPr>
+          <w:p>
+            <w:pPr>
+              <w:jc w:val="both"/>
+            </w:pPr>
+            <w:r>
+              <w:t>Тип данных</w:t>
+            </w:r>
+          </w:p>
+        </w:tc>
+        <w:tc>
+          <w:tcPr>
+            <w:tcW w:w="3546" w:type="dxa"/>
+            <w:vAlign w:val="center"/>
+          </w:tcPr>
+          <w:p>
+            <w:pPr>
+              <w:jc w:val="both"/>
+            </w:pPr>
+            <w:r>
+              <w:t>Описание</w:t>
+            </w:r>
+          </w:p>
+        </w:tc>
+      </w:tr>
+      <w:tr>
+        <w:tc>
+          <w:tcPr>
+            <w:tcW w:w="3115" w:type="dxa"/>
+            <w:vAlign w:val="center"/>
+          </w:tcPr>
+          <w:p>
+            <w:pPr>
+              <w:jc w:val="both"/>
+            </w:pPr>
+            <w:proofErr w:type="spellStart"/>
+            <w:r>
+              <w:t>id</w:t>
+            </w:r>
+            <w:proofErr w:type="spellEnd"/>
+          </w:p>
+        </w:tc>
+        <w:tc>
+          <w:tcPr>
+            <w:tcW w:w="3115" w:type="dxa"/>
+            <w:vAlign w:val="center"/>
+          </w:tcPr>
+          <w:p>
+            <w:pPr>
+              <w:jc w:val="both"/>
+            </w:pPr>
+            <w:r>
+              <w:t>INT</w:t>
+            </w:r>
+          </w:p>
+        </w:tc>
+        <w:tc>
+          <w:tcPr>
+            <w:tcW w:w="3546" w:type="dxa"/>
+            <w:vAlign w:val="center"/>
+          </w:tcPr>
+          <w:p>
+            <w:pPr>
+              <w:jc w:val="both"/>
+            </w:pPr>
+            <w:r>
+              <w:t>Идентификатор</w:t>
+            </w:r>
+          </w:p>
+        </w:tc>
+      </w:tr>
+      <w:tr>
+        <w:tc>
+          <w:tcPr>
+            <w:tcW w:w="3115" w:type="dxa"/>
+            <w:vAlign w:val="center"/>
+          </w:tcPr>
+          <w:p>
+            <w:pPr>
+              <w:jc w:val="both"/>
+            </w:pPr>
+            <w:proofErr w:type="spellStart"/>
+            <w:r>
+              <w:t>purchase_date</w:t>
+            </w:r>
+            <w:proofErr w:type="spellEnd"/>
+          </w:p>
+        </w:tc>
+        <w:tc>
+          <w:tcPr>
+            <w:tcW w:w="3115" w:type="dxa"/>
+            <w:vAlign w:val="center"/>
+          </w:tcPr>
+          <w:p>
+            <w:pPr>
+              <w:jc w:val="both"/>
+            </w:pPr>
+            <w:r>
+              <w:t>DATETIME</w:t>
+            </w:r>
+          </w:p>
+        </w:tc>
+        <w:tc>
+          <w:tcPr>
+            <w:tcW w:w="3546" w:type="dxa"/>
+            <w:vAlign w:val="center"/>
+          </w:tcPr>
+          <w:p>
+            <w:pPr>
+              <w:jc w:val="both"/>
+            </w:pPr>
+            <w:r>
+              <w:t>Дата и время покупки</w:t>
+            </w:r>
+          </w:p>
+        </w:tc>
+      </w:tr>
+      <w:tr>
+        <w:tc>
+          <w:tcPr>
+            <w:tcW w:w="3115" w:type="dxa"/>
+            <w:vAlign w:val="center"/>
+          </w:tcPr>
+          <w:p>
+            <w:pPr>
+              <w:jc w:val="both"/>
+            </w:pPr>
+            <w:proofErr w:type="spellStart"/>
+            <w:r>
+              <w:t>qr_code</w:t>
+            </w:r>
+            <w:proofErr w:type="spellEnd"/>
+          </w:p>
+        </w:tc>
+        <w:tc>
+          <w:tcPr>
+            <w:tcW w:w="3115" w:type="dxa"/>
+            <w:vAlign w:val="center"/>
+          </w:tcPr>
+          <w:p>
+            <w:pPr>
+              <w:jc w:val="both"/>
+            </w:pPr>
+            <w:proofErr w:type="gramStart"/>
+            <w:r>
+              <w:t>VARCHAR(</w:t>
+            </w:r>
+            <w:proofErr w:type="gramEnd"/>
+            <w:r>
+              <w:t>255)</w:t>
+            </w:r>
+          </w:p>
+        </w:tc>
+        <w:tc>
+          <w:tcPr>
+            <w:tcW w:w="3546" w:type="dxa"/>
+            <w:vAlign w:val="center"/>
+          </w:tcPr>
+          <w:p>
+            <w:pPr>
+              <w:jc w:val="both"/>
+            </w:pPr>
+            <w:r>
+              <w:t>Путь к файлу QR-кода</w:t>
+            </w:r>
+          </w:p>
+        </w:tc>
+      </w:tr>
+      <w:tr>
+        <w:tc>
+          <w:tcPr>
+            <w:tcW w:w="3115" w:type="dxa"/>
+            <w:vAlign w:val="center"/>
+          </w:tcPr>
+          <w:p>
+            <w:pPr>
+              <w:jc w:val="both"/>
+            </w:pPr>
+            <w:proofErr w:type="spellStart"/>
+            <w:r>
+              <w:t>group_id</w:t>
+            </w:r>
+            <w:proofErr w:type="spellEnd"/>
+          </w:p>
+        </w:tc>
+        <w:tc>
+          <w:tcPr>
+            <w:tcW w:w="3115" w:type="dxa"/>
+            <w:vAlign w:val="center"/>
+          </w:tcPr>
+          <w:p>
+            <w:pPr>
+              <w:jc w:val="both"/>
+            </w:pPr>
+            <w:proofErr w:type="gramStart"/>
+            <w:r>
+              <w:t>VARCHAR(</w:t>
+            </w:r>
+            <w:proofErr w:type="gramEnd"/>
+            <w:r>
+              <w:t>40)</w:t>
+            </w:r>
+          </w:p>
+        </w:tc>
+        <w:tc>
+          <w:tcPr>
+            <w:tcW w:w="3546" w:type="dxa"/>
+            <w:vAlign w:val="center"/>
+          </w:tcPr>
+          <w:p>
+            <w:pPr>
+              <w:jc w:val="both"/>
+            </w:pPr>
+            <w:r>
+              <w:t>Идентификатор группы билетов</w:t>
+            </w:r>
+          </w:p>
+        </w:tc>
+      </w:tr>
+      <w:tr>
+        <w:tc>
+          <w:tcPr>
+            <w:tcW w:w="3115" w:type="dxa"/>
+            <w:vAlign w:val="center"/>
+          </w:tcPr>
+          <w:p>
+            <w:pPr>
+              <w:jc w:val="both"/>
+            </w:pPr>
+            <w:proofErr w:type="spellStart"/>
+            <w:r>
+              <w:t>refund_requested_at</w:t>
+            </w:r>
+            <w:proofErr w:type="spellEnd"/>
+          </w:p>
+        </w:tc>
+        <w:tc>
+          <w:tcPr>
+            <w:tcW w:w="3115" w:type="dxa"/>
+            <w:vAlign w:val="center"/>
+          </w:tcPr>
+          <w:p>
+            <w:pPr>
+              <w:jc w:val="both"/>
+            </w:pPr>
+            <w:r>
+              <w:t>DATETIME</w:t>
+            </w:r>
+          </w:p>
+        </w:tc>
+        <w:tc>
+          <w:tcPr>
+            <w:tcW w:w="3546" w:type="dxa"/>
+            <w:vAlign w:val="center"/>
+          </w:tcPr>
+          <w:p>
+            <w:pPr>
+              <w:jc w:val="both"/>
+            </w:pPr>
+            <w:r>
+              <w:t>Дата и время запроса возврата</w:t>
+            </w:r>
+          </w:p>
+        </w:tc>
+      </w:tr>
+      <w:tr>
+        <w:tc>
+          <w:tcPr>
+            <w:tcW w:w="3115" w:type="dxa"/>
+            <w:vAlign w:val="center"/>
+          </w:tcPr>
+          <w:p>
+            <w:pPr>
+              <w:jc w:val="both"/>
+            </w:pPr>
+            <w:proofErr w:type="spellStart"/>
+            <w:r>
+              <w:t>refund_processed_at</w:t>
+            </w:r>
+            <w:proofErr w:type="spellEnd"/>
+          </w:p>
+        </w:tc>
+        <w:tc>
+          <w:tcPr>
+            <w:tcW w:w="3115" w:type="dxa"/>
+            <w:vAlign w:val="center"/>
+          </w:tcPr>
+          <w:p>
+            <w:pPr>
+              <w:jc w:val="both"/>
+            </w:pPr>
+            <w:r>
+              <w:t>DATETIME</w:t>
+            </w:r>
+          </w:p>
+        </w:tc>
+        <w:tc>
+          <w:tcPr>
+            <w:tcW w:w="3546" w:type="dxa"/>
+            <w:vAlign w:val="center"/>
+          </w:tcPr>
+          <w:p>
+            <w:pPr>
+              <w:jc w:val="both"/>
+            </w:pPr>
+            <w:r>
+              <w:t>Дата и время обработки возврата</w:t>
+            </w:r>
+          </w:p>
+        </w:tc>
+      </w:tr>
+      <w:tr>
+        <w:tc>
+          <w:tcPr>
+            <w:tcW w:w="3115" w:type="dxa"/>
+            <w:vAlign w:val="center"/>
+          </w:tcPr>
+          <w:p>
+            <w:pPr>
+              <w:jc w:val="both"/>
+            </w:pPr>
+            <w:proofErr w:type="spellStart"/>
+            <w:r>
+              <w:t>user_id</w:t>
+            </w:r>
+            <w:proofErr w:type="spellEnd"/>
+          </w:p>
+        </w:tc>
+        <w:tc>
+          <w:tcPr>
+            <w:tcW w:w="3115" w:type="dxa"/>
+            <w:vAlign w:val="center"/>
+          </w:tcPr>
+          <w:p>
+            <w:pPr>
+              <w:jc w:val="both"/>
+            </w:pPr>
+            <w:r>
+              <w:t>INT</w:t>
+            </w:r>
+          </w:p>
+        </w:tc>
+        <w:tc>
+          <w:tcPr>
+            <w:tcW w:w="3546" w:type="dxa"/>
+            <w:vAlign w:val="center"/>
+          </w:tcPr>
+          <w:p>
+            <w:pPr>
+              <w:jc w:val="both"/>
+            </w:pPr>
+            <w:r>
+              <w:t>Идентификатор пользователя</w:t>
+            </w:r>
+          </w:p>
+        </w:tc>
+      </w:tr>
+      <w:tr>
+        <w:tc>
+          <w:tcPr>
+            <w:tcW w:w="3115" w:type="dxa"/>
+            <w:vAlign w:val="center"/>
+          </w:tcPr>
+          <w:p>
+            <w:pPr>
+              <w:jc w:val="both"/>
+            </w:pPr>
+            <w:proofErr w:type="spellStart"/>
+            <w:r>
+              <w:t>screening_id</w:t>
+            </w:r>
+            <w:proofErr w:type="spellEnd"/>
+          </w:p>
+        </w:tc>
+        <w:tc>
+          <w:tcPr>
+            <w:tcW w:w="3115" w:type="dxa"/>
+            <w:vAlign w:val="center"/>
+          </w:tcPr>
+          <w:p>
+            <w:pPr>
+              <w:jc w:val="both"/>
+            </w:pPr>
+            <w:r>
+              <w:t>INT</w:t>
+            </w:r>
+          </w:p>
+        </w:tc>
+        <w:tc>
+          <w:tcPr>
+            <w:tcW w:w="3546" w:type="dxa"/>
+            <w:vAlign w:val="center"/>
+          </w:tcPr>
+          <w:p>
+            <w:pPr>
+              <w:jc w:val="both"/>
+            </w:pPr>
+            <w:r>
+              <w:t>Идентификатор</w:t>
+            </w:r>
+            <w:r>
+              <w:t xml:space="preserve"> </w:t>
+            </w:r>
+            <w:r>
+              <w:t>сеанса</w:t>
+            </w:r>
+          </w:p>
+        </w:tc>
+      </w:tr>
+      <w:tr>
+        <w:tc>
+          <w:tcPr>
+            <w:tcW w:w="3115" w:type="dxa"/>
+            <w:vAlign w:val="center"/>
+          </w:tcPr>
+          <w:p>
+            <w:pPr>
+              <w:jc w:val="both"/>
+            </w:pPr>
+            <w:proofErr w:type="spellStart"/>
+            <w:r>
+              <w:t>seat_id</w:t>
+            </w:r>
+            <w:proofErr w:type="spellEnd"/>
+          </w:p>
+        </w:tc>
+        <w:tc>
+          <w:tcPr>
+            <w:tcW w:w="3115" w:type="dxa"/>
+            <w:vAlign w:val="center"/>
+          </w:tcPr>
+          <w:p>
+            <w:pPr>
+              <w:jc w:val="both"/>
+            </w:pPr>
+            <w:r>
+              <w:t>INT</w:t>
+            </w:r>
+          </w:p>
+        </w:tc>
+        <w:tc>
+          <w:tcPr>
+            <w:tcW w:w="3546" w:type="dxa"/>
+            <w:vAlign w:val="center"/>
+          </w:tcPr>
+          <w:p>
+            <w:pPr>
+              <w:jc w:val="both"/>
+            </w:pPr>
+            <w:r>
+              <w:t>Идентификатор места</w:t>
+            </w:r>
+          </w:p>
+        </w:tc>
+      </w:tr>
+      <w:tr>
+        <w:tc>
+          <w:tcPr>
+            <w:tcW w:w="3115" w:type="dxa"/>
+            <w:vAlign w:val="center"/>
+          </w:tcPr>
+          <w:p>
+            <w:pPr>
+              <w:jc w:val="both"/>
+            </w:pPr>
+            <w:proofErr w:type="spellStart"/>
+            <w:r>
+              <w:t>status_id</w:t>
+            </w:r>
+            <w:proofErr w:type="spellEnd"/>
+          </w:p>
+        </w:tc>
+        <w:tc>
+          <w:tcPr>
+            <w:tcW w:w="3115" w:type="dxa"/>
+            <w:vAlign w:val="center"/>
+          </w:tcPr>
+          <w:p>
+            <w:pPr>
+              <w:jc w:val="both"/>
+            </w:pPr>
+            <w:r>
+              <w:t>INT</w:t>
+            </w:r>
+          </w:p>
+        </w:tc>
+        <w:tc>
+          <w:tcPr>
+            <w:tcW w:w="3546" w:type="dxa"/>
+            <w:vAlign w:val="center"/>
+          </w:tcPr>
+          <w:p>
+            <w:pPr>
+              <w:jc w:val="both"/>
+            </w:pPr>
+            <w:r>
+              <w:t>Идентификатор</w:t>
+            </w:r>
+            <w:r>
+              <w:t xml:space="preserve"> </w:t>
+            </w:r>
+            <w:r>
+              <w:t>статуса</w:t>
+            </w:r>
+          </w:p>
+        </w:tc>
+      </w:tr>
+    </w:tbl>
+    <w:p>
+      <w:pPr>
+        <w:pStyle w:val="aa"/>
+        <w:keepNext/>
+        <w:spacing w:before="240" w:after="0" w:line="360" w:lineRule="auto"/>
+        <w:rPr>
+          <w:i w:val="0"/>
+          <w:iCs w:val="0"/>
+          <w:color w:val="000000" w:themeColor="text1"/>
+          <w:sz w:val="28"/>
+          <w:szCs w:val="28"/>
+        </w:rPr>
+      </w:pPr>
+      <w:r>
+        <w:rPr>
+          <w:i w:val="0"/>
+          <w:iCs w:val="0"/>
+          <w:color w:val="000000" w:themeColor="text1"/>
+          <w:sz w:val="28"/>
+          <w:szCs w:val="28"/>
+        </w:rPr>
+        <w:t>Т</w:t>
+      </w:r>
+      <w:r>
+        <w:rPr>
+          <w:i w:val="0"/>
+          <w:iCs w:val="0"/>
+          <w:color w:val="000000" w:themeColor="text1"/>
+          <w:sz w:val="28"/>
+          <w:szCs w:val="28"/>
+        </w:rPr>
+        <w:t xml:space="preserve">аблица </w:t>
+      </w:r>
+      <w:r>
+        <w:rPr>
+          <w:i w:val="0"/>
+          <w:iCs w:val="0"/>
+          <w:color w:val="000000" w:themeColor="text1"/>
+          <w:sz w:val="28"/>
+          <w:szCs w:val="28"/>
+        </w:rPr>
+        <w:fldChar w:fldCharType="begin"/>
+      </w:r>
+      <w:r>
+        <w:rPr>
+          <w:i w:val="0"/>
+          <w:iCs w:val="0"/>
+          <w:color w:val="000000" w:themeColor="text1"/>
+          <w:sz w:val="28"/>
+          <w:szCs w:val="28"/>
+        </w:rPr>
+        <w:instrText xml:space="preserve"> SEQ Таблица \* ARABIC </w:instrText>
+      </w:r>
+      <w:r>
+        <w:rPr>
+          <w:i w:val="0"/>
+          <w:iCs w:val="0"/>
+          <w:color w:val="000000" w:themeColor="text1"/>
+          <w:sz w:val="28"/>
+          <w:szCs w:val="28"/>
+        </w:rPr>
+        <w:fldChar w:fldCharType="separate"/>
+      </w:r>
+      <w:r>
+        <w:rPr>
+          <w:i w:val="0"/>
+          <w:iCs w:val="0"/>
+          <w:color w:val="000000" w:themeColor="text1"/>
+          <w:sz w:val="28"/>
+          <w:szCs w:val="28"/>
+        </w:rPr>
+        <w:t>14</w:t>
+      </w:r>
+      <w:r>
+        <w:rPr>
+          <w:i w:val="0"/>
+          <w:iCs w:val="0"/>
+          <w:color w:val="000000" w:themeColor="text1"/>
+          <w:sz w:val="28"/>
+          <w:szCs w:val="28"/>
+        </w:rPr>
+        <w:fldChar w:fldCharType="end"/>
+      </w:r>
+      <w:r>
+        <w:rPr>
+          <w:i w:val="0"/>
+          <w:iCs w:val="0"/>
+          <w:color w:val="000000" w:themeColor="text1"/>
+          <w:sz w:val="28"/>
+          <w:szCs w:val="28"/>
+        </w:rPr>
+        <w:t xml:space="preserve"> </w:t>
+      </w:r>
+      <w:r>
+        <w:rPr>
+          <w:i w:val="0"/>
+          <w:iCs w:val="0"/>
+          <w:color w:val="000000" w:themeColor="text1"/>
+          <w:sz w:val="28"/>
+          <w:szCs w:val="28"/>
+        </w:rPr>
+        <w:t>–</w:t>
+      </w:r>
+      <w:r>
+        <w:rPr>
+          <w:i w:val="0"/>
+          <w:iCs w:val="0"/>
+          <w:color w:val="000000" w:themeColor="text1"/>
+          <w:sz w:val="28"/>
+          <w:szCs w:val="28"/>
+        </w:rPr>
+        <w:t xml:space="preserve"> Таблица </w:t>
+      </w:r>
+      <w:r>
+        <w:rPr>
+          <w:i w:val="0"/>
+          <w:iCs w:val="0"/>
+          <w:color w:val="000000" w:themeColor="text1"/>
+          <w:sz w:val="28"/>
+          <w:szCs w:val="28"/>
+        </w:rPr>
+        <w:t>«</w:t>
+      </w:r>
+      <w:proofErr w:type="spellStart"/>
+      <w:r>
+        <w:rPr>
+          <w:i w:val="0"/>
+          <w:iCs w:val="0"/>
+          <w:color w:val="000000" w:themeColor="text1"/>
+          <w:sz w:val="28"/>
+          <w:szCs w:val="28"/>
+        </w:rPr>
+        <w:t>Operationlog</w:t>
+      </w:r>
+      <w:proofErr w:type="spellEnd"/>
+      <w:r>
+        <w:rPr>
+          <w:i w:val="0"/>
+          <w:iCs w:val="0"/>
+          <w:color w:val="000000" w:themeColor="text1"/>
+          <w:sz w:val="28"/>
+          <w:szCs w:val="28"/>
+        </w:rPr>
+        <w:t>»</w:t>
+      </w:r>
+    </w:p>
+    <w:tbl>
+      <w:tblPr>
+        <w:tblStyle w:val="af"/>
+        <w:tblW w:w="0" w:type="auto"/>
+        <w:tblLook w:val="04A0" w:firstRow="1" w:lastRow="0" w:firstColumn="1" w:lastColumn="0" w:noHBand="0" w:noVBand="1"/>
+      </w:tblPr>
+      <w:tblGrid>
+        <w:gridCol w:w="3115"/>
+        <w:gridCol w:w="3115"/>
+        <w:gridCol w:w="3546"/>
+      </w:tblGrid>
+      <w:tr>
+        <w:tc>
+          <w:tcPr>
+            <w:tcW w:w="3115" w:type="dxa"/>
+          </w:tcPr>
+          <w:p>
+            <w:pPr>
+              <w:jc w:val="both"/>
+            </w:pPr>
+            <w:r>
+              <w:t>Поле</w:t>
+            </w:r>
+          </w:p>
+        </w:tc>
+        <w:tc>
+          <w:tcPr>
+            <w:tcW w:w="3115" w:type="dxa"/>
+          </w:tcPr>
+          <w:p>
+            <w:pPr>
+              <w:jc w:val="both"/>
+            </w:pPr>
+            <w:r>
+              <w:t>Тип данных</w:t>
+            </w:r>
+          </w:p>
+        </w:tc>
+        <w:tc>
+          <w:tcPr>
+            <w:tcW w:w="3546" w:type="dxa"/>
+          </w:tcPr>
+          <w:p>
+            <w:pPr>
+              <w:jc w:val="both"/>
+            </w:pPr>
+            <w:r>
+              <w:t>Описание</w:t>
+            </w:r>
+          </w:p>
+        </w:tc>
+      </w:tr>
+      <w:tr>
+        <w:tc>
+          <w:tcPr>
+            <w:tcW w:w="3115" w:type="dxa"/>
+            <w:vAlign w:val="center"/>
+          </w:tcPr>
+          <w:p>
+            <w:pPr>
+              <w:jc w:val="both"/>
+            </w:pPr>
+            <w:proofErr w:type="spellStart"/>
+            <w:r>
+              <w:t>id</w:t>
+            </w:r>
+            <w:proofErr w:type="spellEnd"/>
+          </w:p>
+        </w:tc>
+        <w:tc>
+          <w:tcPr>
+            <w:tcW w:w="3115" w:type="dxa"/>
+            <w:vAlign w:val="center"/>
+          </w:tcPr>
+          <w:p>
+            <w:pPr>
+              <w:jc w:val="both"/>
+              <w:rPr>
+                <w:lang w:val="en-US"/>
+              </w:rPr>
+            </w:pPr>
+            <w:r>
+              <w:rPr>
+                <w:lang w:val="en-US"/>
+              </w:rPr>
+              <w:t>INT</w:t>
+            </w:r>
+          </w:p>
+        </w:tc>
+        <w:tc>
+          <w:tcPr>
+            <w:tcW w:w="3546" w:type="dxa"/>
+            <w:vAlign w:val="center"/>
+          </w:tcPr>
+          <w:p>
+            <w:pPr>
+              <w:jc w:val="both"/>
+            </w:pPr>
+            <w:r>
+              <w:t xml:space="preserve">Идентификатор </w:t>
+            </w:r>
+          </w:p>
+        </w:tc>
+      </w:tr>
+      <w:tr>
+        <w:tc>
+          <w:tcPr>
+            <w:tcW w:w="3115" w:type="dxa"/>
+            <w:vAlign w:val="center"/>
+          </w:tcPr>
+          <w:p>
+            <w:pPr>
+              <w:jc w:val="both"/>
+            </w:pPr>
+            <w:proofErr w:type="spellStart"/>
+            <w:r>
+              <w:t>user_id</w:t>
+            </w:r>
+            <w:proofErr w:type="spellEnd"/>
+          </w:p>
+        </w:tc>
+        <w:tc>
+          <w:tcPr>
+            <w:tcW w:w="3115" w:type="dxa"/>
+            <w:vAlign w:val="center"/>
+          </w:tcPr>
+          <w:p>
+            <w:pPr>
+              <w:jc w:val="both"/>
+            </w:pPr>
+            <w:r>
+              <w:rPr>
+                <w:lang w:val="en-US"/>
+              </w:rPr>
+              <w:t>INT</w:t>
+            </w:r>
+          </w:p>
+        </w:tc>
+        <w:tc>
+          <w:tcPr>
+            <w:tcW w:w="3546" w:type="dxa"/>
+            <w:vAlign w:val="center"/>
+          </w:tcPr>
+          <w:p>
+            <w:pPr>
+              <w:jc w:val="both"/>
+            </w:pPr>
+            <w:r>
+              <w:t>Идентификатор пользователя</w:t>
+            </w:r>
+          </w:p>
+        </w:tc>
+      </w:tr>
+      <w:tr>
+        <w:tc>
+          <w:tcPr>
+            <w:tcW w:w="3115" w:type="dxa"/>
+            <w:vAlign w:val="center"/>
+          </w:tcPr>
+          <w:p>
+            <w:pPr>
+              <w:jc w:val="both"/>
+            </w:pPr>
+            <w:proofErr w:type="spellStart"/>
+            <w:r>
+              <w:t>action_type</w:t>
+            </w:r>
+            <w:proofErr w:type="spellEnd"/>
+          </w:p>
+        </w:tc>
+        <w:tc>
+          <w:tcPr>
+            <w:tcW w:w="3115" w:type="dxa"/>
+            <w:vAlign w:val="center"/>
+          </w:tcPr>
+          <w:p>
+            <w:pPr>
+              <w:jc w:val="both"/>
+            </w:pPr>
+            <w:proofErr w:type="gramStart"/>
+            <w:r>
+              <w:rPr>
+                <w:lang w:val="en-US"/>
+              </w:rPr>
+              <w:t>VARCHAR(</w:t>
+            </w:r>
+            <w:proofErr w:type="gramEnd"/>
+            <w:r>
+              <w:t>10)</w:t>
+            </w:r>
+          </w:p>
+        </w:tc>
+        <w:tc>
+          <w:tcPr>
+            <w:tcW w:w="3546" w:type="dxa"/>
+            <w:vAlign w:val="center"/>
+          </w:tcPr>
+          <w:p>
+            <w:pPr>
+              <w:jc w:val="both"/>
+            </w:pPr>
+            <w:r>
+              <w:t>Тип действия</w:t>
+            </w:r>
+          </w:p>
+        </w:tc>
+      </w:tr>
+      <w:tr>
+        <w:tc>
+          <w:tcPr>
+            <w:tcW w:w="3115" w:type="dxa"/>
+            <w:vAlign w:val="center"/>
+          </w:tcPr>
+          <w:p>
+            <w:pPr>
+              <w:jc w:val="both"/>
+            </w:pPr>
+            <w:proofErr w:type="spellStart"/>
+            <w:r>
+              <w:t>module_type</w:t>
+            </w:r>
+            <w:proofErr w:type="spellEnd"/>
+          </w:p>
+        </w:tc>
+        <w:tc>
+          <w:tcPr>
+            <w:tcW w:w="3115" w:type="dxa"/>
+            <w:vAlign w:val="center"/>
+          </w:tcPr>
+          <w:p>
+            <w:pPr>
+              <w:jc w:val="both"/>
+            </w:pPr>
+            <w:proofErr w:type="gramStart"/>
+            <w:r>
+              <w:rPr>
+                <w:lang w:val="en-US"/>
+              </w:rPr>
+              <w:t>VARCHAR</w:t>
+            </w:r>
+            <w:r>
+              <w:t>(</w:t>
+            </w:r>
+            <w:proofErr w:type="gramEnd"/>
+            <w:r>
+              <w:t>15)</w:t>
+            </w:r>
+          </w:p>
+        </w:tc>
+        <w:tc>
+          <w:tcPr>
+            <w:tcW w:w="3546" w:type="dxa"/>
+            <w:vAlign w:val="center"/>
+          </w:tcPr>
+          <w:p>
+            <w:pPr>
+              <w:jc w:val="both"/>
+            </w:pPr>
+            <w:r>
+              <w:t>Модуль системы</w:t>
+            </w:r>
+          </w:p>
+        </w:tc>
+      </w:tr>
+      <w:tr>
+        <w:tc>
+          <w:tcPr>
+            <w:tcW w:w="3115" w:type="dxa"/>
+            <w:vAlign w:val="center"/>
+          </w:tcPr>
+          <w:p>
+            <w:pPr>
+              <w:jc w:val="both"/>
+            </w:pPr>
+            <w:proofErr w:type="spellStart"/>
+            <w:r>
+              <w:t>description</w:t>
+            </w:r>
+            <w:proofErr w:type="spellEnd"/>
+          </w:p>
+        </w:tc>
+        <w:tc>
+          <w:tcPr>
+            <w:tcW w:w="3115" w:type="dxa"/>
+            <w:vAlign w:val="center"/>
+          </w:tcPr>
+          <w:p>
+            <w:pPr>
+              <w:jc w:val="both"/>
+              <w:rPr>
+                <w:lang w:val="en-US"/>
+              </w:rPr>
+            </w:pPr>
+            <w:r>
+              <w:rPr>
+                <w:lang w:val="en-US"/>
+              </w:rPr>
+              <w:t>TEXT</w:t>
+            </w:r>
+          </w:p>
+        </w:tc>
+        <w:tc>
+          <w:tcPr>
+            <w:tcW w:w="3546" w:type="dxa"/>
+            <w:vAlign w:val="center"/>
+          </w:tcPr>
+          <w:p>
+            <w:pPr>
+              <w:jc w:val="both"/>
+            </w:pPr>
+            <w:r>
+              <w:t>Описание операции</w:t>
+            </w:r>
+          </w:p>
+        </w:tc>
+      </w:tr>
+      <w:tr>
+        <w:tc>
+          <w:tcPr>
+            <w:tcW w:w="3115" w:type="dxa"/>
+            <w:vAlign w:val="center"/>
+          </w:tcPr>
+          <w:p>
+            <w:pPr>
+              <w:jc w:val="both"/>
+            </w:pPr>
+            <w:proofErr w:type="spellStart"/>
+            <w:r>
+              <w:t>ip_address</w:t>
+            </w:r>
+            <w:proofErr w:type="spellEnd"/>
+          </w:p>
+        </w:tc>
+        <w:tc>
+          <w:tcPr>
+            <w:tcW w:w="3115" w:type="dxa"/>
+            <w:vAlign w:val="center"/>
+          </w:tcPr>
+          <w:p>
+            <w:pPr>
+              <w:jc w:val="both"/>
+            </w:pPr>
+            <w:proofErr w:type="gramStart"/>
+            <w:r>
+              <w:rPr>
+                <w:lang w:val="en-US"/>
+              </w:rPr>
+              <w:t>VARCHAR</w:t>
+            </w:r>
+            <w:r>
+              <w:t>(</w:t>
+            </w:r>
+            <w:proofErr w:type="gramEnd"/>
+            <w:r>
+              <w:t>45)</w:t>
+            </w:r>
+          </w:p>
+        </w:tc>
+        <w:tc>
+          <w:tcPr>
+            <w:tcW w:w="3546" w:type="dxa"/>
+            <w:vAlign w:val="center"/>
+          </w:tcPr>
+          <w:p>
+            <w:pPr>
+              <w:jc w:val="both"/>
+            </w:pPr>
+            <w:r>
+              <w:t>IP-адрес</w:t>
+            </w:r>
+          </w:p>
+        </w:tc>
+      </w:tr>
+      <w:tr>
+        <w:tc>
+          <w:tcPr>
+            <w:tcW w:w="3115" w:type="dxa"/>
+            <w:vAlign w:val="center"/>
+          </w:tcPr>
+          <w:p>
+            <w:pPr>
+              <w:jc w:val="both"/>
+            </w:pPr>
+            <w:proofErr w:type="spellStart"/>
+            <w:r>
+              <w:t>user_agent</w:t>
+            </w:r>
+            <w:proofErr w:type="spellEnd"/>
+          </w:p>
+        </w:tc>
+        <w:tc>
+          <w:tcPr>
+            <w:tcW w:w="3115" w:type="dxa"/>
+            <w:vAlign w:val="center"/>
+          </w:tcPr>
+          <w:p>
+            <w:pPr>
+              <w:jc w:val="both"/>
+            </w:pPr>
+            <w:r>
+              <w:rPr>
+                <w:lang w:val="en-US"/>
+              </w:rPr>
+              <w:t>TEXT</w:t>
+            </w:r>
+          </w:p>
+        </w:tc>
+        <w:tc>
+          <w:tcPr>
+            <w:tcW w:w="3546" w:type="dxa"/>
+            <w:vAlign w:val="center"/>
+          </w:tcPr>
+          <w:p>
+            <w:pPr>
+              <w:jc w:val="both"/>
+            </w:pPr>
+            <w:proofErr w:type="spellStart"/>
+            <w:r>
+              <w:t>User</w:t>
+            </w:r>
+            <w:proofErr w:type="spellEnd"/>
+            <w:r>
+              <w:t xml:space="preserve"> </w:t>
+            </w:r>
+            <w:proofErr w:type="spellStart"/>
+            <w:r>
+              <w:t>Agent</w:t>
+            </w:r>
+            <w:proofErr w:type="spellEnd"/>
+            <w:r>
+              <w:t xml:space="preserve"> браузера</w:t>
+            </w:r>
+          </w:p>
+        </w:tc>
+      </w:tr>
+      <w:tr>
+        <w:tc>
+          <w:tcPr>
+            <w:tcW w:w="3115" w:type="dxa"/>
+            <w:vAlign w:val="center"/>
+          </w:tcPr>
+          <w:p>
+            <w:pPr>
+              <w:jc w:val="both"/>
+            </w:pPr>
+            <w:proofErr w:type="spellStart"/>
+            <w:r>
+              <w:t>object_id</w:t>
+            </w:r>
+            <w:proofErr w:type="spellEnd"/>
+          </w:p>
+        </w:tc>
+        <w:tc>
+          <w:tcPr>
+            <w:tcW w:w="3115" w:type="dxa"/>
+            <w:vAlign w:val="center"/>
+          </w:tcPr>
+          <w:p>
+            <w:pPr>
+              <w:jc w:val="both"/>
+              <w:rPr>
+                <w:lang w:val="en-US"/>
+              </w:rPr>
+            </w:pPr>
+            <w:r>
+              <w:rPr>
+                <w:lang w:val="en-US"/>
+              </w:rPr>
+              <w:t>INT</w:t>
+            </w:r>
+          </w:p>
+        </w:tc>
+        <w:tc>
+          <w:tcPr>
+            <w:tcW w:w="3546" w:type="dxa"/>
+            <w:vAlign w:val="center"/>
+          </w:tcPr>
+          <w:p>
+            <w:pPr>
+              <w:jc w:val="both"/>
+            </w:pPr>
+            <w:r>
+              <w:t>ID объекта операции</w:t>
+            </w:r>
+          </w:p>
+        </w:tc>
+      </w:tr>
+      <w:tr>
+        <w:tc>
+          <w:tcPr>
+            <w:tcW w:w="3115" w:type="dxa"/>
+            <w:vAlign w:val="center"/>
+          </w:tcPr>
+          <w:p>
+            <w:pPr>
+              <w:jc w:val="both"/>
+            </w:pPr>
+            <w:proofErr w:type="spellStart"/>
+            <w:r>
+              <w:t>object_repr</w:t>
+            </w:r>
+            <w:proofErr w:type="spellEnd"/>
+          </w:p>
+        </w:tc>
+        <w:tc>
+          <w:tcPr>
+            <w:tcW w:w="3115" w:type="dxa"/>
+            <w:vAlign w:val="center"/>
+          </w:tcPr>
+          <w:p>
+            <w:pPr>
+              <w:jc w:val="both"/>
+            </w:pPr>
+            <w:proofErr w:type="gramStart"/>
+            <w:r>
+              <w:rPr>
+                <w:lang w:val="en-US"/>
+              </w:rPr>
+              <w:t>VARCHAR</w:t>
+            </w:r>
+            <w:r>
+              <w:t>(</w:t>
+            </w:r>
+            <w:proofErr w:type="gramEnd"/>
+            <w:r>
+              <w:t>100)</w:t>
+            </w:r>
+          </w:p>
+        </w:tc>
+        <w:tc>
+          <w:tcPr>
+            <w:tcW w:w="3546" w:type="dxa"/>
+            <w:vAlign w:val="center"/>
+          </w:tcPr>
+          <w:p>
+            <w:pPr>
+              <w:jc w:val="both"/>
+            </w:pPr>
+            <w:r>
+              <w:t>Представление объекта</w:t>
+            </w:r>
+          </w:p>
+        </w:tc>
+      </w:tr>
+      <w:tr>
+        <w:tc>
+          <w:tcPr>
+            <w:tcW w:w="3115" w:type="dxa"/>
+            <w:vAlign w:val="center"/>
+          </w:tcPr>
+          <w:p>
+            <w:pPr>
+              <w:jc w:val="both"/>
+            </w:pPr>
+            <w:proofErr w:type="spellStart"/>
+            <w:r>
+              <w:t>additional_data</w:t>
+            </w:r>
+            <w:proofErr w:type="spellEnd"/>
+          </w:p>
+        </w:tc>
+        <w:tc>
+          <w:tcPr>
+            <w:tcW w:w="3115" w:type="dxa"/>
+            <w:vAlign w:val="center"/>
+          </w:tcPr>
+          <w:p>
+            <w:pPr>
+              <w:jc w:val="both"/>
+              <w:rPr>
+                <w:lang w:val="en-US"/>
+              </w:rPr>
+            </w:pPr>
+            <w:r>
+              <w:rPr>
+                <w:lang w:val="en-US"/>
+              </w:rPr>
+              <w:t>JSON</w:t>
+            </w:r>
+          </w:p>
+        </w:tc>
+        <w:tc>
+          <w:tcPr>
+            <w:tcW w:w="3546" w:type="dxa"/>
+            <w:vAlign w:val="center"/>
+          </w:tcPr>
+          <w:p>
+            <w:pPr>
+              <w:jc w:val="both"/>
+            </w:pPr>
+            <w:r>
+              <w:t>Дополнительные данные</w:t>
+            </w:r>
+          </w:p>
+        </w:tc>
+      </w:tr>
+      <w:tr>
+        <w:tc>
+          <w:tcPr>
+            <w:tcW w:w="3115" w:type="dxa"/>
+            <w:vAlign w:val="center"/>
+          </w:tcPr>
+          <w:p>
+            <w:pPr>
+              <w:jc w:val="both"/>
+            </w:pPr>
+            <w:proofErr w:type="spellStart"/>
+            <w:r>
+              <w:t>timestamp</w:t>
+            </w:r>
+            <w:proofErr w:type="spellEnd"/>
+          </w:p>
+        </w:tc>
+        <w:tc>
+          <w:tcPr>
+            <w:tcW w:w="3115" w:type="dxa"/>
+            <w:vAlign w:val="center"/>
+          </w:tcPr>
+          <w:p>
+            <w:pPr>
+              <w:jc w:val="both"/>
+              <w:rPr>
+                <w:lang w:val="en-US"/>
+              </w:rPr>
+            </w:pPr>
+            <w:r>
+              <w:rPr>
+                <w:lang w:val="en-US"/>
+              </w:rPr>
+              <w:t>DATETIME</w:t>
+            </w:r>
+          </w:p>
+        </w:tc>
+        <w:tc>
+          <w:tcPr>
+            <w:tcW w:w="3546" w:type="dxa"/>
+            <w:vAlign w:val="center"/>
+          </w:tcPr>
+          <w:p>
+            <w:pPr>
+              <w:jc w:val="both"/>
+            </w:pPr>
+            <w:r>
+              <w:t>Время операции</w:t>
+            </w:r>
+          </w:p>
+        </w:tc>
+      </w:tr>
+    </w:tbl>
+    <w:p>
+      <w:pPr>
+        <w:pStyle w:val="aa"/>
+        <w:keepNext/>
+        <w:spacing w:before="240" w:after="0" w:line="360" w:lineRule="auto"/>
+        <w:rPr>
+          <w:i w:val="0"/>
+          <w:iCs w:val="0"/>
+          <w:color w:val="000000" w:themeColor="text1"/>
+          <w:sz w:val="28"/>
+          <w:szCs w:val="28"/>
+        </w:rPr>
+      </w:pPr>
+      <w:r>
+        <w:rPr>
+          <w:i w:val="0"/>
+          <w:iCs w:val="0"/>
+          <w:color w:val="000000" w:themeColor="text1"/>
+          <w:sz w:val="28"/>
+          <w:szCs w:val="28"/>
+        </w:rPr>
+        <w:t>Т</w:t>
+      </w:r>
+      <w:r>
+        <w:rPr>
+          <w:i w:val="0"/>
+          <w:iCs w:val="0"/>
+          <w:color w:val="000000" w:themeColor="text1"/>
+          <w:sz w:val="28"/>
+          <w:szCs w:val="28"/>
+        </w:rPr>
+        <w:t xml:space="preserve">аблица </w:t>
+      </w:r>
+      <w:r>
+        <w:rPr>
+          <w:i w:val="0"/>
+          <w:iCs w:val="0"/>
+          <w:color w:val="000000" w:themeColor="text1"/>
+          <w:sz w:val="28"/>
+          <w:szCs w:val="28"/>
+        </w:rPr>
+        <w:fldChar w:fldCharType="begin"/>
+      </w:r>
+      <w:r>
+        <w:rPr>
+          <w:i w:val="0"/>
+          <w:iCs w:val="0"/>
+          <w:color w:val="000000" w:themeColor="text1"/>
+          <w:sz w:val="28"/>
+          <w:szCs w:val="28"/>
+        </w:rPr>
+        <w:instrText xml:space="preserve"> SEQ Таблица \* ARABIC </w:instrText>
+      </w:r>
+      <w:r>
+        <w:rPr>
+          <w:i w:val="0"/>
+          <w:iCs w:val="0"/>
+          <w:color w:val="000000" w:themeColor="text1"/>
+          <w:sz w:val="28"/>
+          <w:szCs w:val="28"/>
+        </w:rPr>
+        <w:fldChar w:fldCharType="separate"/>
+      </w:r>
+      <w:r>
+        <w:rPr>
+          <w:i w:val="0"/>
+          <w:iCs w:val="0"/>
+          <w:color w:val="000000" w:themeColor="text1"/>
+          <w:sz w:val="28"/>
+          <w:szCs w:val="28"/>
+        </w:rPr>
+        <w:t>15</w:t>
+      </w:r>
+      <w:r>
+        <w:rPr>
+          <w:i w:val="0"/>
+          <w:iCs w:val="0"/>
+          <w:color w:val="000000" w:themeColor="text1"/>
+          <w:sz w:val="28"/>
+          <w:szCs w:val="28"/>
+        </w:rPr>
+        <w:fldChar w:fldCharType="end"/>
+      </w:r>
+      <w:r>
+        <w:rPr>
+          <w:i w:val="0"/>
+          <w:iCs w:val="0"/>
+          <w:color w:val="000000" w:themeColor="text1"/>
+          <w:sz w:val="28"/>
+          <w:szCs w:val="28"/>
+        </w:rPr>
+        <w:t xml:space="preserve"> </w:t>
+      </w:r>
+      <w:r>
+        <w:rPr>
+          <w:i w:val="0"/>
+          <w:iCs w:val="0"/>
+          <w:color w:val="000000" w:themeColor="text1"/>
+          <w:sz w:val="28"/>
+          <w:szCs w:val="28"/>
+        </w:rPr>
+        <w:t>–</w:t>
+      </w:r>
+      <w:r>
+        <w:rPr>
+          <w:i w:val="0"/>
+          <w:iCs w:val="0"/>
+          <w:color w:val="000000" w:themeColor="text1"/>
+          <w:sz w:val="28"/>
+          <w:szCs w:val="28"/>
+        </w:rPr>
+        <w:t xml:space="preserve"> Таблица </w:t>
+      </w:r>
+      <w:r>
+        <w:rPr>
+          <w:i w:val="0"/>
+          <w:iCs w:val="0"/>
+          <w:color w:val="000000" w:themeColor="text1"/>
+          <w:sz w:val="28"/>
+          <w:szCs w:val="28"/>
+        </w:rPr>
+        <w:t>«</w:t>
+      </w:r>
+      <w:proofErr w:type="spellStart"/>
+      <w:r>
+        <w:rPr>
+          <w:i w:val="0"/>
+          <w:iCs w:val="0"/>
+          <w:color w:val="000000" w:themeColor="text1"/>
+          <w:sz w:val="28"/>
+          <w:szCs w:val="28"/>
+        </w:rPr>
+        <w:t>BackupManager</w:t>
+      </w:r>
+      <w:proofErr w:type="spellEnd"/>
+      <w:r>
+        <w:rPr>
+          <w:i w:val="0"/>
+          <w:iCs w:val="0"/>
+          <w:color w:val="000000" w:themeColor="text1"/>
+          <w:sz w:val="28"/>
+          <w:szCs w:val="28"/>
+        </w:rPr>
+        <w:t>»</w:t>
+      </w:r>
+    </w:p>
+    <w:tbl>
+      <w:tblPr>
+        <w:tblStyle w:val="af"/>
+        <w:tblW w:w="0" w:type="auto"/>
+        <w:tblLook w:val="04A0" w:firstRow="1" w:lastRow="0" w:firstColumn="1" w:lastColumn="0" w:noHBand="0" w:noVBand="1"/>
+      </w:tblPr>
+      <w:tblGrid>
+        <w:gridCol w:w="3115"/>
+        <w:gridCol w:w="3115"/>
+        <w:gridCol w:w="3546"/>
+      </w:tblGrid>
+      <w:tr>
+        <w:tc>
+          <w:tcPr>
+            <w:tcW w:w="3115" w:type="dxa"/>
+            <w:vAlign w:val="center"/>
+          </w:tcPr>
+          <w:p>
+            <w:pPr>
+              <w:jc w:val="both"/>
+            </w:pPr>
+            <w:r>
+              <w:t>Поле</w:t>
+            </w:r>
+          </w:p>
+        </w:tc>
+        <w:tc>
+          <w:tcPr>
+            <w:tcW w:w="3115" w:type="dxa"/>
+            <w:vAlign w:val="center"/>
+          </w:tcPr>
+          <w:p>
+            <w:pPr>
+              <w:jc w:val="both"/>
+            </w:pPr>
+            <w:r>
+              <w:t>Тип данных</w:t>
+            </w:r>
+          </w:p>
+        </w:tc>
+        <w:tc>
+          <w:tcPr>
+            <w:tcW w:w="3546" w:type="dxa"/>
+            <w:vAlign w:val="center"/>
+          </w:tcPr>
+          <w:p>
+            <w:pPr>
+              <w:jc w:val="both"/>
+            </w:pPr>
+            <w:r>
+              <w:t>Описание</w:t>
+            </w:r>
+          </w:p>
+        </w:tc>
+      </w:tr>
+      <w:tr>
+        <w:tc>
+          <w:tcPr>
+            <w:tcW w:w="3115" w:type="dxa"/>
+            <w:vAlign w:val="center"/>
+          </w:tcPr>
+          <w:p>
+            <w:pPr>
+              <w:jc w:val="both"/>
+            </w:pPr>
+            <w:proofErr w:type="spellStart"/>
+            <w:r>
+              <w:t>id</w:t>
+            </w:r>
+            <w:proofErr w:type="spellEnd"/>
+          </w:p>
+        </w:tc>
+        <w:tc>
+          <w:tcPr>
+            <w:tcW w:w="3115" w:type="dxa"/>
+            <w:vAlign w:val="center"/>
+          </w:tcPr>
+          <w:p>
+            <w:pPr>
+              <w:jc w:val="both"/>
+            </w:pPr>
+            <w:r>
+              <w:t>INT</w:t>
+            </w:r>
+          </w:p>
+        </w:tc>
+        <w:tc>
+          <w:tcPr>
+            <w:tcW w:w="3546" w:type="dxa"/>
+            <w:vAlign w:val="center"/>
+          </w:tcPr>
+          <w:p>
+            <w:pPr>
+              <w:jc w:val="both"/>
+            </w:pPr>
+            <w:r>
+              <w:t>Идентификатор</w:t>
+            </w:r>
+          </w:p>
+        </w:tc>
+      </w:tr>
+      <w:tr>
+        <w:tc>
+          <w:tcPr>
+            <w:tcW w:w="3115" w:type="dxa"/>
+            <w:vAlign w:val="center"/>
+          </w:tcPr>
+          <w:p>
+            <w:pPr>
+              <w:jc w:val="both"/>
+            </w:pPr>
+            <w:proofErr w:type="spellStart"/>
+            <w:r>
+              <w:t>name</w:t>
+            </w:r>
+            <w:proofErr w:type="spellEnd"/>
+          </w:p>
+        </w:tc>
+        <w:tc>
+          <w:tcPr>
+            <w:tcW w:w="3115" w:type="dxa"/>
+            <w:vAlign w:val="center"/>
+          </w:tcPr>
+          <w:p>
+            <w:pPr>
+              <w:jc w:val="both"/>
+            </w:pPr>
+            <w:proofErr w:type="gramStart"/>
+            <w:r>
+              <w:t>VARCHAR(</w:t>
+            </w:r>
+            <w:proofErr w:type="gramEnd"/>
+            <w:r>
+              <w:t>100)</w:t>
+            </w:r>
+          </w:p>
+        </w:tc>
+        <w:tc>
+          <w:tcPr>
+            <w:tcW w:w="3546" w:type="dxa"/>
+            <w:vAlign w:val="center"/>
+          </w:tcPr>
+          <w:p>
+            <w:pPr>
+              <w:jc w:val="both"/>
+            </w:pPr>
+            <w:r>
+              <w:t xml:space="preserve">Название </w:t>
+            </w:r>
+            <w:proofErr w:type="spellStart"/>
+            <w:r>
+              <w:t>бэкапа</w:t>
+            </w:r>
+            <w:proofErr w:type="spellEnd"/>
+          </w:p>
+        </w:tc>
+      </w:tr>
+      <w:tr>
+        <w:tc>
+          <w:tcPr>
+            <w:tcW w:w="3115" w:type="dxa"/>
+            <w:vAlign w:val="center"/>
+          </w:tcPr>
+          <w:p>
+            <w:pPr>
+              <w:jc w:val="both"/>
+            </w:pPr>
+            <w:proofErr w:type="spellStart"/>
+            <w:r>
+              <w:t>backup_file</w:t>
+            </w:r>
+            <w:proofErr w:type="spellEnd"/>
+          </w:p>
+        </w:tc>
+        <w:tc>
+          <w:tcPr>
+            <w:tcW w:w="3115" w:type="dxa"/>
+            <w:vAlign w:val="center"/>
+          </w:tcPr>
+          <w:p>
+            <w:pPr>
+              <w:jc w:val="both"/>
+            </w:pPr>
+            <w:proofErr w:type="gramStart"/>
+            <w:r>
+              <w:t>VARCHAR(</w:t>
+            </w:r>
+            <w:proofErr w:type="gramEnd"/>
+            <w:r>
+              <w:t>255)</w:t>
+            </w:r>
+          </w:p>
+        </w:tc>
+        <w:tc>
+          <w:tcPr>
+            <w:tcW w:w="3546" w:type="dxa"/>
+            <w:vAlign w:val="center"/>
+          </w:tcPr>
+          <w:p>
+            <w:pPr>
+              <w:jc w:val="both"/>
+            </w:pPr>
+            <w:r>
+              <w:t xml:space="preserve">Имя файла </w:t>
+            </w:r>
+            <w:proofErr w:type="spellStart"/>
+            <w:r>
+              <w:t>бэкапа</w:t>
+            </w:r>
+            <w:proofErr w:type="spellEnd"/>
+          </w:p>
+        </w:tc>
+      </w:tr>
+      <w:tr>
+        <w:tc>
+          <w:tcPr>
+            <w:tcW w:w="3115" w:type="dxa"/>
+            <w:vAlign w:val="center"/>
+          </w:tcPr>
+          <w:p>
+            <w:pPr>
+              <w:jc w:val="both"/>
+            </w:pPr>
+            <w:proofErr w:type="spellStart"/>
+            <w:r>
+              <w:t>created_at</w:t>
+            </w:r>
+            <w:proofErr w:type="spellEnd"/>
+          </w:p>
+        </w:tc>
+        <w:tc>
+          <w:tcPr>
+            <w:tcW w:w="3115" w:type="dxa"/>
+            <w:vAlign w:val="center"/>
+          </w:tcPr>
+          <w:p>
+            <w:pPr>
+              <w:jc w:val="both"/>
+            </w:pPr>
+            <w:r>
+              <w:t>DATETIME</w:t>
+            </w:r>
+          </w:p>
+        </w:tc>
+        <w:tc>
+          <w:tcPr>
+            <w:tcW w:w="3546" w:type="dxa"/>
+            <w:vAlign w:val="center"/>
+          </w:tcPr>
+          <w:p>
+            <w:pPr>
+              <w:jc w:val="both"/>
+            </w:pPr>
+            <w:r>
+              <w:t>Дата и время создания записи</w:t>
+            </w:r>
+          </w:p>
+        </w:tc>
+      </w:tr>
+      <w:tr>
+        <w:tc>
+          <w:tcPr>
+            <w:tcW w:w="3115" w:type="dxa"/>
+            <w:vAlign w:val="center"/>
+          </w:tcPr>
+          <w:p>
+            <w:pPr>
+              <w:jc w:val="both"/>
+            </w:pPr>
+            <w:proofErr w:type="spellStart"/>
+            <w:r>
+              <w:t>backup_type</w:t>
+            </w:r>
+            <w:proofErr w:type="spellEnd"/>
+          </w:p>
+        </w:tc>
+        <w:tc>
+          <w:tcPr>
+            <w:tcW w:w="3115" w:type="dxa"/>
+            <w:vAlign w:val="center"/>
+          </w:tcPr>
+          <w:p>
+            <w:pPr>
+              <w:jc w:val="both"/>
+            </w:pPr>
+            <w:proofErr w:type="gramStart"/>
+            <w:r>
+              <w:t>VARCHAR(</w:t>
+            </w:r>
+            <w:proofErr w:type="gramEnd"/>
+            <w:r>
+              <w:t>15)</w:t>
+            </w:r>
+          </w:p>
+        </w:tc>
+        <w:tc>
+          <w:tcPr>
+            <w:tcW w:w="3546" w:type="dxa"/>
+            <w:vAlign w:val="center"/>
+          </w:tcPr>
+          <w:p>
+            <w:pPr>
+              <w:jc w:val="both"/>
+            </w:pPr>
+            <w:r>
+              <w:t xml:space="preserve">Тип </w:t>
+            </w:r>
+            <w:proofErr w:type="spellStart"/>
+            <w:r>
+              <w:t>бэкапа</w:t>
+            </w:r>
+            <w:proofErr w:type="spellEnd"/>
+          </w:p>
+        </w:tc>
+      </w:tr>
+      <w:tr>
+        <w:tc>
+          <w:tcPr>
+            <w:tcW w:w="3115" w:type="dxa"/>
+            <w:vAlign w:val="center"/>
+          </w:tcPr>
+          <w:p>
+            <w:pPr>
+              <w:jc w:val="both"/>
+            </w:pPr>
+            <w:proofErr w:type="spellStart"/>
+            <w:r>
+              <w:t>backup_date</w:t>
+            </w:r>
+            <w:proofErr w:type="spellEnd"/>
+          </w:p>
+        </w:tc>
+        <w:tc>
+          <w:tcPr>
+            <w:tcW w:w="3115" w:type="dxa"/>
+            <w:vAlign w:val="center"/>
+          </w:tcPr>
+          <w:p>
+            <w:pPr>
+              <w:jc w:val="both"/>
+            </w:pPr>
+            <w:r>
+              <w:t>DATE</w:t>
+            </w:r>
+          </w:p>
+        </w:tc>
+        <w:tc>
+          <w:tcPr>
+            <w:tcW w:w="3546" w:type="dxa"/>
+            <w:vAlign w:val="center"/>
+          </w:tcPr>
+          <w:p>
+            <w:pPr>
+              <w:jc w:val="both"/>
+            </w:pPr>
+            <w:r>
+              <w:t xml:space="preserve">Дата выполнения </w:t>
+            </w:r>
+            <w:proofErr w:type="spellStart"/>
+            <w:r>
+              <w:t>бэкапа</w:t>
+            </w:r>
+            <w:proofErr w:type="spellEnd"/>
+          </w:p>
+        </w:tc>
+      </w:tr>
+      <w:tr>
+        <w:tc>
+          <w:tcPr>
+            <w:tcW w:w="3115" w:type="dxa"/>
+            <w:vAlign w:val="center"/>
+          </w:tcPr>
+          <w:p>
+            <w:pPr>
+              <w:jc w:val="both"/>
+            </w:pPr>
+            <w:proofErr w:type="spellStart"/>
+            <w:r>
+              <w:t>restored_at</w:t>
+            </w:r>
+            <w:proofErr w:type="spellEnd"/>
+          </w:p>
+        </w:tc>
+        <w:tc>
+          <w:tcPr>
+            <w:tcW w:w="3115" w:type="dxa"/>
+            <w:vAlign w:val="center"/>
+          </w:tcPr>
+          <w:p>
+            <w:pPr>
+              <w:jc w:val="both"/>
+            </w:pPr>
+            <w:r>
+              <w:t>DATETIME</w:t>
+            </w:r>
+          </w:p>
+        </w:tc>
+        <w:tc>
+          <w:tcPr>
+            <w:tcW w:w="3546" w:type="dxa"/>
+            <w:vAlign w:val="center"/>
+          </w:tcPr>
+          <w:p>
+            <w:pPr>
+              <w:jc w:val="both"/>
+            </w:pPr>
+            <w:r>
+              <w:t xml:space="preserve">Дата и время восстановления из </w:t>
+            </w:r>
+            <w:proofErr w:type="spellStart"/>
+            <w:r>
+              <w:t>бэкапа</w:t>
+            </w:r>
+            <w:proofErr w:type="spellEnd"/>
+          </w:p>
+        </w:tc>
+      </w:tr>
+      <w:tr>
+        <w:tc>
+          <w:tcPr>
+            <w:tcW w:w="3115" w:type="dxa"/>
+            <w:vAlign w:val="center"/>
+          </w:tcPr>
+          <w:p>
+            <w:pPr>
+              <w:jc w:val="both"/>
+            </w:pPr>
+            <w:proofErr w:type="spellStart"/>
+            <w:r>
+              <w:t>restoration_status</w:t>
+            </w:r>
+            <w:proofErr w:type="spellEnd"/>
+          </w:p>
+        </w:tc>
+        <w:tc>
+          <w:tcPr>
+            <w:tcW w:w="3115" w:type="dxa"/>
+            <w:vAlign w:val="center"/>
+          </w:tcPr>
+          <w:p>
+            <w:pPr>
+              <w:jc w:val="both"/>
+            </w:pPr>
+            <w:proofErr w:type="gramStart"/>
+            <w:r>
+              <w:t>VARCHAR(</w:t>
+            </w:r>
+            <w:proofErr w:type="gramEnd"/>
+            <w:r>
+              <w:t>20)</w:t>
+            </w:r>
+          </w:p>
+        </w:tc>
+        <w:tc>
+          <w:tcPr>
+            <w:tcW w:w="3546" w:type="dxa"/>
+            <w:vAlign w:val="center"/>
+          </w:tcPr>
+          <w:p>
+            <w:pPr>
+              <w:jc w:val="both"/>
+            </w:pPr>
+            <w:r>
+              <w:t>Статус</w:t>
+            </w:r>
+            <w:r>
+              <w:t xml:space="preserve"> </w:t>
+            </w:r>
+            <w:r>
+              <w:t>восстановления</w:t>
+            </w:r>
+            <w:r>
+              <w:t xml:space="preserve"> </w:t>
+            </w:r>
+          </w:p>
+        </w:tc>
+      </w:tr>
+      <w:tr>
+        <w:tc>
+          <w:tcPr>
+            <w:tcW w:w="3115" w:type="dxa"/>
+            <w:vAlign w:val="center"/>
+          </w:tcPr>
+          <w:p>
+            <w:pPr>
+              <w:jc w:val="both"/>
+            </w:pPr>
+            <w:proofErr w:type="spellStart"/>
+            <w:r>
+              <w:t>restoration_log</w:t>
+            </w:r>
+            <w:proofErr w:type="spellEnd"/>
+          </w:p>
+        </w:tc>
+        <w:tc>
+          <w:tcPr>
+            <w:tcW w:w="3115" w:type="dxa"/>
+            <w:vAlign w:val="center"/>
+          </w:tcPr>
+          <w:p>
+            <w:pPr>
+              <w:jc w:val="both"/>
+            </w:pPr>
+            <w:r>
+              <w:t>TEXT</w:t>
+            </w:r>
+          </w:p>
+        </w:tc>
+        <w:tc>
+          <w:tcPr>
+            <w:tcW w:w="3546" w:type="dxa"/>
+            <w:vAlign w:val="center"/>
+          </w:tcPr>
+          <w:p>
+            <w:pPr>
+              <w:jc w:val="both"/>
+            </w:pPr>
+            <w:r>
+              <w:t>Лог процесса восстановления</w:t>
+            </w:r>
+          </w:p>
+        </w:tc>
+      </w:tr>
+    </w:tbl>
+    <w:p>
+      <w:pPr>
+        <w:spacing w:before="240" w:line="360" w:lineRule="auto"/>
+        <w:ind w:firstLine="851"/>
+        <w:jc w:val="both"/>
+        <w:rPr>
+          <w:rFonts w:eastAsiaTheme="minorHAnsi"/>
+          <w:sz w:val="28"/>
+          <w:szCs w:val="28"/>
+          <w:lang w:eastAsia="en-US"/>
+        </w:rPr>
+      </w:pPr>
+      <w:r>
+        <w:rPr>
+          <w:rFonts w:eastAsiaTheme="minorHAnsi"/>
+          <w:sz w:val="28"/>
+          <w:szCs w:val="28"/>
+          <w:lang w:eastAsia="en-US"/>
+        </w:rPr>
+        <w:t xml:space="preserve">Спроектированная база данных полностью соответствует требованиям предметной области кинотеатра. ER-модель в третьей нормальной форме обеспечивает оптимальную структуру для хранения данных, минимизируя избыточность и обеспечивая целостность. Четко определенные связи между </w:t>
+      </w:r>
+      <w:r>
+        <w:rPr>
+          <w:rFonts w:eastAsiaTheme="minorHAnsi"/>
+          <w:sz w:val="28"/>
+          <w:szCs w:val="28"/>
+          <w:lang w:eastAsia="en-US"/>
+        </w:rPr>
+        <w:lastRenderedPageBreak/>
+        <w:t>сущностями позволяют эффективно реализовать все бизнес-процессы системы, от бронирования билетов до управления расписанием. Выбранные типы данных и ограничения гарантируют корректное хранение информации и предотвращают возникновение противоречивых состояний в базе данных.</w:t>
+      </w:r>
+    </w:p>
+    <w:p>
+      <w:pPr>
+        <w:pStyle w:val="a4"/>
+        <w:spacing w:line="360" w:lineRule="auto"/>
+        <w:ind w:left="851"/>
+        <w:jc w:val="both"/>
+        <w:rPr>
+          <w:rFonts w:eastAsiaTheme="minorHAnsi"/>
+          <w:sz w:val="28"/>
+          <w:szCs w:val="28"/>
+          <w:lang w:eastAsia="en-US"/>
+        </w:rPr>
+      </w:pPr>
     </w:p>
     <w:p>
       <w:pPr>
@@ -15559,7 +24158,6 @@
         <w:spacing w:after="360"/>
         <w:ind w:left="0" w:firstLine="851"/>
       </w:pPr>
-      <w:bookmarkStart w:id="18" w:name="_Toc223079852"/>
       <w:r>
         <w:t>Проектирование</w:t>
       </w:r>
@@ -15616,7 +24214,7 @@
         </w:rPr>
         <w:t xml:space="preserve"> использовался онлайн-инструмент </w:t>
       </w:r>
-      <w:hyperlink r:id="rId18" w:tgtFrame="_blank" w:history="1">
+      <w:hyperlink r:id="rId20" w:tgtFrame="_blank" w:history="1">
         <w:r>
           <w:rPr>
             <w:rFonts w:eastAsiaTheme="minorHAnsi"/>
@@ -15760,7 +24358,7 @@
                     <pic:cNvPicPr/>
                   </pic:nvPicPr>
                   <pic:blipFill>
-                    <a:blip r:embed="rId19"/>
+                    <a:blip r:embed="rId21"/>
                     <a:stretch>
                       <a:fillRect/>
                     </a:stretch>
@@ -15995,7 +24593,7 @@
                     <pic:cNvPicPr/>
                   </pic:nvPicPr>
                   <pic:blipFill>
-                    <a:blip r:embed="rId20"/>
+                    <a:blip r:embed="rId22"/>
                     <a:stretch>
                       <a:fillRect/>
                     </a:stretch>
@@ -16304,7 +24902,7 @@
                     <pic:cNvPicPr/>
                   </pic:nvPicPr>
                   <pic:blipFill>
-                    <a:blip r:embed="rId21"/>
+                    <a:blip r:embed="rId23"/>
                     <a:stretch>
                       <a:fillRect/>
                     </a:stretch>
@@ -16538,7 +25136,7 @@
                     <pic:cNvPicPr/>
                   </pic:nvPicPr>
                   <pic:blipFill>
-                    <a:blip r:embed="rId22"/>
+                    <a:blip r:embed="rId24"/>
                     <a:stretch>
                       <a:fillRect/>
                     </a:stretch>
@@ -16844,7 +25442,7 @@
                     <pic:cNvPicPr/>
                   </pic:nvPicPr>
                   <pic:blipFill>
-                    <a:blip r:embed="rId23"/>
+                    <a:blip r:embed="rId25"/>
                     <a:stretch>
                       <a:fillRect/>
                     </a:stretch>
@@ -17141,7 +25739,7 @@
                     <pic:cNvPicPr/>
                   </pic:nvPicPr>
                   <pic:blipFill>
-                    <a:blip r:embed="rId24"/>
+                    <a:blip r:embed="rId26"/>
                     <a:stretch>
                       <a:fillRect/>
                     </a:stretch>
@@ -17471,7 +26069,7 @@
                     <pic:cNvPicPr/>
                   </pic:nvPicPr>
                   <pic:blipFill>
-                    <a:blip r:embed="rId25"/>
+                    <a:blip r:embed="rId27"/>
                     <a:stretch>
                       <a:fillRect/>
                     </a:stretch>
@@ -17726,8 +26324,6 @@
         </w:rPr>
         <w:t>, что способствовало снижению количества доработок на поздних стадиях проекта.</w:t>
       </w:r>
-      <w:bookmarkStart w:id="19" w:name="_GoBack"/>
-      <w:bookmarkEnd w:id="19"/>
       <w:r>
         <w:br w:type="page"/>
       </w:r>
@@ -19806,7 +28402,7 @@
         </w:rPr>
         <w:t xml:space="preserve"> – Документация – URL: </w:t>
       </w:r>
-      <w:hyperlink r:id="rId26" w:tgtFrame="_blank" w:history="1">
+      <w:hyperlink r:id="rId28" w:tgtFrame="_blank" w:history="1">
         <w:r>
           <w:rPr>
             <w:sz w:val="28"/>
@@ -19891,7 +28487,7 @@
         </w:rPr>
         <w:t xml:space="preserve"> – Документация – URL: </w:t>
       </w:r>
-      <w:hyperlink r:id="rId27" w:tgtFrame="_blank" w:history="1">
+      <w:hyperlink r:id="rId29" w:tgtFrame="_blank" w:history="1">
         <w:r>
           <w:rPr>
             <w:sz w:val="28"/>
@@ -19966,7 +28562,7 @@
         </w:rPr>
         <w:t xml:space="preserve">W3Schools – Руководства – URL: </w:t>
       </w:r>
-      <w:hyperlink r:id="rId28" w:tgtFrame="_blank" w:history="1">
+      <w:hyperlink r:id="rId30" w:tgtFrame="_blank" w:history="1">
         <w:r>
           <w:rPr>
             <w:sz w:val="28"/>
@@ -20077,7 +28673,7 @@
         </w:rPr>
         <w:t xml:space="preserve"> – Документация – URL: </w:t>
       </w:r>
-      <w:hyperlink r:id="rId29" w:tgtFrame="_blank" w:history="1">
+      <w:hyperlink r:id="rId31" w:tgtFrame="_blank" w:history="1">
         <w:r>
           <w:rPr>
             <w:sz w:val="28"/>
@@ -20180,7 +28776,7 @@
         </w:rPr>
         <w:t xml:space="preserve"> – Сообщество – URL: </w:t>
       </w:r>
-      <w:hyperlink r:id="rId30" w:tgtFrame="_blank" w:history="1">
+      <w:hyperlink r:id="rId32" w:tgtFrame="_blank" w:history="1">
         <w:r>
           <w:rPr>
             <w:sz w:val="28"/>
@@ -20247,7 +28843,7 @@
           <w:shd w:val="clear" w:color="auto" w:fill="FFFFFF"/>
         </w:rPr>
       </w:pPr>
-      <w:hyperlink r:id="rId31" w:tgtFrame="_blank" w:history="1">
+      <w:hyperlink r:id="rId33" w:tgtFrame="_blank" w:history="1">
         <w:r>
           <w:rPr>
             <w:sz w:val="28"/>
@@ -20265,7 +28861,7 @@
         </w:rPr>
         <w:t xml:space="preserve"> – Инструмент – URL: </w:t>
       </w:r>
-      <w:hyperlink r:id="rId32" w:tgtFrame="_blank" w:history="1">
+      <w:hyperlink r:id="rId34" w:tgtFrame="_blank" w:history="1">
         <w:r>
           <w:rPr>
             <w:sz w:val="28"/>
@@ -20340,7 +28936,7 @@
         </w:rPr>
         <w:t xml:space="preserve">ГОСТ 34.602-2020 – Стандарт – URL: </w:t>
       </w:r>
-      <w:hyperlink r:id="rId33" w:tgtFrame="_blank" w:history="1">
+      <w:hyperlink r:id="rId35" w:tgtFrame="_blank" w:history="1">
         <w:r>
           <w:rPr>
             <w:sz w:val="28"/>
@@ -20443,7 +29039,7 @@
         </w:rPr>
         <w:t xml:space="preserve"> – Учебник – URL: </w:t>
       </w:r>
-      <w:hyperlink r:id="rId34" w:tgtFrame="_blank" w:history="1">
+      <w:hyperlink r:id="rId36" w:tgtFrame="_blank" w:history="1">
         <w:r>
           <w:rPr>
             <w:sz w:val="28"/>
@@ -20528,7 +29124,7 @@
         </w:rPr>
         <w:t xml:space="preserve"> – Документация – URL: </w:t>
       </w:r>
-      <w:hyperlink r:id="rId35" w:tgtFrame="_blank" w:history="1">
+      <w:hyperlink r:id="rId37" w:tgtFrame="_blank" w:history="1">
         <w:r>
           <w:rPr>
             <w:sz w:val="28"/>
@@ -20614,7 +29210,7 @@
         </w:rPr>
         <w:t xml:space="preserve"> – Документация – URL: </w:t>
       </w:r>
-      <w:hyperlink r:id="rId36" w:tgtFrame="_blank" w:history="1">
+      <w:hyperlink r:id="rId38" w:tgtFrame="_blank" w:history="1">
         <w:r>
           <w:rPr>
             <w:sz w:val="28"/>
@@ -20717,7 +29313,7 @@
         </w:rPr>
         <w:t xml:space="preserve"> – Документация – URL: </w:t>
       </w:r>
-      <w:hyperlink r:id="rId37" w:tgtFrame="_blank" w:history="1">
+      <w:hyperlink r:id="rId39" w:tgtFrame="_blank" w:history="1">
         <w:r>
           <w:rPr>
             <w:sz w:val="28"/>
@@ -20802,7 +29398,7 @@
         </w:rPr>
         <w:t xml:space="preserve"> – Документация – URL: </w:t>
       </w:r>
-      <w:hyperlink r:id="rId38" w:tgtFrame="_blank" w:history="1">
+      <w:hyperlink r:id="rId40" w:tgtFrame="_blank" w:history="1">
         <w:r>
           <w:rPr>
             <w:sz w:val="28"/>
@@ -20871,7 +29467,7 @@
         </w:rPr>
         <w:t xml:space="preserve"> – Документация – URL: </w:t>
       </w:r>
-      <w:hyperlink r:id="rId39" w:tgtFrame="_blank" w:history="1">
+      <w:hyperlink r:id="rId41" w:tgtFrame="_blank" w:history="1">
         <w:r>
           <w:rPr>
             <w:sz w:val="28"/>
@@ -20974,7 +29570,7 @@
         </w:rPr>
         <w:t xml:space="preserve"> API – Документация – URL: </w:t>
       </w:r>
-      <w:hyperlink r:id="rId40" w:tgtFrame="_blank" w:history="1">
+      <w:hyperlink r:id="rId42" w:tgtFrame="_blank" w:history="1">
         <w:r>
           <w:rPr>
             <w:sz w:val="28"/>
@@ -21017,7 +29613,7 @@
         </w:rPr>
         <w:t xml:space="preserve">UML – Руководство – URL: </w:t>
       </w:r>
-      <w:hyperlink r:id="rId41" w:tgtFrame="_blank" w:history="1">
+      <w:hyperlink r:id="rId43" w:tgtFrame="_blank" w:history="1">
         <w:r>
           <w:rPr>
             <w:sz w:val="28"/>
@@ -21092,7 +29688,7 @@
         </w:rPr>
         <w:t xml:space="preserve">Реляционные базы данных – Статья – URL: </w:t>
       </w:r>
-      <w:hyperlink r:id="rId42" w:tgtFrame="_blank" w:history="1">
+      <w:hyperlink r:id="rId44" w:tgtFrame="_blank" w:history="1">
         <w:r>
           <w:rPr>
             <w:sz w:val="28"/>
@@ -21177,7 +29773,7 @@
         </w:rPr>
         <w:t xml:space="preserve"> – Книга – URL: </w:t>
       </w:r>
-      <w:hyperlink r:id="rId43" w:tgtFrame="_blank" w:history="1">
+      <w:hyperlink r:id="rId45" w:tgtFrame="_blank" w:history="1">
         <w:r>
           <w:rPr>
             <w:sz w:val="28"/>
@@ -21252,7 +29848,7 @@
         </w:rPr>
         <w:t xml:space="preserve">PEP 8 – Руководство – URL: </w:t>
       </w:r>
-      <w:hyperlink r:id="rId44" w:tgtFrame="_blank" w:history="1">
+      <w:hyperlink r:id="rId46" w:tgtFrame="_blank" w:history="1">
         <w:r>
           <w:rPr>
             <w:sz w:val="28"/>
@@ -21391,7 +29987,7 @@
         </w:rPr>
         <w:t xml:space="preserve"> – Книга – URL: </w:t>
       </w:r>
-      <w:hyperlink r:id="rId45" w:tgtFrame="_blank" w:history="1">
+      <w:hyperlink r:id="rId47" w:tgtFrame="_blank" w:history="1">
         <w:r>
           <w:rPr>
             <w:sz w:val="28"/>
@@ -21512,7 +30108,7 @@
         </w:rPr>
         <w:t xml:space="preserve"> – Книга – URL: </w:t>
       </w:r>
-      <w:hyperlink r:id="rId46" w:tgtFrame="_blank" w:history="1">
+      <w:hyperlink r:id="rId48" w:tgtFrame="_blank" w:history="1">
         <w:r>
           <w:rPr>
             <w:sz w:val="28"/>
@@ -21615,7 +30211,7 @@
         </w:rPr>
         <w:t xml:space="preserve"> – Курс – URL: </w:t>
       </w:r>
-      <w:hyperlink r:id="rId47" w:tgtFrame="_blank" w:history="1">
+      <w:hyperlink r:id="rId49" w:tgtFrame="_blank" w:history="1">
         <w:r>
           <w:rPr>
             <w:sz w:val="28"/>
@@ -28286,7 +36882,7 @@
       </w:pPr>
     </w:p>
     <w:sectPr>
-      <w:headerReference w:type="first" r:id="rId48"/>
+      <w:headerReference w:type="first" r:id="rId50"/>
       <w:pgSz w:w="11906" w:h="16838"/>
       <w:pgMar w:top="1134" w:right="567" w:bottom="1701" w:left="1418" w:header="720" w:footer="493" w:gutter="0"/>
       <w:cols w:space="708"/>
@@ -33635,6 +42231,119 @@
     </w:lvl>
   </w:abstractNum>
   <w:abstractNum w:abstractNumId="8" w15:restartNumberingAfterBreak="0">
+    <w:nsid w:val="17DD305A"/>
+    <w:multiLevelType w:val="hybridMultilevel"/>
+    <w:tmpl w:val="509CEE76"/>
+    <w:lvl w:ilvl="0" w:tplc="0419000F">
+      <w:start w:val="1"/>
+      <w:numFmt w:val="decimal"/>
+      <w:lvlText w:val="%1."/>
+      <w:lvlJc w:val="left"/>
+      <w:pPr>
+        <w:ind w:left="1429" w:hanging="360"/>
+      </w:pPr>
+      <w:rPr>
+        <w:rFonts w:hint="default"/>
+      </w:rPr>
+    </w:lvl>
+    <w:lvl w:ilvl="1" w:tplc="04190003" w:tentative="1">
+      <w:start w:val="1"/>
+      <w:numFmt w:val="bullet"/>
+      <w:lvlText w:val="o"/>
+      <w:lvlJc w:val="left"/>
+      <w:pPr>
+        <w:ind w:left="2149" w:hanging="360"/>
+      </w:pPr>
+      <w:rPr>
+        <w:rFonts w:ascii="Courier New" w:hAnsi="Courier New" w:cs="Courier New" w:hint="default"/>
+      </w:rPr>
+    </w:lvl>
+    <w:lvl w:ilvl="2" w:tplc="04190005" w:tentative="1">
+      <w:start w:val="1"/>
+      <w:numFmt w:val="bullet"/>
+      <w:lvlText w:val=""/>
+      <w:lvlJc w:val="left"/>
+      <w:pPr>
+        <w:ind w:left="2869" w:hanging="360"/>
+      </w:pPr>
+      <w:rPr>
+        <w:rFonts w:ascii="Wingdings" w:hAnsi="Wingdings" w:hint="default"/>
+      </w:rPr>
+    </w:lvl>
+    <w:lvl w:ilvl="3" w:tplc="04190001" w:tentative="1">
+      <w:start w:val="1"/>
+      <w:numFmt w:val="bullet"/>
+      <w:lvlText w:val=""/>
+      <w:lvlJc w:val="left"/>
+      <w:pPr>
+        <w:ind w:left="3589" w:hanging="360"/>
+      </w:pPr>
+      <w:rPr>
+        <w:rFonts w:ascii="Symbol" w:hAnsi="Symbol" w:hint="default"/>
+      </w:rPr>
+    </w:lvl>
+    <w:lvl w:ilvl="4" w:tplc="04190003" w:tentative="1">
+      <w:start w:val="1"/>
+      <w:numFmt w:val="bullet"/>
+      <w:lvlText w:val="o"/>
+      <w:lvlJc w:val="left"/>
+      <w:pPr>
+        <w:ind w:left="4309" w:hanging="360"/>
+      </w:pPr>
+      <w:rPr>
+        <w:rFonts w:ascii="Courier New" w:hAnsi="Courier New" w:cs="Courier New" w:hint="default"/>
+      </w:rPr>
+    </w:lvl>
+    <w:lvl w:ilvl="5" w:tplc="04190005" w:tentative="1">
+      <w:start w:val="1"/>
+      <w:numFmt w:val="bullet"/>
+      <w:lvlText w:val=""/>
+      <w:lvlJc w:val="left"/>
+      <w:pPr>
+        <w:ind w:left="5029" w:hanging="360"/>
+      </w:pPr>
+      <w:rPr>
+        <w:rFonts w:ascii="Wingdings" w:hAnsi="Wingdings" w:hint="default"/>
+      </w:rPr>
+    </w:lvl>
+    <w:lvl w:ilvl="6" w:tplc="04190001" w:tentative="1">
+      <w:start w:val="1"/>
+      <w:numFmt w:val="bullet"/>
+      <w:lvlText w:val=""/>
+      <w:lvlJc w:val="left"/>
+      <w:pPr>
+        <w:ind w:left="5749" w:hanging="360"/>
+      </w:pPr>
+      <w:rPr>
+        <w:rFonts w:ascii="Symbol" w:hAnsi="Symbol" w:hint="default"/>
+      </w:rPr>
+    </w:lvl>
+    <w:lvl w:ilvl="7" w:tplc="04190003" w:tentative="1">
+      <w:start w:val="1"/>
+      <w:numFmt w:val="bullet"/>
+      <w:lvlText w:val="o"/>
+      <w:lvlJc w:val="left"/>
+      <w:pPr>
+        <w:ind w:left="6469" w:hanging="360"/>
+      </w:pPr>
+      <w:rPr>
+        <w:rFonts w:ascii="Courier New" w:hAnsi="Courier New" w:cs="Courier New" w:hint="default"/>
+      </w:rPr>
+    </w:lvl>
+    <w:lvl w:ilvl="8" w:tplc="04190005" w:tentative="1">
+      <w:start w:val="1"/>
+      <w:numFmt w:val="bullet"/>
+      <w:lvlText w:val=""/>
+      <w:lvlJc w:val="left"/>
+      <w:pPr>
+        <w:ind w:left="7189" w:hanging="360"/>
+      </w:pPr>
+      <w:rPr>
+        <w:rFonts w:ascii="Wingdings" w:hAnsi="Wingdings" w:hint="default"/>
+      </w:rPr>
+    </w:lvl>
+  </w:abstractNum>
+  <w:abstractNum w:abstractNumId="9" w15:restartNumberingAfterBreak="0">
     <w:nsid w:val="180F2B08"/>
     <w:multiLevelType w:val="multilevel"/>
     <w:tmpl w:val="9356BDC4"/>
@@ -33755,7 +42464,7 @@
       </w:rPr>
     </w:lvl>
   </w:abstractNum>
-  <w:abstractNum w:abstractNumId="9" w15:restartNumberingAfterBreak="0">
+  <w:abstractNum w:abstractNumId="10" w15:restartNumberingAfterBreak="0">
     <w:nsid w:val="1A777B99"/>
     <w:multiLevelType w:val="multilevel"/>
     <w:tmpl w:val="F8489360"/>
@@ -33868,7 +42577,7 @@
       </w:rPr>
     </w:lvl>
   </w:abstractNum>
-  <w:abstractNum w:abstractNumId="10" w15:restartNumberingAfterBreak="0">
+  <w:abstractNum w:abstractNumId="11" w15:restartNumberingAfterBreak="0">
     <w:nsid w:val="1ED75C3C"/>
     <w:multiLevelType w:val="multilevel"/>
     <w:tmpl w:val="6570E10A"/>
@@ -34017,7 +42726,7 @@
       </w:rPr>
     </w:lvl>
   </w:abstractNum>
-  <w:abstractNum w:abstractNumId="11" w15:restartNumberingAfterBreak="0">
+  <w:abstractNum w:abstractNumId="12" w15:restartNumberingAfterBreak="0">
     <w:nsid w:val="20A91C06"/>
     <w:multiLevelType w:val="hybridMultilevel"/>
     <w:tmpl w:val="35DED420"/>
@@ -34106,7 +42815,7 @@
       </w:pPr>
     </w:lvl>
   </w:abstractNum>
-  <w:abstractNum w:abstractNumId="12" w15:restartNumberingAfterBreak="0">
+  <w:abstractNum w:abstractNumId="13" w15:restartNumberingAfterBreak="0">
     <w:nsid w:val="23C31B27"/>
     <w:multiLevelType w:val="hybridMultilevel"/>
     <w:tmpl w:val="6B700E7A"/>
@@ -34219,7 +42928,7 @@
       </w:rPr>
     </w:lvl>
   </w:abstractNum>
-  <w:abstractNum w:abstractNumId="13" w15:restartNumberingAfterBreak="0">
+  <w:abstractNum w:abstractNumId="14" w15:restartNumberingAfterBreak="0">
     <w:nsid w:val="2C173659"/>
     <w:multiLevelType w:val="multilevel"/>
     <w:tmpl w:val="5AB09822"/>
@@ -34368,7 +43077,7 @@
       </w:rPr>
     </w:lvl>
   </w:abstractNum>
-  <w:abstractNum w:abstractNumId="14" w15:restartNumberingAfterBreak="0">
+  <w:abstractNum w:abstractNumId="15" w15:restartNumberingAfterBreak="0">
     <w:nsid w:val="2D2358A9"/>
     <w:multiLevelType w:val="multilevel"/>
     <w:tmpl w:val="2ED05376"/>
@@ -34485,7 +43194,7 @@
       </w:pPr>
     </w:lvl>
   </w:abstractNum>
-  <w:abstractNum w:abstractNumId="15" w15:restartNumberingAfterBreak="0">
+  <w:abstractNum w:abstractNumId="16" w15:restartNumberingAfterBreak="0">
     <w:nsid w:val="33434DE5"/>
     <w:multiLevelType w:val="multilevel"/>
     <w:tmpl w:val="02302AF8"/>
@@ -34598,7 +43307,7 @@
       </w:pPr>
     </w:lvl>
   </w:abstractNum>
-  <w:abstractNum w:abstractNumId="16" w15:restartNumberingAfterBreak="0">
+  <w:abstractNum w:abstractNumId="17" w15:restartNumberingAfterBreak="0">
     <w:nsid w:val="3AAB7C8E"/>
     <w:multiLevelType w:val="multilevel"/>
     <w:tmpl w:val="0394A7BA"/>
@@ -34747,7 +43456,7 @@
       </w:rPr>
     </w:lvl>
   </w:abstractNum>
-  <w:abstractNum w:abstractNumId="17" w15:restartNumberingAfterBreak="0">
+  <w:abstractNum w:abstractNumId="18" w15:restartNumberingAfterBreak="0">
     <w:nsid w:val="3EBD1ACA"/>
     <w:multiLevelType w:val="multilevel"/>
     <w:tmpl w:val="56323794"/>
@@ -34868,7 +43577,7 @@
       </w:rPr>
     </w:lvl>
   </w:abstractNum>
-  <w:abstractNum w:abstractNumId="18" w15:restartNumberingAfterBreak="0">
+  <w:abstractNum w:abstractNumId="19" w15:restartNumberingAfterBreak="0">
     <w:nsid w:val="3EC13EE0"/>
     <w:multiLevelType w:val="hybridMultilevel"/>
     <w:tmpl w:val="79C4B912"/>
@@ -34981,7 +43690,7 @@
       </w:rPr>
     </w:lvl>
   </w:abstractNum>
-  <w:abstractNum w:abstractNumId="19" w15:restartNumberingAfterBreak="0">
+  <w:abstractNum w:abstractNumId="20" w15:restartNumberingAfterBreak="0">
     <w:nsid w:val="3F2B08F1"/>
     <w:multiLevelType w:val="multilevel"/>
     <w:tmpl w:val="93189A14"/>
@@ -35098,7 +43807,7 @@
       </w:pPr>
     </w:lvl>
   </w:abstractNum>
-  <w:abstractNum w:abstractNumId="20" w15:restartNumberingAfterBreak="0">
+  <w:abstractNum w:abstractNumId="21" w15:restartNumberingAfterBreak="0">
     <w:nsid w:val="43427277"/>
     <w:multiLevelType w:val="hybridMultilevel"/>
     <w:tmpl w:val="1FBA7BAA"/>
@@ -35211,7 +43920,7 @@
       </w:rPr>
     </w:lvl>
   </w:abstractNum>
-  <w:abstractNum w:abstractNumId="21" w15:restartNumberingAfterBreak="0">
+  <w:abstractNum w:abstractNumId="22" w15:restartNumberingAfterBreak="0">
     <w:nsid w:val="4C17448C"/>
     <w:multiLevelType w:val="hybridMultilevel"/>
     <w:tmpl w:val="056A0D70"/>
@@ -35324,7 +44033,7 @@
       </w:rPr>
     </w:lvl>
   </w:abstractNum>
-  <w:abstractNum w:abstractNumId="22" w15:restartNumberingAfterBreak="0">
+  <w:abstractNum w:abstractNumId="23" w15:restartNumberingAfterBreak="0">
     <w:nsid w:val="4E08545E"/>
     <w:multiLevelType w:val="multilevel"/>
     <w:tmpl w:val="307EE22C"/>
@@ -35445,7 +44154,7 @@
       </w:rPr>
     </w:lvl>
   </w:abstractNum>
-  <w:abstractNum w:abstractNumId="23" w15:restartNumberingAfterBreak="0">
+  <w:abstractNum w:abstractNumId="24" w15:restartNumberingAfterBreak="0">
     <w:nsid w:val="5DE91004"/>
     <w:multiLevelType w:val="multilevel"/>
     <w:tmpl w:val="794245DE"/>
@@ -35566,7 +44275,7 @@
       </w:rPr>
     </w:lvl>
   </w:abstractNum>
-  <w:abstractNum w:abstractNumId="24" w15:restartNumberingAfterBreak="0">
+  <w:abstractNum w:abstractNumId="25" w15:restartNumberingAfterBreak="0">
     <w:nsid w:val="5F022345"/>
     <w:multiLevelType w:val="hybridMultilevel"/>
     <w:tmpl w:val="7AA81D68"/>
@@ -35679,7 +44388,7 @@
       </w:rPr>
     </w:lvl>
   </w:abstractNum>
-  <w:abstractNum w:abstractNumId="25" w15:restartNumberingAfterBreak="0">
+  <w:abstractNum w:abstractNumId="26" w15:restartNumberingAfterBreak="0">
     <w:nsid w:val="61082E69"/>
     <w:multiLevelType w:val="hybridMultilevel"/>
     <w:tmpl w:val="6C186052"/>
@@ -35792,7 +44501,7 @@
       </w:rPr>
     </w:lvl>
   </w:abstractNum>
-  <w:abstractNum w:abstractNumId="26" w15:restartNumberingAfterBreak="0">
+  <w:abstractNum w:abstractNumId="27" w15:restartNumberingAfterBreak="0">
     <w:nsid w:val="61D6072C"/>
     <w:multiLevelType w:val="hybridMultilevel"/>
     <w:tmpl w:val="B31CEEEA"/>
@@ -35905,7 +44614,7 @@
       </w:rPr>
     </w:lvl>
   </w:abstractNum>
-  <w:abstractNum w:abstractNumId="27" w15:restartNumberingAfterBreak="0">
+  <w:abstractNum w:abstractNumId="28" w15:restartNumberingAfterBreak="0">
     <w:nsid w:val="62D55A53"/>
     <w:multiLevelType w:val="hybridMultilevel"/>
     <w:tmpl w:val="D902A52A"/>
@@ -36018,7 +44727,7 @@
       </w:rPr>
     </w:lvl>
   </w:abstractNum>
-  <w:abstractNum w:abstractNumId="28" w15:restartNumberingAfterBreak="0">
+  <w:abstractNum w:abstractNumId="29" w15:restartNumberingAfterBreak="0">
     <w:nsid w:val="66546D38"/>
     <w:multiLevelType w:val="multilevel"/>
     <w:tmpl w:val="AC140838"/>
@@ -36131,7 +44840,7 @@
       </w:rPr>
     </w:lvl>
   </w:abstractNum>
-  <w:abstractNum w:abstractNumId="29" w15:restartNumberingAfterBreak="0">
+  <w:abstractNum w:abstractNumId="30" w15:restartNumberingAfterBreak="0">
     <w:nsid w:val="6E894BC4"/>
     <w:multiLevelType w:val="multilevel"/>
     <w:tmpl w:val="B096ECA8"/>
@@ -36244,7 +44953,7 @@
       </w:rPr>
     </w:lvl>
   </w:abstractNum>
-  <w:abstractNum w:abstractNumId="30" w15:restartNumberingAfterBreak="0">
+  <w:abstractNum w:abstractNumId="31" w15:restartNumberingAfterBreak="0">
     <w:nsid w:val="6F642954"/>
     <w:multiLevelType w:val="multilevel"/>
     <w:tmpl w:val="5AB09822"/>
@@ -36393,7 +45102,7 @@
       </w:rPr>
     </w:lvl>
   </w:abstractNum>
-  <w:abstractNum w:abstractNumId="31" w15:restartNumberingAfterBreak="0">
+  <w:abstractNum w:abstractNumId="32" w15:restartNumberingAfterBreak="0">
     <w:nsid w:val="769F1431"/>
     <w:multiLevelType w:val="hybridMultilevel"/>
     <w:tmpl w:val="AA064934"/>
@@ -36479,7 +45188,7 @@
       </w:pPr>
     </w:lvl>
   </w:abstractNum>
-  <w:abstractNum w:abstractNumId="32" w15:restartNumberingAfterBreak="0">
+  <w:abstractNum w:abstractNumId="33" w15:restartNumberingAfterBreak="0">
     <w:nsid w:val="787B4DB0"/>
     <w:multiLevelType w:val="multilevel"/>
     <w:tmpl w:val="E3B4FEE2"/>
@@ -36628,7 +45337,7 @@
       </w:rPr>
     </w:lvl>
   </w:abstractNum>
-  <w:abstractNum w:abstractNumId="33" w15:restartNumberingAfterBreak="0">
+  <w:abstractNum w:abstractNumId="34" w15:restartNumberingAfterBreak="0">
     <w:nsid w:val="79267C51"/>
     <w:multiLevelType w:val="hybridMultilevel"/>
     <w:tmpl w:val="FE3E1CDA"/>
@@ -36741,7 +45450,7 @@
       </w:rPr>
     </w:lvl>
   </w:abstractNum>
-  <w:abstractNum w:abstractNumId="34" w15:restartNumberingAfterBreak="0">
+  <w:abstractNum w:abstractNumId="35" w15:restartNumberingAfterBreak="0">
     <w:nsid w:val="7A611CB8"/>
     <w:multiLevelType w:val="hybridMultilevel"/>
     <w:tmpl w:val="ED9E508C"/>
@@ -36854,7 +45563,7 @@
       </w:rPr>
     </w:lvl>
   </w:abstractNum>
-  <w:abstractNum w:abstractNumId="35" w15:restartNumberingAfterBreak="0">
+  <w:abstractNum w:abstractNumId="36" w15:restartNumberingAfterBreak="0">
     <w:nsid w:val="7D5E5E4C"/>
     <w:multiLevelType w:val="multilevel"/>
     <w:tmpl w:val="6AC0D1B8"/>
@@ -36979,34 +45688,34 @@
     <w:abstractNumId w:val="0"/>
   </w:num>
   <w:num w:numId="2">
-    <w:abstractNumId w:val="22"/>
+    <w:abstractNumId w:val="23"/>
   </w:num>
   <w:num w:numId="3">
-    <w:abstractNumId w:val="14"/>
+    <w:abstractNumId w:val="15"/>
   </w:num>
   <w:num w:numId="4">
-    <w:abstractNumId w:val="28"/>
+    <w:abstractNumId w:val="29"/>
   </w:num>
   <w:num w:numId="5">
-    <w:abstractNumId w:val="12"/>
+    <w:abstractNumId w:val="13"/>
   </w:num>
   <w:num w:numId="6">
-    <w:abstractNumId w:val="18"/>
+    <w:abstractNumId w:val="19"/>
   </w:num>
   <w:num w:numId="7">
-    <w:abstractNumId w:val="25"/>
+    <w:abstractNumId w:val="26"/>
   </w:num>
   <w:num w:numId="8">
-    <w:abstractNumId w:val="19"/>
+    <w:abstractNumId w:val="20"/>
   </w:num>
   <w:num w:numId="9">
-    <w:abstractNumId w:val="20"/>
+    <w:abstractNumId w:val="21"/>
   </w:num>
   <w:num w:numId="10">
-    <w:abstractNumId w:val="8"/>
+    <w:abstractNumId w:val="9"/>
   </w:num>
   <w:num w:numId="11">
-    <w:abstractNumId w:val="31"/>
+    <w:abstractNumId w:val="32"/>
   </w:num>
   <w:num w:numId="12">
     <w:abstractNumId w:val="4"/>
@@ -37015,55 +45724,55 @@
     <w:abstractNumId w:val="3"/>
   </w:num>
   <w:num w:numId="14">
-    <w:abstractNumId w:val="16"/>
+    <w:abstractNumId w:val="17"/>
   </w:num>
   <w:num w:numId="15">
-    <w:abstractNumId w:val="13"/>
+    <w:abstractNumId w:val="14"/>
   </w:num>
   <w:num w:numId="16">
-    <w:abstractNumId w:val="32"/>
+    <w:abstractNumId w:val="33"/>
   </w:num>
   <w:num w:numId="17">
-    <w:abstractNumId w:val="30"/>
+    <w:abstractNumId w:val="31"/>
   </w:num>
   <w:num w:numId="18">
-    <w:abstractNumId w:val="10"/>
+    <w:abstractNumId w:val="11"/>
   </w:num>
   <w:num w:numId="19">
     <w:abstractNumId w:val="7"/>
   </w:num>
   <w:num w:numId="20">
-    <w:abstractNumId w:val="11"/>
+    <w:abstractNumId w:val="12"/>
   </w:num>
   <w:num w:numId="21">
-    <w:abstractNumId w:val="27"/>
+    <w:abstractNumId w:val="28"/>
   </w:num>
   <w:num w:numId="22">
+    <w:abstractNumId w:val="35"/>
+  </w:num>
+  <w:num w:numId="23">
     <w:abstractNumId w:val="34"/>
   </w:num>
-  <w:num w:numId="23">
-    <w:abstractNumId w:val="33"/>
-  </w:num>
   <w:num w:numId="24">
-    <w:abstractNumId w:val="29"/>
+    <w:abstractNumId w:val="30"/>
   </w:num>
   <w:num w:numId="25">
-    <w:abstractNumId w:val="9"/>
+    <w:abstractNumId w:val="10"/>
   </w:num>
   <w:num w:numId="26">
     <w:abstractNumId w:val="1"/>
   </w:num>
   <w:num w:numId="27">
-    <w:abstractNumId w:val="21"/>
+    <w:abstractNumId w:val="22"/>
   </w:num>
   <w:num w:numId="28">
     <w:abstractNumId w:val="5"/>
   </w:num>
   <w:num w:numId="29">
-    <w:abstractNumId w:val="15"/>
+    <w:abstractNumId w:val="16"/>
   </w:num>
   <w:num w:numId="30">
-    <w:abstractNumId w:val="35"/>
+    <w:abstractNumId w:val="36"/>
   </w:num>
   <w:num w:numId="31">
     <w:abstractNumId w:val="6"/>
@@ -37072,16 +45781,19 @@
     <w:abstractNumId w:val="2"/>
   </w:num>
   <w:num w:numId="33">
-    <w:abstractNumId w:val="23"/>
+    <w:abstractNumId w:val="24"/>
   </w:num>
   <w:num w:numId="34">
-    <w:abstractNumId w:val="17"/>
+    <w:abstractNumId w:val="18"/>
   </w:num>
   <w:num w:numId="35">
-    <w:abstractNumId w:val="26"/>
+    <w:abstractNumId w:val="27"/>
   </w:num>
   <w:num w:numId="36">
-    <w:abstractNumId w:val="24"/>
+    <w:abstractNumId w:val="25"/>
+  </w:num>
+  <w:num w:numId="37">
+    <w:abstractNumId w:val="8"/>
   </w:num>
   <w:numIdMacAtCleanup w:val="36"/>
 </w:numbering>
@@ -38442,7 +47154,7 @@
 </file>
 
 <file path=customXml/itemProps1.xml><?xml version="1.0" encoding="utf-8"?>
-<ds:datastoreItem xmlns:ds="http://schemas.openxmlformats.org/officeDocument/2006/customXml" ds:itemID="{6B7D7860-E0AA-42C7-B77C-7D454226136D}">
+<ds:datastoreItem xmlns:ds="http://schemas.openxmlformats.org/officeDocument/2006/customXml" ds:itemID="{659F2237-F259-4062-AF24-FDD5ED6964DB}">
   <ds:schemaRefs>
     <ds:schemaRef ds:uri="http://schemas.openxmlformats.org/officeDocument/2006/bibliography"/>
   </ds:schemaRefs>

--- a/Документация/ПЗ Седых Владислав БД-22-1.docx
+++ b/Документация/ПЗ Седых Владислав БД-22-1.docx
@@ -15573,10 +15573,10 @@
       </w:pPr>
       <w:r>
         <w:drawing>
-          <wp:inline distT="0" distB="0" distL="0" distR="0" wp14:anchorId="4DC8DC8B" wp14:editId="6B4ECACC">
-            <wp:extent cx="6299835" cy="3919855"/>
-            <wp:effectExtent l="0" t="0" r="5715" b="4445"/>
-            <wp:docPr id="6" name="Рисунок 6"/>
+          <wp:inline distT="0" distB="0" distL="0" distR="0" wp14:anchorId="00AEAE68" wp14:editId="7AB562CB">
+            <wp:extent cx="6299835" cy="3916045"/>
+            <wp:effectExtent l="0" t="0" r="5715" b="8255"/>
+            <wp:docPr id="8" name="Рисунок 8"/>
             <wp:cNvGraphicFramePr>
               <a:graphicFrameLocks xmlns:a="http://schemas.openxmlformats.org/drawingml/2006/main" noChangeAspect="1"/>
             </wp:cNvGraphicFramePr>
@@ -15596,7 +15596,7 @@
                   <pic:spPr>
                     <a:xfrm>
                       <a:off x="0" y="0"/>
-                      <a:ext cx="6299835" cy="3919855"/>
+                      <a:ext cx="6299835" cy="3916045"/>
                     </a:xfrm>
                     <a:prstGeom prst="rect">
                       <a:avLst/>
@@ -15608,8 +15608,6 @@
           </wp:inline>
         </w:drawing>
       </w:r>
-      <w:bookmarkStart w:id="19" w:name="_GoBack"/>
-      <w:bookmarkEnd w:id="19"/>
     </w:p>
     <w:p>
       <w:pPr>
@@ -15726,70 +15724,7 @@
           <w:szCs w:val="28"/>
           <w:lang w:eastAsia="en-US"/>
         </w:rPr>
-        <w:t xml:space="preserve">USER </w:t>
-      </w:r>
-      <w:r>
-        <w:rPr>
-          <w:rFonts w:eastAsiaTheme="minorHAnsi"/>
-          <w:sz w:val="28"/>
-          <w:szCs w:val="28"/>
-          <w:lang w:eastAsia="en-US"/>
-        </w:rPr>
-        <w:t>–</w:t>
-      </w:r>
-      <w:r>
-        <w:rPr>
-          <w:rFonts w:eastAsiaTheme="minorHAnsi"/>
-          <w:sz w:val="28"/>
-          <w:szCs w:val="28"/>
-          <w:lang w:eastAsia="en-US"/>
-        </w:rPr>
-        <w:t xml:space="preserve"> сущность </w:t>
-      </w:r>
-      <w:r>
-        <w:rPr>
-          <w:rFonts w:eastAsiaTheme="minorHAnsi"/>
-          <w:sz w:val="28"/>
-          <w:szCs w:val="28"/>
-          <w:lang w:eastAsia="en-US"/>
-        </w:rPr>
-        <w:t>«</w:t>
-      </w:r>
-      <w:r>
-        <w:rPr>
-          <w:rFonts w:eastAsiaTheme="minorHAnsi"/>
-          <w:sz w:val="28"/>
-          <w:szCs w:val="28"/>
-          <w:lang w:eastAsia="en-US"/>
-        </w:rPr>
-        <w:t>Пользователь</w:t>
-      </w:r>
-      <w:r>
-        <w:rPr>
-          <w:rFonts w:eastAsiaTheme="minorHAnsi"/>
-          <w:sz w:val="28"/>
-          <w:szCs w:val="28"/>
-          <w:lang w:eastAsia="en-US"/>
-        </w:rPr>
-        <w:t>»</w:t>
-      </w:r>
-      <w:r>
-        <w:rPr>
-          <w:rFonts w:eastAsiaTheme="minorHAnsi"/>
-          <w:sz w:val="28"/>
-          <w:szCs w:val="28"/>
-          <w:lang w:eastAsia="en-US"/>
-        </w:rPr>
-        <w:t xml:space="preserve"> с персональными данными</w:t>
-      </w:r>
-      <w:r>
-        <w:rPr>
-          <w:rFonts w:eastAsiaTheme="minorHAnsi"/>
-          <w:sz w:val="28"/>
-          <w:szCs w:val="28"/>
-          <w:lang w:eastAsia="en-US"/>
-        </w:rPr>
-        <w:t>;</w:t>
+        <w:t>USER – сущность «Пользователь» с персональными данными, контактной информацией и статусами верификации;</w:t>
       </w:r>
     </w:p>
     <w:p>
@@ -15816,16 +15751,7 @@
           <w:szCs w:val="28"/>
           <w:lang w:eastAsia="en-US"/>
         </w:rPr>
-        <w:t>GENRE</w:t>
-      </w:r>
-      <w:r>
-        <w:rPr>
-          <w:rFonts w:eastAsiaTheme="minorHAnsi"/>
-          <w:sz w:val="28"/>
-          <w:szCs w:val="28"/>
-          <w:lang w:eastAsia="en-US"/>
-        </w:rPr>
-        <w:t xml:space="preserve"> – сущность «Жанр» с уникальными названиями;</w:t>
+        <w:t>COUNTRY – сущность «Страна» с названием и кодом для идентификации гражданства;</w:t>
       </w:r>
     </w:p>
     <w:p>
@@ -15852,43 +15778,7 @@
           <w:szCs w:val="28"/>
           <w:lang w:eastAsia="en-US"/>
         </w:rPr>
-        <w:t>AGE</w:t>
-      </w:r>
-      <w:r>
-        <w:rPr>
-          <w:rFonts w:eastAsiaTheme="minorHAnsi"/>
-          <w:sz w:val="28"/>
-          <w:szCs w:val="28"/>
-          <w:lang w:eastAsia="en-US"/>
-        </w:rPr>
-        <w:t>_</w:t>
-      </w:r>
-      <w:r>
-        <w:rPr>
-          <w:rFonts w:eastAsiaTheme="minorHAnsi"/>
-          <w:sz w:val="28"/>
-          <w:szCs w:val="28"/>
-          <w:lang w:eastAsia="en-US"/>
-        </w:rPr>
-        <w:t>RATING</w:t>
-      </w:r>
-      <w:r>
-        <w:rPr>
-          <w:rFonts w:eastAsiaTheme="minorHAnsi"/>
-          <w:sz w:val="28"/>
-          <w:szCs w:val="28"/>
-          <w:lang w:eastAsia="en-US"/>
-        </w:rPr>
-        <w:t xml:space="preserve"> </w:t>
-      </w:r>
-      <w:r>
-        <w:rPr>
-          <w:rFonts w:eastAsiaTheme="minorHAnsi"/>
-          <w:sz w:val="28"/>
-          <w:szCs w:val="28"/>
-          <w:lang w:eastAsia="en-US"/>
-        </w:rPr>
-        <w:t>– сущность «Возрастной рейтинг» с возрастными ограничениями;</w:t>
+        <w:t>GENRE – сущность «Жанр» с уникальными названиями и описанием;</w:t>
       </w:r>
     </w:p>
     <w:p>
@@ -15915,70 +15805,8 @@
           <w:szCs w:val="28"/>
           <w:lang w:eastAsia="en-US"/>
         </w:rPr>
-        <w:t xml:space="preserve">MOVIE </w:t>
-      </w:r>
-      <w:r>
-        <w:rPr>
-          <w:rFonts w:eastAsiaTheme="minorHAnsi"/>
-          <w:sz w:val="28"/>
-          <w:szCs w:val="28"/>
-          <w:lang w:eastAsia="en-US"/>
-        </w:rPr>
-        <w:t>–</w:t>
-      </w:r>
-      <w:r>
-        <w:rPr>
-          <w:rFonts w:eastAsiaTheme="minorHAnsi"/>
-          <w:sz w:val="28"/>
-          <w:szCs w:val="28"/>
-          <w:lang w:eastAsia="en-US"/>
-        </w:rPr>
-        <w:t xml:space="preserve"> сущность </w:t>
-      </w:r>
-      <w:r>
-        <w:rPr>
-          <w:rFonts w:eastAsiaTheme="minorHAnsi"/>
-          <w:sz w:val="28"/>
-          <w:szCs w:val="28"/>
-          <w:lang w:eastAsia="en-US"/>
-        </w:rPr>
-        <w:t>«</w:t>
-      </w:r>
-      <w:r>
-        <w:rPr>
-          <w:rFonts w:eastAsiaTheme="minorHAnsi"/>
-          <w:sz w:val="28"/>
-          <w:szCs w:val="28"/>
-          <w:lang w:eastAsia="en-US"/>
-        </w:rPr>
-        <w:t>Фильм</w:t>
-      </w:r>
-      <w:r>
-        <w:rPr>
-          <w:rFonts w:eastAsiaTheme="minorHAnsi"/>
-          <w:sz w:val="28"/>
-          <w:szCs w:val="28"/>
-          <w:lang w:eastAsia="en-US"/>
-        </w:rPr>
-        <w:t>»</w:t>
-      </w:r>
-      <w:r>
-        <w:rPr>
-          <w:rFonts w:eastAsiaTheme="minorHAnsi"/>
-          <w:sz w:val="28"/>
-          <w:szCs w:val="28"/>
-          <w:lang w:eastAsia="en-US"/>
-        </w:rPr>
-        <w:t xml:space="preserve"> с характеристиками кинопродукции</w:t>
-      </w:r>
-      <w:r>
-        <w:rPr>
-          <w:rFonts w:eastAsiaTheme="minorHAnsi"/>
-          <w:sz w:val="28"/>
-          <w:szCs w:val="28"/>
-          <w:lang w:eastAsia="en-US"/>
-        </w:rPr>
-        <w:t>;</w:t>
+        <w:lastRenderedPageBreak/>
+        <w:t>AGE_RATING – сущность «Возрастной рейтинг» с возрастными ограничениями;</w:t>
       </w:r>
     </w:p>
     <w:p>
@@ -16005,70 +15833,7 @@
           <w:szCs w:val="28"/>
           <w:lang w:eastAsia="en-US"/>
         </w:rPr>
-        <w:t xml:space="preserve">HALL </w:t>
-      </w:r>
-      <w:r>
-        <w:rPr>
-          <w:rFonts w:eastAsiaTheme="minorHAnsi"/>
-          <w:sz w:val="28"/>
-          <w:szCs w:val="28"/>
-          <w:lang w:eastAsia="en-US"/>
-        </w:rPr>
-        <w:t>–</w:t>
-      </w:r>
-      <w:r>
-        <w:rPr>
-          <w:rFonts w:eastAsiaTheme="minorHAnsi"/>
-          <w:sz w:val="28"/>
-          <w:szCs w:val="28"/>
-          <w:lang w:eastAsia="en-US"/>
-        </w:rPr>
-        <w:t xml:space="preserve"> сущность </w:t>
-      </w:r>
-      <w:r>
-        <w:rPr>
-          <w:rFonts w:eastAsiaTheme="minorHAnsi"/>
-          <w:sz w:val="28"/>
-          <w:szCs w:val="28"/>
-          <w:lang w:eastAsia="en-US"/>
-        </w:rPr>
-        <w:t>«</w:t>
-      </w:r>
-      <w:r>
-        <w:rPr>
-          <w:rFonts w:eastAsiaTheme="minorHAnsi"/>
-          <w:sz w:val="28"/>
-          <w:szCs w:val="28"/>
-          <w:lang w:eastAsia="en-US"/>
-        </w:rPr>
-        <w:t>Зал</w:t>
-      </w:r>
-      <w:r>
-        <w:rPr>
-          <w:rFonts w:eastAsiaTheme="minorHAnsi"/>
-          <w:sz w:val="28"/>
-          <w:szCs w:val="28"/>
-          <w:lang w:eastAsia="en-US"/>
-        </w:rPr>
-        <w:t>»</w:t>
-      </w:r>
-      <w:r>
-        <w:rPr>
-          <w:rFonts w:eastAsiaTheme="minorHAnsi"/>
-          <w:sz w:val="28"/>
-          <w:szCs w:val="28"/>
-          <w:lang w:eastAsia="en-US"/>
-        </w:rPr>
-        <w:t xml:space="preserve"> с параметрами размещения зрителей</w:t>
-      </w:r>
-      <w:r>
-        <w:rPr>
-          <w:rFonts w:eastAsiaTheme="minorHAnsi"/>
-          <w:sz w:val="28"/>
-          <w:szCs w:val="28"/>
-          <w:lang w:eastAsia="en-US"/>
-        </w:rPr>
-        <w:t>;</w:t>
+        <w:t>MOVIE – сущность «Фильм» с характеристиками кинопродукции, включая год выпуска;</w:t>
       </w:r>
     </w:p>
     <w:p>
@@ -16095,71 +15860,7 @@
           <w:szCs w:val="28"/>
           <w:lang w:eastAsia="en-US"/>
         </w:rPr>
-        <w:lastRenderedPageBreak/>
-        <w:t xml:space="preserve">SCREENING </w:t>
-      </w:r>
-      <w:r>
-        <w:rPr>
-          <w:rFonts w:eastAsiaTheme="minorHAnsi"/>
-          <w:sz w:val="28"/>
-          <w:szCs w:val="28"/>
-          <w:lang w:eastAsia="en-US"/>
-        </w:rPr>
-        <w:t>–</w:t>
-      </w:r>
-      <w:r>
-        <w:rPr>
-          <w:rFonts w:eastAsiaTheme="minorHAnsi"/>
-          <w:sz w:val="28"/>
-          <w:szCs w:val="28"/>
-          <w:lang w:eastAsia="en-US"/>
-        </w:rPr>
-        <w:t xml:space="preserve"> сущность </w:t>
-      </w:r>
-      <w:r>
-        <w:rPr>
-          <w:rFonts w:eastAsiaTheme="minorHAnsi"/>
-          <w:sz w:val="28"/>
-          <w:szCs w:val="28"/>
-          <w:lang w:eastAsia="en-US"/>
-        </w:rPr>
-        <w:t>«</w:t>
-      </w:r>
-      <w:r>
-        <w:rPr>
-          <w:rFonts w:eastAsiaTheme="minorHAnsi"/>
-          <w:sz w:val="28"/>
-          <w:szCs w:val="28"/>
-          <w:lang w:eastAsia="en-US"/>
-        </w:rPr>
-        <w:t>Сеанс</w:t>
-      </w:r>
-      <w:r>
-        <w:rPr>
-          <w:rFonts w:eastAsiaTheme="minorHAnsi"/>
-          <w:sz w:val="28"/>
-          <w:szCs w:val="28"/>
-          <w:lang w:eastAsia="en-US"/>
-        </w:rPr>
-        <w:t>»</w:t>
-      </w:r>
-      <w:r>
-        <w:rPr>
-          <w:rFonts w:eastAsiaTheme="minorHAnsi"/>
-          <w:sz w:val="28"/>
-          <w:szCs w:val="28"/>
-          <w:lang w:eastAsia="en-US"/>
-        </w:rPr>
-        <w:t xml:space="preserve"> как событие показа фильма в зале</w:t>
-      </w:r>
-      <w:r>
-        <w:rPr>
-          <w:rFonts w:eastAsiaTheme="minorHAnsi"/>
-          <w:sz w:val="28"/>
-          <w:szCs w:val="28"/>
-          <w:lang w:eastAsia="en-US"/>
-        </w:rPr>
-        <w:t>;</w:t>
+        <w:t>DIRECTOR – сущность «Режиссёр» с персональными данными и страной происхождения;</w:t>
       </w:r>
     </w:p>
     <w:p>
@@ -16186,70 +15887,7 @@
           <w:szCs w:val="28"/>
           <w:lang w:eastAsia="en-US"/>
         </w:rPr>
-        <w:t xml:space="preserve">SEAT </w:t>
-      </w:r>
-      <w:r>
-        <w:rPr>
-          <w:rFonts w:eastAsiaTheme="minorHAnsi"/>
-          <w:sz w:val="28"/>
-          <w:szCs w:val="28"/>
-          <w:lang w:eastAsia="en-US"/>
-        </w:rPr>
-        <w:t>–</w:t>
-      </w:r>
-      <w:r>
-        <w:rPr>
-          <w:rFonts w:eastAsiaTheme="minorHAnsi"/>
-          <w:sz w:val="28"/>
-          <w:szCs w:val="28"/>
-          <w:lang w:eastAsia="en-US"/>
-        </w:rPr>
-        <w:t xml:space="preserve"> сущность </w:t>
-      </w:r>
-      <w:r>
-        <w:rPr>
-          <w:rFonts w:eastAsiaTheme="minorHAnsi"/>
-          <w:sz w:val="28"/>
-          <w:szCs w:val="28"/>
-          <w:lang w:eastAsia="en-US"/>
-        </w:rPr>
-        <w:t>«</w:t>
-      </w:r>
-      <w:r>
-        <w:rPr>
-          <w:rFonts w:eastAsiaTheme="minorHAnsi"/>
-          <w:sz w:val="28"/>
-          <w:szCs w:val="28"/>
-          <w:lang w:eastAsia="en-US"/>
-        </w:rPr>
-        <w:t>Место</w:t>
-      </w:r>
-      <w:r>
-        <w:rPr>
-          <w:rFonts w:eastAsiaTheme="minorHAnsi"/>
-          <w:sz w:val="28"/>
-          <w:szCs w:val="28"/>
-          <w:lang w:eastAsia="en-US"/>
-        </w:rPr>
-        <w:t>»</w:t>
-      </w:r>
-      <w:r>
-        <w:rPr>
-          <w:rFonts w:eastAsiaTheme="minorHAnsi"/>
-          <w:sz w:val="28"/>
-          <w:szCs w:val="28"/>
-          <w:lang w:eastAsia="en-US"/>
-        </w:rPr>
-        <w:t xml:space="preserve"> с координатами расположения в зале</w:t>
-      </w:r>
-      <w:r>
-        <w:rPr>
-          <w:rFonts w:eastAsiaTheme="minorHAnsi"/>
-          <w:sz w:val="28"/>
-          <w:szCs w:val="28"/>
-          <w:lang w:eastAsia="en-US"/>
-        </w:rPr>
-        <w:t>;</w:t>
+        <w:t>ACTOR – сущность «Актёр» с персональными данными и страной происхождения;</w:t>
       </w:r>
     </w:p>
     <w:p>
@@ -16276,34 +15914,7 @@
           <w:szCs w:val="28"/>
           <w:lang w:eastAsia="en-US"/>
         </w:rPr>
-        <w:t>TICKET</w:t>
-      </w:r>
-      <w:r>
-        <w:rPr>
-          <w:rFonts w:eastAsiaTheme="minorHAnsi"/>
-          <w:sz w:val="28"/>
-          <w:szCs w:val="28"/>
-          <w:lang w:eastAsia="en-US"/>
-        </w:rPr>
-        <w:t>_</w:t>
-      </w:r>
-      <w:r>
-        <w:rPr>
-          <w:rFonts w:eastAsiaTheme="minorHAnsi"/>
-          <w:sz w:val="28"/>
-          <w:szCs w:val="28"/>
-          <w:lang w:eastAsia="en-US"/>
-        </w:rPr>
-        <w:t>STATUS</w:t>
-      </w:r>
-      <w:r>
-        <w:rPr>
-          <w:rFonts w:eastAsiaTheme="minorHAnsi"/>
-          <w:sz w:val="28"/>
-          <w:szCs w:val="28"/>
-          <w:lang w:eastAsia="en-US"/>
-        </w:rPr>
-        <w:t xml:space="preserve"> – сущность «Статус билета» с информацией о возврате;</w:t>
+        <w:t>MOVIE_DIRECTOR – связующая сущность для реализации связи «многие ко многим» между фильмами и режиссёрами;</w:t>
       </w:r>
     </w:p>
     <w:p>
@@ -16330,70 +15941,7 @@
           <w:szCs w:val="28"/>
           <w:lang w:eastAsia="en-US"/>
         </w:rPr>
-        <w:t xml:space="preserve">TICKET </w:t>
-      </w:r>
-      <w:r>
-        <w:rPr>
-          <w:rFonts w:eastAsiaTheme="minorHAnsi"/>
-          <w:sz w:val="28"/>
-          <w:szCs w:val="28"/>
-          <w:lang w:eastAsia="en-US"/>
-        </w:rPr>
-        <w:t>–</w:t>
-      </w:r>
-      <w:r>
-        <w:rPr>
-          <w:rFonts w:eastAsiaTheme="minorHAnsi"/>
-          <w:sz w:val="28"/>
-          <w:szCs w:val="28"/>
-          <w:lang w:eastAsia="en-US"/>
-        </w:rPr>
-        <w:t xml:space="preserve"> сущность </w:t>
-      </w:r>
-      <w:r>
-        <w:rPr>
-          <w:rFonts w:eastAsiaTheme="minorHAnsi"/>
-          <w:sz w:val="28"/>
-          <w:szCs w:val="28"/>
-          <w:lang w:eastAsia="en-US"/>
-        </w:rPr>
-        <w:t>«</w:t>
-      </w:r>
-      <w:r>
-        <w:rPr>
-          <w:rFonts w:eastAsiaTheme="minorHAnsi"/>
-          <w:sz w:val="28"/>
-          <w:szCs w:val="28"/>
-          <w:lang w:eastAsia="en-US"/>
-        </w:rPr>
-        <w:t>Билет</w:t>
-      </w:r>
-      <w:r>
-        <w:rPr>
-          <w:rFonts w:eastAsiaTheme="minorHAnsi"/>
-          <w:sz w:val="28"/>
-          <w:szCs w:val="28"/>
-          <w:lang w:eastAsia="en-US"/>
-        </w:rPr>
-        <w:t>»</w:t>
-      </w:r>
-      <w:r>
-        <w:rPr>
-          <w:rFonts w:eastAsiaTheme="minorHAnsi"/>
-          <w:sz w:val="28"/>
-          <w:szCs w:val="28"/>
-          <w:lang w:eastAsia="en-US"/>
-        </w:rPr>
-        <w:t xml:space="preserve"> как документ, подтверждающий право посещения</w:t>
-      </w:r>
-      <w:r>
-        <w:rPr>
-          <w:rFonts w:eastAsiaTheme="minorHAnsi"/>
-          <w:sz w:val="28"/>
-          <w:szCs w:val="28"/>
-          <w:lang w:eastAsia="en-US"/>
-        </w:rPr>
-        <w:t>;</w:t>
+        <w:t>MOVIE_ACTOR – связующая сущность для реализации связи «многие ко многим» между фильмами и актёрами;</w:t>
       </w:r>
     </w:p>
     <w:p>
@@ -16420,43 +15968,7 @@
           <w:szCs w:val="28"/>
           <w:lang w:eastAsia="en-US"/>
         </w:rPr>
-        <w:t>OPERATION</w:t>
-      </w:r>
-      <w:r>
-        <w:rPr>
-          <w:rFonts w:eastAsiaTheme="minorHAnsi"/>
-          <w:sz w:val="28"/>
-          <w:szCs w:val="28"/>
-          <w:lang w:eastAsia="en-US"/>
-        </w:rPr>
-        <w:t>_</w:t>
-      </w:r>
-      <w:r>
-        <w:rPr>
-          <w:rFonts w:eastAsiaTheme="minorHAnsi"/>
-          <w:sz w:val="28"/>
-          <w:szCs w:val="28"/>
-          <w:lang w:eastAsia="en-US"/>
-        </w:rPr>
-        <w:t>LOG</w:t>
-      </w:r>
-      <w:r>
-        <w:rPr>
-          <w:rFonts w:eastAsiaTheme="minorHAnsi"/>
-          <w:sz w:val="28"/>
-          <w:szCs w:val="28"/>
-          <w:lang w:eastAsia="en-US"/>
-        </w:rPr>
-        <w:t xml:space="preserve"> – </w:t>
-      </w:r>
-      <w:r>
-        <w:rPr>
-          <w:rFonts w:eastAsiaTheme="minorHAnsi"/>
-          <w:sz w:val="28"/>
-          <w:szCs w:val="28"/>
-          <w:lang w:eastAsia="en-US"/>
-        </w:rPr>
-        <w:t>система логирования операций;</w:t>
+        <w:t>HALL_TYPE – сущность «Тип зала» с названием, описанием и коэффициентом стоимости;</w:t>
       </w:r>
     </w:p>
     <w:p>
@@ -16483,56 +15995,7 @@
           <w:szCs w:val="28"/>
           <w:lang w:eastAsia="en-US"/>
         </w:rPr>
-        <w:t>BACKUP</w:t>
-      </w:r>
-      <w:r>
-        <w:rPr>
-          <w:rFonts w:eastAsiaTheme="minorHAnsi"/>
-          <w:sz w:val="28"/>
-          <w:szCs w:val="28"/>
-          <w:lang w:eastAsia="en-US"/>
-        </w:rPr>
-        <w:t>_</w:t>
-      </w:r>
-      <w:r>
-        <w:rPr>
-          <w:rFonts w:eastAsiaTheme="minorHAnsi"/>
-          <w:sz w:val="28"/>
-          <w:szCs w:val="28"/>
-          <w:lang w:eastAsia="en-US"/>
-        </w:rPr>
-        <w:t>MANAGER</w:t>
-      </w:r>
-      <w:r>
-        <w:rPr>
-          <w:rFonts w:eastAsiaTheme="minorHAnsi"/>
-          <w:sz w:val="28"/>
-          <w:szCs w:val="28"/>
-          <w:lang w:eastAsia="en-US"/>
-        </w:rPr>
-        <w:t xml:space="preserve"> – система резервного копирования.</w:t>
-      </w:r>
-    </w:p>
-    <w:p>
-      <w:pPr>
-        <w:spacing w:line="360" w:lineRule="auto"/>
-        <w:ind w:firstLine="851"/>
-        <w:jc w:val="both"/>
-        <w:rPr>
-          <w:rFonts w:eastAsiaTheme="minorHAnsi"/>
-          <w:sz w:val="28"/>
-          <w:szCs w:val="28"/>
-          <w:lang w:eastAsia="en-US"/>
-        </w:rPr>
-      </w:pPr>
-      <w:r>
-        <w:rPr>
-          <w:rFonts w:eastAsiaTheme="minorHAnsi"/>
-          <w:sz w:val="28"/>
-          <w:szCs w:val="28"/>
-          <w:lang w:eastAsia="en-US"/>
-        </w:rPr>
-        <w:t>Связи между сущностями:</w:t>
+        <w:t>HALL – сущность «Зал» с параметрами размещения зрителей и привязкой к типу зала;</w:t>
       </w:r>
     </w:p>
     <w:p>
@@ -16559,16 +16022,7 @@
           <w:szCs w:val="28"/>
           <w:lang w:eastAsia="en-US"/>
         </w:rPr>
-        <w:t>Пользователь покупает несколько билетов (1:M)</w:t>
-      </w:r>
-      <w:r>
-        <w:rPr>
-          <w:rFonts w:eastAsiaTheme="minorHAnsi"/>
-          <w:sz w:val="28"/>
-          <w:szCs w:val="28"/>
-          <w:lang w:eastAsia="en-US"/>
-        </w:rPr>
-        <w:t>;</w:t>
+        <w:t>SEAT – сущность «Место» с координатами расположения в зале;</w:t>
       </w:r>
     </w:p>
     <w:p>
@@ -16595,25 +16049,7 @@
           <w:szCs w:val="28"/>
           <w:lang w:eastAsia="en-US"/>
         </w:rPr>
-        <w:t>Жанр связан с несколькими фильмами (</w:t>
-      </w:r>
-      <w:r>
-        <w:rPr>
-          <w:rFonts w:eastAsiaTheme="minorHAnsi"/>
-          <w:sz w:val="28"/>
-          <w:szCs w:val="28"/>
-          <w:lang w:eastAsia="en-US"/>
-        </w:rPr>
-        <w:t>1:M</w:t>
-      </w:r>
-      <w:r>
-        <w:rPr>
-          <w:rFonts w:eastAsiaTheme="minorHAnsi"/>
-          <w:sz w:val="28"/>
-          <w:szCs w:val="28"/>
-          <w:lang w:eastAsia="en-US"/>
-        </w:rPr>
-        <w:t>);</w:t>
+        <w:t>SCREENING – сущность «Сеанс» как событие показа фильма в зале с фиксированной ценой;</w:t>
       </w:r>
     </w:p>
     <w:p>
@@ -16640,27 +16076,7 @@
           <w:szCs w:val="28"/>
           <w:lang w:eastAsia="en-US"/>
         </w:rPr>
-        <w:t>Возрастной рейтинг связан с фильмами (</w:t>
-      </w:r>
-      <w:proofErr w:type="gramStart"/>
-      <w:r>
-        <w:rPr>
-          <w:rFonts w:eastAsiaTheme="minorHAnsi"/>
-          <w:sz w:val="28"/>
-          <w:szCs w:val="28"/>
-          <w:lang w:eastAsia="en-US"/>
-        </w:rPr>
-        <w:t>1:М</w:t>
-      </w:r>
-      <w:proofErr w:type="gramEnd"/>
-      <w:r>
-        <w:rPr>
-          <w:rFonts w:eastAsiaTheme="minorHAnsi"/>
-          <w:sz w:val="28"/>
-          <w:szCs w:val="28"/>
-          <w:lang w:eastAsia="en-US"/>
-        </w:rPr>
-        <w:t>);</w:t>
+        <w:t>TICKET_STATUS – сущность «Статус билета» с кодом, названием и информацией о возможности возврата;</w:t>
       </w:r>
     </w:p>
     <w:p>
@@ -16687,16 +16103,7 @@
           <w:szCs w:val="28"/>
           <w:lang w:eastAsia="en-US"/>
         </w:rPr>
-        <w:t>Фильм демонстрируется на нескольких сеансах (1:M)</w:t>
-      </w:r>
-      <w:r>
-        <w:rPr>
-          <w:rFonts w:eastAsiaTheme="minorHAnsi"/>
-          <w:sz w:val="28"/>
-          <w:szCs w:val="28"/>
-          <w:lang w:eastAsia="en-US"/>
-        </w:rPr>
-        <w:t>;</w:t>
+        <w:t>TICKET_GROUP – сущность «Группа билетов» для объединения билетов, купленных в рамках одной транзакции;</w:t>
       </w:r>
     </w:p>
     <w:p>
@@ -16723,16 +16130,7 @@
           <w:szCs w:val="28"/>
           <w:lang w:eastAsia="en-US"/>
         </w:rPr>
-        <w:t>Зал используется для нескольких сеансов (1:M)</w:t>
-      </w:r>
-      <w:r>
-        <w:rPr>
-          <w:rFonts w:eastAsiaTheme="minorHAnsi"/>
-          <w:sz w:val="28"/>
-          <w:szCs w:val="28"/>
-          <w:lang w:eastAsia="en-US"/>
-        </w:rPr>
-        <w:t>;</w:t>
+        <w:t>TICKET – сущность «Билет» как документ, подтверждающий право посещения, с привязкой к группе;</w:t>
       </w:r>
     </w:p>
     <w:p>
@@ -16759,16 +16157,7 @@
           <w:szCs w:val="28"/>
           <w:lang w:eastAsia="en-US"/>
         </w:rPr>
-        <w:t>Зал содержит несколько мест (1:M)</w:t>
-      </w:r>
-      <w:r>
-        <w:rPr>
-          <w:rFonts w:eastAsiaTheme="minorHAnsi"/>
-          <w:sz w:val="28"/>
-          <w:szCs w:val="28"/>
-          <w:lang w:eastAsia="en-US"/>
-        </w:rPr>
-        <w:t>;</w:t>
+        <w:t>ACTION_TYPE – сущность «Тип действия» с кодом и названием для классификации операций в системе;</w:t>
       </w:r>
     </w:p>
     <w:p>
@@ -16795,16 +16184,8 @@
           <w:szCs w:val="28"/>
           <w:lang w:eastAsia="en-US"/>
         </w:rPr>
-        <w:t>Сеанс продается через несколько билетов (1:M)</w:t>
-      </w:r>
-      <w:r>
-        <w:rPr>
-          <w:rFonts w:eastAsiaTheme="minorHAnsi"/>
-          <w:sz w:val="28"/>
-          <w:szCs w:val="28"/>
-          <w:lang w:eastAsia="en-US"/>
-        </w:rPr>
-        <w:t>;</w:t>
+        <w:lastRenderedPageBreak/>
+        <w:t>MODULE_TYPE – сущность «Модуль системы» с кодом и названием для идентификации компонентов системы;</w:t>
       </w:r>
     </w:p>
     <w:p>
@@ -16831,16 +16212,7 @@
           <w:szCs w:val="28"/>
           <w:lang w:eastAsia="en-US"/>
         </w:rPr>
-        <w:t>Место бронируется через билет (1:M)</w:t>
-      </w:r>
-      <w:r>
-        <w:rPr>
-          <w:rFonts w:eastAsiaTheme="minorHAnsi"/>
-          <w:sz w:val="28"/>
-          <w:szCs w:val="28"/>
-          <w:lang w:eastAsia="en-US"/>
-        </w:rPr>
-        <w:t>;</w:t>
+        <w:t>OPERATION_LOG – сущность «Лог операций» для детального аудита действий пользователей в системе;</w:t>
       </w:r>
     </w:p>
     <w:p>
@@ -16867,27 +16239,27 @@
           <w:szCs w:val="28"/>
           <w:lang w:eastAsia="en-US"/>
         </w:rPr>
-        <w:t>Статус билета отображает статус возврата у билета (</w:t>
-      </w:r>
-      <w:proofErr w:type="gramStart"/>
-      <w:r>
-        <w:rPr>
-          <w:rFonts w:eastAsiaTheme="minorHAnsi"/>
-          <w:sz w:val="28"/>
-          <w:szCs w:val="28"/>
-          <w:lang w:eastAsia="en-US"/>
-        </w:rPr>
-        <w:t>1:М</w:t>
-      </w:r>
-      <w:proofErr w:type="gramEnd"/>
-      <w:r>
-        <w:rPr>
-          <w:rFonts w:eastAsiaTheme="minorHAnsi"/>
-          <w:sz w:val="28"/>
-          <w:szCs w:val="28"/>
-          <w:lang w:eastAsia="en-US"/>
-        </w:rPr>
-        <w:t>);</w:t>
+        <w:t xml:space="preserve">BACKUP_MANAGER – сущность «Менеджер резервного копирования» для управления </w:t>
+      </w:r>
+      <w:proofErr w:type="spellStart"/>
+      <w:r>
+        <w:rPr>
+          <w:rFonts w:eastAsiaTheme="minorHAnsi"/>
+          <w:sz w:val="28"/>
+          <w:szCs w:val="28"/>
+          <w:lang w:eastAsia="en-US"/>
+        </w:rPr>
+        <w:t>бэкапами</w:t>
+      </w:r>
+      <w:proofErr w:type="spellEnd"/>
+      <w:r>
+        <w:rPr>
+          <w:rFonts w:eastAsiaTheme="minorHAnsi"/>
+          <w:sz w:val="28"/>
+          <w:szCs w:val="28"/>
+          <w:lang w:eastAsia="en-US"/>
+        </w:rPr>
+        <w:t xml:space="preserve"> базы данных;</w:t>
       </w:r>
     </w:p>
     <w:p>
@@ -16914,25 +16286,968 @@
           <w:szCs w:val="28"/>
           <w:lang w:eastAsia="en-US"/>
         </w:rPr>
-        <w:t>Система записывает действия пользователя (</w:t>
-      </w:r>
-      <w:r>
-        <w:rPr>
-          <w:rFonts w:eastAsiaTheme="minorHAnsi"/>
-          <w:sz w:val="28"/>
-          <w:szCs w:val="28"/>
-          <w:lang w:eastAsia="en-US"/>
-        </w:rPr>
-        <w:t>1:M</w:t>
-      </w:r>
-      <w:r>
-        <w:rPr>
-          <w:rFonts w:eastAsiaTheme="minorHAnsi"/>
-          <w:sz w:val="28"/>
-          <w:szCs w:val="28"/>
-          <w:lang w:eastAsia="en-US"/>
-        </w:rPr>
-        <w:t>).</w:t>
+        <w:t xml:space="preserve">PENDING_REGISTRATION – сущность «Ожидающая регистрация» для временного хранения данных новых пользователей до подтверждения </w:t>
+      </w:r>
+      <w:proofErr w:type="spellStart"/>
+      <w:r>
+        <w:rPr>
+          <w:rFonts w:eastAsiaTheme="minorHAnsi"/>
+          <w:sz w:val="28"/>
+          <w:szCs w:val="28"/>
+          <w:lang w:eastAsia="en-US"/>
+        </w:rPr>
+        <w:t>email</w:t>
+      </w:r>
+      <w:proofErr w:type="spellEnd"/>
+      <w:r>
+        <w:rPr>
+          <w:rFonts w:eastAsiaTheme="minorHAnsi"/>
+          <w:sz w:val="28"/>
+          <w:szCs w:val="28"/>
+          <w:lang w:eastAsia="en-US"/>
+        </w:rPr>
+        <w:t>;</w:t>
+      </w:r>
+    </w:p>
+    <w:p>
+      <w:pPr>
+        <w:pStyle w:val="a4"/>
+        <w:numPr>
+          <w:ilvl w:val="0"/>
+          <w:numId w:val="7"/>
+        </w:numPr>
+        <w:spacing w:line="360" w:lineRule="auto"/>
+        <w:ind w:left="0" w:firstLine="851"/>
+        <w:jc w:val="both"/>
+        <w:rPr>
+          <w:rFonts w:eastAsiaTheme="minorHAnsi"/>
+          <w:sz w:val="28"/>
+          <w:szCs w:val="28"/>
+          <w:lang w:eastAsia="en-US"/>
+        </w:rPr>
+      </w:pPr>
+      <w:r>
+        <w:rPr>
+          <w:rFonts w:eastAsiaTheme="minorHAnsi"/>
+          <w:sz w:val="28"/>
+          <w:szCs w:val="28"/>
+          <w:lang w:eastAsia="en-US"/>
+        </w:rPr>
+        <w:t>PASSWORD_RESET_REQUEST – сущность «Запрос сброса пароля» для управления процессом восстановления доступа;</w:t>
+      </w:r>
+    </w:p>
+    <w:p>
+      <w:pPr>
+        <w:pStyle w:val="a4"/>
+        <w:numPr>
+          <w:ilvl w:val="0"/>
+          <w:numId w:val="7"/>
+        </w:numPr>
+        <w:spacing w:line="360" w:lineRule="auto"/>
+        <w:ind w:left="0" w:firstLine="851"/>
+        <w:jc w:val="both"/>
+        <w:rPr>
+          <w:rFonts w:eastAsiaTheme="minorHAnsi"/>
+          <w:sz w:val="28"/>
+          <w:szCs w:val="28"/>
+          <w:lang w:eastAsia="en-US"/>
+        </w:rPr>
+      </w:pPr>
+      <w:r>
+        <w:rPr>
+          <w:rFonts w:eastAsiaTheme="minorHAnsi"/>
+          <w:sz w:val="28"/>
+          <w:szCs w:val="28"/>
+          <w:lang w:eastAsia="en-US"/>
+        </w:rPr>
+        <w:t xml:space="preserve">EMAIL_CHANGE_REQUEST – сущность «Запрос смены </w:t>
+      </w:r>
+      <w:proofErr w:type="spellStart"/>
+      <w:r>
+        <w:rPr>
+          <w:rFonts w:eastAsiaTheme="minorHAnsi"/>
+          <w:sz w:val="28"/>
+          <w:szCs w:val="28"/>
+          <w:lang w:eastAsia="en-US"/>
+        </w:rPr>
+        <w:t>email</w:t>
+      </w:r>
+      <w:proofErr w:type="spellEnd"/>
+      <w:r>
+        <w:rPr>
+          <w:rFonts w:eastAsiaTheme="minorHAnsi"/>
+          <w:sz w:val="28"/>
+          <w:szCs w:val="28"/>
+          <w:lang w:eastAsia="en-US"/>
+        </w:rPr>
+        <w:t>» для подтверждения изменения контактной информации.</w:t>
+      </w:r>
+    </w:p>
+    <w:p>
+      <w:pPr>
+        <w:spacing w:line="360" w:lineRule="auto"/>
+        <w:ind w:firstLine="851"/>
+        <w:jc w:val="both"/>
+        <w:rPr>
+          <w:rFonts w:eastAsiaTheme="minorHAnsi"/>
+          <w:sz w:val="28"/>
+          <w:szCs w:val="28"/>
+          <w:lang w:eastAsia="en-US"/>
+        </w:rPr>
+      </w:pPr>
+      <w:r>
+        <w:rPr>
+          <w:rFonts w:eastAsiaTheme="minorHAnsi"/>
+          <w:sz w:val="28"/>
+          <w:szCs w:val="28"/>
+          <w:lang w:eastAsia="en-US"/>
+        </w:rPr>
+        <w:t>Связи между сущностями:</w:t>
+      </w:r>
+    </w:p>
+    <w:p>
+      <w:pPr>
+        <w:pStyle w:val="a4"/>
+        <w:numPr>
+          <w:ilvl w:val="0"/>
+          <w:numId w:val="7"/>
+        </w:numPr>
+        <w:spacing w:line="360" w:lineRule="auto"/>
+        <w:ind w:left="0" w:firstLine="851"/>
+        <w:jc w:val="both"/>
+        <w:rPr>
+          <w:rFonts w:eastAsiaTheme="minorHAnsi"/>
+          <w:sz w:val="28"/>
+          <w:szCs w:val="28"/>
+          <w:lang w:eastAsia="en-US"/>
+        </w:rPr>
+      </w:pPr>
+      <w:bookmarkStart w:id="19" w:name="_GoBack"/>
+      <w:bookmarkEnd w:id="19"/>
+      <w:r>
+        <w:rPr>
+          <w:rFonts w:eastAsiaTheme="minorHAnsi"/>
+          <w:sz w:val="28"/>
+          <w:szCs w:val="28"/>
+          <w:lang w:eastAsia="en-US"/>
+        </w:rPr>
+        <w:t>Пользователь покупает несколько билетов (1:M);</w:t>
+      </w:r>
+    </w:p>
+    <w:p>
+      <w:pPr>
+        <w:pStyle w:val="a4"/>
+        <w:numPr>
+          <w:ilvl w:val="0"/>
+          <w:numId w:val="7"/>
+        </w:numPr>
+        <w:spacing w:line="360" w:lineRule="auto"/>
+        <w:ind w:left="0" w:firstLine="851"/>
+        <w:jc w:val="both"/>
+        <w:rPr>
+          <w:rFonts w:eastAsiaTheme="minorHAnsi"/>
+          <w:sz w:val="28"/>
+          <w:szCs w:val="28"/>
+          <w:lang w:eastAsia="en-US"/>
+        </w:rPr>
+      </w:pPr>
+      <w:r>
+        <w:rPr>
+          <w:rFonts w:eastAsiaTheme="minorHAnsi"/>
+          <w:sz w:val="28"/>
+          <w:szCs w:val="28"/>
+          <w:lang w:eastAsia="en-US"/>
+        </w:rPr>
+        <w:t>Пользователь инициирует несколько запросов сброса пароля (1:M);</w:t>
+      </w:r>
+    </w:p>
+    <w:p>
+      <w:pPr>
+        <w:pStyle w:val="a4"/>
+        <w:numPr>
+          <w:ilvl w:val="0"/>
+          <w:numId w:val="7"/>
+        </w:numPr>
+        <w:spacing w:line="360" w:lineRule="auto"/>
+        <w:ind w:left="0" w:firstLine="851"/>
+        <w:jc w:val="both"/>
+        <w:rPr>
+          <w:rFonts w:eastAsiaTheme="minorHAnsi"/>
+          <w:sz w:val="28"/>
+          <w:szCs w:val="28"/>
+          <w:lang w:eastAsia="en-US"/>
+        </w:rPr>
+      </w:pPr>
+      <w:r>
+        <w:rPr>
+          <w:rFonts w:eastAsiaTheme="minorHAnsi"/>
+          <w:sz w:val="28"/>
+          <w:szCs w:val="28"/>
+          <w:lang w:eastAsia="en-US"/>
+        </w:rPr>
+        <w:t xml:space="preserve">Пользователь инициирует несколько запросов смены </w:t>
+      </w:r>
+      <w:proofErr w:type="spellStart"/>
+      <w:r>
+        <w:rPr>
+          <w:rFonts w:eastAsiaTheme="minorHAnsi"/>
+          <w:sz w:val="28"/>
+          <w:szCs w:val="28"/>
+          <w:lang w:eastAsia="en-US"/>
+        </w:rPr>
+        <w:t>email</w:t>
+      </w:r>
+      <w:proofErr w:type="spellEnd"/>
+      <w:r>
+        <w:rPr>
+          <w:rFonts w:eastAsiaTheme="minorHAnsi"/>
+          <w:sz w:val="28"/>
+          <w:szCs w:val="28"/>
+          <w:lang w:eastAsia="en-US"/>
+        </w:rPr>
+        <w:t xml:space="preserve"> (1:M);</w:t>
+      </w:r>
+    </w:p>
+    <w:p>
+      <w:pPr>
+        <w:pStyle w:val="a4"/>
+        <w:numPr>
+          <w:ilvl w:val="0"/>
+          <w:numId w:val="7"/>
+        </w:numPr>
+        <w:spacing w:line="360" w:lineRule="auto"/>
+        <w:ind w:left="0" w:firstLine="851"/>
+        <w:jc w:val="both"/>
+        <w:rPr>
+          <w:rFonts w:eastAsiaTheme="minorHAnsi"/>
+          <w:sz w:val="28"/>
+          <w:szCs w:val="28"/>
+          <w:lang w:eastAsia="en-US"/>
+        </w:rPr>
+      </w:pPr>
+      <w:r>
+        <w:rPr>
+          <w:rFonts w:eastAsiaTheme="minorHAnsi"/>
+          <w:sz w:val="28"/>
+          <w:szCs w:val="28"/>
+          <w:lang w:eastAsia="en-US"/>
+        </w:rPr>
+        <w:t xml:space="preserve">Пользователь создаёт несколько </w:t>
+      </w:r>
+      <w:proofErr w:type="spellStart"/>
+      <w:r>
+        <w:rPr>
+          <w:rFonts w:eastAsiaTheme="minorHAnsi"/>
+          <w:sz w:val="28"/>
+          <w:szCs w:val="28"/>
+          <w:lang w:eastAsia="en-US"/>
+        </w:rPr>
+        <w:t>бэкапов</w:t>
+      </w:r>
+      <w:proofErr w:type="spellEnd"/>
+      <w:r>
+        <w:rPr>
+          <w:rFonts w:eastAsiaTheme="minorHAnsi"/>
+          <w:sz w:val="28"/>
+          <w:szCs w:val="28"/>
+          <w:lang w:eastAsia="en-US"/>
+        </w:rPr>
+        <w:t xml:space="preserve"> (1:M);</w:t>
+      </w:r>
+    </w:p>
+    <w:p>
+      <w:pPr>
+        <w:pStyle w:val="a4"/>
+        <w:numPr>
+          <w:ilvl w:val="0"/>
+          <w:numId w:val="7"/>
+        </w:numPr>
+        <w:spacing w:line="360" w:lineRule="auto"/>
+        <w:ind w:left="0" w:firstLine="851"/>
+        <w:jc w:val="both"/>
+        <w:rPr>
+          <w:rFonts w:eastAsiaTheme="minorHAnsi"/>
+          <w:sz w:val="28"/>
+          <w:szCs w:val="28"/>
+          <w:lang w:eastAsia="en-US"/>
+        </w:rPr>
+      </w:pPr>
+      <w:r>
+        <w:rPr>
+          <w:rFonts w:eastAsiaTheme="minorHAnsi"/>
+          <w:sz w:val="28"/>
+          <w:szCs w:val="28"/>
+          <w:lang w:eastAsia="en-US"/>
+        </w:rPr>
+        <w:t>Пользователь совершает несколько операций, записываемых в лог (1:M);</w:t>
+      </w:r>
+    </w:p>
+    <w:p>
+      <w:pPr>
+        <w:pStyle w:val="a4"/>
+        <w:numPr>
+          <w:ilvl w:val="0"/>
+          <w:numId w:val="7"/>
+        </w:numPr>
+        <w:spacing w:line="360" w:lineRule="auto"/>
+        <w:ind w:left="0" w:firstLine="851"/>
+        <w:jc w:val="both"/>
+        <w:rPr>
+          <w:rFonts w:eastAsiaTheme="minorHAnsi"/>
+          <w:sz w:val="28"/>
+          <w:szCs w:val="28"/>
+          <w:lang w:eastAsia="en-US"/>
+        </w:rPr>
+      </w:pPr>
+      <w:r>
+        <w:rPr>
+          <w:rFonts w:eastAsiaTheme="minorHAnsi"/>
+          <w:sz w:val="28"/>
+          <w:szCs w:val="28"/>
+          <w:lang w:eastAsia="en-US"/>
+        </w:rPr>
+        <w:t>Страна имеет нескольких режиссёров (1:M);</w:t>
+      </w:r>
+    </w:p>
+    <w:p>
+      <w:pPr>
+        <w:pStyle w:val="a4"/>
+        <w:numPr>
+          <w:ilvl w:val="0"/>
+          <w:numId w:val="7"/>
+        </w:numPr>
+        <w:spacing w:line="360" w:lineRule="auto"/>
+        <w:ind w:left="0" w:firstLine="851"/>
+        <w:jc w:val="both"/>
+        <w:rPr>
+          <w:rFonts w:eastAsiaTheme="minorHAnsi"/>
+          <w:sz w:val="28"/>
+          <w:szCs w:val="28"/>
+          <w:lang w:eastAsia="en-US"/>
+        </w:rPr>
+      </w:pPr>
+      <w:r>
+        <w:rPr>
+          <w:rFonts w:eastAsiaTheme="minorHAnsi"/>
+          <w:sz w:val="28"/>
+          <w:szCs w:val="28"/>
+          <w:lang w:eastAsia="en-US"/>
+        </w:rPr>
+        <w:t>Страна имеет нескольких актёров (1:M);</w:t>
+      </w:r>
+    </w:p>
+    <w:p>
+      <w:pPr>
+        <w:pStyle w:val="a4"/>
+        <w:numPr>
+          <w:ilvl w:val="0"/>
+          <w:numId w:val="7"/>
+        </w:numPr>
+        <w:spacing w:line="360" w:lineRule="auto"/>
+        <w:ind w:left="0" w:firstLine="851"/>
+        <w:jc w:val="both"/>
+        <w:rPr>
+          <w:rFonts w:eastAsiaTheme="minorHAnsi"/>
+          <w:sz w:val="28"/>
+          <w:szCs w:val="28"/>
+          <w:lang w:eastAsia="en-US"/>
+        </w:rPr>
+      </w:pPr>
+      <w:r>
+        <w:rPr>
+          <w:rFonts w:eastAsiaTheme="minorHAnsi"/>
+          <w:sz w:val="28"/>
+          <w:szCs w:val="28"/>
+          <w:lang w:eastAsia="en-US"/>
+        </w:rPr>
+        <w:t>Жанр связан с несколькими фильмами (1:M);</w:t>
+      </w:r>
+    </w:p>
+    <w:p>
+      <w:pPr>
+        <w:pStyle w:val="a4"/>
+        <w:numPr>
+          <w:ilvl w:val="0"/>
+          <w:numId w:val="7"/>
+        </w:numPr>
+        <w:spacing w:line="360" w:lineRule="auto"/>
+        <w:ind w:left="0" w:firstLine="851"/>
+        <w:jc w:val="both"/>
+        <w:rPr>
+          <w:rFonts w:eastAsiaTheme="minorHAnsi"/>
+          <w:sz w:val="28"/>
+          <w:szCs w:val="28"/>
+          <w:lang w:eastAsia="en-US"/>
+        </w:rPr>
+      </w:pPr>
+      <w:r>
+        <w:rPr>
+          <w:rFonts w:eastAsiaTheme="minorHAnsi"/>
+          <w:sz w:val="28"/>
+          <w:szCs w:val="28"/>
+          <w:lang w:eastAsia="en-US"/>
+        </w:rPr>
+        <w:t>Возрастной рейтинг связан с несколькими фильмами (1:M);</w:t>
+      </w:r>
+    </w:p>
+    <w:p>
+      <w:pPr>
+        <w:pStyle w:val="a4"/>
+        <w:numPr>
+          <w:ilvl w:val="0"/>
+          <w:numId w:val="7"/>
+        </w:numPr>
+        <w:spacing w:line="360" w:lineRule="auto"/>
+        <w:ind w:left="0" w:firstLine="851"/>
+        <w:jc w:val="both"/>
+        <w:rPr>
+          <w:rFonts w:eastAsiaTheme="minorHAnsi"/>
+          <w:sz w:val="28"/>
+          <w:szCs w:val="28"/>
+          <w:lang w:eastAsia="en-US"/>
+        </w:rPr>
+      </w:pPr>
+      <w:r>
+        <w:rPr>
+          <w:rFonts w:eastAsiaTheme="minorHAnsi"/>
+          <w:sz w:val="28"/>
+          <w:szCs w:val="28"/>
+          <w:lang w:eastAsia="en-US"/>
+        </w:rPr>
+        <w:t>Фильм имеет нескольких режиссёров через связующую сущность MOVIE_DIRECTOR (</w:t>
+      </w:r>
+      <w:proofErr w:type="gramStart"/>
+      <w:r>
+        <w:rPr>
+          <w:rFonts w:eastAsiaTheme="minorHAnsi"/>
+          <w:sz w:val="28"/>
+          <w:szCs w:val="28"/>
+          <w:lang w:eastAsia="en-US"/>
+        </w:rPr>
+        <w:t>M:N</w:t>
+      </w:r>
+      <w:proofErr w:type="gramEnd"/>
+      <w:r>
+        <w:rPr>
+          <w:rFonts w:eastAsiaTheme="minorHAnsi"/>
+          <w:sz w:val="28"/>
+          <w:szCs w:val="28"/>
+          <w:lang w:eastAsia="en-US"/>
+        </w:rPr>
+        <w:t>);</w:t>
+      </w:r>
+    </w:p>
+    <w:p>
+      <w:pPr>
+        <w:pStyle w:val="a4"/>
+        <w:numPr>
+          <w:ilvl w:val="0"/>
+          <w:numId w:val="7"/>
+        </w:numPr>
+        <w:spacing w:line="360" w:lineRule="auto"/>
+        <w:ind w:left="0" w:firstLine="851"/>
+        <w:jc w:val="both"/>
+        <w:rPr>
+          <w:rFonts w:eastAsiaTheme="minorHAnsi"/>
+          <w:sz w:val="28"/>
+          <w:szCs w:val="28"/>
+          <w:lang w:eastAsia="en-US"/>
+        </w:rPr>
+      </w:pPr>
+      <w:r>
+        <w:rPr>
+          <w:rFonts w:eastAsiaTheme="minorHAnsi"/>
+          <w:sz w:val="28"/>
+          <w:szCs w:val="28"/>
+          <w:lang w:eastAsia="en-US"/>
+        </w:rPr>
+        <w:t>Фильм имеет нескольких актёров через связующую сущность MOVIE_ACTOR (</w:t>
+      </w:r>
+      <w:proofErr w:type="gramStart"/>
+      <w:r>
+        <w:rPr>
+          <w:rFonts w:eastAsiaTheme="minorHAnsi"/>
+          <w:sz w:val="28"/>
+          <w:szCs w:val="28"/>
+          <w:lang w:eastAsia="en-US"/>
+        </w:rPr>
+        <w:t>M:N</w:t>
+      </w:r>
+      <w:proofErr w:type="gramEnd"/>
+      <w:r>
+        <w:rPr>
+          <w:rFonts w:eastAsiaTheme="minorHAnsi"/>
+          <w:sz w:val="28"/>
+          <w:szCs w:val="28"/>
+          <w:lang w:eastAsia="en-US"/>
+        </w:rPr>
+        <w:t>);</w:t>
+      </w:r>
+    </w:p>
+    <w:p>
+      <w:pPr>
+        <w:pStyle w:val="a4"/>
+        <w:numPr>
+          <w:ilvl w:val="0"/>
+          <w:numId w:val="7"/>
+        </w:numPr>
+        <w:spacing w:line="360" w:lineRule="auto"/>
+        <w:ind w:left="0" w:firstLine="851"/>
+        <w:jc w:val="both"/>
+        <w:rPr>
+          <w:rFonts w:eastAsiaTheme="minorHAnsi"/>
+          <w:sz w:val="28"/>
+          <w:szCs w:val="28"/>
+          <w:lang w:eastAsia="en-US"/>
+        </w:rPr>
+      </w:pPr>
+      <w:r>
+        <w:rPr>
+          <w:rFonts w:eastAsiaTheme="minorHAnsi"/>
+          <w:sz w:val="28"/>
+          <w:szCs w:val="28"/>
+          <w:lang w:eastAsia="en-US"/>
+        </w:rPr>
+        <w:lastRenderedPageBreak/>
+        <w:t>Режиссёр работает над несколькими фильмами через связующую сущность MOVIE_DIRECTOR (</w:t>
+      </w:r>
+      <w:proofErr w:type="gramStart"/>
+      <w:r>
+        <w:rPr>
+          <w:rFonts w:eastAsiaTheme="minorHAnsi"/>
+          <w:sz w:val="28"/>
+          <w:szCs w:val="28"/>
+          <w:lang w:eastAsia="en-US"/>
+        </w:rPr>
+        <w:t>M:N</w:t>
+      </w:r>
+      <w:proofErr w:type="gramEnd"/>
+      <w:r>
+        <w:rPr>
+          <w:rFonts w:eastAsiaTheme="minorHAnsi"/>
+          <w:sz w:val="28"/>
+          <w:szCs w:val="28"/>
+          <w:lang w:eastAsia="en-US"/>
+        </w:rPr>
+        <w:t>);</w:t>
+      </w:r>
+    </w:p>
+    <w:p>
+      <w:pPr>
+        <w:pStyle w:val="a4"/>
+        <w:numPr>
+          <w:ilvl w:val="0"/>
+          <w:numId w:val="7"/>
+        </w:numPr>
+        <w:spacing w:line="360" w:lineRule="auto"/>
+        <w:ind w:left="0" w:firstLine="851"/>
+        <w:jc w:val="both"/>
+        <w:rPr>
+          <w:rFonts w:eastAsiaTheme="minorHAnsi"/>
+          <w:sz w:val="28"/>
+          <w:szCs w:val="28"/>
+          <w:lang w:eastAsia="en-US"/>
+        </w:rPr>
+      </w:pPr>
+      <w:r>
+        <w:rPr>
+          <w:rFonts w:eastAsiaTheme="minorHAnsi"/>
+          <w:sz w:val="28"/>
+          <w:szCs w:val="28"/>
+          <w:lang w:eastAsia="en-US"/>
+        </w:rPr>
+        <w:t>Актёр участвует в нескольких фильмах через связующую сущность MOVIE_ACTOR (</w:t>
+      </w:r>
+      <w:proofErr w:type="gramStart"/>
+      <w:r>
+        <w:rPr>
+          <w:rFonts w:eastAsiaTheme="minorHAnsi"/>
+          <w:sz w:val="28"/>
+          <w:szCs w:val="28"/>
+          <w:lang w:eastAsia="en-US"/>
+        </w:rPr>
+        <w:t>M:N</w:t>
+      </w:r>
+      <w:proofErr w:type="gramEnd"/>
+      <w:r>
+        <w:rPr>
+          <w:rFonts w:eastAsiaTheme="minorHAnsi"/>
+          <w:sz w:val="28"/>
+          <w:szCs w:val="28"/>
+          <w:lang w:eastAsia="en-US"/>
+        </w:rPr>
+        <w:t>);</w:t>
+      </w:r>
+    </w:p>
+    <w:p>
+      <w:pPr>
+        <w:pStyle w:val="a4"/>
+        <w:numPr>
+          <w:ilvl w:val="0"/>
+          <w:numId w:val="7"/>
+        </w:numPr>
+        <w:spacing w:line="360" w:lineRule="auto"/>
+        <w:ind w:left="0" w:firstLine="851"/>
+        <w:jc w:val="both"/>
+        <w:rPr>
+          <w:rFonts w:eastAsiaTheme="minorHAnsi"/>
+          <w:sz w:val="28"/>
+          <w:szCs w:val="28"/>
+          <w:lang w:eastAsia="en-US"/>
+        </w:rPr>
+      </w:pPr>
+      <w:r>
+        <w:rPr>
+          <w:rFonts w:eastAsiaTheme="minorHAnsi"/>
+          <w:sz w:val="28"/>
+          <w:szCs w:val="28"/>
+          <w:lang w:eastAsia="en-US"/>
+        </w:rPr>
+        <w:t>Тип зала определяет несколько залов (1:M);</w:t>
+      </w:r>
+    </w:p>
+    <w:p>
+      <w:pPr>
+        <w:pStyle w:val="a4"/>
+        <w:numPr>
+          <w:ilvl w:val="0"/>
+          <w:numId w:val="7"/>
+        </w:numPr>
+        <w:spacing w:line="360" w:lineRule="auto"/>
+        <w:ind w:left="0" w:firstLine="851"/>
+        <w:jc w:val="both"/>
+        <w:rPr>
+          <w:rFonts w:eastAsiaTheme="minorHAnsi"/>
+          <w:sz w:val="28"/>
+          <w:szCs w:val="28"/>
+          <w:lang w:eastAsia="en-US"/>
+        </w:rPr>
+      </w:pPr>
+      <w:r>
+        <w:rPr>
+          <w:rFonts w:eastAsiaTheme="minorHAnsi"/>
+          <w:sz w:val="28"/>
+          <w:szCs w:val="28"/>
+          <w:lang w:eastAsia="en-US"/>
+        </w:rPr>
+        <w:t>Зал используется для нескольких сеансов (1:M);</w:t>
+      </w:r>
+    </w:p>
+    <w:p>
+      <w:pPr>
+        <w:pStyle w:val="a4"/>
+        <w:numPr>
+          <w:ilvl w:val="0"/>
+          <w:numId w:val="7"/>
+        </w:numPr>
+        <w:spacing w:line="360" w:lineRule="auto"/>
+        <w:ind w:left="0" w:firstLine="851"/>
+        <w:jc w:val="both"/>
+        <w:rPr>
+          <w:rFonts w:eastAsiaTheme="minorHAnsi"/>
+          <w:sz w:val="28"/>
+          <w:szCs w:val="28"/>
+          <w:lang w:eastAsia="en-US"/>
+        </w:rPr>
+      </w:pPr>
+      <w:r>
+        <w:rPr>
+          <w:rFonts w:eastAsiaTheme="minorHAnsi"/>
+          <w:sz w:val="28"/>
+          <w:szCs w:val="28"/>
+          <w:lang w:eastAsia="en-US"/>
+        </w:rPr>
+        <w:t>Зал содержит несколько мест (1:M);</w:t>
+      </w:r>
+    </w:p>
+    <w:p>
+      <w:pPr>
+        <w:pStyle w:val="a4"/>
+        <w:numPr>
+          <w:ilvl w:val="0"/>
+          <w:numId w:val="7"/>
+        </w:numPr>
+        <w:spacing w:line="360" w:lineRule="auto"/>
+        <w:ind w:left="0" w:firstLine="851"/>
+        <w:jc w:val="both"/>
+        <w:rPr>
+          <w:rFonts w:eastAsiaTheme="minorHAnsi"/>
+          <w:sz w:val="28"/>
+          <w:szCs w:val="28"/>
+          <w:lang w:eastAsia="en-US"/>
+        </w:rPr>
+      </w:pPr>
+      <w:r>
+        <w:rPr>
+          <w:rFonts w:eastAsiaTheme="minorHAnsi"/>
+          <w:sz w:val="28"/>
+          <w:szCs w:val="28"/>
+          <w:lang w:eastAsia="en-US"/>
+        </w:rPr>
+        <w:t>Сеанс продаётся через несколько билетов (1:M);</w:t>
+      </w:r>
+    </w:p>
+    <w:p>
+      <w:pPr>
+        <w:pStyle w:val="a4"/>
+        <w:numPr>
+          <w:ilvl w:val="0"/>
+          <w:numId w:val="7"/>
+        </w:numPr>
+        <w:spacing w:line="360" w:lineRule="auto"/>
+        <w:ind w:left="0" w:firstLine="851"/>
+        <w:jc w:val="both"/>
+        <w:rPr>
+          <w:rFonts w:eastAsiaTheme="minorHAnsi"/>
+          <w:sz w:val="28"/>
+          <w:szCs w:val="28"/>
+          <w:lang w:eastAsia="en-US"/>
+        </w:rPr>
+      </w:pPr>
+      <w:r>
+        <w:rPr>
+          <w:rFonts w:eastAsiaTheme="minorHAnsi"/>
+          <w:sz w:val="28"/>
+          <w:szCs w:val="28"/>
+          <w:lang w:eastAsia="en-US"/>
+        </w:rPr>
+        <w:t>Сеанс является основой для нескольких групп билетов (1:M);</w:t>
+      </w:r>
+    </w:p>
+    <w:p>
+      <w:pPr>
+        <w:pStyle w:val="a4"/>
+        <w:numPr>
+          <w:ilvl w:val="0"/>
+          <w:numId w:val="7"/>
+        </w:numPr>
+        <w:spacing w:line="360" w:lineRule="auto"/>
+        <w:ind w:left="0" w:firstLine="851"/>
+        <w:jc w:val="both"/>
+        <w:rPr>
+          <w:rFonts w:eastAsiaTheme="minorHAnsi"/>
+          <w:sz w:val="28"/>
+          <w:szCs w:val="28"/>
+          <w:lang w:eastAsia="en-US"/>
+        </w:rPr>
+      </w:pPr>
+      <w:r>
+        <w:rPr>
+          <w:rFonts w:eastAsiaTheme="minorHAnsi"/>
+          <w:sz w:val="28"/>
+          <w:szCs w:val="28"/>
+          <w:lang w:eastAsia="en-US"/>
+        </w:rPr>
+        <w:t>Место бронируется через один или несколько билетов (1:M) с учётом уникальности места на сеанс;</w:t>
+      </w:r>
+    </w:p>
+    <w:p>
+      <w:pPr>
+        <w:pStyle w:val="a4"/>
+        <w:numPr>
+          <w:ilvl w:val="0"/>
+          <w:numId w:val="7"/>
+        </w:numPr>
+        <w:spacing w:line="360" w:lineRule="auto"/>
+        <w:ind w:left="0" w:firstLine="851"/>
+        <w:jc w:val="both"/>
+        <w:rPr>
+          <w:rFonts w:eastAsiaTheme="minorHAnsi"/>
+          <w:sz w:val="28"/>
+          <w:szCs w:val="28"/>
+          <w:lang w:eastAsia="en-US"/>
+        </w:rPr>
+      </w:pPr>
+      <w:r>
+        <w:rPr>
+          <w:rFonts w:eastAsiaTheme="minorHAnsi"/>
+          <w:sz w:val="28"/>
+          <w:szCs w:val="28"/>
+          <w:lang w:eastAsia="en-US"/>
+        </w:rPr>
+        <w:t>Статус билета отображает состояние нескольких билетов (1:M);</w:t>
+      </w:r>
+    </w:p>
+    <w:p>
+      <w:pPr>
+        <w:pStyle w:val="a4"/>
+        <w:numPr>
+          <w:ilvl w:val="0"/>
+          <w:numId w:val="7"/>
+        </w:numPr>
+        <w:spacing w:line="360" w:lineRule="auto"/>
+        <w:ind w:left="0" w:firstLine="851"/>
+        <w:jc w:val="both"/>
+        <w:rPr>
+          <w:rFonts w:eastAsiaTheme="minorHAnsi"/>
+          <w:sz w:val="28"/>
+          <w:szCs w:val="28"/>
+          <w:lang w:eastAsia="en-US"/>
+        </w:rPr>
+      </w:pPr>
+      <w:r>
+        <w:rPr>
+          <w:rFonts w:eastAsiaTheme="minorHAnsi"/>
+          <w:sz w:val="28"/>
+          <w:szCs w:val="28"/>
+          <w:lang w:eastAsia="en-US"/>
+        </w:rPr>
+        <w:t>Группа билетов объединяет несколько билетов (1:M);</w:t>
+      </w:r>
+    </w:p>
+    <w:p>
+      <w:pPr>
+        <w:pStyle w:val="a4"/>
+        <w:numPr>
+          <w:ilvl w:val="0"/>
+          <w:numId w:val="7"/>
+        </w:numPr>
+        <w:spacing w:line="360" w:lineRule="auto"/>
+        <w:ind w:left="0" w:firstLine="851"/>
+        <w:jc w:val="both"/>
+        <w:rPr>
+          <w:rFonts w:eastAsiaTheme="minorHAnsi"/>
+          <w:sz w:val="28"/>
+          <w:szCs w:val="28"/>
+          <w:lang w:eastAsia="en-US"/>
+        </w:rPr>
+      </w:pPr>
+      <w:r>
+        <w:rPr>
+          <w:rFonts w:eastAsiaTheme="minorHAnsi"/>
+          <w:sz w:val="28"/>
+          <w:szCs w:val="28"/>
+          <w:lang w:eastAsia="en-US"/>
+        </w:rPr>
+        <w:t>Тип действия классифицирует несколько записей в логе операций (1:M);</w:t>
+      </w:r>
+    </w:p>
+    <w:p>
+      <w:pPr>
+        <w:pStyle w:val="a4"/>
+        <w:numPr>
+          <w:ilvl w:val="0"/>
+          <w:numId w:val="7"/>
+        </w:numPr>
+        <w:spacing w:line="360" w:lineRule="auto"/>
+        <w:ind w:left="0" w:firstLine="851"/>
+        <w:jc w:val="both"/>
+        <w:rPr>
+          <w:rFonts w:eastAsiaTheme="minorHAnsi"/>
+          <w:sz w:val="28"/>
+          <w:szCs w:val="28"/>
+          <w:lang w:eastAsia="en-US"/>
+        </w:rPr>
+      </w:pPr>
+      <w:r>
+        <w:rPr>
+          <w:rFonts w:eastAsiaTheme="minorHAnsi"/>
+          <w:sz w:val="28"/>
+          <w:szCs w:val="28"/>
+          <w:lang w:eastAsia="en-US"/>
+        </w:rPr>
+        <w:t>Модуль системы классифицирует несколько записей в логе операций (1:M);</w:t>
+      </w:r>
+    </w:p>
+    <w:p>
+      <w:pPr>
+        <w:pStyle w:val="a4"/>
+        <w:numPr>
+          <w:ilvl w:val="0"/>
+          <w:numId w:val="7"/>
+        </w:numPr>
+        <w:spacing w:line="360" w:lineRule="auto"/>
+        <w:ind w:left="0" w:firstLine="851"/>
+        <w:jc w:val="both"/>
+        <w:rPr>
+          <w:rFonts w:eastAsiaTheme="minorHAnsi"/>
+          <w:sz w:val="28"/>
+          <w:szCs w:val="28"/>
+          <w:lang w:eastAsia="en-US"/>
+        </w:rPr>
+      </w:pPr>
+      <w:r>
+        <w:rPr>
+          <w:rFonts w:eastAsiaTheme="minorHAnsi"/>
+          <w:sz w:val="28"/>
+          <w:szCs w:val="28"/>
+          <w:lang w:eastAsia="en-US"/>
+        </w:rPr>
+        <w:t>Ожидающая регистрация преобразуется в пользователя после подтверждения (1:1);</w:t>
+      </w:r>
+    </w:p>
+    <w:p>
+      <w:pPr>
+        <w:pStyle w:val="a4"/>
+        <w:numPr>
+          <w:ilvl w:val="0"/>
+          <w:numId w:val="7"/>
+        </w:numPr>
+        <w:spacing w:line="360" w:lineRule="auto"/>
+        <w:ind w:left="0" w:firstLine="851"/>
+        <w:jc w:val="both"/>
+        <w:rPr>
+          <w:rFonts w:eastAsiaTheme="minorHAnsi"/>
+          <w:sz w:val="28"/>
+          <w:szCs w:val="28"/>
+          <w:lang w:eastAsia="en-US"/>
+        </w:rPr>
+      </w:pPr>
+      <w:r>
+        <w:rPr>
+          <w:rFonts w:eastAsiaTheme="minorHAnsi"/>
+          <w:sz w:val="28"/>
+          <w:szCs w:val="28"/>
+          <w:lang w:eastAsia="en-US"/>
+        </w:rPr>
+        <w:t>Запрос сброса пароля ведёт к обновлению пользователя (M:1);</w:t>
+      </w:r>
+    </w:p>
+    <w:p>
+      <w:pPr>
+        <w:pStyle w:val="a4"/>
+        <w:numPr>
+          <w:ilvl w:val="0"/>
+          <w:numId w:val="7"/>
+        </w:numPr>
+        <w:spacing w:line="360" w:lineRule="auto"/>
+        <w:ind w:left="0" w:firstLine="851"/>
+        <w:jc w:val="both"/>
+        <w:rPr>
+          <w:rFonts w:eastAsiaTheme="minorHAnsi"/>
+          <w:sz w:val="28"/>
+          <w:szCs w:val="28"/>
+          <w:lang w:eastAsia="en-US"/>
+        </w:rPr>
+      </w:pPr>
+      <w:r>
+        <w:rPr>
+          <w:rFonts w:eastAsiaTheme="minorHAnsi"/>
+          <w:sz w:val="28"/>
+          <w:szCs w:val="28"/>
+          <w:lang w:eastAsia="en-US"/>
+        </w:rPr>
+        <w:t xml:space="preserve">Запрос смены </w:t>
+      </w:r>
+      <w:proofErr w:type="spellStart"/>
+      <w:r>
+        <w:rPr>
+          <w:rFonts w:eastAsiaTheme="minorHAnsi"/>
+          <w:sz w:val="28"/>
+          <w:szCs w:val="28"/>
+          <w:lang w:eastAsia="en-US"/>
+        </w:rPr>
+        <w:t>email</w:t>
+      </w:r>
+      <w:proofErr w:type="spellEnd"/>
+      <w:r>
+        <w:rPr>
+          <w:rFonts w:eastAsiaTheme="minorHAnsi"/>
+          <w:sz w:val="28"/>
+          <w:szCs w:val="28"/>
+          <w:lang w:eastAsia="en-US"/>
+        </w:rPr>
+        <w:t xml:space="preserve"> ведёт к обновлению пользователя (M:1).</w:t>
       </w:r>
     </w:p>
     <w:p>
@@ -52009,7 +52324,7 @@
 </file>
 
 <file path=customXml/itemProps1.xml><?xml version="1.0" encoding="utf-8"?>
-<ds:datastoreItem xmlns:ds="http://schemas.openxmlformats.org/officeDocument/2006/customXml" ds:itemID="{A3E5BD90-9C54-4A4E-81CC-FFE74F4C403F}">
+<ds:datastoreItem xmlns:ds="http://schemas.openxmlformats.org/officeDocument/2006/customXml" ds:itemID="{E4DF2B7C-5B1D-4508-8301-366C4ABAC2CD}">
   <ds:schemaRefs>
     <ds:schemaRef ds:uri="http://schemas.openxmlformats.org/officeDocument/2006/bibliography"/>
   </ds:schemaRefs>

--- a/Документация/ПЗ Седых Владислав БД-22-1.docx
+++ b/Документация/ПЗ Седых Владислав БД-22-1.docx
@@ -15572,6 +15572,9 @@
         <w:jc w:val="center"/>
       </w:pPr>
       <w:r>
+        <w:rPr>
+          <w:noProof/>
+        </w:rPr>
         <w:drawing>
           <wp:inline distT="0" distB="0" distL="0" distR="0" wp14:anchorId="00AEAE68" wp14:editId="7AB562CB">
             <wp:extent cx="6299835" cy="3916045"/>
@@ -16422,8 +16425,6 @@
           <w:lang w:eastAsia="en-US"/>
         </w:rPr>
       </w:pPr>
-      <w:bookmarkStart w:id="19" w:name="_GoBack"/>
-      <w:bookmarkEnd w:id="19"/>
       <w:r>
         <w:rPr>
           <w:rFonts w:eastAsiaTheme="minorHAnsi"/>
@@ -18341,7 +18342,13 @@
             </w:r>
             <w:proofErr w:type="gramEnd"/>
             <w:r>
-              <w:t>100)</w:t>
+              <w:rPr>
+                <w:lang w:val="en-US"/>
+              </w:rPr>
+              <w:t>5</w:t>
+            </w:r>
+            <w:r>
+              <w:t>0)</w:t>
             </w:r>
           </w:p>
         </w:tc>
@@ -18380,7 +18387,13 @@
             </w:r>
             <w:proofErr w:type="gramEnd"/>
             <w:r>
-              <w:t>30)</w:t>
+              <w:rPr>
+                <w:lang w:val="en-US"/>
+              </w:rPr>
+              <w:t>2</w:t>
+            </w:r>
+            <w:r>
+              <w:t>0)</w:t>
             </w:r>
           </w:p>
         </w:tc>
@@ -18419,7 +18432,13 @@
             </w:r>
             <w:proofErr w:type="gramEnd"/>
             <w:r>
-              <w:t>30)</w:t>
+              <w:rPr>
+                <w:lang w:val="en-US"/>
+              </w:rPr>
+              <w:t>2</w:t>
+            </w:r>
+            <w:r>
+              <w:t>0)</w:t>
             </w:r>
           </w:p>
         </w:tc>
@@ -19024,7 +19043,16 @@
             </w:r>
             <w:proofErr w:type="gramEnd"/>
             <w:r>
-              <w:t>50)</w:t>
+              <w:t>2</w:t>
+            </w:r>
+            <w:r>
+              <w:rPr>
+                <w:lang w:val="en-US"/>
+              </w:rPr>
+              <w:t>0</w:t>
+            </w:r>
+            <w:r>
+              <w:t>)</w:t>
             </w:r>
           </w:p>
         </w:tc>
@@ -19345,7 +19373,16 @@
             </w:r>
             <w:proofErr w:type="gramEnd"/>
             <w:r>
-              <w:t>50)</w:t>
+              <w:t>2</w:t>
+            </w:r>
+            <w:r>
+              <w:rPr>
+                <w:lang w:val="en-US"/>
+              </w:rPr>
+              <w:t>0</w:t>
+            </w:r>
+            <w:r>
+              <w:t>)</w:t>
             </w:r>
           </w:p>
         </w:tc>
@@ -19809,7 +19846,16 @@
             </w:r>
             <w:proofErr w:type="gramEnd"/>
             <w:r>
-              <w:t>30)</w:t>
+              <w:t>2</w:t>
+            </w:r>
+            <w:r>
+              <w:rPr>
+                <w:lang w:val="en-US"/>
+              </w:rPr>
+              <w:t>0</w:t>
+            </w:r>
+            <w:r>
+              <w:t>)</w:t>
             </w:r>
           </w:p>
         </w:tc>
@@ -20348,7 +20394,16 @@
             </w:r>
             <w:proofErr w:type="gramEnd"/>
             <w:r>
-              <w:t>30)</w:t>
+              <w:t>2</w:t>
+            </w:r>
+            <w:r>
+              <w:rPr>
+                <w:lang w:val="en-US"/>
+              </w:rPr>
+              <w:t>0</w:t>
+            </w:r>
+            <w:r>
+              <w:t>)</w:t>
             </w:r>
           </w:p>
         </w:tc>
@@ -21033,7 +21088,10 @@
             </w:r>
             <w:proofErr w:type="gramEnd"/>
             <w:r>
-              <w:t>100)</w:t>
+              <w:t>50</w:t>
+            </w:r>
+            <w:r>
+              <w:t>)</w:t>
             </w:r>
           </w:p>
         </w:tc>
@@ -21658,7 +21716,13 @@
             </w:r>
             <w:proofErr w:type="gramEnd"/>
             <w:r>
-              <w:t>50)</w:t>
+              <w:rPr>
+                <w:lang w:val="en-US"/>
+              </w:rPr>
+              <w:t>20</w:t>
+            </w:r>
+            <w:r>
+              <w:t>)</w:t>
             </w:r>
           </w:p>
         </w:tc>
@@ -21706,7 +21770,13 @@
             </w:r>
             <w:proofErr w:type="gramEnd"/>
             <w:r>
-              <w:t>50)</w:t>
+              <w:rPr>
+                <w:lang w:val="en-US"/>
+              </w:rPr>
+              <w:t>20</w:t>
+            </w:r>
+            <w:r>
+              <w:t>)</w:t>
             </w:r>
           </w:p>
         </w:tc>
@@ -22150,7 +22220,13 @@
             </w:r>
             <w:proofErr w:type="gramEnd"/>
             <w:r>
-              <w:t>50)</w:t>
+              <w:rPr>
+                <w:lang w:val="en-US"/>
+              </w:rPr>
+              <w:t>2</w:t>
+            </w:r>
+            <w:r>
+              <w:t>0)</w:t>
             </w:r>
           </w:p>
         </w:tc>
@@ -22201,7 +22277,13 @@
             </w:r>
             <w:proofErr w:type="gramEnd"/>
             <w:r>
-              <w:t>50)</w:t>
+              <w:rPr>
+                <w:lang w:val="en-US"/>
+              </w:rPr>
+              <w:t>2</w:t>
+            </w:r>
+            <w:r>
+              <w:t>0)</w:t>
             </w:r>
           </w:p>
         </w:tc>
@@ -24797,7 +24879,13 @@
             </w:r>
             <w:proofErr w:type="gramEnd"/>
             <w:r>
-              <w:t>30)</w:t>
+              <w:rPr>
+                <w:lang w:val="en-US"/>
+              </w:rPr>
+              <w:t>2</w:t>
+            </w:r>
+            <w:r>
+              <w:t>0)</w:t>
             </w:r>
           </w:p>
         </w:tc>
@@ -25993,7 +26081,13 @@
             </w:r>
             <w:proofErr w:type="gramEnd"/>
             <w:r>
-              <w:t>50)</w:t>
+              <w:rPr>
+                <w:lang w:val="en-US"/>
+              </w:rPr>
+              <w:t>3</w:t>
+            </w:r>
+            <w:r>
+              <w:t>0)</w:t>
             </w:r>
           </w:p>
         </w:tc>
@@ -26379,7 +26473,13 @@
             </w:r>
             <w:proofErr w:type="gramEnd"/>
             <w:r>
-              <w:t>50)</w:t>
+              <w:rPr>
+                <w:lang w:val="en-US"/>
+              </w:rPr>
+              <w:t>3</w:t>
+            </w:r>
+            <w:r>
+              <w:t>0)</w:t>
             </w:r>
           </w:p>
         </w:tc>
@@ -26934,7 +27034,13 @@
             </w:r>
             <w:proofErr w:type="gramEnd"/>
             <w:r>
-              <w:t>45)</w:t>
+              <w:rPr>
+                <w:lang w:val="en-US"/>
+              </w:rPr>
+              <w:t>20</w:t>
+            </w:r>
+            <w:r>
+              <w:t>)</w:t>
             </w:r>
           </w:p>
         </w:tc>
@@ -27467,7 +27573,13 @@
             </w:r>
             <w:proofErr w:type="gramEnd"/>
             <w:r>
-              <w:t>100)</w:t>
+              <w:rPr>
+                <w:lang w:val="en-US"/>
+              </w:rPr>
+              <w:t>50</w:t>
+            </w:r>
+            <w:r>
+              <w:t>)</w:t>
             </w:r>
           </w:p>
         </w:tc>
@@ -27516,11 +27628,23 @@
             </w:pPr>
             <w:proofErr w:type="gramStart"/>
             <w:r>
-              <w:t>VARCHAR(</w:t>
+              <w:t>VARCHAR</w:t>
+            </w:r>
+            <w:r>
+              <w:rPr>
+                <w:lang w:val="en-US"/>
+              </w:rPr>
+              <w:t>(</w:t>
             </w:r>
             <w:proofErr w:type="gramEnd"/>
             <w:r>
-              <w:t>255)</w:t>
+              <w:rPr>
+                <w:lang w:val="en-US"/>
+              </w:rPr>
+              <w:t>50</w:t>
+            </w:r>
+            <w:r>
+              <w:t>)</w:t>
             </w:r>
           </w:p>
         </w:tc>
@@ -28097,7 +28221,13 @@
             </w:r>
             <w:proofErr w:type="gramEnd"/>
             <w:r>
-              <w:t>100)</w:t>
+              <w:rPr>
+                <w:lang w:val="en-US"/>
+              </w:rPr>
+              <w:t>5</w:t>
+            </w:r>
+            <w:r>
+              <w:t>0)</w:t>
             </w:r>
           </w:p>
         </w:tc>
@@ -28145,7 +28275,13 @@
             </w:r>
             <w:proofErr w:type="gramEnd"/>
             <w:r>
-              <w:t>30)</w:t>
+              <w:rPr>
+                <w:lang w:val="en-US"/>
+              </w:rPr>
+              <w:t>2</w:t>
+            </w:r>
+            <w:r>
+              <w:t>0)</w:t>
             </w:r>
           </w:p>
         </w:tc>
@@ -28193,7 +28329,13 @@
             </w:r>
             <w:proofErr w:type="gramEnd"/>
             <w:r>
-              <w:t>30)</w:t>
+              <w:rPr>
+                <w:lang w:val="en-US"/>
+              </w:rPr>
+              <w:t>2</w:t>
+            </w:r>
+            <w:r>
+              <w:t>0)</w:t>
             </w:r>
           </w:p>
         </w:tc>
@@ -29089,13 +29231,19 @@
             <w:pPr>
               <w:jc w:val="both"/>
             </w:pPr>
-            <w:proofErr w:type="gramStart"/>
             <w:r>
               <w:t>VARCHAR(</w:t>
             </w:r>
-            <w:proofErr w:type="gramEnd"/>
-            <w:r>
-              <w:t>100)</w:t>
+            <w:r>
+              <w:rPr>
+                <w:lang w:val="en-US"/>
+              </w:rPr>
+              <w:t>50</w:t>
+            </w:r>
+            <w:bookmarkStart w:id="19" w:name="_GoBack"/>
+            <w:bookmarkEnd w:id="19"/>
+            <w:r>
+              <w:t>)</w:t>
             </w:r>
           </w:p>
         </w:tc>
@@ -29786,7 +29934,7 @@
                       <a:tailEnd type="none" w="med" len="med"/>
                       <a:extLst>
                         <a:ext uri="{C807C97D-BFC1-408E-A445-0C87EB9F89A2}">
-                          <ask:lineSketchStyleProps xmlns:ask="http://schemas.microsoft.com/office/drawing/2018/sketchyshapes" xmlns:w16sdtdh="http://schemas.microsoft.com/office/word/2020/wordml/sdtdatahash" xmlns:w="http://schemas.openxmlformats.org/wordprocessingml/2006/main" xmlns:w10="urn:schemas-microsoft-com:office:word" xmlns:v="urn:schemas-microsoft-com:vml" xmlns:o="urn:schemas-microsoft-com:office:office" xmlns="" sd="0">
+                          <ask:lineSketchStyleProps xmlns="" xmlns:o="urn:schemas-microsoft-com:office:office" xmlns:v="urn:schemas-microsoft-com:vml" xmlns:w10="urn:schemas-microsoft-com:office:word" xmlns:w="http://schemas.openxmlformats.org/wordprocessingml/2006/main" xmlns:w16sdtdh="http://schemas.microsoft.com/office/word/2020/wordml/sdtdatahash" xmlns:ask="http://schemas.microsoft.com/office/drawing/2018/sketchyshapes" sd="0">
                             <a:custGeom>
                               <a:avLst/>
                               <a:gdLst/>
@@ -30095,7 +30243,7 @@
                       <a:tailEnd type="none" w="med" len="med"/>
                       <a:extLst>
                         <a:ext uri="{C807C97D-BFC1-408E-A445-0C87EB9F89A2}">
-                          <ask:lineSketchStyleProps xmlns:ask="http://schemas.microsoft.com/office/drawing/2018/sketchyshapes" xmlns:w16sdtdh="http://schemas.microsoft.com/office/word/2020/wordml/sdtdatahash" xmlns:w="http://schemas.openxmlformats.org/wordprocessingml/2006/main" xmlns:w10="urn:schemas-microsoft-com:office:word" xmlns:v="urn:schemas-microsoft-com:vml" xmlns:o="urn:schemas-microsoft-com:office:office" xmlns="" sd="0">
+                          <ask:lineSketchStyleProps xmlns="" xmlns:o="urn:schemas-microsoft-com:office:office" xmlns:v="urn:schemas-microsoft-com:vml" xmlns:w10="urn:schemas-microsoft-com:office:word" xmlns:w="http://schemas.openxmlformats.org/wordprocessingml/2006/main" xmlns:w16sdtdh="http://schemas.microsoft.com/office/word/2020/wordml/sdtdatahash" xmlns:ask="http://schemas.microsoft.com/office/drawing/2018/sketchyshapes" sd="0">
                             <a:custGeom>
                               <a:avLst/>
                               <a:gdLst/>
@@ -43393,7 +43541,7 @@
             </wp:anchor>
           </w:drawing>
         </mc:Choice>
-        <mc:Fallback xmlns:w16cex="http://schemas.microsoft.com/office/word/2018/wordml/cex" xmlns:w16="http://schemas.microsoft.com/office/word/2018/wordml" xmlns:w16sdtdh="http://schemas.microsoft.com/office/word/2020/wordml/sdtdatahash">
+        <mc:Fallback xmlns:w16sdtdh="http://schemas.microsoft.com/office/word/2020/wordml/sdtdatahash" xmlns:w16="http://schemas.microsoft.com/office/word/2018/wordml" xmlns:w16cex="http://schemas.microsoft.com/office/word/2018/wordml/cex">
           <w:pict>
             <v:rect w14:anchorId="48BC8D5F" id="Прямоуг. 396" o:spid="_x0000_s1026" style="position:absolute;margin-left:0;margin-top:0;width:524.4pt;height:812.25pt;z-index:251663360;visibility:visible;mso-wrap-style:square;mso-width-percent:0;mso-height-percent:0;mso-wrap-distance-left:9pt;mso-wrap-distance-top:0;mso-wrap-distance-right:9pt;mso-wrap-distance-bottom:0;mso-position-horizontal:center;mso-position-horizontal-relative:margin;mso-position-vertical:center;mso-position-vertical-relative:page;mso-width-percent:0;mso-height-percent:0;mso-width-relative:page;mso-height-relative:page;v-text-anchor:top" o:gfxdata="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" filled="f" strokeweight="2pt">
               <w10:wrap anchorx="margin" anchory="page"/>
@@ -52324,7 +52472,7 @@
 </file>
 
 <file path=customXml/itemProps1.xml><?xml version="1.0" encoding="utf-8"?>
-<ds:datastoreItem xmlns:ds="http://schemas.openxmlformats.org/officeDocument/2006/customXml" ds:itemID="{E4DF2B7C-5B1D-4508-8301-366C4ABAC2CD}">
+<ds:datastoreItem xmlns:ds="http://schemas.openxmlformats.org/officeDocument/2006/customXml" ds:itemID="{9BB15113-C594-464B-AD08-E33E35FA6E3C}">
   <ds:schemaRefs>
     <ds:schemaRef ds:uri="http://schemas.openxmlformats.org/officeDocument/2006/bibliography"/>
   </ds:schemaRefs>

--- a/Документация/ПЗ Седых Владислав БД-22-1.docx
+++ b/Документация/ПЗ Седых Владислав БД-22-1.docx
@@ -14035,6 +14035,7 @@
       </w:pPr>
       <w:r>
         <w:rPr>
+          <w:noProof/>
           <w:sz w:val="28"/>
         </w:rPr>
         <w:lastRenderedPageBreak/>
@@ -16733,6 +16734,9 @@
         <w:jc w:val="center"/>
       </w:pPr>
       <w:r>
+        <w:rPr>
+          <w:noProof/>
+        </w:rPr>
         <w:lastRenderedPageBreak/>
         <w:drawing>
           <wp:inline distT="0" distB="0" distL="0" distR="0" wp14:anchorId="4D8A7563" wp14:editId="048AEAF5">
@@ -30049,9 +30053,27 @@
           <w:p>
             <w:pPr>
               <w:jc w:val="both"/>
-            </w:pPr>
-            <w:r>
-              <w:t>Тип импорта (movies, genres, persons, full)</w:t>
+              <w:rPr>
+                <w:lang w:val="en-US"/>
+              </w:rPr>
+            </w:pPr>
+            <w:r>
+              <w:t>Тип</w:t>
+            </w:r>
+            <w:r>
+              <w:rPr>
+                <w:lang w:val="en-US"/>
+              </w:rPr>
+              <w:t xml:space="preserve"> </w:t>
+            </w:r>
+            <w:r>
+              <w:t>импорта</w:t>
+            </w:r>
+            <w:r>
+              <w:rPr>
+                <w:lang w:val="en-US"/>
+              </w:rPr>
+              <w:t xml:space="preserve"> (movies, genres, persons, full)</w:t>
             </w:r>
           </w:p>
         </w:tc>
@@ -30098,9 +30120,18 @@
           <w:p>
             <w:pPr>
               <w:jc w:val="both"/>
-            </w:pPr>
-            <w:r>
-              <w:t>Статус (pending, running, paused, completed, failed)</w:t>
+              <w:rPr>
+                <w:lang w:val="en-US"/>
+              </w:rPr>
+            </w:pPr>
+            <w:r>
+              <w:t>Статус</w:t>
+            </w:r>
+            <w:r>
+              <w:rPr>
+                <w:lang w:val="en-US"/>
+              </w:rPr>
+              <w:t xml:space="preserve"> (pending, running, paused, completed, failed)</w:t>
             </w:r>
           </w:p>
         </w:tc>
@@ -32013,9 +32044,10 @@
           <w:sz w:val="28"/>
           <w:szCs w:val="28"/>
         </w:rPr>
-        <w:t xml:space="preserve"> – </w:t>
-      </w:r>
-      <w:proofErr w:type="gramStart"/>
+        <w:t xml:space="preserve"> – Таблица </w:t>
+      </w:r>
+      <w:bookmarkStart w:id="20" w:name="_GoBack"/>
+      <w:bookmarkEnd w:id="20"/>
       <w:r>
         <w:rPr>
           <w:i w:val="0"/>
@@ -32024,18 +32056,7 @@
           <w:sz w:val="28"/>
           <w:szCs w:val="28"/>
         </w:rPr>
-        <w:t>Таблица  «</w:t>
-      </w:r>
-      <w:proofErr w:type="gramEnd"/>
-      <w:r>
-        <w:rPr>
-          <w:i w:val="0"/>
-          <w:iCs w:val="0"/>
-          <w:color w:val="000000" w:themeColor="text1"/>
-          <w:sz w:val="28"/>
-          <w:szCs w:val="28"/>
-        </w:rPr>
-        <w:t>APIRequesstLog»</w:t>
+        <w:t>«APIRequesstLog»</w:t>
       </w:r>
     </w:p>
     <w:tbl>
@@ -32764,9 +32785,27 @@
           <w:p>
             <w:pPr>
               <w:jc w:val="both"/>
-            </w:pPr>
-            <w:r>
-              <w:t>Тип данных (movie, person, genre, country)</w:t>
+              <w:rPr>
+                <w:lang w:val="en-US"/>
+              </w:rPr>
+            </w:pPr>
+            <w:r>
+              <w:t>Тип</w:t>
+            </w:r>
+            <w:r>
+              <w:rPr>
+                <w:lang w:val="en-US"/>
+              </w:rPr>
+              <w:t xml:space="preserve"> </w:t>
+            </w:r>
+            <w:r>
+              <w:t>данных</w:t>
+            </w:r>
+            <w:r>
+              <w:rPr>
+                <w:lang w:val="en-US"/>
+              </w:rPr>
+              <w:t xml:space="preserve"> (movie, person, genre, country)</w:t>
             </w:r>
           </w:p>
         </w:tc>
@@ -34243,6 +34282,9 @@
         <w:jc w:val="center"/>
       </w:pPr>
       <w:r>
+        <w:rPr>
+          <w:noProof/>
+        </w:rPr>
         <w:drawing>
           <wp:inline distT="0" distB="0" distL="0" distR="0" wp14:anchorId="2D490010" wp14:editId="6E8C3BED">
             <wp:extent cx="5191622" cy="5419725"/>
@@ -35127,7 +35169,7 @@
           <w:lang w:eastAsia="en-US"/>
         </w:rPr>
       </w:pPr>
-      <w:bookmarkStart w:id="20" w:name="_Toc223079853"/>
+      <w:bookmarkStart w:id="21" w:name="_Toc223079853"/>
       <w:r>
         <w:rPr>
           <w:rFonts w:eastAsiaTheme="minorHAnsi"/>
@@ -35143,7 +35185,7 @@
         </w:rPr>
         <w:t xml:space="preserve"> </w:t>
       </w:r>
-      <w:bookmarkEnd w:id="20"/>
+      <w:bookmarkEnd w:id="21"/>
       <w:r>
         <w:rPr>
           <w:rFonts w:eastAsiaTheme="minorHAnsi"/>
@@ -35162,14 +35204,14 @@
         <w:spacing w:before="160" w:after="360"/>
         <w:ind w:left="0" w:firstLine="851"/>
       </w:pPr>
-      <w:bookmarkStart w:id="21" w:name="_Toc223079854"/>
+      <w:bookmarkStart w:id="22" w:name="_Toc223079854"/>
       <w:r>
         <w:t>Реализация</w:t>
       </w:r>
       <w:r>
         <w:t xml:space="preserve"> базы данных</w:t>
       </w:r>
-      <w:bookmarkEnd w:id="21"/>
+      <w:bookmarkEnd w:id="22"/>
     </w:p>
     <w:p>
       <w:pPr>
@@ -35305,6 +35347,7 @@
       <w:r>
         <w:rPr>
           <w:rFonts w:eastAsiaTheme="minorHAnsi"/>
+          <w:noProof/>
           <w:sz w:val="28"/>
           <w:szCs w:val="28"/>
           <w:lang w:eastAsia="en-US"/>
@@ -35624,7 +35667,7 @@
         <w:spacing w:after="360"/>
         <w:ind w:left="0" w:firstLine="851"/>
       </w:pPr>
-      <w:bookmarkStart w:id="22" w:name="_Toc223079855"/>
+      <w:bookmarkStart w:id="23" w:name="_Toc223079855"/>
       <w:r>
         <w:t>Реализация</w:t>
       </w:r>
@@ -35637,7 +35680,7 @@
       <w:r>
         <w:t xml:space="preserve">части </w:t>
       </w:r>
-      <w:bookmarkEnd w:id="22"/>
+      <w:bookmarkEnd w:id="23"/>
     </w:p>
     <w:p>
       <w:pPr>
@@ -35752,8 +35795,9 @@
           <w:szCs w:val="28"/>
           <w:lang w:val="en-US" w:eastAsia="en-US"/>
         </w:rPr>
-        <w:t> –</w:t>
-      </w:r>
+        <w:t xml:space="preserve"> – </w:t>
+      </w:r>
+      <w:proofErr w:type="gramStart"/>
       <w:r>
         <w:rPr>
           <w:rFonts w:eastAsiaTheme="minorHAnsi"/>
@@ -35761,9 +35805,9 @@
           <w:szCs w:val="28"/>
           <w:lang w:val="en-US" w:eastAsia="en-US"/>
         </w:rPr>
-        <w:t xml:space="preserve"> </w:t>
-      </w:r>
-      <w:proofErr w:type="gramStart"/>
+        <w:t>register(</w:t>
+      </w:r>
+      <w:proofErr w:type="gramEnd"/>
       <w:r>
         <w:rPr>
           <w:rFonts w:eastAsiaTheme="minorHAnsi"/>
@@ -35771,107 +35815,7 @@
           <w:szCs w:val="28"/>
           <w:lang w:val="en-US" w:eastAsia="en-US"/>
         </w:rPr>
-        <w:t>register(</w:t>
-      </w:r>
-      <w:proofErr w:type="gramEnd"/>
-      <w:r>
-        <w:rPr>
-          <w:rFonts w:eastAsiaTheme="minorHAnsi"/>
-          <w:sz w:val="28"/>
-          <w:szCs w:val="28"/>
-          <w:lang w:val="en-US" w:eastAsia="en-US"/>
-        </w:rPr>
-        <w:t>),</w:t>
-      </w:r>
-      <w:r>
-        <w:rPr>
-          <w:rFonts w:eastAsiaTheme="minorHAnsi"/>
-          <w:sz w:val="28"/>
-          <w:szCs w:val="28"/>
-          <w:lang w:val="en-US" w:eastAsia="en-US"/>
-        </w:rPr>
-        <w:t xml:space="preserve"> </w:t>
-      </w:r>
-      <w:r>
-        <w:rPr>
-          <w:rFonts w:eastAsiaTheme="minorHAnsi"/>
-          <w:sz w:val="28"/>
-          <w:szCs w:val="28"/>
-          <w:lang w:val="en-US" w:eastAsia="en-US"/>
-        </w:rPr>
-        <w:t>verify_email(),</w:t>
-      </w:r>
-      <w:r>
-        <w:rPr>
-          <w:rFonts w:eastAsiaTheme="minorHAnsi"/>
-          <w:sz w:val="28"/>
-          <w:szCs w:val="28"/>
-          <w:lang w:val="en-US" w:eastAsia="en-US"/>
-        </w:rPr>
-        <w:t xml:space="preserve"> </w:t>
-      </w:r>
-      <w:r>
-        <w:rPr>
-          <w:rFonts w:eastAsiaTheme="minorHAnsi"/>
-          <w:sz w:val="28"/>
-          <w:szCs w:val="28"/>
-          <w:lang w:val="en-US" w:eastAsia="en-US"/>
-        </w:rPr>
-        <w:t>user_login(),</w:t>
-      </w:r>
-      <w:r>
-        <w:rPr>
-          <w:rFonts w:eastAsiaTheme="minorHAnsi"/>
-          <w:sz w:val="28"/>
-          <w:szCs w:val="28"/>
-          <w:lang w:val="en-US" w:eastAsia="en-US"/>
-        </w:rPr>
-        <w:t xml:space="preserve"> </w:t>
-      </w:r>
-      <w:r>
-        <w:rPr>
-          <w:rFonts w:eastAsiaTheme="minorHAnsi"/>
-          <w:sz w:val="28"/>
-          <w:szCs w:val="28"/>
-          <w:lang w:val="en-US" w:eastAsia="en-US"/>
-        </w:rPr>
-        <w:t>user_logout(),</w:t>
-      </w:r>
-      <w:r>
-        <w:rPr>
-          <w:rFonts w:eastAsiaTheme="minorHAnsi"/>
-          <w:sz w:val="28"/>
-          <w:szCs w:val="28"/>
-          <w:lang w:val="en-US" w:eastAsia="en-US"/>
-        </w:rPr>
-        <w:t xml:space="preserve"> </w:t>
-      </w:r>
-      <w:r>
-        <w:rPr>
-          <w:rFonts w:eastAsiaTheme="minorHAnsi"/>
-          <w:sz w:val="28"/>
-          <w:szCs w:val="28"/>
-          <w:lang w:val="en-US" w:eastAsia="en-US"/>
-        </w:rPr>
-        <w:t>password_reset_request(),</w:t>
-      </w:r>
-      <w:r>
-        <w:rPr>
-          <w:rFonts w:eastAsiaTheme="minorHAnsi"/>
-          <w:sz w:val="28"/>
-          <w:szCs w:val="28"/>
-          <w:lang w:val="en-US" w:eastAsia="en-US"/>
-        </w:rPr>
-        <w:t xml:space="preserve"> </w:t>
-      </w:r>
-      <w:r>
-        <w:rPr>
-          <w:rFonts w:eastAsiaTheme="minorHAnsi"/>
-          <w:sz w:val="28"/>
-          <w:szCs w:val="28"/>
-          <w:lang w:val="en-US" w:eastAsia="en-US"/>
-        </w:rPr>
-        <w:t>password_reset_confirm().</w:t>
+        <w:t>), verify_email(), user_login(), user_logout(), password_reset_request(), password_reset_confirm().</w:t>
       </w:r>
     </w:p>
     <w:p>
@@ -35979,8 +35923,9 @@
           <w:szCs w:val="28"/>
           <w:lang w:val="en-US" w:eastAsia="en-US"/>
         </w:rPr>
-        <w:t xml:space="preserve"> </w:t>
-      </w:r>
+        <w:t xml:space="preserve"> – </w:t>
+      </w:r>
+      <w:proofErr w:type="gramStart"/>
       <w:r>
         <w:rPr>
           <w:rFonts w:eastAsiaTheme="minorHAnsi"/>
@@ -35988,8 +35933,9 @@
           <w:szCs w:val="28"/>
           <w:lang w:val="en-US" w:eastAsia="en-US"/>
         </w:rPr>
-        <w:t>–</w:t>
-      </w:r>
+        <w:t>home(</w:t>
+      </w:r>
+      <w:proofErr w:type="gramEnd"/>
       <w:r>
         <w:rPr>
           <w:rFonts w:eastAsiaTheme="minorHAnsi"/>
@@ -35997,63 +35943,7 @@
           <w:szCs w:val="28"/>
           <w:lang w:val="en-US" w:eastAsia="en-US"/>
         </w:rPr>
-        <w:t xml:space="preserve"> </w:t>
-      </w:r>
-      <w:proofErr w:type="gramStart"/>
-      <w:r>
-        <w:rPr>
-          <w:rFonts w:eastAsiaTheme="minorHAnsi"/>
-          <w:sz w:val="28"/>
-          <w:szCs w:val="28"/>
-          <w:lang w:val="en-US" w:eastAsia="en-US"/>
-        </w:rPr>
-        <w:t>home(</w:t>
-      </w:r>
-      <w:proofErr w:type="gramEnd"/>
-      <w:r>
-        <w:rPr>
-          <w:rFonts w:eastAsiaTheme="minorHAnsi"/>
-          <w:sz w:val="28"/>
-          <w:szCs w:val="28"/>
-          <w:lang w:val="en-US" w:eastAsia="en-US"/>
-        </w:rPr>
-        <w:t>),</w:t>
-      </w:r>
-      <w:r>
-        <w:rPr>
-          <w:rFonts w:eastAsiaTheme="minorHAnsi"/>
-          <w:sz w:val="28"/>
-          <w:szCs w:val="28"/>
-          <w:lang w:val="en-US" w:eastAsia="en-US"/>
-        </w:rPr>
-        <w:t xml:space="preserve"> </w:t>
-      </w:r>
-      <w:r>
-        <w:rPr>
-          <w:rFonts w:eastAsiaTheme="minorHAnsi"/>
-          <w:sz w:val="28"/>
-          <w:szCs w:val="28"/>
-          <w:lang w:val="en-US" w:eastAsia="en-US"/>
-        </w:rPr>
-        <w:t>movie_detail(),</w:t>
-      </w:r>
-      <w:r>
-        <w:rPr>
-          <w:rFonts w:eastAsiaTheme="minorHAnsi"/>
-          <w:sz w:val="28"/>
-          <w:szCs w:val="28"/>
-          <w:lang w:val="en-US" w:eastAsia="en-US"/>
-        </w:rPr>
-        <w:t xml:space="preserve"> </w:t>
-      </w:r>
-      <w:r>
-        <w:rPr>
-          <w:rFonts w:eastAsiaTheme="minorHAnsi"/>
-          <w:sz w:val="28"/>
-          <w:szCs w:val="28"/>
-          <w:lang w:val="en-US" w:eastAsia="en-US"/>
-        </w:rPr>
-        <w:t>screening_detail().</w:t>
+        <w:t>), movie_detail(), screening_detail().</w:t>
       </w:r>
     </w:p>
     <w:p>
@@ -36125,8 +36015,9 @@
           <w:szCs w:val="28"/>
           <w:lang w:val="en-US" w:eastAsia="en-US"/>
         </w:rPr>
-        <w:t xml:space="preserve"> </w:t>
-      </w:r>
+        <w:t xml:space="preserve"> – book_</w:t>
+      </w:r>
+      <w:proofErr w:type="gramStart"/>
       <w:r>
         <w:rPr>
           <w:rFonts w:eastAsiaTheme="minorHAnsi"/>
@@ -36134,8 +36025,9 @@
           <w:szCs w:val="28"/>
           <w:lang w:val="en-US" w:eastAsia="en-US"/>
         </w:rPr>
-        <w:t>–</w:t>
-      </w:r>
+        <w:t>tickets(</w:t>
+      </w:r>
+      <w:proofErr w:type="gramEnd"/>
       <w:r>
         <w:rPr>
           <w:rFonts w:eastAsiaTheme="minorHAnsi"/>
@@ -36143,72 +36035,7 @@
           <w:szCs w:val="28"/>
           <w:lang w:val="en-US" w:eastAsia="en-US"/>
         </w:rPr>
-        <w:t xml:space="preserve"> </w:t>
-      </w:r>
-      <w:r>
-        <w:rPr>
-          <w:rFonts w:eastAsiaTheme="minorHAnsi"/>
-          <w:sz w:val="28"/>
-          <w:szCs w:val="28"/>
-          <w:lang w:val="en-US" w:eastAsia="en-US"/>
-        </w:rPr>
-        <w:t>book_</w:t>
-      </w:r>
-      <w:proofErr w:type="gramStart"/>
-      <w:r>
-        <w:rPr>
-          <w:rFonts w:eastAsiaTheme="minorHAnsi"/>
-          <w:sz w:val="28"/>
-          <w:szCs w:val="28"/>
-          <w:lang w:val="en-US" w:eastAsia="en-US"/>
-        </w:rPr>
-        <w:t>tickets(</w:t>
-      </w:r>
-      <w:proofErr w:type="gramEnd"/>
-      <w:r>
-        <w:rPr>
-          <w:rFonts w:eastAsiaTheme="minorHAnsi"/>
-          <w:sz w:val="28"/>
-          <w:szCs w:val="28"/>
-          <w:lang w:val="en-US" w:eastAsia="en-US"/>
-        </w:rPr>
-        <w:t>),</w:t>
-      </w:r>
-      <w:r>
-        <w:rPr>
-          <w:rFonts w:eastAsiaTheme="minorHAnsi"/>
-          <w:sz w:val="28"/>
-          <w:szCs w:val="28"/>
-          <w:lang w:val="en-US" w:eastAsia="en-US"/>
-        </w:rPr>
-        <w:t xml:space="preserve"> </w:t>
-      </w:r>
-      <w:r>
-        <w:rPr>
-          <w:rFonts w:eastAsiaTheme="minorHAnsi"/>
-          <w:sz w:val="28"/>
-          <w:szCs w:val="28"/>
-          <w:lang w:val="en-US" w:eastAsia="en-US"/>
-        </w:rPr>
-        <w:t>payment_result(),</w:t>
-      </w:r>
-      <w:r>
-        <w:rPr>
-          <w:rFonts w:eastAsiaTheme="minorHAnsi"/>
-          <w:sz w:val="28"/>
-          <w:szCs w:val="28"/>
-          <w:lang w:val="en-US" w:eastAsia="en-US"/>
-        </w:rPr>
-        <w:t xml:space="preserve"> </w:t>
-      </w:r>
-      <w:r>
-        <w:rPr>
-          <w:rFonts w:eastAsiaTheme="minorHAnsi"/>
-          <w:sz w:val="28"/>
-          <w:szCs w:val="28"/>
-          <w:lang w:val="en-US" w:eastAsia="en-US"/>
-        </w:rPr>
-        <w:t>yookassa_webhook().</w:t>
+        <w:t>), payment_result(), yookassa_webhook().</w:t>
       </w:r>
     </w:p>
     <w:p>
@@ -36225,17 +36052,44 @@
           <w:rFonts w:eastAsiaTheme="minorHAnsi"/>
           <w:sz w:val="28"/>
           <w:szCs w:val="28"/>
-          <w:lang w:eastAsia="en-US"/>
-        </w:rPr>
-      </w:pPr>
-      <w:r>
-        <w:rPr>
-          <w:rFonts w:eastAsiaTheme="minorHAnsi"/>
-          <w:sz w:val="28"/>
-          <w:szCs w:val="28"/>
-          <w:lang w:eastAsia="en-US"/>
-        </w:rPr>
-        <w:t>Личный кабинет – </w:t>
+          <w:lang w:val="en-US" w:eastAsia="en-US"/>
+        </w:rPr>
+      </w:pPr>
+      <w:r>
+        <w:rPr>
+          <w:rFonts w:eastAsiaTheme="minorHAnsi"/>
+          <w:sz w:val="28"/>
+          <w:szCs w:val="28"/>
+          <w:lang w:eastAsia="en-US"/>
+        </w:rPr>
+        <w:t>Личный</w:t>
+      </w:r>
+      <w:r>
+        <w:rPr>
+          <w:rFonts w:eastAsiaTheme="minorHAnsi"/>
+          <w:sz w:val="28"/>
+          <w:szCs w:val="28"/>
+          <w:lang w:val="en-US" w:eastAsia="en-US"/>
+        </w:rPr>
+        <w:t xml:space="preserve"> </w:t>
+      </w:r>
+      <w:r>
+        <w:rPr>
+          <w:rFonts w:eastAsiaTheme="minorHAnsi"/>
+          <w:sz w:val="28"/>
+          <w:szCs w:val="28"/>
+          <w:lang w:eastAsia="en-US"/>
+        </w:rPr>
+        <w:t>кабинет</w:t>
+      </w:r>
+      <w:r>
+        <w:rPr>
+          <w:rFonts w:eastAsiaTheme="minorHAnsi"/>
+          <w:sz w:val="28"/>
+          <w:szCs w:val="28"/>
+          <w:lang w:val="en-US" w:eastAsia="en-US"/>
+        </w:rPr>
+        <w:t> – </w:t>
       </w:r>
       <w:proofErr w:type="gramStart"/>
       <w:r>
@@ -36243,7 +36097,7 @@
           <w:rFonts w:eastAsiaTheme="minorHAnsi"/>
           <w:sz w:val="28"/>
           <w:szCs w:val="28"/>
-          <w:lang w:eastAsia="en-US"/>
+          <w:lang w:val="en-US" w:eastAsia="en-US"/>
         </w:rPr>
         <w:t>profile(</w:t>
       </w:r>
@@ -36253,7 +36107,7 @@
           <w:rFonts w:eastAsiaTheme="minorHAnsi"/>
           <w:sz w:val="28"/>
           <w:szCs w:val="28"/>
-          <w:lang w:eastAsia="en-US"/>
+          <w:lang w:val="en-US" w:eastAsia="en-US"/>
         </w:rPr>
         <w:t>), download_ticket(), request_ticket_refund().</w:t>
       </w:r>
@@ -36318,8 +36172,9 @@
           <w:szCs w:val="28"/>
           <w:lang w:val="en-US" w:eastAsia="en-US"/>
         </w:rPr>
-        <w:t xml:space="preserve"> </w:t>
-      </w:r>
+        <w:t xml:space="preserve"> – manager_</w:t>
+      </w:r>
+      <w:proofErr w:type="gramStart"/>
       <w:r>
         <w:rPr>
           <w:rFonts w:eastAsiaTheme="minorHAnsi"/>
@@ -36327,8 +36182,9 @@
           <w:szCs w:val="28"/>
           <w:lang w:val="en-US" w:eastAsia="en-US"/>
         </w:rPr>
-        <w:t>–</w:t>
-      </w:r>
+        <w:t>dashboard(</w:t>
+      </w:r>
+      <w:proofErr w:type="gramEnd"/>
       <w:r>
         <w:rPr>
           <w:rFonts w:eastAsiaTheme="minorHAnsi"/>
@@ -36336,90 +36192,7 @@
           <w:szCs w:val="28"/>
           <w:lang w:val="en-US" w:eastAsia="en-US"/>
         </w:rPr>
-        <w:t xml:space="preserve"> </w:t>
-      </w:r>
-      <w:r>
-        <w:rPr>
-          <w:rFonts w:eastAsiaTheme="minorHAnsi"/>
-          <w:sz w:val="28"/>
-          <w:szCs w:val="28"/>
-          <w:lang w:val="en-US" w:eastAsia="en-US"/>
-        </w:rPr>
-        <w:t>manager_</w:t>
-      </w:r>
-      <w:proofErr w:type="gramStart"/>
-      <w:r>
-        <w:rPr>
-          <w:rFonts w:eastAsiaTheme="minorHAnsi"/>
-          <w:sz w:val="28"/>
-          <w:szCs w:val="28"/>
-          <w:lang w:val="en-US" w:eastAsia="en-US"/>
-        </w:rPr>
-        <w:t>dashboard(</w:t>
-      </w:r>
-      <w:proofErr w:type="gramEnd"/>
-      <w:r>
-        <w:rPr>
-          <w:rFonts w:eastAsiaTheme="minorHAnsi"/>
-          <w:sz w:val="28"/>
-          <w:szCs w:val="28"/>
-          <w:lang w:val="en-US" w:eastAsia="en-US"/>
-        </w:rPr>
-        <w:t>),</w:t>
-      </w:r>
-      <w:r>
-        <w:rPr>
-          <w:rFonts w:eastAsiaTheme="minorHAnsi"/>
-          <w:sz w:val="28"/>
-          <w:szCs w:val="28"/>
-          <w:lang w:val="en-US" w:eastAsia="en-US"/>
-        </w:rPr>
-        <w:t xml:space="preserve"> </w:t>
-      </w:r>
-      <w:r>
-        <w:rPr>
-          <w:rFonts w:eastAsiaTheme="minorHAnsi"/>
-          <w:sz w:val="28"/>
-          <w:szCs w:val="28"/>
-          <w:lang w:val="en-US" w:eastAsia="en-US"/>
-        </w:rPr>
-        <w:t>manager_movies(),</w:t>
-      </w:r>
-      <w:r>
-        <w:rPr>
-          <w:rFonts w:eastAsiaTheme="minorHAnsi"/>
-          <w:sz w:val="28"/>
-          <w:szCs w:val="28"/>
-          <w:lang w:val="en-US" w:eastAsia="en-US"/>
-        </w:rPr>
-        <w:t xml:space="preserve"> </w:t>
-      </w:r>
-      <w:r>
-        <w:rPr>
-          <w:rFonts w:eastAsiaTheme="minorHAnsi"/>
-          <w:sz w:val="28"/>
-          <w:szCs w:val="28"/>
-          <w:lang w:val="en-US" w:eastAsia="en-US"/>
-        </w:rPr>
-        <w:t>manager_screenings(),</w:t>
-      </w:r>
-      <w:r>
-        <w:rPr>
-          <w:rFonts w:eastAsiaTheme="minorHAnsi"/>
-          <w:sz w:val="28"/>
-          <w:szCs w:val="28"/>
-          <w:lang w:val="en-US" w:eastAsia="en-US"/>
-        </w:rPr>
-        <w:t xml:space="preserve"> </w:t>
-      </w:r>
-      <w:r>
-        <w:rPr>
-          <w:rFonts w:eastAsiaTheme="minorHAnsi"/>
-          <w:sz w:val="28"/>
-          <w:szCs w:val="28"/>
-          <w:lang w:val="en-US" w:eastAsia="en-US"/>
-        </w:rPr>
-        <w:t>manager_statistics().</w:t>
+        <w:t>), manager_movies(), manager_screenings(), manager_statistics().</w:t>
       </w:r>
     </w:p>
     <w:p>
@@ -36436,17 +36209,44 @@
           <w:rFonts w:eastAsiaTheme="minorHAnsi"/>
           <w:sz w:val="28"/>
           <w:szCs w:val="28"/>
-          <w:lang w:eastAsia="en-US"/>
-        </w:rPr>
-      </w:pPr>
-      <w:r>
-        <w:rPr>
-          <w:rFonts w:eastAsiaTheme="minorHAnsi"/>
-          <w:sz w:val="28"/>
-          <w:szCs w:val="28"/>
-          <w:lang w:eastAsia="en-US"/>
-        </w:rPr>
-        <w:t>Импорт из API – search_movie_</w:t>
+          <w:lang w:val="en-US" w:eastAsia="en-US"/>
+        </w:rPr>
+      </w:pPr>
+      <w:r>
+        <w:rPr>
+          <w:rFonts w:eastAsiaTheme="minorHAnsi"/>
+          <w:sz w:val="28"/>
+          <w:szCs w:val="28"/>
+          <w:lang w:eastAsia="en-US"/>
+        </w:rPr>
+        <w:t>Импорт</w:t>
+      </w:r>
+      <w:r>
+        <w:rPr>
+          <w:rFonts w:eastAsiaTheme="minorHAnsi"/>
+          <w:sz w:val="28"/>
+          <w:szCs w:val="28"/>
+          <w:lang w:val="en-US" w:eastAsia="en-US"/>
+        </w:rPr>
+        <w:t xml:space="preserve"> </w:t>
+      </w:r>
+      <w:r>
+        <w:rPr>
+          <w:rFonts w:eastAsiaTheme="minorHAnsi"/>
+          <w:sz w:val="28"/>
+          <w:szCs w:val="28"/>
+          <w:lang w:eastAsia="en-US"/>
+        </w:rPr>
+        <w:t>из</w:t>
+      </w:r>
+      <w:r>
+        <w:rPr>
+          <w:rFonts w:eastAsiaTheme="minorHAnsi"/>
+          <w:sz w:val="28"/>
+          <w:szCs w:val="28"/>
+          <w:lang w:val="en-US" w:eastAsia="en-US"/>
+        </w:rPr>
+        <w:t xml:space="preserve"> API – search_movie_</w:t>
       </w:r>
       <w:proofErr w:type="gramStart"/>
       <w:r>
@@ -36454,7 +36254,7 @@
           <w:rFonts w:eastAsiaTheme="minorHAnsi"/>
           <w:sz w:val="28"/>
           <w:szCs w:val="28"/>
-          <w:lang w:eastAsia="en-US"/>
+          <w:lang w:val="en-US" w:eastAsia="en-US"/>
         </w:rPr>
         <w:t>api(</w:t>
       </w:r>
@@ -36464,7 +36264,7 @@
           <w:rFonts w:eastAsiaTheme="minorHAnsi"/>
           <w:sz w:val="28"/>
           <w:szCs w:val="28"/>
-          <w:lang w:eastAsia="en-US"/>
+          <w:lang w:val="en-US" w:eastAsia="en-US"/>
         </w:rPr>
         <w:t>), import_single_movie_api().</w:t>
       </w:r>
@@ -36684,6 +36484,7 @@
       <w:r>
         <w:rPr>
           <w:rFonts w:eastAsiaTheme="minorHAnsi"/>
+          <w:noProof/>
           <w:sz w:val="28"/>
           <w:szCs w:val="28"/>
           <w:lang w:val="en-US" w:eastAsia="en-US"/>
@@ -36856,6 +36657,7 @@
       <w:r>
         <w:rPr>
           <w:rFonts w:eastAsiaTheme="minorHAnsi"/>
+          <w:noProof/>
           <w:sz w:val="28"/>
           <w:szCs w:val="28"/>
           <w:lang w:eastAsia="en-US"/>
@@ -37059,7 +36861,7 @@
         <w:spacing w:after="360"/>
         <w:ind w:left="0" w:firstLine="851"/>
       </w:pPr>
-      <w:bookmarkStart w:id="23" w:name="_Toc223079856"/>
+      <w:bookmarkStart w:id="24" w:name="_Toc223079856"/>
       <w:r>
         <w:lastRenderedPageBreak/>
         <w:t>Реализация клиентской</w:t>
@@ -37067,7 +36869,7 @@
       <w:r>
         <w:t xml:space="preserve"> части </w:t>
       </w:r>
-      <w:bookmarkEnd w:id="23"/>
+      <w:bookmarkEnd w:id="24"/>
     </w:p>
     <w:p>
       <w:pPr>
@@ -37190,17 +36992,71 @@
           <w:rFonts w:eastAsiaTheme="minorHAnsi"/>
           <w:sz w:val="28"/>
           <w:szCs w:val="28"/>
-          <w:lang w:eastAsia="en-US"/>
-        </w:rPr>
-      </w:pPr>
-      <w:r>
-        <w:rPr>
-          <w:rFonts w:eastAsiaTheme="minorHAnsi"/>
-          <w:sz w:val="28"/>
-          <w:szCs w:val="28"/>
-          <w:lang w:eastAsia="en-US"/>
-        </w:rPr>
-        <w:t>templates/ticket/manager/ – шаблоны для менеджера.</w:t>
+          <w:lang w:val="en-US" w:eastAsia="en-US"/>
+        </w:rPr>
+      </w:pPr>
+      <w:r>
+        <w:rPr>
+          <w:rFonts w:eastAsiaTheme="minorHAnsi"/>
+          <w:sz w:val="28"/>
+          <w:szCs w:val="28"/>
+          <w:lang w:val="en-US" w:eastAsia="en-US"/>
+        </w:rPr>
+        <w:t xml:space="preserve">templates/ticket/manager/ – </w:t>
+      </w:r>
+      <w:r>
+        <w:rPr>
+          <w:rFonts w:eastAsiaTheme="minorHAnsi"/>
+          <w:sz w:val="28"/>
+          <w:szCs w:val="28"/>
+          <w:lang w:eastAsia="en-US"/>
+        </w:rPr>
+        <w:t>шаблоны</w:t>
+      </w:r>
+      <w:r>
+        <w:rPr>
+          <w:rFonts w:eastAsiaTheme="minorHAnsi"/>
+          <w:sz w:val="28"/>
+          <w:szCs w:val="28"/>
+          <w:lang w:val="en-US" w:eastAsia="en-US"/>
+        </w:rPr>
+        <w:t xml:space="preserve"> </w:t>
+      </w:r>
+      <w:r>
+        <w:rPr>
+          <w:rFonts w:eastAsiaTheme="minorHAnsi"/>
+          <w:sz w:val="28"/>
+          <w:szCs w:val="28"/>
+          <w:lang w:eastAsia="en-US"/>
+        </w:rPr>
+        <w:t>для</w:t>
+      </w:r>
+      <w:r>
+        <w:rPr>
+          <w:rFonts w:eastAsiaTheme="minorHAnsi"/>
+          <w:sz w:val="28"/>
+          <w:szCs w:val="28"/>
+          <w:lang w:val="en-US" w:eastAsia="en-US"/>
+        </w:rPr>
+        <w:t xml:space="preserve"> </w:t>
+      </w:r>
+      <w:r>
+        <w:rPr>
+          <w:rFonts w:eastAsiaTheme="minorHAnsi"/>
+          <w:sz w:val="28"/>
+          <w:szCs w:val="28"/>
+          <w:lang w:eastAsia="en-US"/>
+        </w:rPr>
+        <w:t>менеджера</w:t>
+      </w:r>
+      <w:r>
+        <w:rPr>
+          <w:rFonts w:eastAsiaTheme="minorHAnsi"/>
+          <w:sz w:val="28"/>
+          <w:szCs w:val="28"/>
+          <w:lang w:val="en-US" w:eastAsia="en-US"/>
+        </w:rPr>
+        <w:t>.</w:t>
       </w:r>
     </w:p>
     <w:p>
@@ -37261,6 +37117,7 @@
       <w:r>
         <w:rPr>
           <w:rFonts w:eastAsiaTheme="minorHAnsi"/>
+          <w:noProof/>
           <w:sz w:val="28"/>
           <w:szCs w:val="28"/>
           <w:lang w:eastAsia="en-US"/>
@@ -37459,6 +37316,7 @@
       <w:r>
         <w:rPr>
           <w:rFonts w:eastAsiaTheme="minorHAnsi"/>
+          <w:noProof/>
           <w:sz w:val="28"/>
           <w:szCs w:val="28"/>
           <w:lang w:eastAsia="en-US"/>
@@ -37634,7 +37492,7 @@
           <w:lang w:eastAsia="en-US"/>
         </w:rPr>
       </w:pPr>
-      <w:bookmarkStart w:id="24" w:name="_Toc223079857"/>
+      <w:bookmarkStart w:id="25" w:name="_Toc223079857"/>
       <w:r>
         <w:rPr>
           <w:rFonts w:eastAsiaTheme="minorHAnsi"/>
@@ -37643,7 +37501,7 @@
         <w:lastRenderedPageBreak/>
         <w:t>Тестирование и отладка</w:t>
       </w:r>
-      <w:bookmarkEnd w:id="24"/>
+      <w:bookmarkEnd w:id="25"/>
     </w:p>
     <w:p>
       <w:pPr>
@@ -37854,6 +37712,7 @@
       <w:r>
         <w:rPr>
           <w:rFonts w:eastAsiaTheme="minorHAnsi"/>
+          <w:noProof/>
           <w:sz w:val="28"/>
           <w:szCs w:val="28"/>
           <w:lang w:eastAsia="en-US"/>
@@ -38166,6 +38025,7 @@
       <w:r>
         <w:rPr>
           <w:rFonts w:eastAsiaTheme="minorHAnsi"/>
+          <w:noProof/>
           <w:sz w:val="28"/>
           <w:szCs w:val="28"/>
           <w:lang w:eastAsia="en-US"/>
@@ -38315,6 +38175,7 @@
         <w:rPr>
           <w:i w:val="0"/>
           <w:iCs w:val="0"/>
+          <w:noProof/>
           <w:color w:val="auto"/>
           <w:sz w:val="28"/>
           <w:szCs w:val="28"/>
@@ -38504,6 +38365,7 @@
       <w:r>
         <w:rPr>
           <w:rFonts w:eastAsiaTheme="minorHAnsi"/>
+          <w:noProof/>
           <w:sz w:val="28"/>
           <w:szCs w:val="28"/>
           <w:lang w:eastAsia="en-US"/>
@@ -38685,6 +38547,7 @@
       <w:r>
         <w:rPr>
           <w:rFonts w:eastAsiaTheme="minorHAnsi"/>
+          <w:noProof/>
           <w:sz w:val="28"/>
           <w:szCs w:val="28"/>
           <w:lang w:eastAsia="en-US"/>
@@ -38845,6 +38708,9 @@
         <w:jc w:val="center"/>
       </w:pPr>
       <w:r>
+        <w:rPr>
+          <w:noProof/>
+        </w:rPr>
         <w:lastRenderedPageBreak/>
         <w:drawing>
           <wp:inline distT="0" distB="0" distL="0" distR="0" wp14:anchorId="4527B8AD" wp14:editId="45773DA3">
@@ -39024,6 +38890,9 @@
         <w:jc w:val="center"/>
       </w:pPr>
       <w:r>
+        <w:rPr>
+          <w:noProof/>
+        </w:rPr>
         <w:drawing>
           <wp:inline distT="0" distB="0" distL="0" distR="0" wp14:anchorId="69ECA780" wp14:editId="70BF20D6">
             <wp:extent cx="5543550" cy="2834078"/>
@@ -39249,6 +39118,7 @@
         <w:rPr>
           <w:i w:val="0"/>
           <w:iCs w:val="0"/>
+          <w:noProof/>
           <w:color w:val="auto"/>
           <w:sz w:val="28"/>
           <w:szCs w:val="28"/>
@@ -39477,6 +39347,7 @@
       <w:r>
         <w:rPr>
           <w:rFonts w:eastAsiaTheme="minorHAnsi"/>
+          <w:noProof/>
           <w:sz w:val="28"/>
           <w:szCs w:val="28"/>
           <w:lang w:eastAsia="en-US"/>
@@ -39647,6 +39518,9 @@
         <w:jc w:val="center"/>
       </w:pPr>
       <w:r>
+        <w:rPr>
+          <w:noProof/>
+        </w:rPr>
         <w:drawing>
           <wp:inline distT="0" distB="0" distL="0" distR="0" wp14:anchorId="5922EB5A" wp14:editId="37A4E8B3">
             <wp:extent cx="6299835" cy="2790190"/>
@@ -39786,6 +39660,9 @@
         <w:jc w:val="center"/>
       </w:pPr>
       <w:r>
+        <w:rPr>
+          <w:noProof/>
+        </w:rPr>
         <w:lastRenderedPageBreak/>
         <w:drawing>
           <wp:inline distT="0" distB="0" distL="0" distR="0" wp14:anchorId="5EBB1A85" wp14:editId="7110C341">
@@ -40019,6 +39896,7 @@
       <w:r>
         <w:rPr>
           <w:rFonts w:eastAsiaTheme="minorHAnsi"/>
+          <w:noProof/>
           <w:sz w:val="28"/>
           <w:szCs w:val="28"/>
           <w:lang w:eastAsia="en-US"/>
@@ -40182,6 +40060,7 @@
       <w:r>
         <w:rPr>
           <w:rFonts w:eastAsiaTheme="minorHAnsi"/>
+          <w:noProof/>
           <w:sz w:val="28"/>
           <w:szCs w:val="28"/>
           <w:lang w:eastAsia="en-US"/>
@@ -41351,8 +41230,6 @@
         </w:rPr>
         <w:t>Настройка Gunicorn и Nginx (конфигурационные файлы предоставлены в репозитории).</w:t>
       </w:r>
-      <w:bookmarkStart w:id="25" w:name="_GoBack"/>
-      <w:bookmarkEnd w:id="25"/>
       <w:r>
         <w:br w:type="page"/>
       </w:r>
@@ -59515,6 +59392,7 @@
     <w:lsdException w:name="HTML Sample" w:semiHidden="1" w:unhideWhenUsed="1"/>
     <w:lsdException w:name="HTML Typewriter" w:semiHidden="1" w:unhideWhenUsed="1"/>
     <w:lsdException w:name="HTML Variable" w:semiHidden="1" w:unhideWhenUsed="1"/>
+    <w:lsdException w:name="Normal Table" w:semiHidden="1" w:unhideWhenUsed="1"/>
     <w:lsdException w:name="annotation subject" w:semiHidden="1" w:unhideWhenUsed="1"/>
     <w:lsdException w:name="No List" w:semiHidden="1" w:unhideWhenUsed="1"/>
     <w:lsdException w:name="Outline List 1" w:semiHidden="1" w:unhideWhenUsed="1"/>
@@ -59561,8 +59439,10 @@
     <w:lsdException w:name="Table Subtle 2" w:semiHidden="1" w:unhideWhenUsed="1"/>
     <w:lsdException w:name="Table Web 1" w:semiHidden="1" w:unhideWhenUsed="1"/>
     <w:lsdException w:name="Table Web 2" w:semiHidden="1" w:unhideWhenUsed="1"/>
+    <w:lsdException w:name="Table Web 3" w:semiHidden="1" w:unhideWhenUsed="1"/>
     <w:lsdException w:name="Balloon Text" w:semiHidden="1" w:unhideWhenUsed="1"/>
     <w:lsdException w:name="Table Grid" w:uiPriority="39"/>
+    <w:lsdException w:name="Table Theme" w:semiHidden="1" w:unhideWhenUsed="1"/>
     <w:lsdException w:name="Placeholder Text" w:semiHidden="1"/>
     <w:lsdException w:name="No Spacing" w:uiPriority="1" w:qFormat="1"/>
     <w:lsdException w:name="Light Shading" w:uiPriority="60"/>
@@ -60815,7 +60695,7 @@
 </file>
 
 <file path=customXml/itemProps1.xml><?xml version="1.0" encoding="utf-8"?>
-<ds:datastoreItem xmlns:ds="http://schemas.openxmlformats.org/officeDocument/2006/customXml" ds:itemID="{9E5EF2EF-AF77-47F6-873D-6EFE0B33D7E1}">
+<ds:datastoreItem xmlns:ds="http://schemas.openxmlformats.org/officeDocument/2006/customXml" ds:itemID="{A5D0435C-CA17-4CE4-98B8-861B886B93FB}">
   <ds:schemaRefs>
     <ds:schemaRef ds:uri="http://schemas.openxmlformats.org/officeDocument/2006/bibliography"/>
   </ds:schemaRefs>
